--- a/downloads/teacher/ai-1-week-23.docx
+++ b/downloads/teacher/ai-1-week-23.docx
@@ -3004,6 +3004,396 @@
         <w:t>Report sorter outcomes by relevant conditions and record whose failures matter when choosing a revision.</w:t>
       </w:r>
     </w:p>
+    <w:p>
+      <w:pPr>
+        <w:pStyle w:val="Heading1"/>
+      </w:pPr>
+      <w:r>
+        <w:t>07. Prepare, teach and assess</w:t>
+      </w:r>
+    </w:p>
+    <w:p>
+      <w:r>
+        <w:t>Teaching target: Compute a correct-out-of-assessed fraction and explain its denominator</w:t>
+      </w:r>
+    </w:p>
+    <w:p>
+      <w:r>
+        <w:t>Prepare the labelled worked-case picture, the matching workbook, fictional input cards and a place for individual responses. No paid AI account is required for the paper reasoning activities.</w:t>
+      </w:r>
+    </w:p>
+    <w:tbl>
+      <w:tblPr>
+        <w:tblStyle w:val="LightShading-Accent1"/>
+        <w:tblW w:type="auto" w:w="0"/>
+        <w:tblLook w:firstColumn="1" w:firstRow="1" w:lastColumn="0" w:lastRow="0" w:noHBand="0" w:noVBand="1" w:val="04A0"/>
+      </w:tblPr>
+      <w:tblGrid>
+        <w:gridCol w:w="3408"/>
+        <w:gridCol w:w="3408"/>
+        <w:gridCol w:w="3408"/>
+      </w:tblGrid>
+      <w:tr>
+        <w:trPr>
+          <w:tblHeader/>
+        </w:trPr>
+        <w:tc>
+          <w:tcPr>
+            <w:tcW w:type="dxa" w:w="3408"/>
+          </w:tcPr>
+          <w:p>
+            <w:r>
+              <w:t>Session</w:t>
+            </w:r>
+          </w:p>
+        </w:tc>
+        <w:tc>
+          <w:tcPr>
+            <w:tcW w:type="dxa" w:w="3408"/>
+          </w:tcPr>
+          <w:p>
+            <w:r>
+              <w:t>Plan</w:t>
+            </w:r>
+          </w:p>
+        </w:tc>
+        <w:tc>
+          <w:tcPr>
+            <w:tcW w:type="dxa" w:w="3408"/>
+          </w:tcPr>
+          <w:p>
+            <w:r>
+              <w:t>Resources</w:t>
+            </w:r>
+          </w:p>
+        </w:tc>
+      </w:tr>
+      <w:tr>
+        <w:tc>
+          <w:tcPr>
+            <w:tcW w:type="dxa" w:w="3408"/>
+          </w:tcPr>
+          <w:p>
+            <w:r>
+              <w:t>Session 1 · Understand · 45 min</w:t>
+            </w:r>
+          </w:p>
+        </w:tc>
+        <w:tc>
+          <w:tcPr>
+            <w:tcW w:type="dxa" w:w="3408"/>
+          </w:tcPr>
+          <w:p>
+            <w:r>
+              <w:t>0–7: recall and prerequisite; 7–15: inspect the concrete case and predict; 15–30: teacher models the worked trace; 30–40: learners explain a step using the text and visual; 40–45: check the core idea.</w:t>
+            </w:r>
+          </w:p>
+        </w:tc>
+        <w:tc>
+          <w:tcPr>
+            <w:tcW w:type="dxa" w:w="3408"/>
+          </w:tcPr>
+          <w:p>
+            <w:r>
+              <w:t>Sections 1–6; record the brief recall in the workbook.</w:t>
+            </w:r>
+          </w:p>
+        </w:tc>
+      </w:tr>
+      <w:tr>
+        <w:tc>
+          <w:tcPr>
+            <w:tcW w:type="dxa" w:w="3408"/>
+          </w:tcPr>
+          <w:p>
+            <w:r>
+              <w:t>Session 2 · Practise · 45 min</w:t>
+            </w:r>
+          </w:p>
+        </w:tc>
+        <w:tc>
+          <w:tcPr>
+            <w:tcW w:type="dxa" w:w="3408"/>
+          </w:tcPr>
+          <w:p>
+            <w:r>
+              <w:t>0–5: retrieve the procedure; 5–15: W2 completion practice; 15–23: explain and check with a partner; 23–30: each learner answers the misconception check; 30–40: targeted reteaching or a harder variation; 40–45: prepare the investigation.</w:t>
+            </w:r>
+          </w:p>
+        </w:tc>
+        <w:tc>
+          <w:tcPr>
+            <w:tcW w:type="dxa" w:w="3408"/>
+          </w:tcPr>
+          <w:p>
+            <w:r>
+              <w:t>Sections 7–10; use the matching workbook W2 and misconception check.</w:t>
+            </w:r>
+          </w:p>
+        </w:tc>
+      </w:tr>
+      <w:tr>
+        <w:tc>
+          <w:tcPr>
+            <w:tcW w:type="dxa" w:w="3408"/>
+          </w:tcPr>
+          <w:p>
+            <w:r>
+              <w:t>Session 3 · Investigate and transfer · 45 min</w:t>
+            </w:r>
+          </w:p>
+        </w:tc>
+        <w:tc>
+          <w:tcPr>
+            <w:tcW w:type="dxa" w:w="3408"/>
+          </w:tcPr>
+          <w:p>
+            <w:r>
+              <w:t>0–5: retrieve the decision rule; 5–20: investigate or trace; 20–30: start the independent case; 30–38: connect the project; 38–43: act on feedback; 43–45: plan the return check.</w:t>
+            </w:r>
+          </w:p>
+        </w:tc>
+        <w:tc>
+          <w:tcPr>
+            <w:tcW w:type="dxa" w:w="3408"/>
+          </w:tcPr>
+          <w:p>
+            <w:r>
+              <w:t>Sections 9 and 11–14. Give extra time to finish the full task set; use Section 15 when the week includes a coding lab.</w:t>
+            </w:r>
+          </w:p>
+        </w:tc>
+      </w:tr>
+    </w:tbl>
+    <w:p>
+      <w:r>
+        <w:t>Before class, solve the supported practice: Compare A and B on the shared 12-card test and on its bright and dim groups. State the leader in each and explain why the overall result does not imply that one version wins in every condition.</w:t>
+      </w:r>
+    </w:p>
+    <w:p>
+      <w:r>
+        <w:t>Reasoned practice answer: Overall A leads 9/12 to B’s 8/12. On bright cards A leads 8/8 to 6/8. On dim cards B leads 2/4 to A’s 1/4. The overall count combines unequal groups; A’s overall lead does not mean a lead in the dim group or a guarantee for future cards.</w:t>
+      </w:r>
+    </w:p>
+    <w:p>
+      <w:r>
+        <w:t>Check every learner before discussion: Use the worked case for Fractions and performance comparisons. Proposed explanation: “Only correct cases belong in the denominator”. Decide whether this explanation is supported. Point to the step or supplied fact that decides; explain your repair if needed.</w:t>
+      </w:r>
+    </w:p>
+    <w:p>
+      <w:r>
+        <w:t>Misconception repair: All assessed cases, including errors, belong in the assessed-accuracy denominator.</w:t>
+      </w:r>
+    </w:p>
+    <w:p>
+      <w:r>
+        <w:t>Support: read the exact case aloud, enlarge the labelled picture, supply input cards and model only the first deciding step. Accept a spoken explanation or drawing; retain the reasoning goal.</w:t>
+      </w:r>
+    </w:p>
+    <w:p>
+      <w:r>
+        <w:t>Extension: Give bright and dim groups equal weight as an explicitly different metric. Require a prediction and a reason before comparing. Expected result: M scores 70%; N scores about 81.7%. Reason: This averages group rates and is not the original 16-card agreement rate.</w:t>
+      </w:r>
+    </w:p>
+    <w:p>
+      <w:r>
+        <w:t>Independent assessment: withhold the reserved answer until the learner has attempted the new case. Record support separately from correctness.</w:t>
+      </w:r>
+    </w:p>
+    <w:tbl>
+      <w:tblPr>
+        <w:tblStyle w:val="LightShading-Accent1"/>
+        <w:tblW w:type="auto" w:w="0"/>
+        <w:tblLook w:firstColumn="1" w:firstRow="1" w:lastColumn="0" w:lastRow="0" w:noHBand="0" w:noVBand="1" w:val="04A0"/>
+      </w:tblPr>
+      <w:tblGrid>
+        <w:gridCol w:w="2556"/>
+        <w:gridCol w:w="2556"/>
+        <w:gridCol w:w="2556"/>
+        <w:gridCol w:w="2556"/>
+      </w:tblGrid>
+      <w:tr>
+        <w:trPr>
+          <w:tblHeader/>
+        </w:trPr>
+        <w:tc>
+          <w:tcPr>
+            <w:tcW w:type="dxa" w:w="2556"/>
+          </w:tcPr>
+          <w:p>
+            <w:r>
+              <w:t>Criterion</w:t>
+            </w:r>
+          </w:p>
+        </w:tc>
+        <w:tc>
+          <w:tcPr>
+            <w:tcW w:type="dxa" w:w="2556"/>
+          </w:tcPr>
+          <w:p>
+            <w:r>
+              <w:t>Not yet</w:t>
+            </w:r>
+          </w:p>
+        </w:tc>
+        <w:tc>
+          <w:tcPr>
+            <w:tcW w:type="dxa" w:w="2556"/>
+          </w:tcPr>
+          <w:p>
+            <w:r>
+              <w:t>With support</w:t>
+            </w:r>
+          </w:p>
+        </w:tc>
+        <w:tc>
+          <w:tcPr>
+            <w:tcW w:type="dxa" w:w="2556"/>
+          </w:tcPr>
+          <w:p>
+            <w:r>
+              <w:t>Independent</w:t>
+            </w:r>
+          </w:p>
+        </w:tc>
+      </w:tr>
+      <w:tr>
+        <w:tc>
+          <w:tcPr>
+            <w:tcW w:type="dxa" w:w="2556"/>
+          </w:tcPr>
+          <w:p>
+            <w:r>
+              <w:t>Explanation</w:t>
+            </w:r>
+          </w:p>
+        </w:tc>
+        <w:tc>
+          <w:tcPr>
+            <w:tcW w:type="dxa" w:w="2556"/>
+          </w:tcPr>
+          <w:p>
+            <w:r>
+              <w:t>Names an answer without a deciding fact</w:t>
+            </w:r>
+          </w:p>
+        </w:tc>
+        <w:tc>
+          <w:tcPr>
+            <w:tcW w:type="dxa" w:w="2556"/>
+          </w:tcPr>
+          <w:p>
+            <w:r>
+              <w:t>Uses a hint to link fact and decision</w:t>
+            </w:r>
+          </w:p>
+        </w:tc>
+        <w:tc>
+          <w:tcPr>
+            <w:tcW w:type="dxa" w:w="2556"/>
+          </w:tcPr>
+          <w:p>
+            <w:r>
+              <w:t>Explains the deciding fact in own words</w:t>
+            </w:r>
+          </w:p>
+        </w:tc>
+      </w:tr>
+      <w:tr>
+        <w:tc>
+          <w:tcPr>
+            <w:tcW w:type="dxa" w:w="2556"/>
+          </w:tcPr>
+          <w:p>
+            <w:r>
+              <w:t>Trace or test</w:t>
+            </w:r>
+          </w:p>
+        </w:tc>
+        <w:tc>
+          <w:tcPr>
+            <w:tcW w:type="dxa" w:w="2556"/>
+          </w:tcPr>
+          <w:p>
+            <w:r>
+              <w:t>Cannot connect input and result</w:t>
+            </w:r>
+          </w:p>
+        </w:tc>
+        <w:tc>
+          <w:tcPr>
+            <w:tcW w:type="dxa" w:w="2556"/>
+          </w:tcPr>
+          <w:p>
+            <w:r>
+              <w:t>Completes steps with prompts</w:t>
+            </w:r>
+          </w:p>
+        </w:tc>
+        <w:tc>
+          <w:tcPr>
+            <w:tcW w:type="dxa" w:w="2556"/>
+          </w:tcPr>
+          <w:p>
+            <w:r>
+              <w:t>Traces or tests a changed case accurately</w:t>
+            </w:r>
+          </w:p>
+        </w:tc>
+      </w:tr>
+      <w:tr>
+        <w:tc>
+          <w:tcPr>
+            <w:tcW w:type="dxa" w:w="2556"/>
+          </w:tcPr>
+          <w:p>
+            <w:r>
+              <w:t>Limits and revision</w:t>
+            </w:r>
+          </w:p>
+        </w:tc>
+        <w:tc>
+          <w:tcPr>
+            <w:tcW w:type="dxa" w:w="2556"/>
+          </w:tcPr>
+          <w:p>
+            <w:r>
+              <w:t>Claims more than evidence supports</w:t>
+            </w:r>
+          </w:p>
+        </w:tc>
+        <w:tc>
+          <w:tcPr>
+            <w:tcW w:type="dxa" w:w="2556"/>
+          </w:tcPr>
+          <w:p>
+            <w:r>
+              <w:t>Names a limit after a prompt</w:t>
+            </w:r>
+          </w:p>
+        </w:tc>
+        <w:tc>
+          <w:tcPr>
+            <w:tcW w:type="dxa" w:w="2556"/>
+          </w:tcPr>
+          <w:p>
+            <w:r>
+              <w:t>States a defensible limit and useful next test</w:t>
+            </w:r>
+          </w:p>
+        </w:tc>
+      </w:tr>
+    </w:tbl>
+    <w:p>
+      <w:r>
+        <w:t>Project checkpoint: Evaluate and revise. Compare with your starting method, explain errors and record a justified revision.</w:t>
+      </w:r>
+    </w:p>
+    <w:p>
+      <w:r>
+        <w:t>Use the weekly teacher answer for topic-specific reasoning. A saved progress tick is an activity record; judge mastery from the learner’s explanation and evidence.</w:t>
+      </w:r>
+    </w:p>
     <w:sectPr>
       <w:pgSz w:w="12240" w:h="15840"/>
       <w:pgMar w:top="936" w:right="1008" w:bottom="936" w:left="1008" w:header="720" w:footer="720" w:gutter="0"/>

--- a/downloads/teacher/ai-1-week-23.docx
+++ b/downloads/teacher/ai-1-week-23.docx
@@ -3394,6 +3394,39 @@
         <w:t>Use the weekly teacher answer for topic-specific reasoning. A saved progress tick is an activity record; judge mastery from the learner’s explanation and evidence.</w:t>
       </w:r>
     </w:p>
+    <w:p>
+      <w:pPr>
+        <w:pStyle w:val="Heading1"/>
+      </w:pPr>
+      <w:r>
+        <w:t>08. Use feedback, labs and repair paths</w:t>
+      </w:r>
+    </w:p>
+    <w:p>
+      <w:r>
+        <w:t>Use the two formative questions as supported practice, not as independent mastery scores. Discuss the deciding evidence rather than accepting a guessed selection.</w:t>
+      </w:r>
+    </w:p>
+    <w:p>
+      <w:r>
+        <w:t>The feedback comes from the reviewed public worked case. Do not reveal the separately reserved independent teacher answer until the learner has attempted that case.</w:t>
+      </w:r>
+    </w:p>
+    <w:p>
+      <w:r>
+        <w:t>Ask students to predict before running code. Preserve errors and actual outputs; collect a changed test and an explanation. The branch-boundary and indexing lessons deliberately include failure cases.</w:t>
+      </w:r>
+    </w:p>
+    <w:p>
+      <w:r>
+        <w:t>Use the earlier worked-explanation links to address a specific missing building block, then return to the current question. Adapt this suggestion after observing the learner; it is not an automatic diagnosis.</w:t>
+      </w:r>
+    </w:p>
+    <w:p>
+      <w:r>
+        <w:t>Collect the completed-work portfolio as evidence. Record support separately from correctness, and assess explanation, trace/test and limitations. Progress ticks and quiz selections alone do not establish mastery.</w:t>
+      </w:r>
+    </w:p>
     <w:sectPr>
       <w:pgSz w:w="12240" w:h="15840"/>
       <w:pgMar w:top="936" w:right="1008" w:bottom="936" w:left="1008" w:header="720" w:footer="720" w:gutter="0"/>

--- a/downloads/teacher/ai-1-week-23.docx
+++ b/downloads/teacher/ai-1-week-23.docx
@@ -29,6 +29,11 @@
       </w:r>
     </w:p>
     <w:p>
+      <w:r>
+        <w:t>Prepare Fair for Whom?: check the target, prerequisites, resources and adaptable teaching schedule.</w:t>
+      </w:r>
+    </w:p>
+    <w:p>
       <w:pPr>
         <w:pStyle w:val="Heading3"/>
       </w:pPr>
@@ -37,8 +42,20 @@
       </w:r>
     </w:p>
     <w:p>
-      <w:r>
-        <w:t>Primary target: Compute a correct-out-of-assessed fraction and explain its denominator</w:t>
+      <w:pPr>
+        <w:spacing w:line="336" w:lineRule="auto" w:after="180"/>
+      </w:pPr>
+      <w:r>
+        <w:rPr>
+          <w:b w:val="0"/>
+        </w:rPr>
+        <w:t xml:space="preserve">Primary target: Compute a correct-out-of-assessed fraction and explain its </w:t>
+      </w:r>
+      <w:r>
+        <w:rPr>
+          <w:b/>
+        </w:rPr>
+        <w:t>denominator</w:t>
       </w:r>
     </w:p>
     <w:tbl>
@@ -185,8 +202,37 @@
       </w:tr>
     </w:tbl>
     <w:p>
-      <w:r>
-        <w:t>This is a starting allocation of 135 minutes, not a validated duration. Preserve all named topics. Schedule extra time for connected examples, the full investigation, independent cases and project building. Repeated copies of a case share one recorded attempt; they are not new evidence.</w:t>
+      <w:pPr>
+        <w:spacing w:line="336" w:lineRule="auto" w:after="180"/>
+      </w:pPr>
+      <w:r>
+        <w:rPr>
+          <w:b w:val="0"/>
+        </w:rPr>
+        <w:t>This is a starting allocation of 135 minutes, not a validated duration. Preserve all named topics. Schedule extra time for connected examples, the full investigation, independent cases and project building.</w:t>
+      </w:r>
+    </w:p>
+    <w:p>
+      <w:pPr>
+        <w:spacing w:line="336" w:lineRule="auto" w:after="180"/>
+      </w:pPr>
+      <w:r>
+        <w:rPr>
+          <w:b w:val="0"/>
+        </w:rPr>
+        <w:t xml:space="preserve">Repeated copies of a case share one recorded attempt; they are not new </w:t>
+      </w:r>
+      <w:r>
+        <w:rPr>
+          <w:b/>
+        </w:rPr>
+        <w:t>evidence</w:t>
+      </w:r>
+      <w:r>
+        <w:rPr>
+          <w:b w:val="0"/>
+        </w:rPr>
+        <w:t>.</w:t>
       </w:r>
     </w:p>
     <w:p>
@@ -206,18 +252,47 @@
       </w:r>
     </w:p>
     <w:p>
-      <w:r>
+      <w:pPr>
+        <w:spacing w:line="336" w:lineRule="auto" w:after="180"/>
+      </w:pPr>
+      <w:r>
+        <w:rPr>
+          <w:b w:val="0"/>
+        </w:rPr>
         <w:t>Without opening the old lesson, explain one key idea from Missing and Unbalanced Examples. Give an example and a mistake that the idea helps you avoid.</w:t>
       </w:r>
     </w:p>
     <w:p>
-      <w:r>
+      <w:pPr>
+        <w:spacing w:line="336" w:lineRule="auto" w:after="180"/>
+      </w:pPr>
+      <w:r>
+        <w:rPr>
+          <w:b w:val="0"/>
+        </w:rPr>
         <w:t>Look for: Name the target collection, selection list and cases actually assessed</w:t>
       </w:r>
     </w:p>
     <w:p>
-      <w:r>
-        <w:t>Reference example, not the only acceptable wording: The target is all 24 specified cards across four conditions. The sample is the 6 bright-circle cards. Dim circles, bright squares and dim squares are absent. A frame containing only bright-circle IDs excludes every other condition, regardless of how randomly IDs are drawn from it.</w:t>
+      <w:pPr>
+        <w:spacing w:line="336" w:lineRule="auto" w:after="180"/>
+      </w:pPr>
+      <w:r>
+        <w:rPr>
+          <w:b w:val="0"/>
+        </w:rPr>
+        <w:t>Reference example, not the only acceptable wording: The target is all 24 specified cards across four conditions. The sample is the 6 bright-circle cards. Dim circles, bright squares and dim squares are absent.</w:t>
+      </w:r>
+    </w:p>
+    <w:p>
+      <w:pPr>
+        <w:spacing w:line="336" w:lineRule="auto" w:after="180"/>
+      </w:pPr>
+      <w:r>
+        <w:rPr>
+          <w:b w:val="0"/>
+        </w:rPr>
+        <w:t>A frame containing only bright-circle IDs excludes every other condition, regardless of how randomly IDs are drawn from it.</w:t>
       </w:r>
     </w:p>
     <w:p>
@@ -229,18 +304,47 @@
       </w:r>
     </w:p>
     <w:p>
-      <w:r>
+      <w:pPr>
+        <w:spacing w:line="336" w:lineRule="auto" w:after="180"/>
+      </w:pPr>
+      <w:r>
+        <w:rPr>
+          <w:b w:val="0"/>
+        </w:rPr>
         <w:t>Without opening the old lesson, explain one key idea from Recommendations. Give an example and a mistake that the idea helps you avoid.</w:t>
       </w:r>
     </w:p>
     <w:p>
-      <w:r>
+      <w:pPr>
+        <w:spacing w:line="336" w:lineRule="auto" w:after="180"/>
+      </w:pPr>
+      <w:r>
+        <w:rPr>
+          <w:b w:val="0"/>
+        </w:rPr>
         <w:t>Look for: Apply eligibility requirements before ranking candidates by preferences</w:t>
       </w:r>
     </w:p>
     <w:p>
-      <w:r>
-        <w:t>Reference example, not the only acceptable wording: J eligible scores 2; K eligible scores 1; L excluded for Spanish; M excluded because unavailable. Recommend J. Preference matches cannot compensate for failing the English requirement.</w:t>
+      <w:pPr>
+        <w:spacing w:line="336" w:lineRule="auto" w:after="180"/>
+      </w:pPr>
+      <w:r>
+        <w:rPr>
+          <w:b w:val="0"/>
+        </w:rPr>
+        <w:t>Reference example, not the only acceptable wording: J eligible scores 2; K eligible scores 1; L excluded for Spanish; M excluded because unavailable. Recommend J.</w:t>
+      </w:r>
+    </w:p>
+    <w:p>
+      <w:pPr>
+        <w:spacing w:line="336" w:lineRule="auto" w:after="180"/>
+      </w:pPr>
+      <w:r>
+        <w:rPr>
+          <w:b w:val="0"/>
+        </w:rPr>
+        <w:t>Preference matches cannot compensate for failing the English requirement.</w:t>
       </w:r>
     </w:p>
     <w:p>
@@ -252,22 +356,129 @@
       </w:r>
     </w:p>
     <w:p>
-      <w:r>
-        <w:t>Without opening the old lesson, explain one key idea from Prediction Is Not Fact. Give an example and a mistake that the idea helps you avoid.</w:t>
-      </w:r>
-    </w:p>
-    <w:p>
-      <w:r>
-        <w:t>Look for: Separate a recorded prediction from the observation used to check it</w:t>
-      </w:r>
-    </w:p>
-    <w:p>
-      <w:r>
-        <w:t>Reference example, not the only acceptable wording: Input height 6 cm; prediction far because 6 is at least 6; observed distance 3 units; observed category near because 3 is below 4; mismatch. Height is available to the model before the trial, while travel distance is measured afterward to check its prediction.</w:t>
-      </w:r>
-    </w:p>
-    <w:p>
-      <w:r>
+      <w:pPr>
+        <w:spacing w:line="336" w:lineRule="auto" w:after="180"/>
+      </w:pPr>
+      <w:r>
+        <w:rPr>
+          <w:b w:val="0"/>
+        </w:rPr>
+        <w:t xml:space="preserve">Without opening the old lesson, explain one key idea from </w:t>
+      </w:r>
+      <w:r>
+        <w:rPr>
+          <w:b/>
+        </w:rPr>
+        <w:t>Prediction</w:t>
+      </w:r>
+      <w:r>
+        <w:rPr>
+          <w:b w:val="0"/>
+        </w:rPr>
+        <w:t xml:space="preserve"> Is Not Fact. Give an example and a mistake that the idea helps you avoid.</w:t>
+      </w:r>
+    </w:p>
+    <w:p>
+      <w:pPr>
+        <w:spacing w:line="336" w:lineRule="auto" w:after="180"/>
+      </w:pPr>
+      <w:r>
+        <w:rPr>
+          <w:b w:val="0"/>
+        </w:rPr>
+        <w:t xml:space="preserve">Look for: Separate a recorded </w:t>
+      </w:r>
+      <w:r>
+        <w:rPr>
+          <w:b/>
+        </w:rPr>
+        <w:t>prediction</w:t>
+      </w:r>
+      <w:r>
+        <w:rPr>
+          <w:b w:val="0"/>
+        </w:rPr>
+        <w:t xml:space="preserve"> from the </w:t>
+      </w:r>
+      <w:r>
+        <w:rPr>
+          <w:b/>
+        </w:rPr>
+        <w:t>observation</w:t>
+      </w:r>
+      <w:r>
+        <w:rPr>
+          <w:b w:val="0"/>
+        </w:rPr>
+        <w:t xml:space="preserve"> used to check it</w:t>
+      </w:r>
+    </w:p>
+    <w:p>
+      <w:pPr>
+        <w:spacing w:line="336" w:lineRule="auto" w:after="180"/>
+      </w:pPr>
+      <w:r>
+        <w:rPr>
+          <w:b w:val="0"/>
+        </w:rPr>
+        <w:t xml:space="preserve">Reference example, not the only acceptable wording: </w:t>
+      </w:r>
+      <w:r>
+        <w:rPr>
+          <w:b/>
+        </w:rPr>
+        <w:t>Input</w:t>
+      </w:r>
+      <w:r>
+        <w:rPr>
+          <w:b w:val="0"/>
+        </w:rPr>
+        <w:t xml:space="preserve"> height 6 cm; </w:t>
+      </w:r>
+      <w:r>
+        <w:rPr>
+          <w:b/>
+        </w:rPr>
+        <w:t>prediction</w:t>
+      </w:r>
+      <w:r>
+        <w:rPr>
+          <w:b w:val="0"/>
+        </w:rPr>
+        <w:t xml:space="preserve"> far because 6 is at least 6; observed distance 3 units; observed category near because 3 is below 4; mismatch.</w:t>
+      </w:r>
+    </w:p>
+    <w:p>
+      <w:pPr>
+        <w:spacing w:line="336" w:lineRule="auto" w:after="180"/>
+      </w:pPr>
+      <w:r>
+        <w:rPr>
+          <w:b w:val="0"/>
+        </w:rPr>
+        <w:t xml:space="preserve">Height is available to the model before the trial, while travel distance is measured afterward to check its </w:t>
+      </w:r>
+      <w:r>
+        <w:rPr>
+          <w:b/>
+        </w:rPr>
+        <w:t>prediction</w:t>
+      </w:r>
+      <w:r>
+        <w:rPr>
+          <w:b w:val="0"/>
+        </w:rPr>
+        <w:t>.</w:t>
+      </w:r>
+    </w:p>
+    <w:p>
+      <w:pPr>
+        <w:spacing w:line="336" w:lineRule="auto" w:after="180"/>
+      </w:pPr>
+      <w:r>
+        <w:rPr>
+          <w:b w:val="0"/>
+        </w:rPr>
         <w:t>Use the student module and workbook section with this exact week title. The worked case, independent question and answers below form one aligned lesson sequence.</w:t>
       </w:r>
     </w:p>
@@ -280,7 +491,14 @@
       </w:r>
     </w:p>
     <w:p>
-      <w:r>
+      <w:pPr>
+        <w:spacing w:line="336" w:lineRule="auto" w:after="180"/>
+        <w:shd w:fill="F5F1FB"/>
+      </w:pPr>
+      <w:r>
+        <w:rPr>
+          <w:b w:val="0"/>
+        </w:rPr>
         <w:t>System A succeeds on 6 of 8 quiet tests and 3 of 4 noisy tests. Is its noisy success rate lower? Show fractions and percentages. What can these small tests not establish?</w:t>
       </w:r>
     </w:p>
@@ -293,8 +511,20 @@
       </w:r>
     </w:p>
     <w:p>
-      <w:r>
-        <w:t>Fairness requires checking outcomes for different users and situations.</w:t>
+      <w:pPr>
+        <w:spacing w:line="336" w:lineRule="auto" w:after="180"/>
+      </w:pPr>
+      <w:r>
+        <w:rPr>
+          <w:b/>
+        </w:rPr>
+        <w:t>Fairness</w:t>
+      </w:r>
+      <w:r>
+        <w:rPr>
+          <w:b w:val="0"/>
+        </w:rPr>
+        <w:t xml:space="preserve"> requires checking outcomes for different users and situations.</w:t>
       </w:r>
     </w:p>
     <w:tbl>
@@ -430,12 +660,38 @@
       </w:r>
     </w:p>
     <w:p>
-      <w:r>
+      <w:pPr>
+        <w:spacing w:line="336" w:lineRule="auto" w:after="180"/>
+      </w:pPr>
+      <w:r>
+        <w:rPr>
+          <w:b w:val="0"/>
+        </w:rPr>
         <w:t>Use the supplied scenario, student illustrations and blank paper. For numeric work, offer counters or a calculator after learners show the setup. Fictional records are supplied; personal data and paid accounts are unnecessary.</w:t>
       </w:r>
     </w:p>
     <w:p>
-      <w:r>
+      <w:pPr>
+        <w:pStyle w:val="Heading3"/>
+      </w:pPr>
+      <w:r>
+        <w:t>Alternative compact allocation</w:t>
+      </w:r>
+    </w:p>
+    <w:p>
+      <w:r>
+        <w:t>This compact option is not the full-week schedule. Use the main teaching cycle and allow extra sessions for the investigation, independent work and project.</w:t>
+      </w:r>
+    </w:p>
+    <w:p>
+      <w:pPr>
+        <w:spacing w:line="336" w:lineRule="auto" w:after="180"/>
+        <w:shd w:fill="F1F6F8"/>
+      </w:pPr>
+      <w:r>
+        <w:rPr>
+          <w:b w:val="0"/>
+        </w:rPr>
         <w:t>Allow 80 minutes: recall 8; explanation 12; worked demonstration 15; guided practice 20; independent assessment 15; project and reflection 10. Extend the lab into a second session when needed.</w:t>
       </w:r>
     </w:p>
@@ -448,8 +704,72 @@
       </w:r>
     </w:p>
     <w:p>
-      <w:r>
-        <w:t>Keep the metric definition visible: this lesson measures accuracy among assessed classification outcomes and separately reports unassessed selected cases. It does not teach that missing system outputs should always be removed from every real evaluation; an end-to-end task may define output failure as a failure. Here, the scoring scope and unavailable records are explicit. Fractions compare observed proportions, not certainty or individual confidence.</w:t>
+      <w:pPr>
+        <w:spacing w:line="336" w:lineRule="auto" w:after="180"/>
+      </w:pPr>
+      <w:r>
+        <w:rPr>
+          <w:b w:val="0"/>
+        </w:rPr>
+        <w:t xml:space="preserve">Keep the metric definition visible: this lesson measures </w:t>
+      </w:r>
+      <w:r>
+        <w:rPr>
+          <w:b/>
+        </w:rPr>
+        <w:t>accuracy</w:t>
+      </w:r>
+      <w:r>
+        <w:rPr>
+          <w:b w:val="0"/>
+        </w:rPr>
+        <w:t xml:space="preserve"> among assessed classification outcomes and separately reports unassessed selected cases.</w:t>
+      </w:r>
+    </w:p>
+    <w:p>
+      <w:pPr>
+        <w:spacing w:line="336" w:lineRule="auto" w:after="180"/>
+      </w:pPr>
+      <w:r>
+        <w:rPr>
+          <w:b w:val="0"/>
+        </w:rPr>
+        <w:t xml:space="preserve">It does not teach that missing system </w:t>
+      </w:r>
+      <w:r>
+        <w:rPr>
+          <w:b/>
+        </w:rPr>
+        <w:t>output</w:t>
+      </w:r>
+      <w:r>
+        <w:rPr>
+          <w:b w:val="0"/>
+        </w:rPr>
+        <w:t xml:space="preserve">s should always be removed from every real evaluation; an end-to-end task may define </w:t>
+      </w:r>
+      <w:r>
+        <w:rPr>
+          <w:b/>
+        </w:rPr>
+        <w:t>output</w:t>
+      </w:r>
+      <w:r>
+        <w:rPr>
+          <w:b w:val="0"/>
+        </w:rPr>
+        <w:t xml:space="preserve"> failure as a failure. Here, the scoring scope and unavailable records are explicit.</w:t>
+      </w:r>
+    </w:p>
+    <w:p>
+      <w:pPr>
+        <w:spacing w:line="336" w:lineRule="auto" w:after="180"/>
+      </w:pPr>
+      <w:r>
+        <w:rPr>
+          <w:b w:val="0"/>
+        </w:rPr>
+        <w:t>Fractions compare observed proportions, not certainty or individual confidence.</w:t>
       </w:r>
     </w:p>
     <w:p>
@@ -461,22 +781,46 @@
       </w:r>
     </w:p>
     <w:p>
-      <w:r>
+      <w:pPr>
+        <w:spacing w:line="336" w:lineRule="auto" w:after="180"/>
+      </w:pPr>
+      <w:r>
+        <w:rPr>
+          <w:b w:val="0"/>
+        </w:rPr>
         <w:t>Seven are assessed. Report the one unassessed case separately and explain why its outcome is unavailable; do not silently count it as correct or incorrect.</w:t>
       </w:r>
     </w:p>
     <w:p>
-      <w:r>
+      <w:pPr>
+        <w:spacing w:line="336" w:lineRule="auto" w:after="180"/>
+      </w:pPr>
+      <w:r>
+        <w:rPr>
+          <w:b w:val="0"/>
+        </w:rPr>
         <w:t>The shared A/B card counts from the lesson and two colours of counters for correct and incorrect outcomes</w:t>
       </w:r>
     </w:p>
     <w:p>
-      <w:r>
+      <w:pPr>
+        <w:spacing w:line="336" w:lineRule="auto" w:after="180"/>
+      </w:pPr>
+      <w:r>
+        <w:rPr>
+          <w:b w:val="0"/>
+        </w:rPr>
         <w:t>Paper fraction strips partitioned into 4 and 12 equal parts</w:t>
       </w:r>
     </w:p>
     <w:p>
-      <w:r>
+      <w:pPr>
+        <w:spacing w:line="336" w:lineRule="auto" w:after="180"/>
+      </w:pPr>
+      <w:r>
+        <w:rPr>
+          <w:b w:val="0"/>
+        </w:rPr>
         <w:t>The independent X/Y sound counts in W4 and a place to record missing outcomes separately</w:t>
       </w:r>
     </w:p>
@@ -489,12 +833,24 @@
       </w:r>
     </w:p>
     <w:p>
-      <w:r>
+      <w:pPr>
+        <w:spacing w:line="336" w:lineRule="auto" w:after="180"/>
+      </w:pPr>
+      <w:r>
+        <w:rPr>
+          <w:b w:val="0"/>
+        </w:rPr>
         <w:t>By the end, I can compare group fractions and combine unequal-sized groups correctly.</w:t>
       </w:r>
     </w:p>
     <w:p>
-      <w:r>
+      <w:pPr>
+        <w:spacing w:line="336" w:lineRule="auto" w:after="180"/>
+      </w:pPr>
+      <w:r>
+        <w:rPr>
+          <w:b w:val="0"/>
+        </w:rPr>
         <w:t>This added worked case illustrates the week’s main idea. Retain all original and connected topics; schedule its practice within the teaching cycle.</w:t>
       </w:r>
     </w:p>
@@ -507,103 +863,446 @@
       </w:r>
     </w:p>
     <w:p>
+      <w:r>
+        <w:t>Model Fair for Whom? using the supplied case, labelled mechanism and reasoning. Make the scope of each conclusion explicit.</w:t>
+      </w:r>
+    </w:p>
+    <w:p>
+      <w:pPr>
+        <w:spacing w:line="336" w:lineRule="auto" w:after="180"/>
+      </w:pPr>
+      <w:r>
+        <w:rPr>
+          <w:b w:val="0"/>
+        </w:rPr>
+        <w:t>Follow the information instead of imagining magic inside the machine.</w:t>
+      </w:r>
+    </w:p>
+    <w:p>
       <w:pPr>
         <w:pStyle w:val="Heading3"/>
       </w:pPr>
       <w:r>
-        <w:t>Explain the mechanism</w:t>
-      </w:r>
-    </w:p>
-    <w:p>
-      <w:r>
-        <w:t>Follow the information instead of imagining magic inside the machine.</w:t>
-      </w:r>
-    </w:p>
-    <w:p>
-      <w:r>
-        <w:t>INPUT test cases grouped by relevant user or condition</w:t>
-      </w:r>
-    </w:p>
-    <w:p>
-      <w:r>
-        <w:t>PROCESS compare outcomes and error types by group</w:t>
-      </w:r>
-    </w:p>
-    <w:p>
-      <w:r>
-        <w:t>OUTPUT identify gaps and choose a repair or boundary</w:t>
-      </w:r>
-    </w:p>
-    <w:p>
-      <w:r>
-        <w:t>CORE IDEA Fairness requires checking outcomes for different users and situations.</w:t>
-      </w:r>
-    </w:p>
-    <w:p>
-      <w:r>
-        <w:t>UNDER THE HOOD Fairness is context-specific and cannot be established by overall accuracy alone. Compare performance, error costs, access, and remedy across relevant groups while avoiding stereotypes and protecting privacy.</w:t>
-      </w:r>
-    </w:p>
-    <w:p>
-      <w:r>
+        <w:t>1. Input — information entering</w:t>
+      </w:r>
+    </w:p>
+    <w:p>
+      <w:pPr>
+        <w:spacing w:line="336" w:lineRule="auto" w:after="180"/>
+        <w:shd w:fill="F4F9FC"/>
+      </w:pPr>
+      <w:r>
+        <w:rPr>
+          <w:b/>
+        </w:rPr>
+        <w:t>INPUT</w:t>
+      </w:r>
+      <w:r>
+        <w:rPr>
+          <w:b w:val="0"/>
+        </w:rPr>
+        <w:t xml:space="preserve"> test cases grouped by relevant user or condition</w:t>
+      </w:r>
+    </w:p>
+    <w:p>
+      <w:pPr>
+        <w:pStyle w:val="Heading3"/>
+      </w:pPr>
+      <w:r>
+        <w:t>2. Process — the deciding step</w:t>
+      </w:r>
+    </w:p>
+    <w:p>
+      <w:pPr>
+        <w:spacing w:line="336" w:lineRule="auto" w:after="180"/>
+        <w:shd w:fill="F4F9FC"/>
+      </w:pPr>
+      <w:r>
+        <w:rPr>
+          <w:b/>
+        </w:rPr>
+        <w:t>PROCESS</w:t>
+      </w:r>
+      <w:r>
+        <w:rPr>
+          <w:b w:val="0"/>
+        </w:rPr>
+        <w:t xml:space="preserve"> compare outcomes and error types by group</w:t>
+      </w:r>
+    </w:p>
+    <w:p>
+      <w:pPr>
+        <w:pStyle w:val="Heading3"/>
+      </w:pPr>
+      <w:r>
+        <w:t>3. Output — the result</w:t>
+      </w:r>
+    </w:p>
+    <w:p>
+      <w:pPr>
+        <w:spacing w:line="336" w:lineRule="auto" w:after="180"/>
+        <w:shd w:fill="F4F9FC"/>
+      </w:pPr>
+      <w:r>
+        <w:rPr>
+          <w:b/>
+        </w:rPr>
+        <w:t>OUTPUT</w:t>
+      </w:r>
+      <w:r>
+        <w:rPr>
+          <w:b w:val="0"/>
+        </w:rPr>
+        <w:t xml:space="preserve"> identify gaps and choose a repair or boundary</w:t>
+      </w:r>
+    </w:p>
+    <w:p>
+      <w:pPr>
+        <w:pStyle w:val="Heading3"/>
+      </w:pPr>
+      <w:r>
+        <w:t>Key idea</w:t>
+      </w:r>
+    </w:p>
+    <w:p>
+      <w:pPr>
+        <w:spacing w:line="336" w:lineRule="auto" w:after="180"/>
+        <w:shd w:fill="EDF7F3"/>
+      </w:pPr>
+      <w:r>
+        <w:rPr>
+          <w:b w:val="0"/>
+        </w:rPr>
+        <w:t xml:space="preserve">CORE IDEA </w:t>
+      </w:r>
+      <w:r>
+        <w:rPr>
+          <w:b/>
+        </w:rPr>
+        <w:t>Fairness</w:t>
+      </w:r>
+      <w:r>
+        <w:rPr>
+          <w:b w:val="0"/>
+        </w:rPr>
+        <w:t xml:space="preserve"> requires checking outcomes for different users and situations.</w:t>
+      </w:r>
+    </w:p>
+    <w:p>
+      <w:pPr>
+        <w:pStyle w:val="Heading3"/>
+      </w:pPr>
+      <w:r>
+        <w:t>How the mechanism works</w:t>
+      </w:r>
+    </w:p>
+    <w:p>
+      <w:pPr>
+        <w:spacing w:line="336" w:lineRule="auto" w:after="180"/>
+        <w:shd w:fill="F1F6F8"/>
+      </w:pPr>
+      <w:r>
+        <w:rPr>
+          <w:b w:val="0"/>
+        </w:rPr>
+        <w:t xml:space="preserve">UNDER THE HOOD </w:t>
+      </w:r>
+      <w:r>
+        <w:rPr>
+          <w:b/>
+        </w:rPr>
+        <w:t>Fairness</w:t>
+      </w:r>
+      <w:r>
+        <w:rPr>
+          <w:b w:val="0"/>
+        </w:rPr>
+        <w:t xml:space="preserve"> is context-specific and cannot be established by overall </w:t>
+      </w:r>
+      <w:r>
+        <w:rPr>
+          <w:b/>
+        </w:rPr>
+        <w:t>accuracy</w:t>
+      </w:r>
+      <w:r>
+        <w:rPr>
+          <w:b w:val="0"/>
+        </w:rPr>
+        <w:t xml:space="preserve"> alone. Compare performance, </w:t>
+      </w:r>
+      <w:r>
+        <w:rPr>
+          <w:b/>
+        </w:rPr>
+        <w:t>error cost</w:t>
+      </w:r>
+      <w:r>
+        <w:rPr>
+          <w:b w:val="0"/>
+        </w:rPr>
+        <w:t>s, access, and remedy across relevant groups while avoiding stereotypes and protecting privacy.</w:t>
+      </w:r>
+    </w:p>
+    <w:p>
+      <w:pPr>
+        <w:spacing w:line="336" w:lineRule="auto" w:after="180"/>
+      </w:pPr>
+      <w:r>
+        <w:rPr>
+          <w:b w:val="0"/>
+        </w:rPr>
         <w:t>Draw a fresh example with all three stages:</w:t>
       </w:r>
     </w:p>
     <w:p>
-      <w:r>
-        <w:t>Every step connects a claim to observable evidence.</w:t>
-      </w:r>
-    </w:p>
-    <w:p>
-      <w:r>
+      <w:pPr>
+        <w:spacing w:line="336" w:lineRule="auto" w:after="180"/>
+      </w:pPr>
+      <w:r>
+        <w:rPr>
+          <w:b w:val="0"/>
+        </w:rPr>
+        <w:t xml:space="preserve">Every step connects a claim to observable </w:t>
+      </w:r>
+      <w:r>
+        <w:rPr>
+          <w:b/>
+        </w:rPr>
+        <w:t>evidence</w:t>
+      </w:r>
+      <w:r>
+        <w:rPr>
+          <w:b w:val="0"/>
+        </w:rPr>
+        <w:t>.</w:t>
+      </w:r>
+    </w:p>
+    <w:p>
+      <w:pPr>
+        <w:pStyle w:val="Heading3"/>
+      </w:pPr>
+      <w:r>
+        <w:t>The case to investigate</w:t>
+      </w:r>
+    </w:p>
+    <w:p>
+      <w:pPr>
+        <w:spacing w:line="336" w:lineRule="auto" w:after="180"/>
+        <w:shd w:fill="F1F6FC"/>
+      </w:pPr>
+      <w:r>
+        <w:rPr>
+          <w:b w:val="0"/>
+        </w:rPr>
         <w:t>CASE A voice game may work well overall yet miss more commands from quiet speakers than loud speakers.</w:t>
       </w:r>
     </w:p>
     <w:p>
-      <w:r>
+      <w:pPr>
+        <w:pStyle w:val="Heading3"/>
+      </w:pPr>
+      <w:r>
+        <w:t>Step 1</w:t>
+      </w:r>
+    </w:p>
+    <w:p>
+      <w:pPr>
+        <w:spacing w:line="336" w:lineRule="auto" w:after="180"/>
+        <w:shd w:fill="F4F9FC"/>
+      </w:pPr>
+      <w:r>
+        <w:rPr>
+          <w:b w:val="0"/>
+        </w:rPr>
         <w:t>STEP 1 — OBSERVE test cases grouped by relevant user or condition</w:t>
       </w:r>
     </w:p>
     <w:p>
-      <w:r>
+      <w:pPr>
+        <w:pStyle w:val="Heading3"/>
+      </w:pPr>
+      <w:r>
+        <w:t>Step 2</w:t>
+      </w:r>
+    </w:p>
+    <w:p>
+      <w:pPr>
+        <w:spacing w:line="336" w:lineRule="auto" w:after="180"/>
+        <w:shd w:fill="F4F9FC"/>
+      </w:pPr>
+      <w:r>
+        <w:rPr>
+          <w:b w:val="0"/>
+        </w:rPr>
         <w:t>STEP 2 — TRACE compare outcomes and error types by group</w:t>
       </w:r>
     </w:p>
     <w:p>
-      <w:r>
+      <w:pPr>
+        <w:pStyle w:val="Heading3"/>
+      </w:pPr>
+      <w:r>
+        <w:t>Step 3</w:t>
+      </w:r>
+    </w:p>
+    <w:p>
+      <w:pPr>
+        <w:spacing w:line="336" w:lineRule="auto" w:after="180"/>
+        <w:shd w:fill="F4F9FC"/>
+      </w:pPr>
+      <w:r>
+        <w:rPr>
+          <w:b w:val="0"/>
+        </w:rPr>
         <w:t>STEP 3 — CONCLUDE identify gaps and choose a repair or boundary</w:t>
       </w:r>
     </w:p>
     <w:p>
-      <w:r>
-        <w:t>MODEL REASONING Report each group's success count and error pattern, not only the total. Improve microphone/process testing with consented varied voices and keep a non-voice control so access does not depend on one input mode.</w:t>
-      </w:r>
-    </w:p>
-    <w:p>
-      <w:r>
-        <w:t>DO NOT OVERCLAIM Fairness work should reduce burdens without turning group labels into stereotypes.</w:t>
-      </w:r>
-    </w:p>
-    <w:p>
-      <w:r>
-        <w:t>What new evidence could change this answer?</w:t>
-      </w:r>
-    </w:p>
-    <w:p>
       <w:pPr>
         <w:pStyle w:val="Heading3"/>
       </w:pPr>
       <w:r>
+        <w:t>Model answer</w:t>
+      </w:r>
+    </w:p>
+    <w:p>
+      <w:pPr>
+        <w:spacing w:line="336" w:lineRule="auto" w:after="180"/>
+        <w:shd w:fill="F1F6FC"/>
+      </w:pPr>
+      <w:r>
+        <w:rPr>
+          <w:b w:val="0"/>
+        </w:rPr>
+        <w:t>MODEL REASONING Report each group's success count and error pattern, not only the total. Improve microphone/</w:t>
+      </w:r>
+      <w:r>
+        <w:rPr>
+          <w:b/>
+        </w:rPr>
+        <w:t>process</w:t>
+      </w:r>
+      <w:r>
+        <w:rPr>
+          <w:b w:val="0"/>
+        </w:rPr>
+        <w:t xml:space="preserve"> testing with consented varied voices and keep a non-voice control so access does not depend on one </w:t>
+      </w:r>
+      <w:r>
+        <w:rPr>
+          <w:b/>
+        </w:rPr>
+        <w:t>input</w:t>
+      </w:r>
+      <w:r>
+        <w:rPr>
+          <w:b w:val="0"/>
+        </w:rPr>
+        <w:t xml:space="preserve"> mode.</w:t>
+      </w:r>
+    </w:p>
+    <w:p>
+      <w:pPr>
+        <w:pStyle w:val="Heading3"/>
+      </w:pPr>
+      <w:r>
+        <w:t>A claim to avoid</w:t>
+      </w:r>
+    </w:p>
+    <w:p>
+      <w:pPr>
+        <w:spacing w:line="336" w:lineRule="auto" w:after="180"/>
+        <w:shd w:fill="FFF5E6"/>
+      </w:pPr>
+      <w:r>
+        <w:rPr>
+          <w:b w:val="0"/>
+        </w:rPr>
+        <w:t xml:space="preserve">DO NOT OVERCLAIM </w:t>
+      </w:r>
+      <w:r>
+        <w:rPr>
+          <w:b/>
+        </w:rPr>
+        <w:t>Fairness</w:t>
+      </w:r>
+      <w:r>
+        <w:rPr>
+          <w:b w:val="0"/>
+        </w:rPr>
+        <w:t xml:space="preserve"> work should reduce burdens without turning group labels into stereotypes.</w:t>
+      </w:r>
+    </w:p>
+    <w:p>
+      <w:pPr>
+        <w:spacing w:line="336" w:lineRule="auto" w:after="180"/>
+        <w:shd w:fill="F5F1FB"/>
+      </w:pPr>
+      <w:r>
+        <w:rPr>
+          <w:b w:val="0"/>
+        </w:rPr>
+        <w:t xml:space="preserve">What new </w:t>
+      </w:r>
+      <w:r>
+        <w:rPr>
+          <w:b/>
+        </w:rPr>
+        <w:t>evidence</w:t>
+      </w:r>
+      <w:r>
+        <w:rPr>
+          <w:b w:val="0"/>
+        </w:rPr>
+        <w:t xml:space="preserve"> could change this answer?</w:t>
+      </w:r>
+    </w:p>
+    <w:p>
+      <w:pPr>
+        <w:pStyle w:val="Heading3"/>
+      </w:pPr>
+      <w:r>
         <w:t>Concrete teaching case</w:t>
       </w:r>
     </w:p>
     <w:p>
-      <w:r>
+      <w:pPr>
+        <w:pStyle w:val="Heading3"/>
+      </w:pPr>
+      <w:r>
+        <w:t>The teaching case</w:t>
+      </w:r>
+    </w:p>
+    <w:p>
+      <w:pPr>
+        <w:spacing w:line="336" w:lineRule="auto" w:after="180"/>
+        <w:shd w:fill="F1F6FC"/>
+      </w:pPr>
+      <w:r>
+        <w:rPr>
+          <w:b w:val="0"/>
+        </w:rPr>
         <w:t>A voice system succeeds on 8/10 quiet and 4/10 noisy recordings.</w:t>
       </w:r>
     </w:p>
     <w:p>
-      <w:r>
+      <w:pPr>
+        <w:pStyle w:val="Heading3"/>
+      </w:pPr>
+      <w:r>
+        <w:t>The teaching case</w:t>
+      </w:r>
+    </w:p>
+    <w:p>
+      <w:pPr>
+        <w:spacing w:line="336" w:lineRule="auto" w:after="180"/>
+        <w:shd w:fill="F1F6FC"/>
+      </w:pPr>
+      <w:r>
+        <w:rPr>
+          <w:b w:val="0"/>
+        </w:rPr>
         <w:t>Compare and propose the next investigation.</w:t>
       </w:r>
     </w:p>
@@ -616,7 +1315,22 @@
       </w:r>
     </w:p>
     <w:p>
-      <w:r>
+      <w:pPr>
+        <w:pStyle w:val="Heading3"/>
+      </w:pPr>
+      <w:r>
+        <w:t>Why the result follows</w:t>
+      </w:r>
+    </w:p>
+    <w:p>
+      <w:pPr>
+        <w:spacing w:line="336" w:lineRule="auto" w:after="180"/>
+        <w:shd w:fill="F1F6FC"/>
+      </w:pPr>
+      <w:r>
+        <w:rPr>
+          <w:b w:val="0"/>
+        </w:rPr>
         <w:t>The rates differ. Test more varied recordings under controlled conditions and inspect other factors before claiming a cause.</w:t>
       </w:r>
     </w:p>
@@ -629,28 +1343,248 @@
       </w:r>
     </w:p>
     <w:p>
-      <w:r>
-        <w:t>For this week, accuracy means the number of correctly labelled cases divided by the number of assessed cases. Every assessed case has a system label and a checked reference label, so its result can be judged correct or incorrect. State the system version, cases and scoring rule with the fraction. Cases without an assessable outcome are reported separately.</w:t>
-      </w:r>
-    </w:p>
-    <w:p>
-      <w:r>
-        <w:t>Two fixed shape-recognition versions, A and B, label the same 12 previously unseen picture cards. Eight cards are bright and four are dim; each has a checked circle or square reference label. Both versions return labels for all 12. A is correct on 8 bright and 1 dim card. B is correct on 6 bright and 2 dim cards.</w:t>
-      </w:r>
-    </w:p>
-    <w:p>
-      <w:r>
-        <w:t>A therefore has 9 correct out of 12 assessed, written 9/12. Dividing numerator and denominator by 3 gives 3/4. Three quarters equals 75 out of 100, or 75%. B has 8/12, equal to 2/3. For this comparison keep B as an exact fraction; a rounded percentage is unnecessary.</w:t>
-      </w:r>
-    </w:p>
-    <w:p>
-      <w:r>
-        <w:t>With the same denominator 12, compare the numerators: 9 is greater than 8. A is correct on one more of these cards. This establishes the ordering on this test under this scoring rule; it does not prove that A will always outperform B on future cards.</w:t>
-      </w:r>
-    </w:p>
-    <w:p>
-      <w:r>
-        <w:t>To compare fractions with different denominators, rewrite them as equivalent fractions with a common denominator. For example, 3/4 equals 9/12 and 2/3 equals 8/12. Changing the written denominator does not create new test cases: it only helps compare the proportions.</w:t>
+      <w:pPr>
+        <w:pStyle w:val="Heading3"/>
+      </w:pPr>
+      <w:r>
+        <w:t>Explain the added worked example · 1</w:t>
+      </w:r>
+    </w:p>
+    <w:p>
+      <w:pPr>
+        <w:spacing w:line="336" w:lineRule="auto" w:after="180"/>
+      </w:pPr>
+      <w:r>
+        <w:rPr>
+          <w:b w:val="0"/>
+        </w:rPr>
+        <w:t xml:space="preserve">For this week, </w:t>
+      </w:r>
+      <w:r>
+        <w:rPr>
+          <w:b/>
+        </w:rPr>
+        <w:t>accuracy</w:t>
+      </w:r>
+      <w:r>
+        <w:rPr>
+          <w:b w:val="0"/>
+        </w:rPr>
+        <w:t xml:space="preserve"> means the number of correctly labelled cases divided by the number of assessed cases.</w:t>
+      </w:r>
+    </w:p>
+    <w:p>
+      <w:pPr>
+        <w:spacing w:line="336" w:lineRule="auto" w:after="180"/>
+      </w:pPr>
+      <w:r>
+        <w:rPr>
+          <w:b w:val="0"/>
+        </w:rPr>
+        <w:t>Every assessed case has a system label and a checked reference label, so its result can be judged correct or incorrect. State the system version, cases and scoring rule with the fraction.</w:t>
+      </w:r>
+    </w:p>
+    <w:p>
+      <w:pPr>
+        <w:spacing w:line="336" w:lineRule="auto" w:after="180"/>
+      </w:pPr>
+      <w:r>
+        <w:rPr>
+          <w:b w:val="0"/>
+        </w:rPr>
+        <w:t>Cases without an assessable outcome are reported separately.</w:t>
+      </w:r>
+    </w:p>
+    <w:p>
+      <w:pPr>
+        <w:pStyle w:val="Heading3"/>
+      </w:pPr>
+      <w:r>
+        <w:t>Explain the added worked example · 2</w:t>
+      </w:r>
+    </w:p>
+    <w:p>
+      <w:pPr>
+        <w:spacing w:line="336" w:lineRule="auto" w:after="180"/>
+      </w:pPr>
+      <w:r>
+        <w:rPr>
+          <w:b w:val="0"/>
+        </w:rPr>
+        <w:t>Two fixed shape-recognition versions, A and B, label the same 12 previously unseen picture cards. Eight cards are bright and four are dim; each has a checked circle or square reference label.</w:t>
+      </w:r>
+    </w:p>
+    <w:p>
+      <w:pPr>
+        <w:spacing w:line="336" w:lineRule="auto" w:after="180"/>
+      </w:pPr>
+      <w:r>
+        <w:rPr>
+          <w:b w:val="0"/>
+        </w:rPr>
+        <w:t>Both versions return labels for all 12. A is correct on 8 bright and 1 dim card. B is correct on 6 bright and 2 dim cards.</w:t>
+      </w:r>
+    </w:p>
+    <w:p>
+      <w:pPr>
+        <w:spacing w:line="336" w:lineRule="auto" w:after="180"/>
+      </w:pPr>
+      <w:r>
+        <w:rPr>
+          <w:b w:val="0"/>
+        </w:rPr>
+        <w:t xml:space="preserve">A therefore has 9 correct out of 12 assessed, written 9/12. Dividing </w:t>
+      </w:r>
+      <w:r>
+        <w:rPr>
+          <w:b/>
+        </w:rPr>
+        <w:t>numerator</w:t>
+      </w:r>
+      <w:r>
+        <w:rPr>
+          <w:b w:val="0"/>
+        </w:rPr>
+        <w:t xml:space="preserve"> and </w:t>
+      </w:r>
+      <w:r>
+        <w:rPr>
+          <w:b/>
+        </w:rPr>
+        <w:t>denominator</w:t>
+      </w:r>
+      <w:r>
+        <w:rPr>
+          <w:b w:val="0"/>
+        </w:rPr>
+        <w:t xml:space="preserve"> by 3 gives 3/4. Three quarters equals 75 out of 100, or 75%. B has 8/12, equal to 2/3.</w:t>
+      </w:r>
+    </w:p>
+    <w:p>
+      <w:pPr>
+        <w:spacing w:line="336" w:lineRule="auto" w:after="180"/>
+      </w:pPr>
+      <w:r>
+        <w:rPr>
+          <w:b w:val="0"/>
+        </w:rPr>
+        <w:t>For this comparison keep B as an exact fraction; a rounded percentage is unnecessary.</w:t>
+      </w:r>
+    </w:p>
+    <w:p>
+      <w:pPr>
+        <w:spacing w:line="336" w:lineRule="auto" w:after="180"/>
+      </w:pPr>
+      <w:r>
+        <w:rPr>
+          <w:b w:val="0"/>
+        </w:rPr>
+        <w:t xml:space="preserve">With the same </w:t>
+      </w:r>
+      <w:r>
+        <w:rPr>
+          <w:b/>
+        </w:rPr>
+        <w:t>denominator</w:t>
+      </w:r>
+      <w:r>
+        <w:rPr>
+          <w:b w:val="0"/>
+        </w:rPr>
+        <w:t xml:space="preserve"> 12, compare the </w:t>
+      </w:r>
+      <w:r>
+        <w:rPr>
+          <w:b/>
+        </w:rPr>
+        <w:t>numerator</w:t>
+      </w:r>
+      <w:r>
+        <w:rPr>
+          <w:b w:val="0"/>
+        </w:rPr>
+        <w:t>s: 9 is greater than 8. A is correct on one more of these cards.</w:t>
+      </w:r>
+    </w:p>
+    <w:p>
+      <w:pPr>
+        <w:spacing w:line="336" w:lineRule="auto" w:after="180"/>
+      </w:pPr>
+      <w:r>
+        <w:rPr>
+          <w:b w:val="0"/>
+        </w:rPr>
+        <w:t>This establishes the ordering on this test under this scoring rule; it does not prove that A will always outperform B on future cards.</w:t>
+      </w:r>
+    </w:p>
+    <w:p>
+      <w:pPr>
+        <w:spacing w:line="336" w:lineRule="auto" w:after="180"/>
+      </w:pPr>
+      <w:r>
+        <w:rPr>
+          <w:b w:val="0"/>
+        </w:rPr>
+        <w:t xml:space="preserve">To compare fractions with different </w:t>
+      </w:r>
+      <w:r>
+        <w:rPr>
+          <w:b/>
+        </w:rPr>
+        <w:t>denominator</w:t>
+      </w:r>
+      <w:r>
+        <w:rPr>
+          <w:b w:val="0"/>
+        </w:rPr>
+        <w:t xml:space="preserve">s, rewrite them as </w:t>
+      </w:r>
+      <w:r>
+        <w:rPr>
+          <w:b/>
+        </w:rPr>
+        <w:t>equivalent fractions</w:t>
+      </w:r>
+      <w:r>
+        <w:rPr>
+          <w:b w:val="0"/>
+        </w:rPr>
+        <w:t xml:space="preserve"> with a common </w:t>
+      </w:r>
+      <w:r>
+        <w:rPr>
+          <w:b/>
+        </w:rPr>
+        <w:t>denominator</w:t>
+      </w:r>
+      <w:r>
+        <w:rPr>
+          <w:b w:val="0"/>
+        </w:rPr>
+        <w:t>. For example, 3/4 equals 9/12 and 2/3 equals 8/12.</w:t>
+      </w:r>
+    </w:p>
+    <w:p>
+      <w:pPr>
+        <w:spacing w:line="336" w:lineRule="auto" w:after="180"/>
+      </w:pPr>
+      <w:r>
+        <w:rPr>
+          <w:b w:val="0"/>
+        </w:rPr>
+        <w:t xml:space="preserve">Changing the written </w:t>
+      </w:r>
+      <w:r>
+        <w:rPr>
+          <w:b/>
+        </w:rPr>
+        <w:t>denominator</w:t>
+      </w:r>
+      <w:r>
+        <w:rPr>
+          <w:b w:val="0"/>
+        </w:rPr>
+        <w:t xml:space="preserve"> does not create new test cases: it only helps compare the proportions.</w:t>
       </w:r>
     </w:p>
     <w:p>
@@ -816,8 +1750,37 @@
       </w:r>
     </w:p>
     <w:p>
-      <w:r>
-        <w:t>Use the complete worked example below before asking learners to complete W2. Reveal a small part, invite a prediction, then explain the deciding step. These teacher notes contain solutions; do not reveal the independent case answer during modelling.</w:t>
+      <w:pPr>
+        <w:spacing w:line="336" w:lineRule="auto" w:after="180"/>
+      </w:pPr>
+      <w:r>
+        <w:rPr>
+          <w:b w:val="0"/>
+        </w:rPr>
+        <w:t xml:space="preserve">Use the complete worked example below before asking learners to complete W2. Reveal a small part, invite a </w:t>
+      </w:r>
+      <w:r>
+        <w:rPr>
+          <w:b/>
+        </w:rPr>
+        <w:t>prediction</w:t>
+      </w:r>
+      <w:r>
+        <w:rPr>
+          <w:b w:val="0"/>
+        </w:rPr>
+        <w:t>, then explain the deciding step.</w:t>
+      </w:r>
+    </w:p>
+    <w:p>
+      <w:pPr>
+        <w:spacing w:line="336" w:lineRule="auto" w:after="180"/>
+      </w:pPr>
+      <w:r>
+        <w:rPr>
+          <w:b w:val="0"/>
+        </w:rPr>
+        <w:t>These teacher notes contain solutions; do not reveal the independent case answer during modelling.</w:t>
       </w:r>
     </w:p>
     <w:tbl>
@@ -835,6 +1798,38 @@
         <w:trPr>
           <w:tblHeader/>
         </w:trPr>
+        <w:tc>
+          <w:tcPr>
+            <w:tcW w:type="dxa" w:w="3408"/>
+          </w:tcPr>
+          <w:p>
+            <w:r>
+              <w:t>Question</w:t>
+            </w:r>
+          </w:p>
+        </w:tc>
+        <w:tc>
+          <w:tcPr>
+            <w:tcW w:type="dxa" w:w="3408"/>
+          </w:tcPr>
+          <w:p>
+            <w:r>
+              <w:t>Version A</w:t>
+            </w:r>
+          </w:p>
+        </w:tc>
+        <w:tc>
+          <w:tcPr>
+            <w:tcW w:type="dxa" w:w="3408"/>
+          </w:tcPr>
+          <w:p>
+            <w:r>
+              <w:t>Version B</w:t>
+            </w:r>
+          </w:p>
+        </w:tc>
+      </w:tr>
+      <w:tr>
         <w:tc>
           <w:tcPr>
             <w:tcW w:type="dxa" w:w="3408"/>
@@ -932,13 +1927,87 @@
       </w:tr>
     </w:tbl>
     <w:p>
-      <w:r>
-        <w:t>The bright group has twice as many assessed cards as the dim group. Each individual card counts once in the combined result, so add correct counts and assessed counts. Do not simply average the two group percentages and call it the all-card accuracy: that would give each group equal weight despite their different sizes.</w:t>
-      </w:r>
-    </w:p>
-    <w:p>
-      <w:r>
-        <w:t>If the intended task especially needs dim-card performance, inspect that result and gather suitable additional evidence before choosing. An overall leader can still be weaker in a relevant condition. This table alone also does not tell us whether particular mistakes have different consequences. The scoring rule must match the purpose.</w:t>
+      <w:pPr>
+        <w:pStyle w:val="Heading3"/>
+      </w:pPr>
+      <w:r>
+        <w:t>Model the reasoning aloud · 3</w:t>
+      </w:r>
+    </w:p>
+    <w:p>
+      <w:pPr>
+        <w:spacing w:line="336" w:lineRule="auto" w:after="180"/>
+      </w:pPr>
+      <w:r>
+        <w:rPr>
+          <w:b w:val="0"/>
+        </w:rPr>
+        <w:t>The bright group has twice as many assessed cards as the dim group. Each individual card counts once in the combined result, so add correct counts and assessed counts.</w:t>
+      </w:r>
+    </w:p>
+    <w:p>
+      <w:pPr>
+        <w:spacing w:line="336" w:lineRule="auto" w:after="180"/>
+      </w:pPr>
+      <w:r>
+        <w:rPr>
+          <w:b w:val="0"/>
+        </w:rPr>
+        <w:t xml:space="preserve">Do not simply average the two group percentages and call it the all-card </w:t>
+      </w:r>
+      <w:r>
+        <w:rPr>
+          <w:b/>
+        </w:rPr>
+        <w:t>accuracy</w:t>
+      </w:r>
+      <w:r>
+        <w:rPr>
+          <w:b w:val="0"/>
+        </w:rPr>
+        <w:t>: that would give each group equal weight despite their different sizes.</w:t>
+      </w:r>
+    </w:p>
+    <w:p>
+      <w:pPr>
+        <w:pStyle w:val="Heading3"/>
+      </w:pPr>
+      <w:r>
+        <w:t>Model the reasoning aloud · 4</w:t>
+      </w:r>
+    </w:p>
+    <w:p>
+      <w:pPr>
+        <w:spacing w:line="336" w:lineRule="auto" w:after="180"/>
+      </w:pPr>
+      <w:r>
+        <w:rPr>
+          <w:b w:val="0"/>
+        </w:rPr>
+        <w:t xml:space="preserve">If the intended task especially needs dim-card performance, inspect that result and gather suitable additional </w:t>
+      </w:r>
+      <w:r>
+        <w:rPr>
+          <w:b/>
+        </w:rPr>
+        <w:t>evidence</w:t>
+      </w:r>
+      <w:r>
+        <w:rPr>
+          <w:b w:val="0"/>
+        </w:rPr>
+        <w:t xml:space="preserve"> before choosing. An overall leader can still be weaker in a relevant condition.</w:t>
+      </w:r>
+    </w:p>
+    <w:p>
+      <w:pPr>
+        <w:spacing w:line="336" w:lineRule="auto" w:after="180"/>
+      </w:pPr>
+      <w:r>
+        <w:rPr>
+          <w:b w:val="0"/>
+        </w:rPr>
+        <w:t>This table alone also does not tell us whether particular mistakes have different consequences. The scoring rule must match the purpose.</w:t>
       </w:r>
     </w:p>
     <w:tbl>
@@ -1044,7 +2113,13 @@
       </w:tr>
     </w:tbl>
     <w:p>
-      <w:r>
+      <w:pPr>
+        <w:spacing w:line="336" w:lineRule="auto" w:after="180"/>
+      </w:pPr>
+      <w:r>
+        <w:rPr>
+          <w:b w:val="0"/>
+        </w:rPr>
         <w:t>Use the diagram and verbal explanation together. Ask learners to match a sentence to a specific visual step; do not assign learners fixed visual or auditory learning styles.</w:t>
       </w:r>
     </w:p>
@@ -1057,7 +2132,13 @@
       </w:r>
     </w:p>
     <w:p>
-      <w:r>
+      <w:pPr>
+        <w:spacing w:line="336" w:lineRule="auto" w:after="180"/>
+      </w:pPr>
+      <w:r>
+        <w:rPr>
+          <w:b w:val="0"/>
+        </w:rPr>
         <w:t>A fictional badge reader is evaluated on bright and dim cards with known reference labels.</w:t>
       </w:r>
     </w:p>
@@ -1070,12 +2151,42 @@
       </w:r>
     </w:p>
     <w:p>
-      <w:r>
+      <w:pPr>
+        <w:pStyle w:val="Heading3"/>
+      </w:pPr>
+      <w:r>
+        <w:t>Supplied facts</w:t>
+      </w:r>
+    </w:p>
+    <w:p>
+      <w:pPr>
+        <w:spacing w:line="336" w:lineRule="auto" w:after="180"/>
+        <w:shd w:fill="F1F6FC"/>
+      </w:pPr>
+      <w:r>
+        <w:rPr>
+          <w:b w:val="0"/>
+        </w:rPr>
         <w:t>Version M is correct on 9 of 10 bright cards and 3 of 6 dim cards.</w:t>
       </w:r>
     </w:p>
     <w:p>
-      <w:r>
+      <w:pPr>
+        <w:pStyle w:val="Heading3"/>
+      </w:pPr>
+      <w:r>
+        <w:t>Supplied facts</w:t>
+      </w:r>
+    </w:p>
+    <w:p>
+      <w:pPr>
+        <w:spacing w:line="336" w:lineRule="auto" w:after="180"/>
+        <w:shd w:fill="F1F6FC"/>
+      </w:pPr>
+      <w:r>
+        <w:rPr>
+          <w:b w:val="0"/>
+        </w:rPr>
         <w:t>Version N uses the same cards: 8 of 10 bright and 5 of 6 dim correct.</w:t>
       </w:r>
     </w:p>
@@ -1297,43 +2408,184 @@
       </w:r>
     </w:p>
     <w:p>
-      <w:r>
-        <w:t>Adding correct counts and denominators weights each tested card once. Averaging 90% and 50% would incorrectly give unequal groups equal size in the all-card rate. The group breakdown reveals a trade-off hidden by the total. Decide what matters with the relevant users rather than announcing that one number proves fairness.</w:t>
-      </w:r>
-    </w:p>
-    <w:p>
       <w:pPr>
         <w:pStyle w:val="Heading3"/>
       </w:pPr>
       <w:r>
+        <w:t>Why the result follows</w:t>
+      </w:r>
+    </w:p>
+    <w:p>
+      <w:pPr>
+        <w:spacing w:line="336" w:lineRule="auto" w:after="180"/>
+        <w:shd w:fill="F1F6FC"/>
+      </w:pPr>
+      <w:r>
+        <w:rPr>
+          <w:b w:val="0"/>
+        </w:rPr>
+        <w:t xml:space="preserve">Adding correct counts and </w:t>
+      </w:r>
+      <w:r>
+        <w:rPr>
+          <w:b/>
+        </w:rPr>
+        <w:t>denominator</w:t>
+      </w:r>
+      <w:r>
+        <w:rPr>
+          <w:b w:val="0"/>
+        </w:rPr>
+        <w:t>s weights each tested card once. Averaging 90% and 50% would incorrectly give unequal groups equal size in the all-card rate. The group breakdown reveals a trade-off hidden by the total.</w:t>
+      </w:r>
+    </w:p>
+    <w:p>
+      <w:pPr>
+        <w:spacing w:line="336" w:lineRule="auto" w:after="180"/>
+        <w:shd w:fill="F1F6FC"/>
+      </w:pPr>
+      <w:r>
+        <w:rPr>
+          <w:b w:val="0"/>
+        </w:rPr>
+        <w:t xml:space="preserve">Decide what matters with the relevant users rather than announcing that one number proves </w:t>
+      </w:r>
+      <w:r>
+        <w:rPr>
+          <w:b/>
+        </w:rPr>
+        <w:t>fairness</w:t>
+      </w:r>
+      <w:r>
+        <w:rPr>
+          <w:b w:val="0"/>
+        </w:rPr>
+        <w:t>.</w:t>
+      </w:r>
+    </w:p>
+    <w:p>
+      <w:pPr>
+        <w:pStyle w:val="Heading3"/>
+      </w:pPr>
+      <w:r>
         <w:t>What this example does not establish</w:t>
       </w:r>
     </w:p>
     <w:p>
-      <w:r>
-        <w:t>Six dim cards supply limited evidence; these descriptive rates do not prove a system is fair for all users.</w:t>
-      </w:r>
-    </w:p>
-    <w:p>
       <w:pPr>
         <w:pStyle w:val="Heading3"/>
       </w:pPr>
       <w:r>
+        <w:t>Keep the stated limit</w:t>
+      </w:r>
+    </w:p>
+    <w:p>
+      <w:pPr>
+        <w:spacing w:line="336" w:lineRule="auto" w:after="180"/>
+        <w:shd w:fill="FFF5E6"/>
+      </w:pPr>
+      <w:r>
+        <w:rPr>
+          <w:b w:val="0"/>
+        </w:rPr>
+        <w:t xml:space="preserve">Six dim cards supply limited </w:t>
+      </w:r>
+      <w:r>
+        <w:rPr>
+          <w:b/>
+        </w:rPr>
+        <w:t>evidence</w:t>
+      </w:r>
+      <w:r>
+        <w:rPr>
+          <w:b w:val="0"/>
+        </w:rPr>
+        <w:t>; these descriptive rates do not prove a system is fair for all users.</w:t>
+      </w:r>
+    </w:p>
+    <w:p>
+      <w:pPr>
+        <w:pStyle w:val="Heading3"/>
+      </w:pPr>
+      <w:r>
         <w:t>Change one thing in the pictured case</w:t>
       </w:r>
     </w:p>
     <w:p>
-      <w:r>
+      <w:pPr>
+        <w:pStyle w:val="Heading3"/>
+      </w:pPr>
+      <w:r>
+        <w:t>Change one thing</w:t>
+      </w:r>
+    </w:p>
+    <w:p>
+      <w:pPr>
+        <w:spacing w:line="336" w:lineRule="auto" w:after="180"/>
+        <w:shd w:fill="F5F1FB"/>
+      </w:pPr>
+      <w:r>
+        <w:rPr>
+          <w:b w:val="0"/>
+        </w:rPr>
         <w:t>Change: Give bright and dim groups equal weight as an explicitly different metric.</w:t>
       </w:r>
     </w:p>
     <w:p>
-      <w:r>
-        <w:t>Prediction: M scores 70%; N scores about 81.7%.</w:t>
-      </w:r>
-    </w:p>
-    <w:p>
-      <w:r>
+      <w:pPr>
+        <w:pStyle w:val="Heading3"/>
+      </w:pPr>
+      <w:r>
+        <w:t>Predicted result</w:t>
+      </w:r>
+    </w:p>
+    <w:p>
+      <w:pPr>
+        <w:spacing w:line="336" w:lineRule="auto" w:after="180"/>
+        <w:shd w:fill="F1F6FC"/>
+      </w:pPr>
+      <w:r>
+        <w:rPr>
+          <w:b/>
+        </w:rPr>
+        <w:t>Prediction</w:t>
+      </w:r>
+      <w:r>
+        <w:rPr>
+          <w:b w:val="0"/>
+        </w:rPr>
+        <w:t xml:space="preserve">: M scores </w:t>
+      </w:r>
+      <w:r>
+        <w:rPr>
+          <w:b/>
+        </w:rPr>
+        <w:t>70%</w:t>
+      </w:r>
+      <w:r>
+        <w:rPr>
+          <w:b w:val="0"/>
+        </w:rPr>
+        <w:t>; N scores about 81.7%.</w:t>
+      </w:r>
+    </w:p>
+    <w:p>
+      <w:pPr>
+        <w:pStyle w:val="Heading3"/>
+      </w:pPr>
+      <w:r>
+        <w:t>Why the result follows</w:t>
+      </w:r>
+    </w:p>
+    <w:p>
+      <w:pPr>
+        <w:spacing w:line="336" w:lineRule="auto" w:after="180"/>
+        <w:shd w:fill="F1F6FC"/>
+      </w:pPr>
+      <w:r>
+        <w:rPr>
+          <w:b w:val="0"/>
+        </w:rPr>
         <w:t>Reason: This averages group rates and is not the original 16-card agreement rate.</w:t>
       </w:r>
     </w:p>
@@ -1346,8 +2598,57 @@
       </w:r>
     </w:p>
     <w:p>
-      <w:r>
-        <w:t>Cover the result. Ask learners to name the inputs and predict the next step. Uncover one step, connect the icon to the actual procedure, and explain its evidence. Then change the supplied condition and compare. The picture is a representation; it does not document execution of a real AI model.</w:t>
+      <w:pPr>
+        <w:pStyle w:val="Heading3"/>
+      </w:pPr>
+      <w:r>
+        <w:t>Ask while showing the picture · 5</w:t>
+      </w:r>
+    </w:p>
+    <w:p>
+      <w:pPr>
+        <w:spacing w:line="336" w:lineRule="auto" w:after="180"/>
+      </w:pPr>
+      <w:r>
+        <w:rPr>
+          <w:b w:val="0"/>
+        </w:rPr>
+        <w:t xml:space="preserve">Cover the result. Ask learners to name the </w:t>
+      </w:r>
+      <w:r>
+        <w:rPr>
+          <w:b/>
+        </w:rPr>
+        <w:t>input</w:t>
+      </w:r>
+      <w:r>
+        <w:rPr>
+          <w:b w:val="0"/>
+        </w:rPr>
+        <w:t xml:space="preserve">s and predict the next step. Uncover one step, connect the icon to the actual procedure, and explain its </w:t>
+      </w:r>
+      <w:r>
+        <w:rPr>
+          <w:b/>
+        </w:rPr>
+        <w:t>evidence</w:t>
+      </w:r>
+      <w:r>
+        <w:rPr>
+          <w:b w:val="0"/>
+        </w:rPr>
+        <w:t>. Then change the supplied condition and compare.</w:t>
+      </w:r>
+    </w:p>
+    <w:p>
+      <w:pPr>
+        <w:spacing w:line="336" w:lineRule="auto" w:after="180"/>
+      </w:pPr>
+      <w:r>
+        <w:rPr>
+          <w:b w:val="0"/>
+        </w:rPr>
+        <w:t>The picture is a representation; it does not document execution of a real AI model.</w:t>
       </w:r>
     </w:p>
     <w:p>
@@ -1359,11 +2660,16 @@
       </w:r>
     </w:p>
     <w:p>
+      <w:r>
+        <w:t>Demonstrate Fair for Whom?, reduce support deliberately and check individual reasoning before discussing answers.</w:t>
+      </w:r>
+    </w:p>
+    <w:p>
       <w:pPr>
         <w:pStyle w:val="Heading3"/>
       </w:pPr>
       <w:r>
-        <w:t>Demonstrate and guide practice</w:t>
+        <w:t>Board sequence</w:t>
       </w:r>
     </w:p>
     <w:p>
@@ -1371,55 +2677,197 @@
         <w:pStyle w:val="Heading3"/>
       </w:pPr>
       <w:r>
-        <w:t>Board sequence</w:t>
-      </w:r>
-    </w:p>
-    <w:p>
-      <w:r>
+        <w:t>1. Put the facts on the board</w:t>
+      </w:r>
+    </w:p>
+    <w:p>
+      <w:pPr>
+        <w:spacing w:line="336" w:lineRule="auto" w:after="180"/>
+        <w:shd w:fill="F4F9FC"/>
+      </w:pPr>
+      <w:r>
+        <w:rPr>
+          <w:b w:val="0"/>
+        </w:rPr>
         <w:t>Write the given facts: A voice system succeeds on 8/10 quiet and 4/10 noisy recordings.</w:t>
       </w:r>
     </w:p>
     <w:p>
-      <w:r>
+      <w:pPr>
+        <w:pStyle w:val="Heading3"/>
+      </w:pPr>
+      <w:r>
+        <w:t>2. State the decision to explain</w:t>
+      </w:r>
+    </w:p>
+    <w:p>
+      <w:pPr>
+        <w:spacing w:line="336" w:lineRule="auto" w:after="180"/>
+        <w:shd w:fill="F4F9FC"/>
+      </w:pPr>
+      <w:r>
+        <w:rPr>
+          <w:b w:val="0"/>
+        </w:rPr>
         <w:t>Write the question to explain: Compare and propose the next investigation.</w:t>
       </w:r>
     </w:p>
     <w:p>
-      <w:r>
-        <w:t>Reveal after predictions: The rates differ. Test more varied recordings under controlled conditions and inspect other factors before claiming a cause.</w:t>
-      </w:r>
-    </w:p>
-    <w:p>
-      <w:r>
-        <w:t>Keep for an independent attempt: A helper succeeds on 4 of 4 clear voices and 1 of 4 quiet voices. Who is less well served? What evidence should a repair preserve?</w:t>
-      </w:r>
-    </w:p>
-    <w:p>
       <w:pPr>
         <w:pStyle w:val="Heading3"/>
       </w:pPr>
       <w:r>
+        <w:t>3. Reveal the worked reasoning</w:t>
+      </w:r>
+    </w:p>
+    <w:p>
+      <w:pPr>
+        <w:spacing w:line="336" w:lineRule="auto" w:after="180"/>
+        <w:shd w:fill="F1F6FC"/>
+      </w:pPr>
+      <w:r>
+        <w:rPr>
+          <w:b w:val="0"/>
+        </w:rPr>
+        <w:t xml:space="preserve">Reveal after </w:t>
+      </w:r>
+      <w:r>
+        <w:rPr>
+          <w:b/>
+        </w:rPr>
+        <w:t>prediction</w:t>
+      </w:r>
+      <w:r>
+        <w:rPr>
+          <w:b w:val="0"/>
+        </w:rPr>
+        <w:t>s: The rates differ. Test more varied recordings under controlled conditions and inspect other factors before claiming a cause.</w:t>
+      </w:r>
+    </w:p>
+    <w:p>
+      <w:pPr>
+        <w:pStyle w:val="Heading3"/>
+      </w:pPr>
+      <w:r>
+        <w:t>Hold back the independent task</w:t>
+      </w:r>
+    </w:p>
+    <w:p>
+      <w:pPr>
+        <w:spacing w:line="336" w:lineRule="auto" w:after="180"/>
+        <w:shd w:fill="F5F1FB"/>
+      </w:pPr>
+      <w:r>
+        <w:rPr>
+          <w:b w:val="0"/>
+        </w:rPr>
+        <w:t xml:space="preserve">Keep for an independent attempt: A helper succeeds on 4 of 4 clear voices and 1 of 4 quiet voices. Who is less well served? What </w:t>
+      </w:r>
+      <w:r>
+        <w:rPr>
+          <w:b/>
+        </w:rPr>
+        <w:t>evidence</w:t>
+      </w:r>
+      <w:r>
+        <w:rPr>
+          <w:b w:val="0"/>
+        </w:rPr>
+        <w:t xml:space="preserve"> should a repair preserve?</w:t>
+      </w:r>
+    </w:p>
+    <w:p>
+      <w:pPr>
+        <w:pStyle w:val="Heading3"/>
+      </w:pPr>
+      <w:r>
         <w:t>Classroom dialogue</w:t>
       </w:r>
     </w:p>
     <w:p>
-      <w:r>
+      <w:pPr>
+        <w:pStyle w:val="Heading3"/>
+      </w:pPr>
+      <w:r>
+        <w:t>Ask the class</w:t>
+      </w:r>
+    </w:p>
+    <w:p>
+      <w:pPr>
+        <w:spacing w:line="336" w:lineRule="auto" w:after="180"/>
+        <w:shd w:fill="F5F1FB"/>
+      </w:pPr>
+      <w:r>
+        <w:rPr>
+          <w:b w:val="0"/>
+        </w:rPr>
         <w:t>Ask: Which facts are given, and which would we have to assume? Learners mark relevant details before discussing answers.</w:t>
       </w:r>
     </w:p>
     <w:p>
-      <w:r>
+      <w:pPr>
+        <w:pStyle w:val="Heading3"/>
+      </w:pPr>
+      <w:r>
+        <w:t>Language to model</w:t>
+      </w:r>
+    </w:p>
+    <w:p>
+      <w:pPr>
+        <w:spacing w:line="336" w:lineRule="auto" w:after="180"/>
+        <w:shd w:fill="F1F6F8"/>
+      </w:pPr>
+      <w:r>
+        <w:rPr>
+          <w:b w:val="0"/>
+        </w:rPr>
         <w:t>Say: Predict first. Show the rule, information path or calculation that would produce the result. A correct guess is not yet an explanation.</w:t>
       </w:r>
     </w:p>
     <w:p>
-      <w:r>
-        <w:t>Reveal reasoning one step at a time. Explain why a tempting alternative fails. Write units and denominators for arithmetic, trace conditions for decisions, and identify supporting sources for claims.</w:t>
-      </w:r>
-    </w:p>
-    <w:p>
-      <w:r>
-        <w:t>In pairs, one learner solves while the other checks evidence; exchange roles. Remove the worked answer before independent assessment.</w:t>
+      <w:pPr>
+        <w:spacing w:line="336" w:lineRule="auto" w:after="180"/>
+      </w:pPr>
+      <w:r>
+        <w:rPr>
+          <w:b w:val="0"/>
+        </w:rPr>
+        <w:t xml:space="preserve">Reveal reasoning one step at a time. Explain why a tempting alternative fails. Write units and </w:t>
+      </w:r>
+      <w:r>
+        <w:rPr>
+          <w:b/>
+        </w:rPr>
+        <w:t>denominator</w:t>
+      </w:r>
+      <w:r>
+        <w:rPr>
+          <w:b w:val="0"/>
+        </w:rPr>
+        <w:t>s for arithmetic, trace conditions for decisions, and identify supporting sources for claims.</w:t>
+      </w:r>
+    </w:p>
+    <w:p>
+      <w:pPr>
+        <w:spacing w:line="336" w:lineRule="auto" w:after="180"/>
+      </w:pPr>
+      <w:r>
+        <w:rPr>
+          <w:b w:val="0"/>
+        </w:rPr>
+        <w:t xml:space="preserve">In pairs, one learner solves while the other checks </w:t>
+      </w:r>
+      <w:r>
+        <w:rPr>
+          <w:b/>
+        </w:rPr>
+        <w:t>evidence</w:t>
+      </w:r>
+      <w:r>
+        <w:rPr>
+          <w:b w:val="0"/>
+        </w:rPr>
+        <w:t>; exchange roles. Remove the worked answer before independent assessment.</w:t>
       </w:r>
     </w:p>
     <w:p>
@@ -1431,8 +2879,48 @@
       </w:r>
     </w:p>
     <w:p>
-      <w:r>
-        <w:t>C has 9/10 correct among assessed outcomes, with 2 unassessed out of 12 selected. A has 9/12 across all 12. The assessed sets differ, so recover C’s lost results or compare all versions on an explicitly documented common assessed subset using case-level records. A’s score on that subset cannot be inferred from the totals. Exit: 6/10 = 60% across cases; averaging 100% and 50% gives 75% with equal weight to the two groups, a different summary.</w:t>
+      <w:pPr>
+        <w:spacing w:line="336" w:lineRule="auto" w:after="180"/>
+      </w:pPr>
+      <w:r>
+        <w:rPr>
+          <w:b w:val="0"/>
+        </w:rPr>
+        <w:t>C has 9/10 correct among assessed outcomes, with 2 unassessed out of 12 selected. A has 9/12 across all 12.</w:t>
+      </w:r>
+    </w:p>
+    <w:p>
+      <w:pPr>
+        <w:spacing w:line="336" w:lineRule="auto" w:after="180"/>
+      </w:pPr>
+      <w:r>
+        <w:rPr>
+          <w:b w:val="0"/>
+        </w:rPr>
+        <w:t>The assessed sets differ, so recover C’s lost results or compare all versions on an explicitly documented common assessed subset using case-level records. A’s score on that subset cannot be inferred from the totals.</w:t>
+      </w:r>
+    </w:p>
+    <w:p>
+      <w:pPr>
+        <w:spacing w:line="336" w:lineRule="auto" w:after="180"/>
+      </w:pPr>
+      <w:r>
+        <w:rPr>
+          <w:b w:val="0"/>
+        </w:rPr>
+        <w:t xml:space="preserve">Exit: 6/10 = </w:t>
+      </w:r>
+      <w:r>
+        <w:rPr>
+          <w:b/>
+        </w:rPr>
+        <w:t>60%</w:t>
+      </w:r>
+      <w:r>
+        <w:rPr>
+          <w:b w:val="0"/>
+        </w:rPr>
+        <w:t xml:space="preserve"> across cases; averaging 100% and 50% gives 75% with equal weight to the two groups, a different summary.</w:t>
       </w:r>
     </w:p>
     <w:p>
@@ -1664,41 +3152,131 @@
       </w:r>
     </w:p>
     <w:p>
-      <w:r>
+      <w:pPr>
+        <w:pStyle w:val="Heading3"/>
+      </w:pPr>
+      <w:r>
+        <w:t>Completion practice</w:t>
+      </w:r>
+    </w:p>
+    <w:p>
+      <w:pPr>
+        <w:spacing w:line="336" w:lineRule="auto" w:after="180"/>
+        <w:shd w:fill="F5F1FB"/>
+      </w:pPr>
+      <w:r>
+        <w:rPr>
+          <w:b w:val="0"/>
+        </w:rPr>
         <w:t>Completion task: Compare A and B on the shared 12-card test and on its bright and dim groups. State the leader in each and explain why the overall result does not imply that one version wins in every condition.</w:t>
       </w:r>
     </w:p>
     <w:p>
-      <w:r>
-        <w:t>Teacher check: Overall A leads 9/12 to B’s 8/12. On bright cards A leads 8/8 to 6/8. On dim cards B leads 2/4 to A’s 1/4. The overall count combines unequal groups; A’s overall lead does not mean a lead in the dim group or a guarantee for future cards.</w:t>
-      </w:r>
-    </w:p>
-    <w:p>
-      <w:r>
-        <w:t>Start by identifying the given inputs together. Leave the intermediate steps blank. If needed, model one step, then withdraw that help on the next step. Move to a full trace only when the partial trace is understood. For partners, alternate explainer and checker; collect a response from every learner before discussion.</w:t>
-      </w:r>
-    </w:p>
-    <w:p>
       <w:pPr>
         <w:pStyle w:val="Heading3"/>
       </w:pPr>
       <w:r>
+        <w:t>Reasoning to listen for</w:t>
+      </w:r>
+    </w:p>
+    <w:p>
+      <w:pPr>
+        <w:spacing w:line="336" w:lineRule="auto" w:after="180"/>
+        <w:shd w:fill="F1F6FC"/>
+      </w:pPr>
+      <w:r>
+        <w:rPr>
+          <w:b w:val="0"/>
+        </w:rPr>
+        <w:t>Teacher check: Overall A leads 9/12 to B’s 8/12. On bright cards A leads 8/8 to 6/8. On dim cards B leads 2/4 to A’s 1/4.</w:t>
+      </w:r>
+    </w:p>
+    <w:p>
+      <w:pPr>
+        <w:spacing w:line="336" w:lineRule="auto" w:after="180"/>
+        <w:shd w:fill="F1F6FC"/>
+      </w:pPr>
+      <w:r>
+        <w:rPr>
+          <w:b w:val="0"/>
+        </w:rPr>
+        <w:t>The overall count combines unequal groups; A’s overall lead does not mean a lead in the dim group or a guarantee for future cards.</w:t>
+      </w:r>
+    </w:p>
+    <w:p>
+      <w:pPr>
+        <w:spacing w:line="336" w:lineRule="auto" w:after="180"/>
+      </w:pPr>
+      <w:r>
+        <w:rPr>
+          <w:b w:val="0"/>
+        </w:rPr>
+        <w:t xml:space="preserve">Start by identifying the given </w:t>
+      </w:r>
+      <w:r>
+        <w:rPr>
+          <w:b/>
+        </w:rPr>
+        <w:t>input</w:t>
+      </w:r>
+      <w:r>
+        <w:rPr>
+          <w:b w:val="0"/>
+        </w:rPr>
+        <w:t>s together. Leave the intermediate steps blank. If needed, model one step, then withdraw that help on the next step. Move to a full trace only when the partial trace is understood.</w:t>
+      </w:r>
+    </w:p>
+    <w:p>
+      <w:pPr>
+        <w:spacing w:line="336" w:lineRule="auto" w:after="180"/>
+      </w:pPr>
+      <w:r>
+        <w:rPr>
+          <w:b w:val="0"/>
+        </w:rPr>
+        <w:t>For partners, alternate explainer and checker; collect a response from every learner before discussion.</w:t>
+      </w:r>
+    </w:p>
+    <w:p>
+      <w:pPr>
+        <w:pStyle w:val="Heading3"/>
+      </w:pPr>
+      <w:r>
         <w:t>Individual reasoning check</w:t>
       </w:r>
     </w:p>
     <w:p>
-      <w:r>
-        <w:t>Use the worked case for Fractions and performance comparisons. Proposed explanation: “Only correct cases belong in the denominator”. Decide whether this explanation is supported. Point to the step or supplied fact that decides; explain your repair if needed.</w:t>
-      </w:r>
-    </w:p>
-    <w:p>
-      <w:r>
-        <w:t>Expected correction: All assessed cases, including errors, belong in the assessed-accuracy denominator.</w:t>
-      </w:r>
-    </w:p>
-    <w:p>
-      <w:r>
-        <w:t>Collect explanations, not only yes/no votes. If a misunderstanding is common, re-model the relevant step for the class. If it affects a few learners, give a short targeted group explanation while others solve a more demanding variation.</w:t>
+      <w:pPr>
+        <w:spacing w:line="336" w:lineRule="auto" w:after="180"/>
+      </w:pPr>
+      <w:r>
+        <w:rPr>
+          <w:b w:val="0"/>
+        </w:rPr>
+        <w:t xml:space="preserve">Use the worked case for Fractions and performance comparisons. Proposed explanation: “Only correct cases belong in the </w:t>
+      </w:r>
+      <w:r>
+        <w:rPr>
+          <w:b/>
+        </w:rPr>
+        <w:t>denominator</w:t>
+      </w:r>
+      <w:r>
+        <w:rPr>
+          <w:b w:val="0"/>
+        </w:rPr>
+        <w:t>”. Decide whether this explanation is supported.</w:t>
+      </w:r>
+    </w:p>
+    <w:p>
+      <w:pPr>
+        <w:spacing w:line="336" w:lineRule="auto" w:after="180"/>
+      </w:pPr>
+      <w:r>
+        <w:rPr>
+          <w:b w:val="0"/>
+        </w:rPr>
+        <w:t>Point to the step or supplied fact that decides; explain your repair if needed.</w:t>
       </w:r>
     </w:p>
     <w:p>
@@ -1706,11 +3284,84 @@
         <w:pStyle w:val="Heading3"/>
       </w:pPr>
       <w:r>
+        <w:t>Expected repair</w:t>
+      </w:r>
+    </w:p>
+    <w:p>
+      <w:pPr>
+        <w:spacing w:line="336" w:lineRule="auto" w:after="180"/>
+        <w:shd w:fill="F1F6FC"/>
+      </w:pPr>
+      <w:r>
+        <w:rPr>
+          <w:b w:val="0"/>
+        </w:rPr>
+        <w:t>Expected correction: All assessed cases, including errors, belong in the assessed-</w:t>
+      </w:r>
+      <w:r>
+        <w:rPr>
+          <w:b/>
+        </w:rPr>
+        <w:t>accuracy</w:t>
+      </w:r>
+      <w:r>
+        <w:rPr>
+          <w:b w:val="0"/>
+        </w:rPr>
+        <w:t xml:space="preserve"> </w:t>
+      </w:r>
+      <w:r>
+        <w:rPr>
+          <w:b/>
+        </w:rPr>
+        <w:t>denominator</w:t>
+      </w:r>
+      <w:r>
+        <w:rPr>
+          <w:b w:val="0"/>
+        </w:rPr>
+        <w:t>.</w:t>
+      </w:r>
+    </w:p>
+    <w:p>
+      <w:pPr>
+        <w:spacing w:line="336" w:lineRule="auto" w:after="180"/>
+      </w:pPr>
+      <w:r>
+        <w:rPr>
+          <w:b w:val="0"/>
+        </w:rPr>
+        <w:t>Collect explanations, not only yes/no votes. If a misunderstanding is common, re-model the relevant step for the class.</w:t>
+      </w:r>
+    </w:p>
+    <w:p>
+      <w:pPr>
+        <w:spacing w:line="336" w:lineRule="auto" w:after="180"/>
+      </w:pPr>
+      <w:r>
+        <w:rPr>
+          <w:b w:val="0"/>
+        </w:rPr>
+        <w:t>If it affects a few learners, give a short targeted group explanation while others solve a more demanding variation.</w:t>
+      </w:r>
+    </w:p>
+    <w:p>
+      <w:pPr>
+        <w:pStyle w:val="Heading3"/>
+      </w:pPr>
+      <w:r>
         <w:t>Pictorial practice question</w:t>
       </w:r>
     </w:p>
     <w:p>
-      <w:r>
+      <w:pPr>
+        <w:spacing w:line="336" w:lineRule="auto" w:after="180"/>
+        <w:shd w:fill="F5F1FB"/>
+      </w:pPr>
+      <w:r>
+        <w:rPr>
+          <w:b w:val="0"/>
+        </w:rPr>
         <w:t>Which group loses performance under N, and can total improvement erase that fact?</w:t>
       </w:r>
     </w:p>
@@ -1723,18 +3374,96 @@
       </w:r>
     </w:p>
     <w:p>
-      <w:r>
-        <w:t>Bright drops from 90% to 80%. No; retain the subgroup result alongside the improved total.</w:t>
-      </w:r>
-    </w:p>
-    <w:p>
-      <w:r>
-        <w:t>Changed-case reasoning: M scores 70%; N scores about 81.7%. This averages group rates and is not the original 16-card agreement rate.</w:t>
-      </w:r>
-    </w:p>
-    <w:p>
-      <w:r>
-        <w:t>Collect each learner’s explanation before discussion. Use the first missing connection between input, deciding step and result to choose support. This question is worked-case practice, not fresh mastery evidence.</w:t>
+      <w:pPr>
+        <w:spacing w:line="336" w:lineRule="auto" w:after="180"/>
+      </w:pPr>
+      <w:r>
+        <w:rPr>
+          <w:b w:val="0"/>
+        </w:rPr>
+        <w:t xml:space="preserve">Bright drops from 90% to </w:t>
+      </w:r>
+      <w:r>
+        <w:rPr>
+          <w:b/>
+        </w:rPr>
+        <w:t>80%</w:t>
+      </w:r>
+      <w:r>
+        <w:rPr>
+          <w:b w:val="0"/>
+        </w:rPr>
+        <w:t xml:space="preserve">. No; retain the </w:t>
+      </w:r>
+      <w:r>
+        <w:rPr>
+          <w:b/>
+        </w:rPr>
+        <w:t>subgroup result</w:t>
+      </w:r>
+      <w:r>
+        <w:rPr>
+          <w:b w:val="0"/>
+        </w:rPr>
+        <w:t xml:space="preserve"> alongside the improved total.</w:t>
+      </w:r>
+    </w:p>
+    <w:p>
+      <w:pPr>
+        <w:spacing w:line="336" w:lineRule="auto" w:after="180"/>
+      </w:pPr>
+      <w:r>
+        <w:rPr>
+          <w:b w:val="0"/>
+        </w:rPr>
+        <w:t xml:space="preserve">Changed-case reasoning: M scores </w:t>
+      </w:r>
+      <w:r>
+        <w:rPr>
+          <w:b/>
+        </w:rPr>
+        <w:t>70%</w:t>
+      </w:r>
+      <w:r>
+        <w:rPr>
+          <w:b w:val="0"/>
+        </w:rPr>
+        <w:t>; N scores about 81.7%. This averages group rates and is not the original 16-card agreement rate.</w:t>
+      </w:r>
+    </w:p>
+    <w:p>
+      <w:pPr>
+        <w:spacing w:line="336" w:lineRule="auto" w:after="180"/>
+      </w:pPr>
+      <w:r>
+        <w:rPr>
+          <w:b w:val="0"/>
+        </w:rPr>
+        <w:t xml:space="preserve">Collect each learner’s explanation before discussion. Use the first missing connection between </w:t>
+      </w:r>
+      <w:r>
+        <w:rPr>
+          <w:b/>
+        </w:rPr>
+        <w:t>input</w:t>
+      </w:r>
+      <w:r>
+        <w:rPr>
+          <w:b w:val="0"/>
+        </w:rPr>
+        <w:t xml:space="preserve">, deciding step and result to choose support. This question is worked-case practice, not fresh mastery </w:t>
+      </w:r>
+      <w:r>
+        <w:rPr>
+          <w:b/>
+        </w:rPr>
+        <w:t>evidence</w:t>
+      </w:r>
+      <w:r>
+        <w:rPr>
+          <w:b w:val="0"/>
+        </w:rPr>
+        <w:t>.</w:t>
       </w:r>
     </w:p>
     <w:p>
@@ -1746,45 +3475,174 @@
       </w:r>
     </w:p>
     <w:p>
+      <w:r>
+        <w:t>Run the Fair for Whom? investigation and use the first unsupported step to choose a teaching response.</w:t>
+      </w:r>
+    </w:p>
+    <w:p>
+      <w:pPr>
+        <w:spacing w:line="336" w:lineRule="auto" w:after="180"/>
+      </w:pPr>
+      <w:r>
+        <w:rPr>
+          <w:b w:val="0"/>
+        </w:rPr>
+        <w:t xml:space="preserve">Predict first, test honestly, and explain what the </w:t>
+      </w:r>
+      <w:r>
+        <w:rPr>
+          <w:b/>
+        </w:rPr>
+        <w:t>evidence</w:t>
+      </w:r>
+      <w:r>
+        <w:rPr>
+          <w:b w:val="0"/>
+        </w:rPr>
+        <w:t xml:space="preserve"> means.</w:t>
+      </w:r>
+    </w:p>
+    <w:p>
       <w:pPr>
         <w:pStyle w:val="Heading3"/>
       </w:pPr>
       <w:r>
-        <w:t>Run the weekly evidence lab</w:t>
-      </w:r>
-    </w:p>
-    <w:p>
-      <w:r>
-        <w:t>Predict first, test honestly, and explain what the evidence means.</w:t>
-      </w:r>
-    </w:p>
-    <w:p>
-      <w:r>
-        <w:t>State your prediction before the result is known.</w:t>
-      </w:r>
-    </w:p>
-    <w:p>
-      <w:r>
+        <w:t>1. Predict</w:t>
+      </w:r>
+    </w:p>
+    <w:p>
+      <w:pPr>
+        <w:spacing w:line="336" w:lineRule="auto" w:after="180"/>
+        <w:shd w:fill="F4F9FC"/>
+      </w:pPr>
+      <w:r>
+        <w:rPr>
+          <w:b w:val="0"/>
+        </w:rPr>
+        <w:t xml:space="preserve">State your </w:t>
+      </w:r>
+      <w:r>
+        <w:rPr>
+          <w:b/>
+        </w:rPr>
+        <w:t>prediction</w:t>
+      </w:r>
+      <w:r>
+        <w:rPr>
+          <w:b w:val="0"/>
+        </w:rPr>
+        <w:t xml:space="preserve"> before the result is known.</w:t>
+      </w:r>
+    </w:p>
+    <w:p>
+      <w:pPr>
+        <w:pStyle w:val="Heading3"/>
+      </w:pPr>
+      <w:r>
+        <w:t>2. Investigate</w:t>
+      </w:r>
+    </w:p>
+    <w:p>
+      <w:pPr>
+        <w:spacing w:line="336" w:lineRule="auto" w:after="180"/>
+        <w:shd w:fill="F4F9FC"/>
+      </w:pPr>
+      <w:r>
+        <w:rPr>
+          <w:b w:val="0"/>
+        </w:rPr>
         <w:t>Complete the task: Run a voice-game test for quiet and loud speakers.</w:t>
       </w:r>
     </w:p>
     <w:p>
-      <w:r>
+      <w:pPr>
+        <w:pStyle w:val="Heading3"/>
+      </w:pPr>
+      <w:r>
+        <w:t>3. Compare cases</w:t>
+      </w:r>
+    </w:p>
+    <w:p>
+      <w:pPr>
+        <w:spacing w:line="336" w:lineRule="auto" w:after="180"/>
+        <w:shd w:fill="F4F9FC"/>
+      </w:pPr>
+      <w:r>
+        <w:rPr>
+          <w:b w:val="0"/>
+        </w:rPr>
         <w:t>Keep a normal case and an edge case clearly separated.</w:t>
       </w:r>
     </w:p>
     <w:p>
-      <w:r>
-        <w:t>Record what happened—even when it does not match your prediction.</w:t>
-      </w:r>
-    </w:p>
-    <w:p>
-      <w:r>
+      <w:pPr>
+        <w:pStyle w:val="Heading3"/>
+      </w:pPr>
+      <w:r>
+        <w:t>4. Record honestly</w:t>
+      </w:r>
+    </w:p>
+    <w:p>
+      <w:pPr>
+        <w:spacing w:line="336" w:lineRule="auto" w:after="180"/>
+        <w:shd w:fill="F4F9FC"/>
+      </w:pPr>
+      <w:r>
+        <w:rPr>
+          <w:b w:val="0"/>
+        </w:rPr>
+        <w:t xml:space="preserve">Record what happened—even when it does not match your </w:t>
+      </w:r>
+      <w:r>
+        <w:rPr>
+          <w:b/>
+        </w:rPr>
+        <w:t>prediction</w:t>
+      </w:r>
+      <w:r>
+        <w:rPr>
+          <w:b w:val="0"/>
+        </w:rPr>
+        <w:t>.</w:t>
+      </w:r>
+    </w:p>
+    <w:p>
+      <w:pPr>
+        <w:pStyle w:val="Heading3"/>
+      </w:pPr>
+      <w:r>
+        <w:t>5. Explain and plan the next test</w:t>
+      </w:r>
+    </w:p>
+    <w:p>
+      <w:pPr>
+        <w:spacing w:line="336" w:lineRule="auto" w:after="180"/>
+        <w:shd w:fill="F4F9FC"/>
+      </w:pPr>
+      <w:r>
+        <w:rPr>
+          <w:b w:val="0"/>
+        </w:rPr>
         <w:t>Explain the result, one limitation, and the next useful test.</w:t>
       </w:r>
     </w:p>
     <w:p>
-      <w:r>
+      <w:pPr>
+        <w:pStyle w:val="Heading3"/>
+      </w:pPr>
+      <w:r>
+        <w:t>Use a fresh case after support</w:t>
+      </w:r>
+    </w:p>
+    <w:p>
+      <w:pPr>
+        <w:spacing w:line="336" w:lineRule="auto" w:after="180"/>
+        <w:shd w:fill="FFF5E6"/>
+      </w:pPr>
+      <w:r>
+        <w:rPr>
+          <w:b w:val="0"/>
+        </w:rPr>
         <w:t>INDEPENDENCE After support is removed, repeat the proof with a fresh case.</w:t>
       </w:r>
     </w:p>
@@ -1797,8 +3655,25 @@
       </w:r>
     </w:p>
     <w:p>
-      <w:r>
-        <w:t>Use the concrete case as the shared normal case and the independent question as a second case. Each pair creates a boundary or missing-information case and predicts its result before testing. Keep the expected result separate from an observed mistake.</w:t>
+      <w:pPr>
+        <w:spacing w:line="336" w:lineRule="auto" w:after="180"/>
+      </w:pPr>
+      <w:r>
+        <w:rPr>
+          <w:b w:val="0"/>
+        </w:rPr>
+        <w:t>Use the concrete case as the shared normal case and the independent question as a second case. Each pair creates a boundary or missing-information case and predicts its result before testing.</w:t>
+      </w:r>
+    </w:p>
+    <w:p>
+      <w:pPr>
+        <w:spacing w:line="336" w:lineRule="auto" w:after="180"/>
+      </w:pPr>
+      <w:r>
+        <w:rPr>
+          <w:b w:val="0"/>
+        </w:rPr>
+        <w:t>Keep the expected result separate from an observed mistake.</w:t>
       </w:r>
     </w:p>
     <w:tbl>
@@ -1956,13 +3831,45 @@
       </w:r>
     </w:p>
     <w:p>
-      <w:r>
+      <w:pPr>
+        <w:pStyle w:val="Heading3"/>
+      </w:pPr>
+      <w:r>
+        <w:t>Find the unsupported claim</w:t>
+      </w:r>
+    </w:p>
+    <w:p>
+      <w:pPr>
+        <w:spacing w:line="336" w:lineRule="auto" w:after="180"/>
+        <w:shd w:fill="F5F1FB"/>
+      </w:pPr>
+      <w:r>
+        <w:rPr>
+          <w:b w:val="0"/>
+        </w:rPr>
         <w:t>CLAIM TO REPAIR A good result for one group means everyone is served well.</w:t>
       </w:r>
     </w:p>
     <w:p>
-      <w:r>
-        <w:t>For guessing, return to given facts and request a trace. For vocabulary without application, use one example and one non-example. For arithmetic errors, check the setup before the calculation. Finish with a different uncoached case before recording mastery.</w:t>
+      <w:pPr>
+        <w:spacing w:line="336" w:lineRule="auto" w:after="180"/>
+      </w:pPr>
+      <w:r>
+        <w:rPr>
+          <w:b w:val="0"/>
+        </w:rPr>
+        <w:t>For guessing, return to given facts and request a trace. For vocabulary without application, use one example and one non-example. For arithmetic errors, check the setup before the calculation.</w:t>
+      </w:r>
+    </w:p>
+    <w:p>
+      <w:pPr>
+        <w:spacing w:line="336" w:lineRule="auto" w:after="180"/>
+      </w:pPr>
+      <w:r>
+        <w:rPr>
+          <w:b w:val="0"/>
+        </w:rPr>
+        <w:t>Finish with a different uncoached case before recording mastery.</w:t>
       </w:r>
     </w:p>
     <w:p>
@@ -1974,23 +3881,101 @@
       </w:r>
     </w:p>
     <w:p>
-      <w:r>
-        <w:t>Only correct cases belong in the denominator: All assessed cases, including errors, belong in the assessed-accuracy denominator.</w:t>
-      </w:r>
-    </w:p>
-    <w:p>
-      <w:r>
-        <w:t>Equivalent fractions mean equal test sizes: The proportions match, but 4 assessed cases are not 100 assessed cases; preserve actual counts.</w:t>
-      </w:r>
-    </w:p>
-    <w:p>
-      <w:r>
+      <w:pPr>
+        <w:spacing w:line="336" w:lineRule="auto" w:after="180"/>
+      </w:pPr>
+      <w:r>
+        <w:rPr>
+          <w:b w:val="0"/>
+        </w:rPr>
+        <w:t xml:space="preserve">Only correct cases belong in the </w:t>
+      </w:r>
+      <w:r>
+        <w:rPr>
+          <w:b/>
+        </w:rPr>
+        <w:t>denominator</w:t>
+      </w:r>
+      <w:r>
+        <w:rPr>
+          <w:b w:val="0"/>
+        </w:rPr>
+        <w:t>: All assessed cases, including errors, belong in the assessed-</w:t>
+      </w:r>
+      <w:r>
+        <w:rPr>
+          <w:b/>
+        </w:rPr>
+        <w:t>accuracy</w:t>
+      </w:r>
+      <w:r>
+        <w:rPr>
+          <w:b w:val="0"/>
+        </w:rPr>
+        <w:t xml:space="preserve"> </w:t>
+      </w:r>
+      <w:r>
+        <w:rPr>
+          <w:b/>
+        </w:rPr>
+        <w:t>denominator</w:t>
+      </w:r>
+      <w:r>
+        <w:rPr>
+          <w:b w:val="0"/>
+        </w:rPr>
+        <w:t>.</w:t>
+      </w:r>
+    </w:p>
+    <w:p>
+      <w:pPr>
+        <w:spacing w:line="336" w:lineRule="auto" w:after="180"/>
+      </w:pPr>
+      <w:r>
+        <w:rPr>
+          <w:b/>
+        </w:rPr>
+        <w:t>Equivalent fractions</w:t>
+      </w:r>
+      <w:r>
+        <w:rPr>
+          <w:b w:val="0"/>
+        </w:rPr>
+        <w:t xml:space="preserve"> mean equal test sizes: The proportions match, but 4 assessed cases are not 100 assessed cases; preserve actual counts.</w:t>
+      </w:r>
+    </w:p>
+    <w:p>
+      <w:pPr>
+        <w:spacing w:line="336" w:lineRule="auto" w:after="180"/>
+      </w:pPr>
+      <w:r>
+        <w:rPr>
+          <w:b w:val="0"/>
+        </w:rPr>
         <w:t>The overall leader wins in every condition: The lesson’s dim group and W4’s quiet group provide counterexamples.</w:t>
       </w:r>
     </w:p>
     <w:p>
-      <w:r>
-        <w:t>Average group percentages to get all-case accuracy: Add correct counts and assessed counts when each individual case is weighted equally.</w:t>
+      <w:pPr>
+        <w:spacing w:line="336" w:lineRule="auto" w:after="180"/>
+      </w:pPr>
+      <w:r>
+        <w:rPr>
+          <w:b w:val="0"/>
+        </w:rPr>
+        <w:t xml:space="preserve">Average group percentages to get all-case </w:t>
+      </w:r>
+      <w:r>
+        <w:rPr>
+          <w:b/>
+        </w:rPr>
+        <w:t>accuracy</w:t>
+      </w:r>
+      <w:r>
+        <w:rPr>
+          <w:b w:val="0"/>
+        </w:rPr>
+        <w:t>: Add correct counts and assessed counts when each individual case is weighted equally.</w:t>
       </w:r>
     </w:p>
     <w:p>
@@ -2148,8 +4133,25 @@
       </w:tr>
     </w:tbl>
     <w:p>
-      <w:r>
-        <w:t>Offer an oral explanation, drawing, enlarged visual or fewer examples when that removes a reading/writing barrier. Keep the same reasoning goal. Stretch secure learners by changing a boundary or assumption and asking them to defend the effect, not simply by assigning more of the same questions.</w:t>
+      <w:pPr>
+        <w:spacing w:line="336" w:lineRule="auto" w:after="180"/>
+      </w:pPr>
+      <w:r>
+        <w:rPr>
+          <w:b w:val="0"/>
+        </w:rPr>
+        <w:t>Offer an oral explanation, drawing, enlarged visual or fewer examples when that removes a reading/writing barrier. Keep the same reasoning goal.</w:t>
+      </w:r>
+    </w:p>
+    <w:p>
+      <w:pPr>
+        <w:spacing w:line="336" w:lineRule="auto" w:after="180"/>
+      </w:pPr>
+      <w:r>
+        <w:rPr>
+          <w:b w:val="0"/>
+        </w:rPr>
+        <w:t>Stretch secure learners by changing a boundary or assumption and asking them to defend the effect, not simply by assigning more of the same questions.</w:t>
       </w:r>
     </w:p>
     <w:p>
@@ -2161,11 +4163,16 @@
       </w:r>
     </w:p>
     <w:p>
+      <w:r>
+        <w:t>Use the Fair for Whom? questions, teacher keys and criteria after the relevant attempts. Previously discussed cases are practice; protect the separately selected independent task.</w:t>
+      </w:r>
+    </w:p>
+    <w:p>
       <w:pPr>
         <w:pStyle w:val="Heading3"/>
       </w:pPr>
       <w:r>
-        <w:t>Assess and explain the answers</w:t>
+        <w:t>Worked case answer</w:t>
       </w:r>
     </w:p>
     <w:p>
@@ -2173,11 +4180,18 @@
         <w:pStyle w:val="Heading3"/>
       </w:pPr>
       <w:r>
-        <w:t>Worked case answer</w:t>
-      </w:r>
-    </w:p>
-    <w:p>
-      <w:r>
+        <w:t>Teacher key · Worked case answer</w:t>
+      </w:r>
+    </w:p>
+    <w:p>
+      <w:pPr>
+        <w:spacing w:line="336" w:lineRule="auto" w:after="180"/>
+        <w:shd w:fill="F1F6FC"/>
+      </w:pPr>
+      <w:r>
+        <w:rPr>
+          <w:b w:val="0"/>
+        </w:rPr>
         <w:t>The rates differ. Test more varied recordings under controlled conditions and inspect other factors before claiming a cause.</w:t>
       </w:r>
     </w:p>
@@ -2190,20 +4204,62 @@
       </w:r>
     </w:p>
     <w:p>
-      <w:r>
-        <w:t>A helper succeeds on 4 of 4 clear voices and 1 of 4 quiet voices. Who is less well served? What evidence should a repair preserve?</w:t>
-      </w:r>
-    </w:p>
-    <w:p>
       <w:pPr>
         <w:pStyle w:val="Heading3"/>
       </w:pPr>
       <w:r>
+        <w:t>Independent question · withhold the key</w:t>
+      </w:r>
+    </w:p>
+    <w:p>
+      <w:pPr>
+        <w:spacing w:line="336" w:lineRule="auto" w:after="180"/>
+        <w:shd w:fill="F5F1FB"/>
+      </w:pPr>
+      <w:r>
+        <w:rPr>
+          <w:b w:val="0"/>
+        </w:rPr>
+        <w:t xml:space="preserve">A helper succeeds on 4 of 4 clear voices and 1 of 4 quiet voices. Who is less well served? What </w:t>
+      </w:r>
+      <w:r>
+        <w:rPr>
+          <w:b/>
+        </w:rPr>
+        <w:t>evidence</w:t>
+      </w:r>
+      <w:r>
+        <w:rPr>
+          <w:b w:val="0"/>
+        </w:rPr>
+        <w:t xml:space="preserve"> should a repair preserve?</w:t>
+      </w:r>
+    </w:p>
+    <w:p>
+      <w:pPr>
+        <w:pStyle w:val="Heading3"/>
+      </w:pPr>
+      <w:r>
         <w:t>Expected independent answer</w:t>
       </w:r>
     </w:p>
     <w:p>
-      <w:r>
+      <w:pPr>
+        <w:pStyle w:val="Heading3"/>
+      </w:pPr>
+      <w:r>
+        <w:t>Teacher key · Expected independent answer</w:t>
+      </w:r>
+    </w:p>
+    <w:p>
+      <w:pPr>
+        <w:spacing w:line="336" w:lineRule="auto" w:after="180"/>
+        <w:shd w:fill="F1F6FC"/>
+      </w:pPr>
+      <w:r>
+        <w:rPr>
+          <w:b w:val="0"/>
+        </w:rPr>
         <w:t>Quiet voices are less well served on these examples. Keep separate counts and test quiet voices after a repair. These small counts flag a concern without proving all users will experience it.</w:t>
       </w:r>
     </w:p>
@@ -2442,8 +4498,25 @@
       </w:tr>
     </w:tbl>
     <w:p>
-      <w:r>
-        <w:t>Use 6/8 as a classroom checkpoint, with 2 required for both Result and Reasoning. This is a proposed teaching rule, not a validated certification threshold. Do not count a coached answer as independent mastery; correct unsafe or unsupported claims regardless of total.</w:t>
+      <w:pPr>
+        <w:spacing w:line="336" w:lineRule="auto" w:after="180"/>
+      </w:pPr>
+      <w:r>
+        <w:rPr>
+          <w:b w:val="0"/>
+        </w:rPr>
+        <w:t>Use 6/8 as a classroom checkpoint, with 2 required for both Result and Reasoning. This is a proposed teaching rule, not a validated certification threshold.</w:t>
+      </w:r>
+    </w:p>
+    <w:p>
+      <w:pPr>
+        <w:spacing w:line="336" w:lineRule="auto" w:after="180"/>
+      </w:pPr>
+      <w:r>
+        <w:rPr>
+          <w:b w:val="0"/>
+        </w:rPr>
+        <w:t>Do not count a coached answer as independent mastery; correct unsafe or unsupported claims regardless of total.</w:t>
       </w:r>
     </w:p>
     <w:p>
@@ -2455,8 +4528,26 @@
       </w:r>
     </w:p>
     <w:p>
-      <w:r>
-        <w:t>Ask the learner to find the evidence that challenges this claim: “A good result for one group means everyone is served well.” Keep the first attempt and an uncoached retry separate.</w:t>
+      <w:pPr>
+        <w:spacing w:line="336" w:lineRule="auto" w:after="180"/>
+      </w:pPr>
+      <w:r>
+        <w:rPr>
+          <w:b w:val="0"/>
+        </w:rPr>
+        <w:t xml:space="preserve">Ask the learner to find the </w:t>
+      </w:r>
+      <w:r>
+        <w:rPr>
+          <w:b/>
+        </w:rPr>
+        <w:t>evidence</w:t>
+      </w:r>
+      <w:r>
+        <w:rPr>
+          <w:b w:val="0"/>
+        </w:rPr>
+        <w:t xml:space="preserve"> that challenges this claim: “A good result for one group means everyone is served well.” Keep the first attempt and an uncoached retry separate.</w:t>
       </w:r>
     </w:p>
     <w:p>
@@ -2468,7 +4559,22 @@
       </w:r>
     </w:p>
     <w:p>
-      <w:r>
+      <w:pPr>
+        <w:pStyle w:val="Heading3"/>
+      </w:pPr>
+      <w:r>
+        <w:t>Teacher key · Original transfer answer</w:t>
+      </w:r>
+    </w:p>
+    <w:p>
+      <w:pPr>
+        <w:spacing w:line="336" w:lineRule="auto" w:after="180"/>
+        <w:shd w:fill="F1F6FC"/>
+      </w:pPr>
+      <w:r>
+        <w:rPr>
+          <w:b w:val="0"/>
+        </w:rPr>
         <w:t>Both are 3/4=75%. Three successes is fewer in count, but not a lower rate. These small samples do not prove equal performance in all quiet and noisy conditions. Collect more varied comparable cases before making a broad claim.</w:t>
       </w:r>
     </w:p>
@@ -2489,111 +4595,603 @@
       </w:r>
     </w:p>
     <w:p>
-      <w:r>
-        <w:t>For version A in the lesson, write correct and assessed counts, simplify the accuracy fraction and express it as a percentage. Explain what its denominator includes and why 9/9 would be misleading.</w:t>
-      </w:r>
-    </w:p>
-    <w:p>
-      <w:r>
-        <w:t>A has 9 correct out of 12 assessed: 9/12 = 3/4 = 75%. The denominator includes all 12 judged outcomes, including 3 incorrect ones. Using 9/9 would exclude the errors and falsely report perfect assessed accuracy.</w:t>
-      </w:r>
-    </w:p>
-    <w:p>
       <w:pPr>
         <w:pStyle w:val="Heading3"/>
       </w:pPr>
       <w:r>
+        <w:t>Workbook question · W1</w:t>
+      </w:r>
+    </w:p>
+    <w:p>
+      <w:pPr>
+        <w:spacing w:line="336" w:lineRule="auto" w:after="180"/>
+        <w:shd w:fill="F5F1FB"/>
+      </w:pPr>
+      <w:r>
+        <w:rPr>
+          <w:b w:val="0"/>
+        </w:rPr>
+        <w:t xml:space="preserve">For version A in the lesson, write correct and assessed counts, simplify the </w:t>
+      </w:r>
+      <w:r>
+        <w:rPr>
+          <w:b/>
+        </w:rPr>
+        <w:t>accuracy</w:t>
+      </w:r>
+      <w:r>
+        <w:rPr>
+          <w:b w:val="0"/>
+        </w:rPr>
+        <w:t xml:space="preserve"> fraction and express it as a percentage. Explain what its </w:t>
+      </w:r>
+      <w:r>
+        <w:rPr>
+          <w:b/>
+        </w:rPr>
+        <w:t>denominator</w:t>
+      </w:r>
+      <w:r>
+        <w:rPr>
+          <w:b w:val="0"/>
+        </w:rPr>
+        <w:t xml:space="preserve"> includes and why 9/9 would be misleading.</w:t>
+      </w:r>
+    </w:p>
+    <w:p>
+      <w:pPr>
+        <w:pStyle w:val="Heading3"/>
+      </w:pPr>
+      <w:r>
+        <w:t>Teacher reasoning · W1</w:t>
+      </w:r>
+    </w:p>
+    <w:p>
+      <w:pPr>
+        <w:spacing w:line="336" w:lineRule="auto" w:after="180"/>
+        <w:shd w:fill="F1F6FC"/>
+      </w:pPr>
+      <w:r>
+        <w:rPr>
+          <w:b w:val="0"/>
+        </w:rPr>
+        <w:t xml:space="preserve">A has 9 correct out of 12 assessed: 9/12 = 3/4 = 75%. The </w:t>
+      </w:r>
+      <w:r>
+        <w:rPr>
+          <w:b/>
+        </w:rPr>
+        <w:t>denominator</w:t>
+      </w:r>
+      <w:r>
+        <w:rPr>
+          <w:b w:val="0"/>
+        </w:rPr>
+        <w:t xml:space="preserve"> includes all 12 judged outcomes, including 3 incorrect ones. Using 9/9 would exclude the errors and falsely report perfect assessed </w:t>
+      </w:r>
+      <w:r>
+        <w:rPr>
+          <w:b/>
+        </w:rPr>
+        <w:t>accuracy</w:t>
+      </w:r>
+      <w:r>
+        <w:rPr>
+          <w:b w:val="0"/>
+        </w:rPr>
+        <w:t>.</w:t>
+      </w:r>
+    </w:p>
+    <w:p>
+      <w:pPr>
+        <w:pStyle w:val="Heading3"/>
+      </w:pPr>
+      <w:r>
         <w:t>W2 Compare totals and conditions</w:t>
       </w:r>
     </w:p>
     <w:p>
-      <w:r>
+      <w:pPr>
+        <w:pStyle w:val="Heading3"/>
+      </w:pPr>
+      <w:r>
+        <w:t>Workbook question · W2</w:t>
+      </w:r>
+    </w:p>
+    <w:p>
+      <w:pPr>
+        <w:spacing w:line="336" w:lineRule="auto" w:after="180"/>
+        <w:shd w:fill="F5F1FB"/>
+      </w:pPr>
+      <w:r>
+        <w:rPr>
+          <w:b w:val="0"/>
+        </w:rPr>
         <w:t>Compare A and B on the shared 12-card test and on its bright and dim groups. State the leader in each and explain why the overall result does not imply that one version wins in every condition.</w:t>
       </w:r>
     </w:p>
     <w:p>
-      <w:r>
-        <w:t>Overall A leads 9/12 to B’s 8/12. On bright cards A leads 8/8 to 6/8. On dim cards B leads 2/4 to A’s 1/4. The overall count combines unequal groups; A’s overall lead does not mean a lead in the dim group or a guarantee for future cards.</w:t>
-      </w:r>
-    </w:p>
-    <w:p>
       <w:pPr>
         <w:pStyle w:val="Heading3"/>
       </w:pPr>
       <w:r>
+        <w:t>Teacher reasoning · W2</w:t>
+      </w:r>
+    </w:p>
+    <w:p>
+      <w:pPr>
+        <w:spacing w:line="336" w:lineRule="auto" w:after="180"/>
+        <w:shd w:fill="F1F6FC"/>
+      </w:pPr>
+      <w:r>
+        <w:rPr>
+          <w:b w:val="0"/>
+        </w:rPr>
+        <w:t>Overall A leads 9/12 to B’s 8/12. On bright cards A leads 8/8 to 6/8. On dim cards B leads 2/4 to A’s 1/4.</w:t>
+      </w:r>
+    </w:p>
+    <w:p>
+      <w:pPr>
+        <w:spacing w:line="336" w:lineRule="auto" w:after="180"/>
+        <w:shd w:fill="F1F6FC"/>
+      </w:pPr>
+      <w:r>
+        <w:rPr>
+          <w:b w:val="0"/>
+        </w:rPr>
+        <w:t>The overall count combines unequal groups; A’s overall lead does not mean a lead in the dim group or a guarantee for future cards.</w:t>
+      </w:r>
+    </w:p>
+    <w:p>
+      <w:pPr>
+        <w:pStyle w:val="Heading3"/>
+      </w:pPr>
+      <w:r>
         <w:t>W3 Do not hide unassessed outcomes</w:t>
       </w:r>
     </w:p>
     <w:p>
-      <w:r>
-        <w:t>C has 9 correct and 1 incorrect assessed outcome, with 2 other selected cases unassessed. Write its assessed accuracy and missing count. A reviewer reports 9/12 as assessed accuracy; another reports 90% on all 12. Explain the problem with each label.</w:t>
-      </w:r>
-    </w:p>
-    <w:p>
-      <w:r>
-        <w:t>C has 9/10 = 90% assessed accuracy and 2 unassessed outcomes. The denominator 12 includes cases not assessed, so 9/12 is the fraction of selected cases with verified correct outcomes, not assessed accuracy. Reporting 90% on all 12 incorrectly extends the assessed-subset fraction to missing outcomes.</w:t>
-      </w:r>
-    </w:p>
-    <w:p>
       <w:pPr>
         <w:pStyle w:val="Heading3"/>
       </w:pPr>
       <w:r>
+        <w:t>Workbook question · W3</w:t>
+      </w:r>
+    </w:p>
+    <w:p>
+      <w:pPr>
+        <w:spacing w:line="336" w:lineRule="auto" w:after="180"/>
+        <w:shd w:fill="F5F1FB"/>
+      </w:pPr>
+      <w:r>
+        <w:rPr>
+          <w:b w:val="0"/>
+        </w:rPr>
+        <w:t xml:space="preserve">C has 9 correct and 1 incorrect assessed outcome, with 2 other selected cases unassessed. Write its assessed </w:t>
+      </w:r>
+      <w:r>
+        <w:rPr>
+          <w:b/>
+        </w:rPr>
+        <w:t>accuracy</w:t>
+      </w:r>
+      <w:r>
+        <w:rPr>
+          <w:b w:val="0"/>
+        </w:rPr>
+        <w:t xml:space="preserve"> and missing count. A reviewer reports 9/12 as assessed </w:t>
+      </w:r>
+      <w:r>
+        <w:rPr>
+          <w:b/>
+        </w:rPr>
+        <w:t>accuracy</w:t>
+      </w:r>
+      <w:r>
+        <w:rPr>
+          <w:b w:val="0"/>
+        </w:rPr>
+        <w:t>; another reports 90% on all 12.</w:t>
+      </w:r>
+    </w:p>
+    <w:p>
+      <w:pPr>
+        <w:spacing w:line="336" w:lineRule="auto" w:after="180"/>
+        <w:shd w:fill="F5F1FB"/>
+      </w:pPr>
+      <w:r>
+        <w:rPr>
+          <w:b w:val="0"/>
+        </w:rPr>
+        <w:t>Explain the problem with each label.</w:t>
+      </w:r>
+    </w:p>
+    <w:p>
+      <w:pPr>
+        <w:pStyle w:val="Heading3"/>
+      </w:pPr>
+      <w:r>
+        <w:t>Teacher reasoning · W3</w:t>
+      </w:r>
+    </w:p>
+    <w:p>
+      <w:pPr>
+        <w:spacing w:line="336" w:lineRule="auto" w:after="180"/>
+        <w:shd w:fill="F1F6FC"/>
+      </w:pPr>
+      <w:r>
+        <w:rPr>
+          <w:b w:val="0"/>
+        </w:rPr>
+        <w:t xml:space="preserve">C has 9/10 = 90% assessed </w:t>
+      </w:r>
+      <w:r>
+        <w:rPr>
+          <w:b/>
+        </w:rPr>
+        <w:t>accuracy</w:t>
+      </w:r>
+      <w:r>
+        <w:rPr>
+          <w:b w:val="0"/>
+        </w:rPr>
+        <w:t xml:space="preserve"> and 2 unassessed outcomes. The </w:t>
+      </w:r>
+      <w:r>
+        <w:rPr>
+          <w:b/>
+        </w:rPr>
+        <w:t>denominator</w:t>
+      </w:r>
+      <w:r>
+        <w:rPr>
+          <w:b w:val="0"/>
+        </w:rPr>
+        <w:t xml:space="preserve"> 12 includes cases not assessed, so 9/12 is the fraction of selected cases with verified correct outcomes, not assessed </w:t>
+      </w:r>
+      <w:r>
+        <w:rPr>
+          <w:b/>
+        </w:rPr>
+        <w:t>accuracy</w:t>
+      </w:r>
+      <w:r>
+        <w:rPr>
+          <w:b w:val="0"/>
+        </w:rPr>
+        <w:t>.</w:t>
+      </w:r>
+    </w:p>
+    <w:p>
+      <w:pPr>
+        <w:spacing w:line="336" w:lineRule="auto" w:after="180"/>
+        <w:shd w:fill="F1F6FC"/>
+      </w:pPr>
+      <w:r>
+        <w:rPr>
+          <w:b w:val="0"/>
+        </w:rPr>
+        <w:t>Reporting 90% on all 12 incorrectly extends the assessed-subset fraction to missing outcomes.</w:t>
+      </w:r>
+    </w:p>
+    <w:p>
+      <w:pPr>
+        <w:pStyle w:val="Heading3"/>
+      </w:pPr>
+      <w:r>
         <w:t>W4 Compare a new shared sound test</w:t>
       </w:r>
     </w:p>
     <w:p>
-      <w:r>
-        <w:t>Versions X and Y label the same 20 previously unseen clips: 12 quiet and 8 noisy, with no missing outcomes. X is correct on 10 quiet and 2 noisy clips; Y on 9 quiet and 5 noisy clips. Calculate each combined fraction and percentage, identify the overall leader and compare the leaders within each group. Explain why an overall result cannot guarantee the next clip’s outcome.</w:t>
-      </w:r>
-    </w:p>
-    <w:p>
-      <w:r>
-        <w:t>X has (10 + 2)/(12 + 8) = 12/20 = 3/5 = 60%. Y has (9 + 5)/20 = 14/20 = 7/10 = 70%, so Y leads overall. X leads quiet clips 10/12 to 9/12, while Y leads noisy clips 5/8 to 2/8. These are observed results on this shared test; they do not determine the outcome of the next clip or show that Y is better in every condition.</w:t>
-      </w:r>
-    </w:p>
-    <w:p>
       <w:pPr>
         <w:pStyle w:val="Heading3"/>
       </w:pPr>
       <w:r>
+        <w:t>Workbook question · W4</w:t>
+      </w:r>
+    </w:p>
+    <w:p>
+      <w:pPr>
+        <w:spacing w:line="336" w:lineRule="auto" w:after="180"/>
+        <w:shd w:fill="F5F1FB"/>
+      </w:pPr>
+      <w:r>
+        <w:rPr>
+          <w:b w:val="0"/>
+        </w:rPr>
+        <w:t>Versions X and Y label the same 20 previously unseen clips: 12 quiet and 8 noisy, with no missing outcomes. X is correct on 10 quiet and 2 noisy clips; Y on 9 quiet and 5 noisy clips.</w:t>
+      </w:r>
+    </w:p>
+    <w:p>
+      <w:pPr>
+        <w:spacing w:line="336" w:lineRule="auto" w:after="180"/>
+        <w:shd w:fill="F5F1FB"/>
+      </w:pPr>
+      <w:r>
+        <w:rPr>
+          <w:b w:val="0"/>
+        </w:rPr>
+        <w:t>Calculate each combined fraction and percentage, identify the overall leader and compare the leaders within each group. Explain why an overall result cannot guarantee the next clip’s outcome.</w:t>
+      </w:r>
+    </w:p>
+    <w:p>
+      <w:pPr>
+        <w:pStyle w:val="Heading3"/>
+      </w:pPr>
+      <w:r>
+        <w:t>Teacher reasoning · W4</w:t>
+      </w:r>
+    </w:p>
+    <w:p>
+      <w:pPr>
+        <w:spacing w:line="336" w:lineRule="auto" w:after="180"/>
+        <w:shd w:fill="F1F6FC"/>
+      </w:pPr>
+      <w:r>
+        <w:rPr>
+          <w:b w:val="0"/>
+        </w:rPr>
+        <w:t xml:space="preserve">X has (10 + 2)/(12 + 8) = 12/20 = 3/5 = </w:t>
+      </w:r>
+      <w:r>
+        <w:rPr>
+          <w:b/>
+        </w:rPr>
+        <w:t>60%</w:t>
+      </w:r>
+      <w:r>
+        <w:rPr>
+          <w:b w:val="0"/>
+        </w:rPr>
+        <w:t xml:space="preserve">. Y has (9 + 5)/20 = 14/20 = 7/10 = </w:t>
+      </w:r>
+      <w:r>
+        <w:rPr>
+          <w:b/>
+        </w:rPr>
+        <w:t>70%</w:t>
+      </w:r>
+      <w:r>
+        <w:rPr>
+          <w:b w:val="0"/>
+        </w:rPr>
+        <w:t>, so Y leads overall. X leads quiet clips 10/12 to 9/12, while Y leads noisy clips 5/8 to 2/8.</w:t>
+      </w:r>
+    </w:p>
+    <w:p>
+      <w:pPr>
+        <w:spacing w:line="336" w:lineRule="auto" w:after="180"/>
+        <w:shd w:fill="F1F6FC"/>
+      </w:pPr>
+      <w:r>
+        <w:rPr>
+          <w:b w:val="0"/>
+        </w:rPr>
+        <w:t>These are observed results on this shared test; they do not determine the outcome of the next clip or show that Y is better in every condition.</w:t>
+      </w:r>
+    </w:p>
+    <w:p>
+      <w:pPr>
+        <w:pStyle w:val="Heading3"/>
+      </w:pPr>
+      <w:r>
         <w:t>W5 Combine counts rather than group percentages</w:t>
       </w:r>
     </w:p>
     <w:p>
-      <w:r>
-        <w:t>A separate test has 2 correct out of 2 assessed in group P and 4 correct out of 8 assessed in group Q. Calculate combined accuracy as a fraction and percentage. A chart reports 75% by averaging the group percentages. Explain why that is not the accuracy over all assessed cases.</w:t>
-      </w:r>
-    </w:p>
-    <w:p>
-      <w:r>
-        <w:t>There are 6 correct out of 10 assessed: 6/10 = 3/5 = 60%. The unweighted mean of 100% and 50% is 75%, but it treats the two differently sized groups equally. All-case accuracy counts each case once, so the larger group contributes 8 of the 10 cases.</w:t>
-      </w:r>
-    </w:p>
-    <w:p>
       <w:pPr>
         <w:pStyle w:val="Heading3"/>
       </w:pPr>
       <w:r>
+        <w:t>Workbook question · W5</w:t>
+      </w:r>
+    </w:p>
+    <w:p>
+      <w:pPr>
+        <w:spacing w:line="336" w:lineRule="auto" w:after="180"/>
+        <w:shd w:fill="F5F1FB"/>
+      </w:pPr>
+      <w:r>
+        <w:rPr>
+          <w:b w:val="0"/>
+        </w:rPr>
+        <w:t xml:space="preserve">A separate test has 2 correct out of 2 assessed in group P and 4 correct out of 8 assessed in group Q. Calculate combined </w:t>
+      </w:r>
+      <w:r>
+        <w:rPr>
+          <w:b/>
+        </w:rPr>
+        <w:t>accuracy</w:t>
+      </w:r>
+      <w:r>
+        <w:rPr>
+          <w:b w:val="0"/>
+        </w:rPr>
+        <w:t xml:space="preserve"> as a fraction and percentage. A chart reports 75% by averaging the group percentages.</w:t>
+      </w:r>
+    </w:p>
+    <w:p>
+      <w:pPr>
+        <w:spacing w:line="336" w:lineRule="auto" w:after="180"/>
+        <w:shd w:fill="F5F1FB"/>
+      </w:pPr>
+      <w:r>
+        <w:rPr>
+          <w:b w:val="0"/>
+        </w:rPr>
+        <w:t xml:space="preserve">Explain why that is not the </w:t>
+      </w:r>
+      <w:r>
+        <w:rPr>
+          <w:b/>
+        </w:rPr>
+        <w:t>accuracy</w:t>
+      </w:r>
+      <w:r>
+        <w:rPr>
+          <w:b w:val="0"/>
+        </w:rPr>
+        <w:t xml:space="preserve"> over all assessed cases.</w:t>
+      </w:r>
+    </w:p>
+    <w:p>
+      <w:pPr>
+        <w:pStyle w:val="Heading3"/>
+      </w:pPr>
+      <w:r>
+        <w:t>Teacher reasoning · W5</w:t>
+      </w:r>
+    </w:p>
+    <w:p>
+      <w:pPr>
+        <w:spacing w:line="336" w:lineRule="auto" w:after="180"/>
+        <w:shd w:fill="F1F6FC"/>
+      </w:pPr>
+      <w:r>
+        <w:rPr>
+          <w:b w:val="0"/>
+        </w:rPr>
+        <w:t xml:space="preserve">There are 6 correct out of 10 assessed: 6/10 = 3/5 = </w:t>
+      </w:r>
+      <w:r>
+        <w:rPr>
+          <w:b/>
+        </w:rPr>
+        <w:t>60%</w:t>
+      </w:r>
+      <w:r>
+        <w:rPr>
+          <w:b w:val="0"/>
+        </w:rPr>
+        <w:t>. The unweighted mean of 100% and 50% is 75%, but it treats the two differently sized groups equally.</w:t>
+      </w:r>
+    </w:p>
+    <w:p>
+      <w:pPr>
+        <w:spacing w:line="336" w:lineRule="auto" w:after="180"/>
+        <w:shd w:fill="F1F6FC"/>
+      </w:pPr>
+      <w:r>
+        <w:rPr>
+          <w:b w:val="0"/>
+        </w:rPr>
+        <w:t xml:space="preserve">All-case </w:t>
+      </w:r>
+      <w:r>
+        <w:rPr>
+          <w:b/>
+        </w:rPr>
+        <w:t>accuracy</w:t>
+      </w:r>
+      <w:r>
+        <w:rPr>
+          <w:b w:val="0"/>
+        </w:rPr>
+        <w:t xml:space="preserve"> counts each case once, so the larger group contributes 8 of the 10 cases.</w:t>
+      </w:r>
+    </w:p>
+    <w:p>
+      <w:pPr>
+        <w:pStyle w:val="Heading3"/>
+      </w:pPr>
+      <w:r>
         <w:t>Assess independent transfer</w:t>
       </w:r>
     </w:p>
     <w:p>
-      <w:r>
-        <w:t>Selected case: Versions X and Y label the same 20 previously unseen clips: 12 quiet and 8 noisy, with no missing outcomes. X is correct on 10 quiet and 2 noisy clips; Y on 9 quiet and 5 noisy clips. Calculate each combined fraction and percentage, identify the overall leader and compare the leaders within each group. Explain why an overall result cannot guarantee the next clip’s outcome.</w:t>
-      </w:r>
-    </w:p>
-    <w:p>
       <w:pPr>
         <w:pStyle w:val="Heading3"/>
       </w:pPr>
       <w:r>
+        <w:t>Independent question · withhold the key</w:t>
+      </w:r>
+    </w:p>
+    <w:p>
+      <w:pPr>
+        <w:spacing w:line="336" w:lineRule="auto" w:after="180"/>
+        <w:shd w:fill="F5F1FB"/>
+      </w:pPr>
+      <w:r>
+        <w:rPr>
+          <w:b w:val="0"/>
+        </w:rPr>
+        <w:t>Selected case: Versions X and Y label the same 20 previously unseen clips: 12 quiet and 8 noisy, with no missing outcomes. X is correct on 10 quiet and 2 noisy clips; Y on 9 quiet and 5 noisy clips.</w:t>
+      </w:r>
+    </w:p>
+    <w:p>
+      <w:pPr>
+        <w:spacing w:line="336" w:lineRule="auto" w:after="180"/>
+        <w:shd w:fill="F5F1FB"/>
+      </w:pPr>
+      <w:r>
+        <w:rPr>
+          <w:b w:val="0"/>
+        </w:rPr>
+        <w:t>Calculate each combined fraction and percentage, identify the overall leader and compare the leaders within each group. Explain why an overall result cannot guarantee the next clip’s outcome.</w:t>
+      </w:r>
+    </w:p>
+    <w:p>
+      <w:pPr>
+        <w:pStyle w:val="Heading3"/>
+      </w:pPr>
+      <w:r>
         <w:t>Selected case answer</w:t>
       </w:r>
     </w:p>
     <w:p>
-      <w:r>
-        <w:t>X has (10 + 2)/(12 + 8) = 12/20 = 3/5 = 60%. Y has (9 + 5)/20 = 14/20 = 7/10 = 70%, so Y leads overall. X leads quiet clips 10/12 to 9/12, while Y leads noisy clips 5/8 to 2/8. These are observed results on this shared test; they do not determine the outcome of the next clip or show that Y is better in every condition.</w:t>
+      <w:pPr>
+        <w:pStyle w:val="Heading3"/>
+      </w:pPr>
+      <w:r>
+        <w:t>Teacher key · Selected case answer</w:t>
+      </w:r>
+    </w:p>
+    <w:p>
+      <w:pPr>
+        <w:spacing w:line="336" w:lineRule="auto" w:after="180"/>
+        <w:shd w:fill="F1F6FC"/>
+      </w:pPr>
+      <w:r>
+        <w:rPr>
+          <w:b w:val="0"/>
+        </w:rPr>
+        <w:t xml:space="preserve">X has (10 + 2)/(12 + 8) = 12/20 = 3/5 = </w:t>
+      </w:r>
+      <w:r>
+        <w:rPr>
+          <w:b/>
+        </w:rPr>
+        <w:t>60%</w:t>
+      </w:r>
+      <w:r>
+        <w:rPr>
+          <w:b w:val="0"/>
+        </w:rPr>
+        <w:t xml:space="preserve">. Y has (9 + 5)/20 = 14/20 = 7/10 = </w:t>
+      </w:r>
+      <w:r>
+        <w:rPr>
+          <w:b/>
+        </w:rPr>
+        <w:t>70%</w:t>
+      </w:r>
+      <w:r>
+        <w:rPr>
+          <w:b w:val="0"/>
+        </w:rPr>
+        <w:t>, so Y leads overall. X leads quiet clips 10/12 to 9/12, while Y leads noisy clips 5/8 to 2/8.</w:t>
+      </w:r>
+    </w:p>
+    <w:p>
+      <w:pPr>
+        <w:spacing w:line="336" w:lineRule="auto" w:after="180"/>
+        <w:shd w:fill="F1F6FC"/>
+      </w:pPr>
+      <w:r>
+        <w:rPr>
+          <w:b w:val="0"/>
+        </w:rPr>
+        <w:t>These are observed results on this shared test; they do not determine the outcome of the next clip or show that Y is better in every condition.</w:t>
       </w:r>
     </w:p>
     <w:tbl>
@@ -2699,21 +5297,77 @@
       </w:tr>
     </w:tbl>
     <w:p>
-      <w:r>
-        <w:t>Record each dimension as not yet, with support, or independent. Accept a valid alternative procedure with a defensible trace. Do not penalise an honestly recorded model failure if the learner correctly explains its evidence and limits.</w:t>
-      </w:r>
-    </w:p>
-    <w:p>
       <w:pPr>
         <w:pStyle w:val="Heading3"/>
       </w:pPr>
       <w:r>
+        <w:t>Teacher key · Selected case answer</w:t>
+      </w:r>
+    </w:p>
+    <w:p>
+      <w:pPr>
+        <w:spacing w:line="336" w:lineRule="auto" w:after="180"/>
+        <w:shd w:fill="F1F6FC"/>
+      </w:pPr>
+      <w:r>
+        <w:rPr>
+          <w:b w:val="0"/>
+        </w:rPr>
+        <w:t>Record each dimension as not yet, with support, or independent. Accept a valid alternative procedure with a defensible trace.</w:t>
+      </w:r>
+    </w:p>
+    <w:p>
+      <w:pPr>
+        <w:spacing w:line="336" w:lineRule="auto" w:after="180"/>
+        <w:shd w:fill="F1F6FC"/>
+      </w:pPr>
+      <w:r>
+        <w:rPr>
+          <w:b w:val="0"/>
+        </w:rPr>
+        <w:t xml:space="preserve">Do not penalise an honestly recorded model failure if the learner correctly explains its </w:t>
+      </w:r>
+      <w:r>
+        <w:rPr>
+          <w:b/>
+        </w:rPr>
+        <w:t>evidence</w:t>
+      </w:r>
+      <w:r>
+        <w:rPr>
+          <w:b w:val="0"/>
+        </w:rPr>
+        <w:t xml:space="preserve"> and limits.</w:t>
+      </w:r>
+    </w:p>
+    <w:p>
+      <w:pPr>
+        <w:pStyle w:val="Heading3"/>
+      </w:pPr>
+      <w:r>
         <w:t>Feedback that the learner uses</w:t>
       </w:r>
     </w:p>
     <w:p>
-      <w:r>
-        <w:t>Name the earliest unsupported step and give one action to repair it. Have the learner make that repair now and explain why. Then assess the relevant skill on a fresh, fully specified case. Confirm it was not previously practised with feedback; solve and check the new case before assigning it. A follow-up design prompt is a starting brief, not automatically an equivalent test.</w:t>
+      <w:pPr>
+        <w:spacing w:line="336" w:lineRule="auto" w:after="180"/>
+      </w:pPr>
+      <w:r>
+        <w:rPr>
+          <w:b w:val="0"/>
+        </w:rPr>
+        <w:t>Name the earliest unsupported step and give one action to repair it. Have the learner make that repair now and explain why. Then assess the relevant skill on a fresh, fully specified case.</w:t>
+      </w:r>
+    </w:p>
+    <w:p>
+      <w:pPr>
+        <w:spacing w:line="336" w:lineRule="auto" w:after="180"/>
+      </w:pPr>
+      <w:r>
+        <w:rPr>
+          <w:b w:val="0"/>
+        </w:rPr>
+        <w:t>Confirm it was not previously practised with feedback; solve and check the new case before assigning it. A follow-up design prompt is a starting brief, not automatically an equivalent test.</w:t>
       </w:r>
     </w:p>
     <w:p>
@@ -2725,11 +5379,74 @@
       </w:r>
     </w:p>
     <w:p>
+      <w:r>
+        <w:t>Connect Fair for Whom? to Helpful Classroom Sorter, adapt support and plan a later changed-case check.</w:t>
+      </w:r>
+    </w:p>
+    <w:p>
       <w:pPr>
         <w:pStyle w:val="Heading3"/>
       </w:pPr>
       <w:r>
-        <w:t>Connect and extend learning</w:t>
+        <w:t>Helpful Classroom Sorter</w:t>
+      </w:r>
+    </w:p>
+    <w:p>
+      <w:pPr>
+        <w:spacing w:line="336" w:lineRule="auto" w:after="180"/>
+      </w:pPr>
+      <w:r>
+        <w:rPr>
+          <w:b w:val="0"/>
+        </w:rPr>
+        <w:t xml:space="preserve">Test the sorter across relevant item conditions and users; never infer sensitive identity to create a </w:t>
+      </w:r>
+      <w:r>
+        <w:rPr>
+          <w:b/>
+        </w:rPr>
+        <w:t>fairness</w:t>
+      </w:r>
+      <w:r>
+        <w:rPr>
+          <w:b w:val="0"/>
+        </w:rPr>
+        <w:t xml:space="preserve"> check.</w:t>
+      </w:r>
+    </w:p>
+    <w:p>
+      <w:pPr>
+        <w:spacing w:line="336" w:lineRule="auto" w:after="180"/>
+      </w:pPr>
+      <w:r>
+        <w:rPr>
+          <w:b w:val="0"/>
+        </w:rPr>
+        <w:t xml:space="preserve">Keep the decision, </w:t>
+      </w:r>
+      <w:r>
+        <w:rPr>
+          <w:b/>
+        </w:rPr>
+        <w:t>input</w:t>
+      </w:r>
+      <w:r>
+        <w:rPr>
+          <w:b w:val="0"/>
+        </w:rPr>
+        <w:t xml:space="preserve">, result, explanation and remaining limitation in the project </w:t>
+      </w:r>
+      <w:r>
+        <w:rPr>
+          <w:b/>
+        </w:rPr>
+        <w:t>evidence</w:t>
+      </w:r>
+      <w:r>
+        <w:rPr>
+          <w:b w:val="0"/>
+        </w:rPr>
+        <w:t xml:space="preserve"> record. Retrieve this record next week rather than restarting the project.</w:t>
       </w:r>
     </w:p>
     <w:p>
@@ -2737,17 +5454,54 @@
         <w:pStyle w:val="Heading3"/>
       </w:pPr>
       <w:r>
-        <w:t>Helpful Classroom Sorter</w:t>
-      </w:r>
-    </w:p>
-    <w:p>
-      <w:r>
-        <w:t>Test the sorter across relevant item conditions and users; never infer sensitive identity to create a fairness check.</w:t>
-      </w:r>
-    </w:p>
-    <w:p>
-      <w:r>
-        <w:t>Keep the decision, input, result, explanation and remaining limitation in the project evidence record. Retrieve this record next week rather than restarting the project.</w:t>
+        <w:t>Support and stretch</w:t>
+      </w:r>
+    </w:p>
+    <w:p>
+      <w:pPr>
+        <w:spacing w:line="336" w:lineRule="auto" w:after="180"/>
+      </w:pPr>
+      <w:r>
+        <w:rPr>
+          <w:b w:val="0"/>
+        </w:rPr>
+        <w:t xml:space="preserve">Use physical cards, spoken explanations and a three-stage drawing. Read aloud without giving the answer. Stretch: compare two </w:t>
+      </w:r>
+      <w:r>
+        <w:rPr>
+          <w:b/>
+        </w:rPr>
+        <w:t>mechanism</w:t>
+      </w:r>
+      <w:r>
+        <w:rPr>
+          <w:b w:val="0"/>
+        </w:rPr>
+        <w:t xml:space="preserve">s with the same visible </w:t>
+      </w:r>
+      <w:r>
+        <w:rPr>
+          <w:b/>
+        </w:rPr>
+        <w:t>output</w:t>
+      </w:r>
+      <w:r>
+        <w:rPr>
+          <w:b w:val="0"/>
+        </w:rPr>
+        <w:t xml:space="preserve"> and explain what </w:t>
+      </w:r>
+      <w:r>
+        <w:rPr>
+          <w:b/>
+        </w:rPr>
+        <w:t>evidence</w:t>
+      </w:r>
+      <w:r>
+        <w:rPr>
+          <w:b w:val="0"/>
+        </w:rPr>
+        <w:t xml:space="preserve"> distinguishes them.</w:t>
       </w:r>
     </w:p>
     <w:p>
@@ -2755,12 +5509,30 @@
         <w:pStyle w:val="Heading3"/>
       </w:pPr>
       <w:r>
-        <w:t>Support and stretch</w:t>
-      </w:r>
-    </w:p>
-    <w:p>
-      <w:r>
-        <w:t>Use physical cards, spoken explanations and a three-stage drawing. Read aloud without giving the answer. Stretch: compare two mechanisms with the same visible output and explain what evidence distinguishes them.</w:t>
+        <w:t>Exit reflection</w:t>
+      </w:r>
+    </w:p>
+    <w:p>
+      <w:pPr>
+        <w:spacing w:line="336" w:lineRule="auto" w:after="180"/>
+      </w:pPr>
+      <w:r>
+        <w:rPr>
+          <w:b w:val="0"/>
+        </w:rPr>
+        <w:t xml:space="preserve">Ask for one decision the learner can now justify and one situation requiring more </w:t>
+      </w:r>
+      <w:r>
+        <w:rPr>
+          <w:b/>
+        </w:rPr>
+        <w:t>evidence</w:t>
+      </w:r>
+      <w:r>
+        <w:rPr>
+          <w:b w:val="0"/>
+        </w:rPr>
+        <w:t xml:space="preserve"> or human review. Confidence ratings are separate from correct independent performance.</w:t>
       </w:r>
     </w:p>
     <w:p>
@@ -2768,12 +5540,30 @@
         <w:pStyle w:val="Heading3"/>
       </w:pPr>
       <w:r>
-        <w:t>Exit reflection</w:t>
-      </w:r>
-    </w:p>
-    <w:p>
-      <w:r>
-        <w:t>Ask for one decision the learner can now justify and one situation requiring more evidence or human review. Confidence ratings are separate from correct independent performance.</w:t>
+        <w:t>Bridge to the next week</w:t>
+      </w:r>
+    </w:p>
+    <w:p>
+      <w:pPr>
+        <w:spacing w:line="336" w:lineRule="auto" w:after="180"/>
+      </w:pPr>
+      <w:r>
+        <w:rPr>
+          <w:b w:val="0"/>
+        </w:rPr>
+        <w:t xml:space="preserve">Next: Week 24: Privacy by Choosing Less. Retrieve today’s </w:t>
+      </w:r>
+      <w:r>
+        <w:rPr>
+          <w:b/>
+        </w:rPr>
+        <w:t>evidence</w:t>
+      </w:r>
+      <w:r>
+        <w:rPr>
+          <w:b w:val="0"/>
+        </w:rPr>
+        <w:t xml:space="preserve"> and identify what carries forward and what is new.</w:t>
       </w:r>
     </w:p>
     <w:p>
@@ -2781,12 +5571,110 @@
         <w:pStyle w:val="Heading3"/>
       </w:pPr>
       <w:r>
-        <w:t>Bridge to the next week</w:t>
-      </w:r>
-    </w:p>
-    <w:p>
-      <w:r>
-        <w:t>Next: Week 24: Privacy by Choosing Less. Retrieve today’s evidence and identify what carries forward and what is new.</w:t>
+        <w:t>Support and fresh reassessment</w:t>
+      </w:r>
+    </w:p>
+    <w:p>
+      <w:pPr>
+        <w:spacing w:line="336" w:lineRule="auto" w:after="180"/>
+      </w:pPr>
+      <w:r>
+        <w:rPr>
+          <w:b w:val="0"/>
+        </w:rPr>
+        <w:t>Use counters and equal-sized fraction strips before percentage notation. Accept exact fractions for group comparisons; rounding is not required.</w:t>
+      </w:r>
+    </w:p>
+    <w:p>
+      <w:pPr>
+        <w:spacing w:line="336" w:lineRule="auto" w:after="180"/>
+      </w:pPr>
+      <w:r>
+        <w:rPr>
+          <w:b w:val="0"/>
+        </w:rPr>
+        <w:t>Extension: describe what per-case records are needed to compare A fairly on C’s ten assessed cases, and why the group totals cannot recover them.</w:t>
+      </w:r>
+    </w:p>
+    <w:p>
+      <w:pPr>
+        <w:spacing w:line="336" w:lineRule="auto" w:after="180"/>
+      </w:pPr>
+      <w:r>
+        <w:rPr>
+          <w:b w:val="0"/>
+        </w:rPr>
+        <w:t xml:space="preserve">W4 requires X 12/20 = </w:t>
+      </w:r>
+      <w:r>
+        <w:rPr>
+          <w:b/>
+        </w:rPr>
+        <w:t>60%</w:t>
+      </w:r>
+      <w:r>
+        <w:rPr>
+          <w:b w:val="0"/>
+        </w:rPr>
+        <w:t xml:space="preserve">, Y 14/20 = </w:t>
+      </w:r>
+      <w:r>
+        <w:rPr>
+          <w:b/>
+        </w:rPr>
+        <w:t>70%</w:t>
+      </w:r>
+      <w:r>
+        <w:rPr>
+          <w:b w:val="0"/>
+        </w:rPr>
+        <w:t>, Y overall, X quiet, Y noisy and no next-case guarantee.</w:t>
+      </w:r>
+    </w:p>
+    <w:p>
+      <w:pPr>
+        <w:spacing w:line="336" w:lineRule="auto" w:after="180"/>
+      </w:pPr>
+      <w:r>
+        <w:rPr>
+          <w:b w:val="0"/>
+        </w:rPr>
+        <w:t xml:space="preserve">After support change Y’s noisy correct count to 3: Y becomes 12/20 = </w:t>
+      </w:r>
+      <w:r>
+        <w:rPr>
+          <w:b/>
+        </w:rPr>
+        <w:t>60%</w:t>
+      </w:r>
+      <w:r>
+        <w:rPr>
+          <w:b w:val="0"/>
+        </w:rPr>
+        <w:t xml:space="preserve">, tying X overall while X still leads quiet and Y still leads noisy. Require the changed conclusion with unchanged </w:t>
+      </w:r>
+      <w:r>
+        <w:rPr>
+          <w:b/>
+        </w:rPr>
+        <w:t>denominator</w:t>
+      </w:r>
+      <w:r>
+        <w:rPr>
+          <w:b w:val="0"/>
+        </w:rPr>
+        <w:t>s.</w:t>
+      </w:r>
+    </w:p>
+    <w:p>
+      <w:pPr>
+        <w:spacing w:line="336" w:lineRule="auto" w:after="180"/>
+      </w:pPr>
+      <w:r>
+        <w:rPr>
+          <w:b w:val="0"/>
+        </w:rPr>
+        <w:t>Week 24 asks which information a task actually needs and how to reduce unnecessary collection and exposure of personal data.</w:t>
       </w:r>
     </w:p>
     <w:p>
@@ -2794,40 +5682,40 @@
         <w:pStyle w:val="Heading3"/>
       </w:pPr>
       <w:r>
-        <w:t>Support and fresh reassessment</w:t>
-      </w:r>
-    </w:p>
-    <w:p>
-      <w:r>
-        <w:t>Use counters and equal-sized fraction strips before percentage notation. Accept exact fractions for group comparisons; rounding is not required. Extension: describe what per-case records are needed to compare A fairly on C’s ten assessed cases, and why the group totals cannot recover them.</w:t>
-      </w:r>
-    </w:p>
-    <w:p>
-      <w:r>
-        <w:t>W4 requires X 12/20 = 60%, Y 14/20 = 70%, Y overall, X quiet, Y noisy and no next-case guarantee. After support change Y’s noisy correct count to 3: Y becomes 12/20 = 60%, tying X overall while X still leads quiet and Y still leads noisy. Require the changed conclusion with unchanged denominators.</w:t>
-      </w:r>
-    </w:p>
-    <w:p>
-      <w:r>
-        <w:t>Week 24 asks which information a task actually needs and how to reduce unnecessary collection and exposure of personal data.</w:t>
-      </w:r>
-    </w:p>
-    <w:p>
-      <w:pPr>
-        <w:pStyle w:val="Heading3"/>
-      </w:pPr>
-      <w:r>
         <w:t>Plan the delayed return</w:t>
       </w:r>
     </w:p>
     <w:p>
-      <w:r>
+      <w:pPr>
+        <w:spacing w:line="336" w:lineRule="auto" w:after="180"/>
+      </w:pPr>
+      <w:r>
+        <w:rPr>
+          <w:b w:val="0"/>
+        </w:rPr>
         <w:t>Suggested return points in this level: ai-1/24, ai-1/26, ai-1/29. Use actual classroom dates, adjusting for holidays and gaps. One, three and six teaching weeks are scheduling choices, not a claimed optimal spacing.</w:t>
       </w:r>
     </w:p>
     <w:p>
-      <w:r>
-        <w:t>At a delayed check, ask for the idea from memory and a changed application. Compare with the earlier independent response and record support used. For a new level, revisit the previous capstone before checking the new prerequisites.</w:t>
+      <w:pPr>
+        <w:spacing w:line="336" w:lineRule="auto" w:after="180"/>
+      </w:pPr>
+      <w:r>
+        <w:rPr>
+          <w:b w:val="0"/>
+        </w:rPr>
+        <w:t>At a delayed check, ask for the idea from memory and a changed application. Compare with the earlier independent response and record support used.</w:t>
+      </w:r>
+    </w:p>
+    <w:p>
+      <w:pPr>
+        <w:spacing w:line="336" w:lineRule="auto" w:after="180"/>
+      </w:pPr>
+      <w:r>
+        <w:rPr>
+          <w:b w:val="0"/>
+        </w:rPr>
+        <w:t>For a new level, revisit the previous capstone before checking the new prerequisites.</w:t>
       </w:r>
     </w:p>
     <w:tbl>
@@ -2987,8 +5875,26 @@
       </w:tr>
     </w:tbl>
     <w:p>
-      <w:r>
-        <w:t>Use the evidence to choose reteaching or the next step. A completed page, confidence rating or attractive project does not by itself demonstrate understanding.</w:t>
+      <w:pPr>
+        <w:spacing w:line="336" w:lineRule="auto" w:after="180"/>
+      </w:pPr>
+      <w:r>
+        <w:rPr>
+          <w:b w:val="0"/>
+        </w:rPr>
+        <w:t xml:space="preserve">Use the </w:t>
+      </w:r>
+      <w:r>
+        <w:rPr>
+          <w:b/>
+        </w:rPr>
+        <w:t>evidence</w:t>
+      </w:r>
+      <w:r>
+        <w:rPr>
+          <w:b w:val="0"/>
+        </w:rPr>
+        <w:t xml:space="preserve"> to choose reteaching or the next step. A completed page, confidence rating or attractive project does not by itself demonstrate understanding.</w:t>
       </w:r>
     </w:p>
     <w:p>
@@ -3000,7 +5906,13 @@
       </w:r>
     </w:p>
     <w:p>
-      <w:r>
+      <w:pPr>
+        <w:spacing w:line="336" w:lineRule="auto" w:after="180"/>
+      </w:pPr>
+      <w:r>
+        <w:rPr>
+          <w:b w:val="0"/>
+        </w:rPr>
         <w:t>Report sorter outcomes by relevant conditions and record whose failures matter when choosing a revision.</w:t>
       </w:r>
     </w:p>
@@ -3014,12 +5926,56 @@
     </w:p>
     <w:p>
       <w:r>
-        <w:t>Teaching target: Compute a correct-out-of-assessed fraction and explain its denominator</w:t>
-      </w:r>
-    </w:p>
-    <w:p>
-      <w:r>
-        <w:t>Prepare the labelled worked-case picture, the matching workbook, fictional input cards and a place for individual responses. No paid AI account is required for the paper reasoning activities.</w:t>
+        <w:t>Use this preparation summary alongside the detailed Fair for Whom? lesson; it is a checklist rather than a replacement for the full sequence.</w:t>
+      </w:r>
+    </w:p>
+    <w:p>
+      <w:pPr>
+        <w:pStyle w:val="Heading3"/>
+      </w:pPr>
+      <w:r>
+        <w:t>Teaching target</w:t>
+      </w:r>
+    </w:p>
+    <w:p>
+      <w:pPr>
+        <w:spacing w:line="336" w:lineRule="auto" w:after="180"/>
+        <w:shd w:fill="EDF7F3"/>
+      </w:pPr>
+      <w:r>
+        <w:rPr>
+          <w:b w:val="0"/>
+        </w:rPr>
+        <w:t xml:space="preserve">Teaching target: Compute a correct-out-of-assessed fraction and explain its </w:t>
+      </w:r>
+      <w:r>
+        <w:rPr>
+          <w:b/>
+        </w:rPr>
+        <w:t>denominator</w:t>
+      </w:r>
+    </w:p>
+    <w:p>
+      <w:pPr>
+        <w:spacing w:line="336" w:lineRule="auto" w:after="180"/>
+      </w:pPr>
+      <w:r>
+        <w:rPr>
+          <w:b w:val="0"/>
+        </w:rPr>
+        <w:t xml:space="preserve">Prepare the labelled worked-case picture, the matching workbook, fictional </w:t>
+      </w:r>
+      <w:r>
+        <w:rPr>
+          <w:b/>
+        </w:rPr>
+        <w:t>input</w:t>
+      </w:r>
+      <w:r>
+        <w:rPr>
+          <w:b w:val="0"/>
+        </w:rPr>
+        <w:t xml:space="preserve"> cards and a place for individual responses. No paid AI account is required for the paper reasoning activities.</w:t>
       </w:r>
     </w:p>
     <w:tbl>
@@ -3166,37 +6122,242 @@
       </w:tr>
     </w:tbl>
     <w:p>
-      <w:r>
-        <w:t>Before class, solve the supported practice: Compare A and B on the shared 12-card test and on its bright and dim groups. State the leader in each and explain why the overall result does not imply that one version wins in every condition.</w:t>
-      </w:r>
-    </w:p>
-    <w:p>
-      <w:r>
-        <w:t>Reasoned practice answer: Overall A leads 9/12 to B’s 8/12. On bright cards A leads 8/8 to 6/8. On dim cards B leads 2/4 to A’s 1/4. The overall count combines unequal groups; A’s overall lead does not mean a lead in the dim group or a guarantee for future cards.</w:t>
-      </w:r>
-    </w:p>
-    <w:p>
-      <w:r>
-        <w:t>Check every learner before discussion: Use the worked case for Fractions and performance comparisons. Proposed explanation: “Only correct cases belong in the denominator”. Decide whether this explanation is supported. Point to the step or supplied fact that decides; explain your repair if needed.</w:t>
-      </w:r>
-    </w:p>
-    <w:p>
-      <w:r>
-        <w:t>Misconception repair: All assessed cases, including errors, belong in the assessed-accuracy denominator.</w:t>
-      </w:r>
-    </w:p>
-    <w:p>
-      <w:r>
-        <w:t>Support: read the exact case aloud, enlarge the labelled picture, supply input cards and model only the first deciding step. Accept a spoken explanation or drawing; retain the reasoning goal.</w:t>
-      </w:r>
-    </w:p>
-    <w:p>
-      <w:r>
-        <w:t>Extension: Give bright and dim groups equal weight as an explicitly different metric. Require a prediction and a reason before comparing. Expected result: M scores 70%; N scores about 81.7%. Reason: This averages group rates and is not the original 16-card agreement rate.</w:t>
-      </w:r>
-    </w:p>
-    <w:p>
-      <w:r>
+      <w:pPr>
+        <w:spacing w:line="336" w:lineRule="auto" w:after="180"/>
+      </w:pPr>
+      <w:r>
+        <w:rPr>
+          <w:b w:val="0"/>
+        </w:rPr>
+        <w:t>Before class, solve the supported practice: Compare A and B on the shared 12-card test and on its bright and dim groups.</w:t>
+      </w:r>
+    </w:p>
+    <w:p>
+      <w:pPr>
+        <w:spacing w:line="336" w:lineRule="auto" w:after="180"/>
+      </w:pPr>
+      <w:r>
+        <w:rPr>
+          <w:b w:val="0"/>
+        </w:rPr>
+        <w:t>State the leader in each and explain why the overall result does not imply that one version wins in every condition.</w:t>
+      </w:r>
+    </w:p>
+    <w:p>
+      <w:pPr>
+        <w:pStyle w:val="Heading3"/>
+      </w:pPr>
+      <w:r>
+        <w:t>Supported practice answer</w:t>
+      </w:r>
+    </w:p>
+    <w:p>
+      <w:pPr>
+        <w:spacing w:line="336" w:lineRule="auto" w:after="180"/>
+        <w:shd w:fill="F1F6FC"/>
+      </w:pPr>
+      <w:r>
+        <w:rPr>
+          <w:b w:val="0"/>
+        </w:rPr>
+        <w:t>Reasoned practice answer: Overall A leads 9/12 to B’s 8/12. On bright cards A leads 8/8 to 6/8. On dim cards B leads 2/4 to A’s 1/4.</w:t>
+      </w:r>
+    </w:p>
+    <w:p>
+      <w:pPr>
+        <w:spacing w:line="336" w:lineRule="auto" w:after="180"/>
+        <w:shd w:fill="F1F6FC"/>
+      </w:pPr>
+      <w:r>
+        <w:rPr>
+          <w:b w:val="0"/>
+        </w:rPr>
+        <w:t>The overall count combines unequal groups; A’s overall lead does not mean a lead in the dim group or a guarantee for future cards.</w:t>
+      </w:r>
+    </w:p>
+    <w:p>
+      <w:pPr>
+        <w:spacing w:line="336" w:lineRule="auto" w:after="180"/>
+      </w:pPr>
+      <w:r>
+        <w:rPr>
+          <w:b w:val="0"/>
+        </w:rPr>
+        <w:t xml:space="preserve">Check every learner before discussion: Use the worked case for Fractions and performance comparisons. Proposed explanation: “Only correct cases belong in the </w:t>
+      </w:r>
+      <w:r>
+        <w:rPr>
+          <w:b/>
+        </w:rPr>
+        <w:t>denominator</w:t>
+      </w:r>
+      <w:r>
+        <w:rPr>
+          <w:b w:val="0"/>
+        </w:rPr>
+        <w:t>”. Decide whether this explanation is supported.</w:t>
+      </w:r>
+    </w:p>
+    <w:p>
+      <w:pPr>
+        <w:spacing w:line="336" w:lineRule="auto" w:after="180"/>
+      </w:pPr>
+      <w:r>
+        <w:rPr>
+          <w:b w:val="0"/>
+        </w:rPr>
+        <w:t>Point to the step or supplied fact that decides; explain your repair if needed.</w:t>
+      </w:r>
+    </w:p>
+    <w:p>
+      <w:pPr>
+        <w:pStyle w:val="Heading3"/>
+      </w:pPr>
+      <w:r>
+        <w:t>Repair the misconception</w:t>
+      </w:r>
+    </w:p>
+    <w:p>
+      <w:pPr>
+        <w:spacing w:line="336" w:lineRule="auto" w:after="180"/>
+        <w:shd w:fill="FFF5E6"/>
+      </w:pPr>
+      <w:r>
+        <w:rPr>
+          <w:b w:val="0"/>
+        </w:rPr>
+        <w:t>Misconception repair: All assessed cases, including errors, belong in the assessed-</w:t>
+      </w:r>
+      <w:r>
+        <w:rPr>
+          <w:b/>
+        </w:rPr>
+        <w:t>accuracy</w:t>
+      </w:r>
+      <w:r>
+        <w:rPr>
+          <w:b w:val="0"/>
+        </w:rPr>
+        <w:t xml:space="preserve"> </w:t>
+      </w:r>
+      <w:r>
+        <w:rPr>
+          <w:b/>
+        </w:rPr>
+        <w:t>denominator</w:t>
+      </w:r>
+      <w:r>
+        <w:rPr>
+          <w:b w:val="0"/>
+        </w:rPr>
+        <w:t>.</w:t>
+      </w:r>
+    </w:p>
+    <w:p>
+      <w:pPr>
+        <w:pStyle w:val="Heading3"/>
+      </w:pPr>
+      <w:r>
+        <w:t>Support without giving away the answer</w:t>
+      </w:r>
+    </w:p>
+    <w:p>
+      <w:pPr>
+        <w:spacing w:line="336" w:lineRule="auto" w:after="180"/>
+        <w:shd w:fill="F1F6F8"/>
+      </w:pPr>
+      <w:r>
+        <w:rPr>
+          <w:b w:val="0"/>
+        </w:rPr>
+        <w:t xml:space="preserve">Support: read the exact case aloud, enlarge the labelled picture, supply </w:t>
+      </w:r>
+      <w:r>
+        <w:rPr>
+          <w:b/>
+        </w:rPr>
+        <w:t>input</w:t>
+      </w:r>
+      <w:r>
+        <w:rPr>
+          <w:b w:val="0"/>
+        </w:rPr>
+        <w:t xml:space="preserve"> cards and model only the first deciding step. Accept a spoken explanation or drawing; retain the reasoning goal.</w:t>
+      </w:r>
+    </w:p>
+    <w:p>
+      <w:pPr>
+        <w:pStyle w:val="Heading3"/>
+      </w:pPr>
+      <w:r>
+        <w:t>Extend the reasoning</w:t>
+      </w:r>
+    </w:p>
+    <w:p>
+      <w:pPr>
+        <w:spacing w:line="336" w:lineRule="auto" w:after="180"/>
+        <w:shd w:fill="F5F1FB"/>
+      </w:pPr>
+      <w:r>
+        <w:rPr>
+          <w:b w:val="0"/>
+        </w:rPr>
+        <w:t xml:space="preserve">Extension: Give bright and dim groups equal weight as an explicitly different metric. Require a </w:t>
+      </w:r>
+      <w:r>
+        <w:rPr>
+          <w:b/>
+        </w:rPr>
+        <w:t>prediction</w:t>
+      </w:r>
+      <w:r>
+        <w:rPr>
+          <w:b w:val="0"/>
+        </w:rPr>
+        <w:t xml:space="preserve"> and a reason before comparing. Expected result: M scores </w:t>
+      </w:r>
+      <w:r>
+        <w:rPr>
+          <w:b/>
+        </w:rPr>
+        <w:t>70%</w:t>
+      </w:r>
+      <w:r>
+        <w:rPr>
+          <w:b w:val="0"/>
+        </w:rPr>
+        <w:t>; N scores about 81.7%.</w:t>
+      </w:r>
+    </w:p>
+    <w:p>
+      <w:pPr>
+        <w:spacing w:line="336" w:lineRule="auto" w:after="180"/>
+        <w:shd w:fill="F5F1FB"/>
+      </w:pPr>
+      <w:r>
+        <w:rPr>
+          <w:b w:val="0"/>
+        </w:rPr>
+        <w:t>Reason: This averages group rates and is not the original 16-card agreement rate.</w:t>
+      </w:r>
+    </w:p>
+    <w:p>
+      <w:pPr>
+        <w:pStyle w:val="Heading3"/>
+      </w:pPr>
+      <w:r>
+        <w:t>Protect the independent attempt</w:t>
+      </w:r>
+    </w:p>
+    <w:p>
+      <w:pPr>
+        <w:spacing w:line="336" w:lineRule="auto" w:after="180"/>
+        <w:shd w:fill="FFF5E6"/>
+      </w:pPr>
+      <w:r>
+        <w:rPr>
+          <w:b w:val="0"/>
+        </w:rPr>
         <w:t>Independent assessment: withhold the reserved answer until the learner has attempted the new case. Record support separately from correctness.</w:t>
       </w:r>
     </w:p>
@@ -3385,13 +6546,46 @@
       </w:tr>
     </w:tbl>
     <w:p>
-      <w:r>
+      <w:pPr>
+        <w:pStyle w:val="Heading3"/>
+      </w:pPr>
+      <w:r>
+        <w:t>Project checkpoint</w:t>
+      </w:r>
+    </w:p>
+    <w:p>
+      <w:pPr>
+        <w:spacing w:line="336" w:lineRule="auto" w:after="180"/>
+        <w:shd w:fill="EDF7F3"/>
+      </w:pPr>
+      <w:r>
+        <w:rPr>
+          <w:b w:val="0"/>
+        </w:rPr>
         <w:t>Project checkpoint: Evaluate and revise. Compare with your starting method, explain errors and record a justified revision.</w:t>
       </w:r>
     </w:p>
     <w:p>
-      <w:r>
-        <w:t>Use the weekly teacher answer for topic-specific reasoning. A saved progress tick is an activity record; judge mastery from the learner’s explanation and evidence.</w:t>
+      <w:pPr>
+        <w:spacing w:line="336" w:lineRule="auto" w:after="180"/>
+      </w:pPr>
+      <w:r>
+        <w:rPr>
+          <w:b w:val="0"/>
+        </w:rPr>
+        <w:t xml:space="preserve">Use the weekly teacher answer for topic-specific reasoning. A saved progress tick is an activity record; judge mastery from the learner’s explanation and </w:t>
+      </w:r>
+      <w:r>
+        <w:rPr>
+          <w:b/>
+        </w:rPr>
+        <w:t>evidence</w:t>
+      </w:r>
+      <w:r>
+        <w:rPr>
+          <w:b w:val="0"/>
+        </w:rPr>
+        <w:t>.</w:t>
       </w:r>
     </w:p>
     <w:p>
@@ -3404,27 +6598,932 @@
     </w:p>
     <w:p>
       <w:r>
-        <w:t>Use the two formative questions as supported practice, not as independent mastery scores. Discuss the deciding evidence rather than accepting a guessed selection.</w:t>
-      </w:r>
-    </w:p>
-    <w:p>
-      <w:r>
+        <w:t>Use feedback, earlier review and portfolios purposefully. Apply the coding routine only when this lesson has an executable lab.</w:t>
+      </w:r>
+    </w:p>
+    <w:p>
+      <w:pPr>
+        <w:spacing w:line="336" w:lineRule="auto" w:after="180"/>
+      </w:pPr>
+      <w:r>
+        <w:rPr>
+          <w:b w:val="0"/>
+        </w:rPr>
+        <w:t xml:space="preserve">Use the two formative questions as supported practice, not as independent mastery scores. Discuss the deciding </w:t>
+      </w:r>
+      <w:r>
+        <w:rPr>
+          <w:b/>
+        </w:rPr>
+        <w:t>evidence</w:t>
+      </w:r>
+      <w:r>
+        <w:rPr>
+          <w:b w:val="0"/>
+        </w:rPr>
+        <w:t xml:space="preserve"> rather than accepting a guessed selection.</w:t>
+      </w:r>
+    </w:p>
+    <w:p>
+      <w:pPr>
+        <w:spacing w:line="336" w:lineRule="auto" w:after="180"/>
+      </w:pPr>
+      <w:r>
+        <w:rPr>
+          <w:b w:val="0"/>
+        </w:rPr>
         <w:t>The feedback comes from the reviewed public worked case. Do not reveal the separately reserved independent teacher answer until the learner has attempted that case.</w:t>
       </w:r>
     </w:p>
     <w:p>
-      <w:r>
-        <w:t>Ask students to predict before running code. Preserve errors and actual outputs; collect a changed test and an explanation. The branch-boundary and indexing lessons deliberately include failure cases.</w:t>
-      </w:r>
-    </w:p>
-    <w:p>
-      <w:r>
+      <w:pPr>
+        <w:pStyle w:val="Heading3"/>
+      </w:pPr>
+      <w:r>
+        <w:t>For later coding lessons</w:t>
+      </w:r>
+    </w:p>
+    <w:p>
+      <w:r>
+        <w:t>This week has no code block. Use this routine when a later lesson includes an executable lab.</w:t>
+      </w:r>
+    </w:p>
+    <w:p>
+      <w:pPr>
+        <w:spacing w:line="336" w:lineRule="auto" w:after="180"/>
+        <w:shd w:fill="F1F6F8"/>
+      </w:pPr>
+      <w:r>
+        <w:rPr>
+          <w:b w:val="0"/>
+        </w:rPr>
+        <w:t xml:space="preserve">Ask students to predict before running code. Preserve errors and actual </w:t>
+      </w:r>
+      <w:r>
+        <w:rPr>
+          <w:b/>
+        </w:rPr>
+        <w:t>output</w:t>
+      </w:r>
+      <w:r>
+        <w:rPr>
+          <w:b w:val="0"/>
+        </w:rPr>
+        <w:t>s; collect a changed test and an explanation. The branch-boundary and indexing lessons deliberately include failure cases.</w:t>
+      </w:r>
+    </w:p>
+    <w:p>
+      <w:pPr>
+        <w:spacing w:line="336" w:lineRule="auto" w:after="180"/>
+      </w:pPr>
+      <w:r>
+        <w:rPr>
+          <w:b w:val="0"/>
+        </w:rPr>
         <w:t>Use the earlier worked-explanation links to address a specific missing building block, then return to the current question. Adapt this suggestion after observing the learner; it is not an automatic diagnosis.</w:t>
       </w:r>
     </w:p>
     <w:p>
-      <w:r>
-        <w:t>Collect the completed-work portfolio as evidence. Record support separately from correctness, and assess explanation, trace/test and limitations. Progress ticks and quiz selections alone do not establish mastery.</w:t>
+      <w:pPr>
+        <w:spacing w:line="336" w:lineRule="auto" w:after="180"/>
+      </w:pPr>
+      <w:r>
+        <w:rPr>
+          <w:b w:val="0"/>
+        </w:rPr>
+        <w:t xml:space="preserve">Collect the completed-work portfolio as </w:t>
+      </w:r>
+      <w:r>
+        <w:rPr>
+          <w:b/>
+        </w:rPr>
+        <w:t>evidence</w:t>
+      </w:r>
+      <w:r>
+        <w:rPr>
+          <w:b w:val="0"/>
+        </w:rPr>
+        <w:t>. Record support separately from correctness, and assess explanation, trace/test and limitations. Progress ticks and quiz selections alone do not establish mastery.</w:t>
+      </w:r>
+    </w:p>
+    <w:p>
+      <w:pPr>
+        <w:pStyle w:val="Heading1"/>
+      </w:pPr>
+      <w:r>
+        <w:t>09. Visual concept journey</w:t>
+      </w:r>
+    </w:p>
+    <w:p>
+      <w:r>
+        <w:t>Show one Fair for Whom? graphic at a time, request a prediction and discuss its trace before the independent assessment.</w:t>
+      </w:r>
+    </w:p>
+    <w:p>
+      <w:pPr>
+        <w:spacing w:line="336" w:lineRule="auto" w:after="180"/>
+      </w:pPr>
+      <w:r>
+        <w:rPr>
+          <w:b w:val="0"/>
+        </w:rPr>
+        <w:t xml:space="preserve">Use one picture at a time. Hide a worked result before asking for a </w:t>
+      </w:r>
+      <w:r>
+        <w:rPr>
+          <w:b/>
+        </w:rPr>
+        <w:t>prediction</w:t>
+      </w:r>
+      <w:r>
+        <w:rPr>
+          <w:b w:val="0"/>
+        </w:rPr>
+        <w:t>, then reveal it for feedback. These are supported teaching cases; retain the separate independent assessment for a fresh first attempt.</w:t>
+      </w:r>
+    </w:p>
+    <w:p>
+      <w:pPr>
+        <w:pStyle w:val="Heading3"/>
+      </w:pPr>
+      <w:r>
+        <w:t>01. Fair for Whom?: the case</w:t>
+      </w:r>
+    </w:p>
+    <w:p>
+      <w:r>
+        <w:drawing>
+          <wp:inline xmlns:a="http://schemas.openxmlformats.org/drawingml/2006/main" xmlns:pic="http://schemas.openxmlformats.org/drawingml/2006/picture">
+            <wp:extent cx="5486400" cy="2834640"/>
+            <wp:docPr id="3" name="Picture 3" descr="A fictional badge reader is evaluated on bright and dim cards with known reference labels. Supplied facts: Version M is correct on 9 of 10 bright cards and 3 of 6 dim cards. Version N uses the same cards: 8 of 10 bright and 5 of 6 dim correct."/>
+            <wp:cNvGraphicFramePr>
+              <a:graphicFrameLocks noChangeAspect="1"/>
+            </wp:cNvGraphicFramePr>
+            <a:graphic>
+              <a:graphicData uri="http://schemas.openxmlformats.org/drawingml/2006/picture">
+                <pic:pic>
+                  <pic:nvPicPr>
+                    <pic:cNvPr id="0" name="academy-story-ai-1-23-01.png"/>
+                    <pic:cNvPicPr/>
+                  </pic:nvPicPr>
+                  <pic:blipFill>
+                    <a:blip r:embed="rId11"/>
+                    <a:stretch>
+                      <a:fillRect/>
+                    </a:stretch>
+                  </pic:blipFill>
+                  <pic:spPr>
+                    <a:xfrm>
+                      <a:off x="0" y="0"/>
+                      <a:ext cx="5486400" cy="2834640"/>
+                    </a:xfrm>
+                    <a:prstGeom prst="rect"/>
+                  </pic:spPr>
+                </pic:pic>
+              </a:graphicData>
+            </a:graphic>
+          </wp:inline>
+        </w:drawing>
+      </w:r>
+    </w:p>
+    <w:p>
+      <w:pPr>
+        <w:spacing w:line="336" w:lineRule="auto" w:after="180"/>
+      </w:pPr>
+      <w:r>
+        <w:rPr>
+          <w:b w:val="0"/>
+        </w:rPr>
+        <w:t>A fictional badge reader is evaluated on bright and dim cards with known reference labels. Supplied facts: Version M is correct on 9 of 10 bright cards and 3 of 6 dim cards.</w:t>
+      </w:r>
+    </w:p>
+    <w:p>
+      <w:pPr>
+        <w:spacing w:line="336" w:lineRule="auto" w:after="180"/>
+      </w:pPr>
+      <w:r>
+        <w:rPr>
+          <w:b w:val="0"/>
+        </w:rPr>
+        <w:t>Version N uses the same cards: 8 of 10 bright and 5 of 6 dim correct.</w:t>
+      </w:r>
+    </w:p>
+    <w:p>
+      <w:pPr>
+        <w:spacing w:line="336" w:lineRule="auto" w:after="180"/>
+        <w:shd w:fill="F5F1FB"/>
+      </w:pPr>
+      <w:r>
+        <w:rPr>
+          <w:b w:val="0"/>
+        </w:rPr>
+        <w:t>Point to the given fact that matters most. Explain why it matters.</w:t>
+      </w:r>
+    </w:p>
+    <w:p>
+      <w:pPr>
+        <w:pStyle w:val="Heading3"/>
+      </w:pPr>
+      <w:r>
+        <w:t>Discuss while showing the picture</w:t>
+      </w:r>
+    </w:p>
+    <w:p>
+      <w:pPr>
+        <w:spacing w:line="336" w:lineRule="auto" w:after="180"/>
+        <w:shd w:fill="F1F6F8"/>
+      </w:pPr>
+      <w:r>
+        <w:rPr>
+          <w:b w:val="0"/>
+        </w:rPr>
+        <w:t>Teacher prompt: Point to the given fact that matters most. Explain why it matters. Ask learners to describe one label or arrow in ordinary words. Use the adjacent transcript if the image is difficult to see.</w:t>
+      </w:r>
+    </w:p>
+    <w:p>
+      <w:pPr>
+        <w:pStyle w:val="Heading3"/>
+      </w:pPr>
+      <w:r>
+        <w:t>02. Follow the deciding steps</w:t>
+      </w:r>
+    </w:p>
+    <w:p>
+      <w:r>
+        <w:drawing>
+          <wp:inline xmlns:a="http://schemas.openxmlformats.org/drawingml/2006/main" xmlns:pic="http://schemas.openxmlformats.org/drawingml/2006/picture">
+            <wp:extent cx="5486400" cy="4005072"/>
+            <wp:docPr id="4" name="Picture 4" descr="Bright group: M:9/10=90%; N:8/10=80%. → Dim group: M:3/6=50%; N:5/6≈83.3%. → Combined counts: M:(9+3)/16=75%; N:(8+5)/16=81.25%. → Discuss trade-off: N improves total and dim results but loses one bright success."/>
+            <wp:cNvGraphicFramePr>
+              <a:graphicFrameLocks noChangeAspect="1"/>
+            </wp:cNvGraphicFramePr>
+            <a:graphic>
+              <a:graphicData uri="http://schemas.openxmlformats.org/drawingml/2006/picture">
+                <pic:pic>
+                  <pic:nvPicPr>
+                    <pic:cNvPr id="0" name="academy-story-ai-1-23-02.png"/>
+                    <pic:cNvPicPr/>
+                  </pic:nvPicPr>
+                  <pic:blipFill>
+                    <a:blip r:embed="rId12"/>
+                    <a:stretch>
+                      <a:fillRect/>
+                    </a:stretch>
+                  </pic:blipFill>
+                  <pic:spPr>
+                    <a:xfrm>
+                      <a:off x="0" y="0"/>
+                      <a:ext cx="5486400" cy="4005072"/>
+                    </a:xfrm>
+                    <a:prstGeom prst="rect"/>
+                  </pic:spPr>
+                </pic:pic>
+              </a:graphicData>
+            </a:graphic>
+          </wp:inline>
+        </w:drawing>
+      </w:r>
+    </w:p>
+    <w:p>
+      <w:pPr>
+        <w:spacing w:line="336" w:lineRule="auto" w:after="180"/>
+      </w:pPr>
+      <w:r>
+        <w:rPr>
+          <w:b w:val="0"/>
+        </w:rPr>
+        <w:t>Bright group: M:9/10=90%; N:8/10=</w:t>
+      </w:r>
+      <w:r>
+        <w:rPr>
+          <w:b/>
+        </w:rPr>
+        <w:t>80%</w:t>
+      </w:r>
+      <w:r>
+        <w:rPr>
+          <w:b w:val="0"/>
+        </w:rPr>
+        <w:t>. → Dim group: M:3/6=50%; N:5/6≈83.3%. → Combined counts: M:(9+3)/16=75%; N:(8+5)/16=81.25%. → Discuss trade-off: N improves total and dim results but loses one bright success.</w:t>
+      </w:r>
+    </w:p>
+    <w:p>
+      <w:pPr>
+        <w:spacing w:line="336" w:lineRule="auto" w:after="180"/>
+        <w:shd w:fill="F5F1FB"/>
+      </w:pPr>
+      <w:r>
+        <w:rPr>
+          <w:b w:val="0"/>
+        </w:rPr>
+        <w:t xml:space="preserve">Point to each numbered stage and explain which recorded </w:t>
+      </w:r>
+      <w:r>
+        <w:rPr>
+          <w:b/>
+        </w:rPr>
+        <w:t>input</w:t>
+      </w:r>
+      <w:r>
+        <w:rPr>
+          <w:b w:val="0"/>
+        </w:rPr>
+        <w:t xml:space="preserve"> it uses.</w:t>
+      </w:r>
+    </w:p>
+    <w:p>
+      <w:pPr>
+        <w:pStyle w:val="Heading3"/>
+      </w:pPr>
+      <w:r>
+        <w:t>Discuss while showing the picture</w:t>
+      </w:r>
+    </w:p>
+    <w:p>
+      <w:pPr>
+        <w:spacing w:line="336" w:lineRule="auto" w:after="180"/>
+        <w:shd w:fill="F1F6F8"/>
+      </w:pPr>
+      <w:r>
+        <w:rPr>
+          <w:b w:val="0"/>
+        </w:rPr>
+        <w:t xml:space="preserve">Teacher prompt: Point to each numbered stage and explain which recorded </w:t>
+      </w:r>
+      <w:r>
+        <w:rPr>
+          <w:b/>
+        </w:rPr>
+        <w:t>input</w:t>
+      </w:r>
+      <w:r>
+        <w:rPr>
+          <w:b w:val="0"/>
+        </w:rPr>
+        <w:t xml:space="preserve"> it uses. Ask learners to describe one label or arrow in ordinary words. Use the adjacent transcript if the image is difficult to see.</w:t>
+      </w:r>
+    </w:p>
+    <w:p>
+      <w:pPr>
+        <w:pStyle w:val="Heading3"/>
+      </w:pPr>
+      <w:r>
+        <w:t>03. Group rates compared on the same cards</w:t>
+      </w:r>
+    </w:p>
+    <w:p>
+      <w:r>
+        <w:drawing>
+          <wp:inline xmlns:a="http://schemas.openxmlformats.org/drawingml/2006/main" xmlns:pic="http://schemas.openxmlformats.org/drawingml/2006/picture">
+            <wp:extent cx="5486400" cy="3584448"/>
+            <wp:docPr id="5" name="Picture 5" descr="Group rates compared on the same cards. Units: percent correct. M bright: 90. M dim: 50. N bright: 80. N dim: 83.33333333333333."/>
+            <wp:cNvGraphicFramePr>
+              <a:graphicFrameLocks noChangeAspect="1"/>
+            </wp:cNvGraphicFramePr>
+            <a:graphic>
+              <a:graphicData uri="http://schemas.openxmlformats.org/drawingml/2006/picture">
+                <pic:pic>
+                  <pic:nvPicPr>
+                    <pic:cNvPr id="0" name="academy-story-ai-1-23-03.png"/>
+                    <pic:cNvPicPr/>
+                  </pic:nvPicPr>
+                  <pic:blipFill>
+                    <a:blip r:embed="rId13"/>
+                    <a:stretch>
+                      <a:fillRect/>
+                    </a:stretch>
+                  </pic:blipFill>
+                  <pic:spPr>
+                    <a:xfrm>
+                      <a:off x="0" y="0"/>
+                      <a:ext cx="5486400" cy="3584448"/>
+                    </a:xfrm>
+                    <a:prstGeom prst="rect"/>
+                  </pic:spPr>
+                </pic:pic>
+              </a:graphicData>
+            </a:graphic>
+          </wp:inline>
+        </w:drawing>
+      </w:r>
+    </w:p>
+    <w:p>
+      <w:pPr>
+        <w:spacing w:line="336" w:lineRule="auto" w:after="180"/>
+      </w:pPr>
+      <w:r>
+        <w:rPr>
+          <w:b w:val="0"/>
+        </w:rPr>
+        <w:t>Group rates compared on the same cards. Units: percent correct. M bright: 90. M dim: 50. N bright: 80. N dim: 83.33333333333333.</w:t>
+      </w:r>
+    </w:p>
+    <w:p>
+      <w:pPr>
+        <w:spacing w:line="336" w:lineRule="auto" w:after="180"/>
+        <w:shd w:fill="F5F1FB"/>
+      </w:pPr>
+      <w:r>
+        <w:rPr>
+          <w:b w:val="0"/>
+        </w:rPr>
+        <w:t>Read the labels and values. Explain the relationship the model shows.</w:t>
+      </w:r>
+    </w:p>
+    <w:p>
+      <w:pPr>
+        <w:pStyle w:val="Heading3"/>
+      </w:pPr>
+      <w:r>
+        <w:t>Discuss while showing the picture</w:t>
+      </w:r>
+    </w:p>
+    <w:p>
+      <w:pPr>
+        <w:spacing w:line="336" w:lineRule="auto" w:after="180"/>
+        <w:shd w:fill="F1F6F8"/>
+      </w:pPr>
+      <w:r>
+        <w:rPr>
+          <w:b w:val="0"/>
+        </w:rPr>
+        <w:t>Teacher prompt: Read the labels and values. Explain the relationship the model shows. Ask learners to describe one label or arrow in ordinary words. Use the adjacent transcript if the image is difficult to see.</w:t>
+      </w:r>
+    </w:p>
+    <w:p>
+      <w:pPr>
+        <w:spacing w:line="336" w:lineRule="auto" w:after="180"/>
+        <w:shd w:fill="F1F6F8"/>
+      </w:pPr>
+      <w:r>
+        <w:rPr>
+          <w:b w:val="0"/>
+        </w:rPr>
+        <w:t xml:space="preserve">Check row/column meanings, units and </w:t>
+      </w:r>
+      <w:r>
+        <w:rPr>
+          <w:b/>
+        </w:rPr>
+        <w:t>denominator</w:t>
+      </w:r>
+      <w:r>
+        <w:rPr>
+          <w:b w:val="0"/>
+        </w:rPr>
+        <w:t>s before discussing a difference. Supplied toy values are not real class or model results.</w:t>
+      </w:r>
+    </w:p>
+    <w:p>
+      <w:pPr>
+        <w:pStyle w:val="Heading3"/>
+      </w:pPr>
+      <w:r>
+        <w:t>04. Change one thing. Trace what follows.</w:t>
+      </w:r>
+    </w:p>
+    <w:p>
+      <w:r>
+        <w:drawing>
+          <wp:inline xmlns:a="http://schemas.openxmlformats.org/drawingml/2006/main" xmlns:pic="http://schemas.openxmlformats.org/drawingml/2006/picture">
+            <wp:extent cx="5486400" cy="3026664"/>
+            <wp:docPr id="6" name="Picture 6" descr="Original case: N improves total and dim results but loses one bright success. Changed condition: Give bright and dim groups equal weight as an explicitly different metric. Expected result: M scores 70%; N scores about 81.7%. Reason: This averages group rates and is not the original 16-card agreement rate."/>
+            <wp:cNvGraphicFramePr>
+              <a:graphicFrameLocks noChangeAspect="1"/>
+            </wp:cNvGraphicFramePr>
+            <a:graphic>
+              <a:graphicData uri="http://schemas.openxmlformats.org/drawingml/2006/picture">
+                <pic:pic>
+                  <pic:nvPicPr>
+                    <pic:cNvPr id="0" name="academy-story-ai-1-23-04.png"/>
+                    <pic:cNvPicPr/>
+                  </pic:nvPicPr>
+                  <pic:blipFill>
+                    <a:blip r:embed="rId14"/>
+                    <a:stretch>
+                      <a:fillRect/>
+                    </a:stretch>
+                  </pic:blipFill>
+                  <pic:spPr>
+                    <a:xfrm>
+                      <a:off x="0" y="0"/>
+                      <a:ext cx="5486400" cy="3026664"/>
+                    </a:xfrm>
+                    <a:prstGeom prst="rect"/>
+                  </pic:spPr>
+                </pic:pic>
+              </a:graphicData>
+            </a:graphic>
+          </wp:inline>
+        </w:drawing>
+      </w:r>
+    </w:p>
+    <w:p>
+      <w:pPr>
+        <w:spacing w:line="336" w:lineRule="auto" w:after="180"/>
+      </w:pPr>
+      <w:r>
+        <w:rPr>
+          <w:b w:val="0"/>
+        </w:rPr>
+        <w:t xml:space="preserve">Original case: N improves total and dim results but loses one bright success. Changed condition: Give bright and dim groups equal weight as an explicitly different metric. Expected result: M scores </w:t>
+      </w:r>
+      <w:r>
+        <w:rPr>
+          <w:b/>
+        </w:rPr>
+        <w:t>70%</w:t>
+      </w:r>
+      <w:r>
+        <w:rPr>
+          <w:b w:val="0"/>
+        </w:rPr>
+        <w:t>; N scores about 81.7%.</w:t>
+      </w:r>
+    </w:p>
+    <w:p>
+      <w:pPr>
+        <w:spacing w:line="336" w:lineRule="auto" w:after="180"/>
+      </w:pPr>
+      <w:r>
+        <w:rPr>
+          <w:b w:val="0"/>
+        </w:rPr>
+        <w:t>Reason: This averages group rates and is not the original 16-card agreement rate.</w:t>
+      </w:r>
+    </w:p>
+    <w:p>
+      <w:pPr>
+        <w:spacing w:line="336" w:lineRule="auto" w:after="180"/>
+        <w:shd w:fill="F5F1FB"/>
+      </w:pPr>
+      <w:r>
+        <w:rPr>
+          <w:b w:val="0"/>
+        </w:rPr>
+        <w:t>Predict before checking the worked changed-case result. Name what changed and what the supplied facts allow you to conclude.</w:t>
+      </w:r>
+    </w:p>
+    <w:p>
+      <w:pPr>
+        <w:pStyle w:val="Heading3"/>
+      </w:pPr>
+      <w:r>
+        <w:t>Discuss while showing the picture</w:t>
+      </w:r>
+    </w:p>
+    <w:p>
+      <w:pPr>
+        <w:spacing w:line="336" w:lineRule="auto" w:after="180"/>
+        <w:shd w:fill="F1F6F8"/>
+      </w:pPr>
+      <w:r>
+        <w:rPr>
+          <w:b w:val="0"/>
+        </w:rPr>
+        <w:t>Teacher prompt: Predict before checking the worked changed-case result. Name what changed and what the supplied facts allow you to conclude. Ask learners to describe one label or arrow in ordinary words.</w:t>
+      </w:r>
+    </w:p>
+    <w:p>
+      <w:pPr>
+        <w:spacing w:line="336" w:lineRule="auto" w:after="180"/>
+        <w:shd w:fill="F1F6F8"/>
+      </w:pPr>
+      <w:r>
+        <w:rPr>
+          <w:b w:val="0"/>
+        </w:rPr>
+        <w:t>Use the adjacent transcript if the image is difficult to see. Changed-case reasoning: This averages group rates and is not the original 16-card agreement rate.</w:t>
+      </w:r>
+    </w:p>
+    <w:p>
+      <w:pPr>
+        <w:pStyle w:val="Heading3"/>
+      </w:pPr>
+      <w:r>
+        <w:t>05. Connect the explanation to its limit</w:t>
+      </w:r>
+    </w:p>
+    <w:p>
+      <w:r>
+        <w:drawing>
+          <wp:inline xmlns:a="http://schemas.openxmlformats.org/drawingml/2006/main" xmlns:pic="http://schemas.openxmlformats.org/drawingml/2006/picture">
+            <wp:extent cx="5486400" cy="2834640"/>
+            <wp:docPr id="7" name="Picture 7" descr="Adding correct counts and denominators weights each tested card once. Averaging 90% and 50% would incorrectly give unequal groups equal size in the all-card rate. The group breakdown reveals a trade-off hidden by the total. Decide what matters with the relevant users rather than announcing that one number proves fairness. Limit: Six dim cards supply limited evidence; these descriptive rates do not prove a system is fair for all users."/>
+            <wp:cNvGraphicFramePr>
+              <a:graphicFrameLocks noChangeAspect="1"/>
+            </wp:cNvGraphicFramePr>
+            <a:graphic>
+              <a:graphicData uri="http://schemas.openxmlformats.org/drawingml/2006/picture">
+                <pic:pic>
+                  <pic:nvPicPr>
+                    <pic:cNvPr id="0" name="academy-story-ai-1-23-05.png"/>
+                    <pic:cNvPicPr/>
+                  </pic:nvPicPr>
+                  <pic:blipFill>
+                    <a:blip r:embed="rId15"/>
+                    <a:stretch>
+                      <a:fillRect/>
+                    </a:stretch>
+                  </pic:blipFill>
+                  <pic:spPr>
+                    <a:xfrm>
+                      <a:off x="0" y="0"/>
+                      <a:ext cx="5486400" cy="2834640"/>
+                    </a:xfrm>
+                    <a:prstGeom prst="rect"/>
+                  </pic:spPr>
+                </pic:pic>
+              </a:graphicData>
+            </a:graphic>
+          </wp:inline>
+        </w:drawing>
+      </w:r>
+    </w:p>
+    <w:p>
+      <w:pPr>
+        <w:spacing w:line="336" w:lineRule="auto" w:after="180"/>
+      </w:pPr>
+      <w:r>
+        <w:rPr>
+          <w:b w:val="0"/>
+        </w:rPr>
+        <w:t xml:space="preserve">Adding correct counts and </w:t>
+      </w:r>
+      <w:r>
+        <w:rPr>
+          <w:b/>
+        </w:rPr>
+        <w:t>denominator</w:t>
+      </w:r>
+      <w:r>
+        <w:rPr>
+          <w:b w:val="0"/>
+        </w:rPr>
+        <w:t>s weights each tested card once. Averaging 90% and 50% would incorrectly give unequal groups equal size in the all-card rate. The group breakdown reveals a trade-off hidden by the total.</w:t>
+      </w:r>
+    </w:p>
+    <w:p>
+      <w:pPr>
+        <w:spacing w:line="336" w:lineRule="auto" w:after="180"/>
+      </w:pPr>
+      <w:r>
+        <w:rPr>
+          <w:b w:val="0"/>
+        </w:rPr>
+        <w:t xml:space="preserve">Decide what matters with the relevant users rather than announcing that one number proves </w:t>
+      </w:r>
+      <w:r>
+        <w:rPr>
+          <w:b/>
+        </w:rPr>
+        <w:t>fairness</w:t>
+      </w:r>
+      <w:r>
+        <w:rPr>
+          <w:b w:val="0"/>
+        </w:rPr>
+        <w:t xml:space="preserve">. Limit: Six dim cards supply limited </w:t>
+      </w:r>
+      <w:r>
+        <w:rPr>
+          <w:b/>
+        </w:rPr>
+        <w:t>evidence</w:t>
+      </w:r>
+      <w:r>
+        <w:rPr>
+          <w:b w:val="0"/>
+        </w:rPr>
+        <w:t>; these descriptive rates do not prove a system is fair for all users.</w:t>
+      </w:r>
+    </w:p>
+    <w:p>
+      <w:pPr>
+        <w:spacing w:line="336" w:lineRule="auto" w:after="180"/>
+        <w:shd w:fill="F5F1FB"/>
+      </w:pPr>
+      <w:r>
+        <w:rPr>
+          <w:b w:val="0"/>
+        </w:rPr>
+        <w:t>Explain the case, then point to a limit on the claim.</w:t>
+      </w:r>
+    </w:p>
+    <w:p>
+      <w:pPr>
+        <w:pStyle w:val="Heading3"/>
+      </w:pPr>
+      <w:r>
+        <w:t>Discuss while showing the picture</w:t>
+      </w:r>
+    </w:p>
+    <w:p>
+      <w:pPr>
+        <w:spacing w:line="336" w:lineRule="auto" w:after="180"/>
+        <w:shd w:fill="F1F6F8"/>
+      </w:pPr>
+      <w:r>
+        <w:rPr>
+          <w:b w:val="0"/>
+        </w:rPr>
+        <w:t>Teacher prompt: Explain the case, then point to a limit on the claim. Ask learners to describe one label or arrow in ordinary words. Use the adjacent transcript if the image is difficult to see.</w:t>
+      </w:r>
+    </w:p>
+    <w:p>
+      <w:pPr>
+        <w:spacing w:line="336" w:lineRule="auto" w:after="180"/>
+        <w:shd w:fill="F1F6F8"/>
+      </w:pPr>
+      <w:r>
+        <w:rPr>
+          <w:b w:val="0"/>
+        </w:rPr>
+        <w:t xml:space="preserve">Keep the stated scope: Six dim cards supply limited </w:t>
+      </w:r>
+      <w:r>
+        <w:rPr>
+          <w:b/>
+        </w:rPr>
+        <w:t>evidence</w:t>
+      </w:r>
+      <w:r>
+        <w:rPr>
+          <w:b w:val="0"/>
+        </w:rPr>
+        <w:t>; these descriptive rates do not prove a system is fair for all users.</w:t>
+      </w:r>
+    </w:p>
+    <w:p>
+      <w:pPr>
+        <w:pStyle w:val="Heading3"/>
+      </w:pPr>
+      <w:r>
+        <w:t>06. Make the idea visible in your project</w:t>
+      </w:r>
+    </w:p>
+    <w:p>
+      <w:r>
+        <w:drawing>
+          <wp:inline xmlns:a="http://schemas.openxmlformats.org/drawingml/2006/main" xmlns:pic="http://schemas.openxmlformats.org/drawingml/2006/picture">
+            <wp:extent cx="5486400" cy="3380232"/>
+            <wp:docPr id="8" name="Picture 8" descr="Report sorter outcomes by relevant conditions and record whose failures matter when choosing a revision. Draw your input, deciding step, result and limit. Supported question: Which group loses performance under N, and can total improvement erase that fact?"/>
+            <wp:cNvGraphicFramePr>
+              <a:graphicFrameLocks noChangeAspect="1"/>
+            </wp:cNvGraphicFramePr>
+            <a:graphic>
+              <a:graphicData uri="http://schemas.openxmlformats.org/drawingml/2006/picture">
+                <pic:pic>
+                  <pic:nvPicPr>
+                    <pic:cNvPr id="0" name="academy-story-ai-1-23-06.png"/>
+                    <pic:cNvPicPr/>
+                  </pic:nvPicPr>
+                  <pic:blipFill>
+                    <a:blip r:embed="rId16"/>
+                    <a:stretch>
+                      <a:fillRect/>
+                    </a:stretch>
+                  </pic:blipFill>
+                  <pic:spPr>
+                    <a:xfrm>
+                      <a:off x="0" y="0"/>
+                      <a:ext cx="5486400" cy="3380232"/>
+                    </a:xfrm>
+                    <a:prstGeom prst="rect"/>
+                  </pic:spPr>
+                </pic:pic>
+              </a:graphicData>
+            </a:graphic>
+          </wp:inline>
+        </w:drawing>
+      </w:r>
+    </w:p>
+    <w:p>
+      <w:pPr>
+        <w:spacing w:line="336" w:lineRule="auto" w:after="180"/>
+        <w:shd w:fill="F5F1FB"/>
+      </w:pPr>
+      <w:r>
+        <w:rPr>
+          <w:b w:val="0"/>
+        </w:rPr>
+        <w:t xml:space="preserve">Report sorter outcomes by relevant conditions and record whose failures matter when choosing a revision. Draw your </w:t>
+      </w:r>
+      <w:r>
+        <w:rPr>
+          <w:b/>
+        </w:rPr>
+        <w:t>input</w:t>
+      </w:r>
+      <w:r>
+        <w:rPr>
+          <w:b w:val="0"/>
+        </w:rPr>
+        <w:t>, deciding step, result and limit.</w:t>
+      </w:r>
+    </w:p>
+    <w:p>
+      <w:pPr>
+        <w:spacing w:line="336" w:lineRule="auto" w:after="180"/>
+        <w:shd w:fill="F5F1FB"/>
+      </w:pPr>
+      <w:r>
+        <w:rPr>
+          <w:b w:val="0"/>
+        </w:rPr>
+        <w:t>Supported question: Which group loses performance under N, and can total improvement erase that fact?</w:t>
+      </w:r>
+    </w:p>
+    <w:p>
+      <w:pPr>
+        <w:spacing w:line="336" w:lineRule="auto" w:after="180"/>
+        <w:shd w:fill="F5F1FB"/>
+      </w:pPr>
+      <w:r>
+        <w:rPr>
+          <w:b w:val="0"/>
+        </w:rPr>
+        <w:t xml:space="preserve">Draw your project trace and justify the deciding step using </w:t>
+      </w:r>
+      <w:r>
+        <w:rPr>
+          <w:b/>
+        </w:rPr>
+        <w:t>evidence</w:t>
+      </w:r>
+      <w:r>
+        <w:rPr>
+          <w:b w:val="0"/>
+        </w:rPr>
+        <w:t>.</w:t>
+      </w:r>
+    </w:p>
+    <w:p>
+      <w:pPr>
+        <w:pStyle w:val="Heading3"/>
+      </w:pPr>
+      <w:r>
+        <w:t>Discuss while showing the picture</w:t>
+      </w:r>
+    </w:p>
+    <w:p>
+      <w:pPr>
+        <w:spacing w:line="336" w:lineRule="auto" w:after="180"/>
+        <w:shd w:fill="F1F6F8"/>
+      </w:pPr>
+      <w:r>
+        <w:rPr>
+          <w:b w:val="0"/>
+        </w:rPr>
+        <w:t xml:space="preserve">Teacher prompt: Draw your project trace and justify the deciding step using </w:t>
+      </w:r>
+      <w:r>
+        <w:rPr>
+          <w:b/>
+        </w:rPr>
+        <w:t>evidence</w:t>
+      </w:r>
+      <w:r>
+        <w:rPr>
+          <w:b w:val="0"/>
+        </w:rPr>
+        <w:t>. Ask learners to describe one label or arrow in ordinary words. Use the adjacent transcript if the image is difficult to see.</w:t>
+      </w:r>
+    </w:p>
+    <w:p>
+      <w:pPr>
+        <w:spacing w:line="336" w:lineRule="auto" w:after="180"/>
+        <w:shd w:fill="F1F6F8"/>
+      </w:pPr>
+      <w:r>
+        <w:rPr>
+          <w:b w:val="0"/>
+        </w:rPr>
+        <w:t xml:space="preserve">Supported practice key: Bright drops from 90% to </w:t>
+      </w:r>
+      <w:r>
+        <w:rPr>
+          <w:b/>
+        </w:rPr>
+        <w:t>80%</w:t>
+      </w:r>
+      <w:r>
+        <w:rPr>
+          <w:b w:val="0"/>
+        </w:rPr>
+        <w:t xml:space="preserve">. No; retain the </w:t>
+      </w:r>
+      <w:r>
+        <w:rPr>
+          <w:b/>
+        </w:rPr>
+        <w:t>subgroup result</w:t>
+      </w:r>
+      <w:r>
+        <w:rPr>
+          <w:b w:val="0"/>
+        </w:rPr>
+        <w:t xml:space="preserve"> alongside the improved total.</w:t>
       </w:r>
     </w:p>
     <w:sectPr>

--- a/downloads/teacher/ai-1-week-23.docx
+++ b/downloads/teacher/ai-1-week-23.docx
@@ -131,7 +131,7 @@
           </w:tcPr>
           <w:p>
             <w:r>
-              <w:t>Sections 1–6; record the brief recall in the workbook.</w:t>
+              <w:t>Use Your mission, Notice the evidence, See how it works, Compare the cases, Words that unlock the idea and Follow a worked example; record the brief recall in the workbook.</w:t>
             </w:r>
           </w:p>
         </w:tc>
@@ -163,7 +163,7 @@
           </w:tcPr>
           <w:p>
             <w:r>
-              <w:t>Sections 7–10; use the matching workbook W2 and misconception check.</w:t>
+              <w:t>Use Find and repair a mistake, Practise together, Run the investigation and Build your understanding; use the matching workbook W2 and misconception check.</w:t>
             </w:r>
           </w:p>
         </w:tc>
@@ -195,7 +195,7 @@
           </w:tcPr>
           <w:p>
             <w:r>
-              <w:t>Sections 9 and 11–14. Give extra time to finish the full task set; use Section 15 when the week includes a coding lab.</w:t>
+              <w:t>Use Run the investigation, Connect your project, Show what you know, Study a complete case and Try a new case independently. Allow extra time for the full task set. Use a coding lab only when this week actually provides one; Your lesson route is the planning section.</w:t>
             </w:r>
           </w:p>
         </w:tc>
@@ -6051,7 +6051,7 @@
           </w:tcPr>
           <w:p>
             <w:r>
-              <w:t>Sections 1–6; record the brief recall in the workbook.</w:t>
+              <w:t>Use Your mission, Notice the evidence, See how it works, Compare the cases, Words that unlock the idea and Follow a worked example; record the brief recall in the workbook.</w:t>
             </w:r>
           </w:p>
         </w:tc>
@@ -6083,7 +6083,7 @@
           </w:tcPr>
           <w:p>
             <w:r>
-              <w:t>Sections 7–10; use the matching workbook W2 and misconception check.</w:t>
+              <w:t>Use Find and repair a mistake, Practise together, Run the investigation and Build your understanding; use the matching workbook W2 and misconception check.</w:t>
             </w:r>
           </w:p>
         </w:tc>
@@ -6115,7 +6115,7 @@
           </w:tcPr>
           <w:p>
             <w:r>
-              <w:t>Sections 9 and 11–14. Give extra time to finish the full task set; use Section 15 when the week includes a coding lab.</w:t>
+              <w:t>Use Run the investigation, Connect your project, Show what you know, Study a complete case and Try a new case independently. Allow extra time for the full task set. Use a coding lab only when this week actually provides one; Your lesson route is the planning section.</w:t>
             </w:r>
           </w:p>
         </w:tc>

--- a/downloads/teacher/ai-1-week-23.docx
+++ b/downloads/teacher/ai-1-week-23.docx
@@ -25,20 +25,38 @@
         <w:pStyle w:val="Heading1"/>
       </w:pPr>
       <w:r>
-        <w:t>01. Fair for Whom?</w:t>
-      </w:r>
-    </w:p>
-    <w:p>
-      <w:r>
-        <w:t>Prepare Fair for Whom?: check the target, prerequisites, resources and adaptable teaching schedule.</w:t>
-      </w:r>
-    </w:p>
-    <w:p>
-      <w:pPr>
-        <w:pStyle w:val="Heading3"/>
-      </w:pPr>
-      <w:r>
-        <w:t>Teach the learning cycle</w:t>
+        <w:t>Teach performance comparisons as evidence for a decision.</w:t>
+      </w:r>
+    </w:p>
+    <w:p>
+      <w:r>
+        <w:t>Model exact counts, unequal groups and changed metrics, reserving the X/Y sound case for independent evidence.</w:t>
+      </w:r>
+    </w:p>
+    <w:p>
+      <w:r>
+        <w:t>Look for correct denominators, shared cases and a purpose-sensitive explanation.</w:t>
+      </w:r>
+    </w:p>
+    <w:p>
+      <w:pPr>
+        <w:pStyle w:val="Heading1"/>
+      </w:pPr>
+      <w:r>
+        <w:t>01. Prepare this connected week</w:t>
+      </w:r>
+    </w:p>
+    <w:p>
+      <w:r>
+        <w:t>Use one main plan and keep practice separate from the independent first attempt.</w:t>
+      </w:r>
+    </w:p>
+    <w:p>
+      <w:pPr>
+        <w:pStyle w:val="Heading2"/>
+      </w:pPr>
+      <w:r>
+        <w:t>Learning goal and precision</w:t>
       </w:r>
     </w:p>
     <w:p>
@@ -56,6 +74,134 @@
           <w:b/>
         </w:rPr>
         <w:t>denominator</w:t>
+      </w:r>
+    </w:p>
+    <w:p>
+      <w:pPr>
+        <w:spacing w:line="336" w:lineRule="auto" w:after="180"/>
+      </w:pPr>
+      <w:r>
+        <w:rPr>
+          <w:b w:val="0"/>
+        </w:rPr>
+        <w:t xml:space="preserve">Keep the metric definition visible: this lesson measures </w:t>
+      </w:r>
+      <w:r>
+        <w:rPr>
+          <w:b/>
+        </w:rPr>
+        <w:t>accuracy</w:t>
+      </w:r>
+      <w:r>
+        <w:rPr>
+          <w:b w:val="0"/>
+        </w:rPr>
+        <w:t xml:space="preserve"> among assessed classification outcomes and separately reports unassessed selected cases.</w:t>
+      </w:r>
+    </w:p>
+    <w:p>
+      <w:pPr>
+        <w:spacing w:line="336" w:lineRule="auto" w:after="180"/>
+      </w:pPr>
+      <w:r>
+        <w:rPr>
+          <w:b w:val="0"/>
+        </w:rPr>
+        <w:t xml:space="preserve">It does not teach that missing system </w:t>
+      </w:r>
+      <w:r>
+        <w:rPr>
+          <w:b/>
+        </w:rPr>
+        <w:t>output</w:t>
+      </w:r>
+      <w:r>
+        <w:rPr>
+          <w:b w:val="0"/>
+        </w:rPr>
+        <w:t xml:space="preserve">s should always be removed from every real evaluation; an end-to-end task may define </w:t>
+      </w:r>
+      <w:r>
+        <w:rPr>
+          <w:b/>
+        </w:rPr>
+        <w:t>output</w:t>
+      </w:r>
+      <w:r>
+        <w:rPr>
+          <w:b w:val="0"/>
+        </w:rPr>
+        <w:t xml:space="preserve"> failure as a failure. Here, the scoring scope and unavailable records are explicit.</w:t>
+      </w:r>
+    </w:p>
+    <w:p>
+      <w:pPr>
+        <w:spacing w:line="336" w:lineRule="auto" w:after="180"/>
+      </w:pPr>
+      <w:r>
+        <w:rPr>
+          <w:b w:val="0"/>
+        </w:rPr>
+        <w:t>Fractions compare observed proportions, not certainty or individual confidence.</w:t>
+      </w:r>
+    </w:p>
+    <w:p>
+      <w:pPr>
+        <w:spacing w:line="336" w:lineRule="auto" w:after="180"/>
+      </w:pPr>
+      <w:r>
+        <w:rPr>
+          <w:b w:val="0"/>
+        </w:rPr>
+        <w:t>By the end, I can compare group fractions and combine unequal-sized groups correctly.</w:t>
+      </w:r>
+    </w:p>
+    <w:p>
+      <w:pPr>
+        <w:pStyle w:val="Heading2"/>
+      </w:pPr>
+      <w:r>
+        <w:t>What to prepare</w:t>
+      </w:r>
+    </w:p>
+    <w:p>
+      <w:pPr>
+        <w:pStyle w:val="ListBullet"/>
+      </w:pPr>
+      <w:r>
+        <w:t>Use the supplied scenario, student illustrations and blank paper. For numeric work, offer counters or a calculator after learners show the setup. Fictional records are supplied; personal data and paid accounts are unnecessary.</w:t>
+      </w:r>
+    </w:p>
+    <w:p>
+      <w:pPr>
+        <w:pStyle w:val="ListBullet"/>
+      </w:pPr>
+      <w:r>
+        <w:t>The shared A/B card counts from the lesson and two colours of counters for correct and incorrect outcomes</w:t>
+      </w:r>
+    </w:p>
+    <w:p>
+      <w:pPr>
+        <w:pStyle w:val="ListBullet"/>
+      </w:pPr>
+      <w:r>
+        <w:t>Paper fraction strips partitioned into 4 and 12 equal parts</w:t>
+      </w:r>
+    </w:p>
+    <w:p>
+      <w:pPr>
+        <w:pStyle w:val="ListBullet"/>
+      </w:pPr>
+      <w:r>
+        <w:t>The independent X/Y sound counts in W4 and a place to record missing outcomes separately</w:t>
+      </w:r>
+    </w:p>
+    <w:p>
+      <w:pPr>
+        <w:pStyle w:val="Heading2"/>
+      </w:pPr>
+      <w:r>
+        <w:t>Main teaching plan</w:t>
       </w:r>
     </w:p>
     <w:tbl>
@@ -237,9 +383,248 @@
     </w:p>
     <w:p>
       <w:pPr>
+        <w:pStyle w:val="Heading2"/>
+      </w:pPr>
+      <w:r>
+        <w:t>Opening retrieval and readiness</w:t>
+      </w:r>
+    </w:p>
+    <w:p>
+      <w:pPr>
+        <w:spacing w:line="336" w:lineRule="auto" w:after="180"/>
+      </w:pPr>
+      <w:r>
+        <w:rPr>
+          <w:b w:val="0"/>
+        </w:rPr>
+        <w:t>Without opening the old lesson, explain one key idea from Missing and Unbalanced Examples. Give an example and a mistake that the idea helps you avoid.</w:t>
+      </w:r>
+    </w:p>
+    <w:p>
+      <w:pPr>
+        <w:spacing w:line="336" w:lineRule="auto" w:after="180"/>
+      </w:pPr>
+      <w:r>
+        <w:rPr>
+          <w:b w:val="0"/>
+        </w:rPr>
+        <w:t>Look for: Name the target collection, selection list and cases actually assessed</w:t>
+      </w:r>
+    </w:p>
+    <w:p>
+      <w:pPr>
+        <w:spacing w:line="336" w:lineRule="auto" w:after="180"/>
+      </w:pPr>
+      <w:r>
+        <w:rPr>
+          <w:b w:val="0"/>
+        </w:rPr>
+        <w:t>Reference example, not the only acceptable wording: The target is all 24 specified cards across four conditions. The sample is the 6 bright-circle cards. Dim circles, bright squares and dim squares are absent.</w:t>
+      </w:r>
+    </w:p>
+    <w:p>
+      <w:pPr>
+        <w:spacing w:line="336" w:lineRule="auto" w:after="180"/>
+      </w:pPr>
+      <w:r>
+        <w:rPr>
+          <w:b w:val="0"/>
+        </w:rPr>
+        <w:t>A frame containing only bright-circle IDs excludes every other condition, regardless of how randomly IDs are drawn from it.</w:t>
+      </w:r>
+    </w:p>
+    <w:p>
+      <w:pPr>
+        <w:spacing w:line="336" w:lineRule="auto" w:after="180"/>
+      </w:pPr>
+      <w:r>
+        <w:rPr>
+          <w:b w:val="0"/>
+        </w:rPr>
+        <w:t>Without opening the old lesson, explain one key idea from Recommendations. Give an example and a mistake that the idea helps you avoid.</w:t>
+      </w:r>
+    </w:p>
+    <w:p>
+      <w:pPr>
+        <w:spacing w:line="336" w:lineRule="auto" w:after="180"/>
+      </w:pPr>
+      <w:r>
+        <w:rPr>
+          <w:b w:val="0"/>
+        </w:rPr>
+        <w:t>Look for: Apply eligibility requirements before ranking candidates by preferences</w:t>
+      </w:r>
+    </w:p>
+    <w:p>
+      <w:pPr>
+        <w:spacing w:line="336" w:lineRule="auto" w:after="180"/>
+      </w:pPr>
+      <w:r>
+        <w:rPr>
+          <w:b w:val="0"/>
+        </w:rPr>
+        <w:t>Reference example, not the only acceptable wording: J eligible scores 2; K eligible scores 1; L excluded for Spanish; M excluded because unavailable. Recommend J.</w:t>
+      </w:r>
+    </w:p>
+    <w:p>
+      <w:pPr>
+        <w:spacing w:line="336" w:lineRule="auto" w:after="180"/>
+      </w:pPr>
+      <w:r>
+        <w:rPr>
+          <w:b w:val="0"/>
+        </w:rPr>
+        <w:t>Preference matches cannot compensate for failing the English requirement.</w:t>
+      </w:r>
+    </w:p>
+    <w:p>
+      <w:pPr>
+        <w:spacing w:line="336" w:lineRule="auto" w:after="180"/>
+      </w:pPr>
+      <w:r>
+        <w:rPr>
+          <w:b w:val="0"/>
+        </w:rPr>
+        <w:t xml:space="preserve">Without opening the old lesson, explain one key idea from </w:t>
+      </w:r>
+      <w:r>
+        <w:rPr>
+          <w:b/>
+        </w:rPr>
+        <w:t>Prediction</w:t>
+      </w:r>
+      <w:r>
+        <w:rPr>
+          <w:b w:val="0"/>
+        </w:rPr>
+        <w:t xml:space="preserve"> Is Not Fact. Give an example and a mistake that the idea helps you avoid.</w:t>
+      </w:r>
+    </w:p>
+    <w:p>
+      <w:pPr>
+        <w:spacing w:line="336" w:lineRule="auto" w:after="180"/>
+      </w:pPr>
+      <w:r>
+        <w:rPr>
+          <w:b w:val="0"/>
+        </w:rPr>
+        <w:t xml:space="preserve">Look for: Separate a recorded </w:t>
+      </w:r>
+      <w:r>
+        <w:rPr>
+          <w:b/>
+        </w:rPr>
+        <w:t>prediction</w:t>
+      </w:r>
+      <w:r>
+        <w:rPr>
+          <w:b w:val="0"/>
+        </w:rPr>
+        <w:t xml:space="preserve"> from the </w:t>
+      </w:r>
+      <w:r>
+        <w:rPr>
+          <w:b/>
+        </w:rPr>
+        <w:t>observation</w:t>
+      </w:r>
+      <w:r>
+        <w:rPr>
+          <w:b w:val="0"/>
+        </w:rPr>
+        <w:t xml:space="preserve"> used to check it</w:t>
+      </w:r>
+    </w:p>
+    <w:p>
+      <w:pPr>
+        <w:spacing w:line="336" w:lineRule="auto" w:after="180"/>
+      </w:pPr>
+      <w:r>
+        <w:rPr>
+          <w:b w:val="0"/>
+        </w:rPr>
+        <w:t xml:space="preserve">Reference example, not the only acceptable wording: </w:t>
+      </w:r>
+      <w:r>
+        <w:rPr>
+          <w:b/>
+        </w:rPr>
+        <w:t>Input</w:t>
+      </w:r>
+      <w:r>
+        <w:rPr>
+          <w:b w:val="0"/>
+        </w:rPr>
+        <w:t xml:space="preserve"> height 6 cm; </w:t>
+      </w:r>
+      <w:r>
+        <w:rPr>
+          <w:b/>
+        </w:rPr>
+        <w:t>prediction</w:t>
+      </w:r>
+      <w:r>
+        <w:rPr>
+          <w:b w:val="0"/>
+        </w:rPr>
+        <w:t xml:space="preserve"> far because 6 is at least 6; observed distance 3 units; observed category near because 3 is below 4; mismatch.</w:t>
+      </w:r>
+    </w:p>
+    <w:p>
+      <w:pPr>
+        <w:spacing w:line="336" w:lineRule="auto" w:after="180"/>
+      </w:pPr>
+      <w:r>
+        <w:rPr>
+          <w:b w:val="0"/>
+        </w:rPr>
+        <w:t xml:space="preserve">Height is available to the model before the trial, while travel distance is measured afterward to check its </w:t>
+      </w:r>
+      <w:r>
+        <w:rPr>
+          <w:b/>
+        </w:rPr>
+        <w:t>prediction</w:t>
+      </w:r>
+      <w:r>
+        <w:rPr>
+          <w:b w:val="0"/>
+        </w:rPr>
+        <w:t>.</w:t>
+      </w:r>
+    </w:p>
+    <w:p>
+      <w:pPr>
+        <w:spacing w:line="336" w:lineRule="auto" w:after="180"/>
+      </w:pPr>
+      <w:r>
+        <w:rPr>
+          <w:b w:val="0"/>
+        </w:rPr>
+        <w:t>Seven are assessed. Report the one unassessed case separately and explain why its outcome is unavailable; do not silently count it as correct or incorrect.</w:t>
+      </w:r>
+    </w:p>
+    <w:p>
+      <w:pPr>
+        <w:pStyle w:val="Heading2"/>
+      </w:pPr>
+      <w:r>
+        <w:t>Earlier wording, alternatives and picture transcripts · reference / check after trying</w:t>
+      </w:r>
+    </w:p>
+    <w:p>
+      <w:pPr>
         <w:pStyle w:val="Heading3"/>
       </w:pPr>
       <w:r>
+        <w:t>Teach the learning cycle</w:t>
+      </w:r>
+    </w:p>
+    <w:p>
+      <w:pPr>
+        <w:pStyle w:val="Heading3"/>
+      </w:pPr>
+      <w:r>
         <w:t>Retrieval answer guidance</w:t>
       </w:r>
     </w:p>
@@ -253,247 +638,42 @@
     </w:p>
     <w:p>
       <w:pPr>
+        <w:pStyle w:val="Heading3"/>
+      </w:pPr>
+      <w:r>
+        <w:t>Recommendations</w:t>
+      </w:r>
+    </w:p>
+    <w:p>
+      <w:pPr>
+        <w:pStyle w:val="Heading3"/>
+      </w:pPr>
+      <w:r>
+        <w:t>Prediction Is Not Fact</w:t>
+      </w:r>
+    </w:p>
+    <w:p>
+      <w:pPr>
         <w:spacing w:line="336" w:lineRule="auto" w:after="180"/>
       </w:pPr>
       <w:r>
         <w:rPr>
           <w:b w:val="0"/>
         </w:rPr>
-        <w:t>Without opening the old lesson, explain one key idea from Missing and Unbalanced Examples. Give an example and a mistake that the idea helps you avoid.</w:t>
+        <w:t>Use the student module and workbook section with this exact week title. The worked case, independent question and answers below form one aligned lesson sequence.</w:t>
+      </w:r>
+    </w:p>
+    <w:p>
+      <w:pPr>
+        <w:pStyle w:val="Heading3"/>
+      </w:pPr>
+      <w:r>
+        <w:t>What the learner must demonstrate</w:t>
       </w:r>
     </w:p>
     <w:p>
       <w:pPr>
         <w:spacing w:line="336" w:lineRule="auto" w:after="180"/>
-      </w:pPr>
-      <w:r>
-        <w:rPr>
-          <w:b w:val="0"/>
-        </w:rPr>
-        <w:t>Look for: Name the target collection, selection list and cases actually assessed</w:t>
-      </w:r>
-    </w:p>
-    <w:p>
-      <w:pPr>
-        <w:spacing w:line="336" w:lineRule="auto" w:after="180"/>
-      </w:pPr>
-      <w:r>
-        <w:rPr>
-          <w:b w:val="0"/>
-        </w:rPr>
-        <w:t>Reference example, not the only acceptable wording: The target is all 24 specified cards across four conditions. The sample is the 6 bright-circle cards. Dim circles, bright squares and dim squares are absent.</w:t>
-      </w:r>
-    </w:p>
-    <w:p>
-      <w:pPr>
-        <w:spacing w:line="336" w:lineRule="auto" w:after="180"/>
-      </w:pPr>
-      <w:r>
-        <w:rPr>
-          <w:b w:val="0"/>
-        </w:rPr>
-        <w:t>A frame containing only bright-circle IDs excludes every other condition, regardless of how randomly IDs are drawn from it.</w:t>
-      </w:r>
-    </w:p>
-    <w:p>
-      <w:pPr>
-        <w:pStyle w:val="Heading3"/>
-      </w:pPr>
-      <w:r>
-        <w:t>Recommendations</w:t>
-      </w:r>
-    </w:p>
-    <w:p>
-      <w:pPr>
-        <w:spacing w:line="336" w:lineRule="auto" w:after="180"/>
-      </w:pPr>
-      <w:r>
-        <w:rPr>
-          <w:b w:val="0"/>
-        </w:rPr>
-        <w:t>Without opening the old lesson, explain one key idea from Recommendations. Give an example and a mistake that the idea helps you avoid.</w:t>
-      </w:r>
-    </w:p>
-    <w:p>
-      <w:pPr>
-        <w:spacing w:line="336" w:lineRule="auto" w:after="180"/>
-      </w:pPr>
-      <w:r>
-        <w:rPr>
-          <w:b w:val="0"/>
-        </w:rPr>
-        <w:t>Look for: Apply eligibility requirements before ranking candidates by preferences</w:t>
-      </w:r>
-    </w:p>
-    <w:p>
-      <w:pPr>
-        <w:spacing w:line="336" w:lineRule="auto" w:after="180"/>
-      </w:pPr>
-      <w:r>
-        <w:rPr>
-          <w:b w:val="0"/>
-        </w:rPr>
-        <w:t>Reference example, not the only acceptable wording: J eligible scores 2; K eligible scores 1; L excluded for Spanish; M excluded because unavailable. Recommend J.</w:t>
-      </w:r>
-    </w:p>
-    <w:p>
-      <w:pPr>
-        <w:spacing w:line="336" w:lineRule="auto" w:after="180"/>
-      </w:pPr>
-      <w:r>
-        <w:rPr>
-          <w:b w:val="0"/>
-        </w:rPr>
-        <w:t>Preference matches cannot compensate for failing the English requirement.</w:t>
-      </w:r>
-    </w:p>
-    <w:p>
-      <w:pPr>
-        <w:pStyle w:val="Heading3"/>
-      </w:pPr>
-      <w:r>
-        <w:t>Prediction Is Not Fact</w:t>
-      </w:r>
-    </w:p>
-    <w:p>
-      <w:pPr>
-        <w:spacing w:line="336" w:lineRule="auto" w:after="180"/>
-      </w:pPr>
-      <w:r>
-        <w:rPr>
-          <w:b w:val="0"/>
-        </w:rPr>
-        <w:t xml:space="preserve">Without opening the old lesson, explain one key idea from </w:t>
-      </w:r>
-      <w:r>
-        <w:rPr>
-          <w:b/>
-        </w:rPr>
-        <w:t>Prediction</w:t>
-      </w:r>
-      <w:r>
-        <w:rPr>
-          <w:b w:val="0"/>
-        </w:rPr>
-        <w:t xml:space="preserve"> Is Not Fact. Give an example and a mistake that the idea helps you avoid.</w:t>
-      </w:r>
-    </w:p>
-    <w:p>
-      <w:pPr>
-        <w:spacing w:line="336" w:lineRule="auto" w:after="180"/>
-      </w:pPr>
-      <w:r>
-        <w:rPr>
-          <w:b w:val="0"/>
-        </w:rPr>
-        <w:t xml:space="preserve">Look for: Separate a recorded </w:t>
-      </w:r>
-      <w:r>
-        <w:rPr>
-          <w:b/>
-        </w:rPr>
-        <w:t>prediction</w:t>
-      </w:r>
-      <w:r>
-        <w:rPr>
-          <w:b w:val="0"/>
-        </w:rPr>
-        <w:t xml:space="preserve"> from the </w:t>
-      </w:r>
-      <w:r>
-        <w:rPr>
-          <w:b/>
-        </w:rPr>
-        <w:t>observation</w:t>
-      </w:r>
-      <w:r>
-        <w:rPr>
-          <w:b w:val="0"/>
-        </w:rPr>
-        <w:t xml:space="preserve"> used to check it</w:t>
-      </w:r>
-    </w:p>
-    <w:p>
-      <w:pPr>
-        <w:spacing w:line="336" w:lineRule="auto" w:after="180"/>
-      </w:pPr>
-      <w:r>
-        <w:rPr>
-          <w:b w:val="0"/>
-        </w:rPr>
-        <w:t xml:space="preserve">Reference example, not the only acceptable wording: </w:t>
-      </w:r>
-      <w:r>
-        <w:rPr>
-          <w:b/>
-        </w:rPr>
-        <w:t>Input</w:t>
-      </w:r>
-      <w:r>
-        <w:rPr>
-          <w:b w:val="0"/>
-        </w:rPr>
-        <w:t xml:space="preserve"> height 6 cm; </w:t>
-      </w:r>
-      <w:r>
-        <w:rPr>
-          <w:b/>
-        </w:rPr>
-        <w:t>prediction</w:t>
-      </w:r>
-      <w:r>
-        <w:rPr>
-          <w:b w:val="0"/>
-        </w:rPr>
-        <w:t xml:space="preserve"> far because 6 is at least 6; observed distance 3 units; observed category near because 3 is below 4; mismatch.</w:t>
-      </w:r>
-    </w:p>
-    <w:p>
-      <w:pPr>
-        <w:spacing w:line="336" w:lineRule="auto" w:after="180"/>
-      </w:pPr>
-      <w:r>
-        <w:rPr>
-          <w:b w:val="0"/>
-        </w:rPr>
-        <w:t xml:space="preserve">Height is available to the model before the trial, while travel distance is measured afterward to check its </w:t>
-      </w:r>
-      <w:r>
-        <w:rPr>
-          <w:b/>
-        </w:rPr>
-        <w:t>prediction</w:t>
-      </w:r>
-      <w:r>
-        <w:rPr>
-          <w:b w:val="0"/>
-        </w:rPr>
-        <w:t>.</w:t>
-      </w:r>
-    </w:p>
-    <w:p>
-      <w:pPr>
-        <w:spacing w:line="336" w:lineRule="auto" w:after="180"/>
-      </w:pPr>
-      <w:r>
-        <w:rPr>
-          <w:b w:val="0"/>
-        </w:rPr>
-        <w:t>Use the student module and workbook section with this exact week title. The worked case, independent question and answers below form one aligned lesson sequence.</w:t>
-      </w:r>
-    </w:p>
-    <w:p>
-      <w:pPr>
-        <w:pStyle w:val="Heading3"/>
-      </w:pPr>
-      <w:r>
-        <w:t>What the learner must demonstrate</w:t>
-      </w:r>
-    </w:p>
-    <w:p>
-      <w:pPr>
-        <w:spacing w:line="336" w:lineRule="auto" w:after="180"/>
-        <w:shd w:fill="F5F1FB"/>
       </w:pPr>
       <w:r>
         <w:rPr>
@@ -660,6 +840,11 @@
       </w:r>
     </w:p>
     <w:p>
+      <w:r>
+        <w:t>This compact option is not the full-week schedule. Use the main teaching cycle and allow extra sessions for the investigation, independent work and project.</w:t>
+      </w:r>
+    </w:p>
+    <w:p>
       <w:pPr>
         <w:spacing w:line="336" w:lineRule="auto" w:after="180"/>
       </w:pPr>
@@ -667,7 +852,7 @@
         <w:rPr>
           <w:b w:val="0"/>
         </w:rPr>
-        <w:t>Use the supplied scenario, student illustrations and blank paper. For numeric work, offer counters or a calculator after learners show the setup. Fictional records are supplied; personal data and paid accounts are unnecessary.</w:t>
+        <w:t>Allow 80 minutes: recall 8; explanation 12; worked demonstration 15; guided practice 20; independent assessment 15; project and reflection 10. Extend the lab into a second session when needed.</w:t>
       </w:r>
     </w:p>
     <w:p>
@@ -675,24 +860,624 @@
         <w:pStyle w:val="Heading3"/>
       </w:pPr>
       <w:r>
-        <w:t>Alternative compact allocation</w:t>
-      </w:r>
-    </w:p>
-    <w:p>
-      <w:r>
-        <w:t>This compact option is not the full-week schedule. Use the main teaching cycle and allow extra sessions for the investigation, independent work and project.</w:t>
+        <w:t>Preparation for the connected explanation</w:t>
+      </w:r>
+    </w:p>
+    <w:p>
+      <w:pPr>
+        <w:pStyle w:val="Heading3"/>
+      </w:pPr>
+      <w:r>
+        <w:t>Readiness answer</w:t>
+      </w:r>
+    </w:p>
+    <w:p>
+      <w:pPr>
+        <w:pStyle w:val="Heading3"/>
+      </w:pPr>
+      <w:r>
+        <w:t>End goal for the pictorial case</w:t>
       </w:r>
     </w:p>
     <w:p>
       <w:pPr>
         <w:spacing w:line="336" w:lineRule="auto" w:after="180"/>
-        <w:shd w:fill="F1F6F8"/>
-      </w:pPr>
-      <w:r>
-        <w:rPr>
-          <w:b w:val="0"/>
-        </w:rPr>
-        <w:t>Allow 80 minutes: recall 8; explanation 12; worked demonstration 15; guided practice 20; independent assessment 15; project and reflection 10. Extend the lab into a second session when needed.</w:t>
+      </w:pPr>
+      <w:r>
+        <w:rPr>
+          <w:b w:val="0"/>
+        </w:rPr>
+        <w:t>This added worked case illustrates the week’s main idea. Retain all original and connected topics; schedule its practice within the teaching cycle.</w:t>
+      </w:r>
+    </w:p>
+    <w:p>
+      <w:pPr>
+        <w:pStyle w:val="Heading1"/>
+      </w:pPr>
+      <w:r>
+        <w:t>02. Teach denominators, conditions and metric choices</w:t>
+      </w:r>
+    </w:p>
+    <w:p>
+      <w:r>
+        <w:t>Model shared-case comparisons without letting overall accuracy stand in for fairness.</w:t>
+      </w:r>
+    </w:p>
+    <w:p>
+      <w:pPr>
+        <w:pStyle w:val="Heading2"/>
+      </w:pPr>
+      <w:r>
+        <w:t>Define the assessed denominator and A/B test</w:t>
+      </w:r>
+    </w:p>
+    <w:p>
+      <w:pPr>
+        <w:spacing w:line="336" w:lineRule="auto" w:after="180"/>
+      </w:pPr>
+      <w:r>
+        <w:rPr>
+          <w:b w:val="0"/>
+        </w:rPr>
+        <w:t xml:space="preserve">For this week, </w:t>
+      </w:r>
+      <w:r>
+        <w:rPr>
+          <w:b/>
+        </w:rPr>
+        <w:t>accuracy</w:t>
+      </w:r>
+      <w:r>
+        <w:rPr>
+          <w:b w:val="0"/>
+        </w:rPr>
+        <w:t xml:space="preserve"> means the number of correctly labelled cases divided by the number of assessed cases.</w:t>
+      </w:r>
+    </w:p>
+    <w:p>
+      <w:pPr>
+        <w:spacing w:line="336" w:lineRule="auto" w:after="180"/>
+      </w:pPr>
+      <w:r>
+        <w:rPr>
+          <w:b w:val="0"/>
+        </w:rPr>
+        <w:t>Every assessed case has a system label and a checked reference label, so its result can be judged correct or incorrect. State the system version, cases and scoring rule with the fraction.</w:t>
+      </w:r>
+    </w:p>
+    <w:p>
+      <w:pPr>
+        <w:spacing w:line="336" w:lineRule="auto" w:after="180"/>
+      </w:pPr>
+      <w:r>
+        <w:rPr>
+          <w:b w:val="0"/>
+        </w:rPr>
+        <w:t>Cases without an assessable outcome are reported separately.</w:t>
+      </w:r>
+    </w:p>
+    <w:p>
+      <w:pPr>
+        <w:spacing w:line="336" w:lineRule="auto" w:after="180"/>
+      </w:pPr>
+      <w:r>
+        <w:rPr>
+          <w:b w:val="0"/>
+        </w:rPr>
+        <w:t>Two fixed shape-recognition versions, A and B, label the same 12 previously unseen picture cards. Eight cards are bright and four are dim; each has a checked circle or square reference label.</w:t>
+      </w:r>
+    </w:p>
+    <w:p>
+      <w:pPr>
+        <w:spacing w:line="336" w:lineRule="auto" w:after="180"/>
+      </w:pPr>
+      <w:r>
+        <w:rPr>
+          <w:b w:val="0"/>
+        </w:rPr>
+        <w:t>Both versions return labels for all 12. A is correct on 8 bright and 1 dim card. B is correct on 6 bright and 2 dim cards.</w:t>
+      </w:r>
+    </w:p>
+    <w:p>
+      <w:pPr>
+        <w:spacing w:line="336" w:lineRule="auto" w:after="180"/>
+      </w:pPr>
+      <w:r>
+        <w:rPr>
+          <w:b w:val="0"/>
+        </w:rPr>
+        <w:t xml:space="preserve">A therefore has 9 correct out of 12 assessed, written 9/12. Dividing </w:t>
+      </w:r>
+      <w:r>
+        <w:rPr>
+          <w:b/>
+        </w:rPr>
+        <w:t>numerator</w:t>
+      </w:r>
+      <w:r>
+        <w:rPr>
+          <w:b w:val="0"/>
+        </w:rPr>
+        <w:t xml:space="preserve"> and </w:t>
+      </w:r>
+      <w:r>
+        <w:rPr>
+          <w:b/>
+        </w:rPr>
+        <w:t>denominator</w:t>
+      </w:r>
+      <w:r>
+        <w:rPr>
+          <w:b w:val="0"/>
+        </w:rPr>
+        <w:t xml:space="preserve"> by 3 gives 3/4. Three quarters equals 75 out of 100, or 75%. B has 8/12, equal to 2/3.</w:t>
+      </w:r>
+    </w:p>
+    <w:p>
+      <w:pPr>
+        <w:spacing w:line="336" w:lineRule="auto" w:after="180"/>
+      </w:pPr>
+      <w:r>
+        <w:rPr>
+          <w:b w:val="0"/>
+        </w:rPr>
+        <w:t>For this comparison keep B as an exact fraction; a rounded percentage is unnecessary.</w:t>
+      </w:r>
+    </w:p>
+    <w:p>
+      <w:pPr>
+        <w:pStyle w:val="Heading2"/>
+      </w:pPr>
+      <w:r>
+        <w:t>Compare equivalent fractions</w:t>
+      </w:r>
+    </w:p>
+    <w:p>
+      <w:pPr>
+        <w:spacing w:line="336" w:lineRule="auto" w:after="180"/>
+      </w:pPr>
+      <w:r>
+        <w:rPr>
+          <w:b w:val="0"/>
+        </w:rPr>
+        <w:t xml:space="preserve">With the same </w:t>
+      </w:r>
+      <w:r>
+        <w:rPr>
+          <w:b/>
+        </w:rPr>
+        <w:t>denominator</w:t>
+      </w:r>
+      <w:r>
+        <w:rPr>
+          <w:b w:val="0"/>
+        </w:rPr>
+        <w:t xml:space="preserve"> 12, compare the </w:t>
+      </w:r>
+      <w:r>
+        <w:rPr>
+          <w:b/>
+        </w:rPr>
+        <w:t>numerator</w:t>
+      </w:r>
+      <w:r>
+        <w:rPr>
+          <w:b w:val="0"/>
+        </w:rPr>
+        <w:t>s: 9 is greater than 8. A is correct on one more of these cards.</w:t>
+      </w:r>
+    </w:p>
+    <w:p>
+      <w:pPr>
+        <w:spacing w:line="336" w:lineRule="auto" w:after="180"/>
+      </w:pPr>
+      <w:r>
+        <w:rPr>
+          <w:b w:val="0"/>
+        </w:rPr>
+        <w:t>This establishes the ordering on this test under this scoring rule; it does not prove that A will always outperform B on future cards.</w:t>
+      </w:r>
+    </w:p>
+    <w:p>
+      <w:pPr>
+        <w:spacing w:line="336" w:lineRule="auto" w:after="180"/>
+      </w:pPr>
+      <w:r>
+        <w:rPr>
+          <w:b w:val="0"/>
+        </w:rPr>
+        <w:t xml:space="preserve">To compare fractions with different </w:t>
+      </w:r>
+      <w:r>
+        <w:rPr>
+          <w:b/>
+        </w:rPr>
+        <w:t>denominator</w:t>
+      </w:r>
+      <w:r>
+        <w:rPr>
+          <w:b w:val="0"/>
+        </w:rPr>
+        <w:t xml:space="preserve">s, rewrite them as </w:t>
+      </w:r>
+      <w:r>
+        <w:rPr>
+          <w:b/>
+        </w:rPr>
+        <w:t>equivalent fractions</w:t>
+      </w:r>
+      <w:r>
+        <w:rPr>
+          <w:b w:val="0"/>
+        </w:rPr>
+        <w:t xml:space="preserve"> with a common </w:t>
+      </w:r>
+      <w:r>
+        <w:rPr>
+          <w:b/>
+        </w:rPr>
+        <w:t>denominator</w:t>
+      </w:r>
+      <w:r>
+        <w:rPr>
+          <w:b w:val="0"/>
+        </w:rPr>
+        <w:t>. For example, 3/4 equals 9/12 and 2/3 equals 8/12.</w:t>
+      </w:r>
+    </w:p>
+    <w:p>
+      <w:pPr>
+        <w:spacing w:line="336" w:lineRule="auto" w:after="180"/>
+      </w:pPr>
+      <w:r>
+        <w:rPr>
+          <w:b w:val="0"/>
+        </w:rPr>
+        <w:t xml:space="preserve">Changing the written </w:t>
+      </w:r>
+      <w:r>
+        <w:rPr>
+          <w:b/>
+        </w:rPr>
+        <w:t>denominator</w:t>
+      </w:r>
+      <w:r>
+        <w:rPr>
+          <w:b w:val="0"/>
+        </w:rPr>
+        <w:t xml:space="preserve"> does not create new test cases: it only helps compare the proportions.</w:t>
+      </w:r>
+    </w:p>
+    <w:p>
+      <w:pPr>
+        <w:pStyle w:val="Heading2"/>
+      </w:pPr>
+      <w:r>
+        <w:t>Model the unequal-group aggregation</w:t>
+      </w:r>
+    </w:p>
+    <w:tbl>
+      <w:tblPr>
+        <w:tblStyle w:val="LightShading-Accent1"/>
+        <w:tblW w:type="auto" w:w="0"/>
+        <w:tblLook w:firstColumn="1" w:firstRow="1" w:lastColumn="0" w:lastRow="0" w:noHBand="0" w:noVBand="1" w:val="04A0"/>
+      </w:tblPr>
+      <w:tblGrid>
+        <w:gridCol w:w="3408"/>
+        <w:gridCol w:w="3408"/>
+        <w:gridCol w:w="3408"/>
+      </w:tblGrid>
+      <w:tr>
+        <w:trPr>
+          <w:tblHeader/>
+        </w:trPr>
+        <w:tc>
+          <w:tcPr>
+            <w:tcW w:type="dxa" w:w="3408"/>
+          </w:tcPr>
+          <w:p>
+            <w:r>
+              <w:t>Question</w:t>
+            </w:r>
+          </w:p>
+        </w:tc>
+        <w:tc>
+          <w:tcPr>
+            <w:tcW w:type="dxa" w:w="3408"/>
+          </w:tcPr>
+          <w:p>
+            <w:r>
+              <w:t>Version A</w:t>
+            </w:r>
+          </w:p>
+        </w:tc>
+        <w:tc>
+          <w:tcPr>
+            <w:tcW w:type="dxa" w:w="3408"/>
+          </w:tcPr>
+          <w:p>
+            <w:r>
+              <w:t>Version B</w:t>
+            </w:r>
+          </w:p>
+        </w:tc>
+      </w:tr>
+      <w:tr>
+        <w:tc>
+          <w:tcPr>
+            <w:tcW w:type="dxa" w:w="3408"/>
+          </w:tcPr>
+          <w:p>
+            <w:r>
+              <w:t>Bright-card accuracy</w:t>
+            </w:r>
+          </w:p>
+        </w:tc>
+        <w:tc>
+          <w:tcPr>
+            <w:tcW w:type="dxa" w:w="3408"/>
+          </w:tcPr>
+          <w:p>
+            <w:r>
+              <w:t>8/8 = 1</w:t>
+            </w:r>
+          </w:p>
+        </w:tc>
+        <w:tc>
+          <w:tcPr>
+            <w:tcW w:type="dxa" w:w="3408"/>
+          </w:tcPr>
+          <w:p>
+            <w:r>
+              <w:t>6/8 = 3/4</w:t>
+            </w:r>
+          </w:p>
+        </w:tc>
+      </w:tr>
+      <w:tr>
+        <w:tc>
+          <w:tcPr>
+            <w:tcW w:type="dxa" w:w="3408"/>
+          </w:tcPr>
+          <w:p>
+            <w:r>
+              <w:t>Dim-card accuracy</w:t>
+            </w:r>
+          </w:p>
+        </w:tc>
+        <w:tc>
+          <w:tcPr>
+            <w:tcW w:type="dxa" w:w="3408"/>
+          </w:tcPr>
+          <w:p>
+            <w:r>
+              <w:t>1/4</w:t>
+            </w:r>
+          </w:p>
+        </w:tc>
+        <w:tc>
+          <w:tcPr>
+            <w:tcW w:type="dxa" w:w="3408"/>
+          </w:tcPr>
+          <w:p>
+            <w:r>
+              <w:t>2/4 = 1/2</w:t>
+            </w:r>
+          </w:p>
+        </w:tc>
+      </w:tr>
+      <w:tr>
+        <w:tc>
+          <w:tcPr>
+            <w:tcW w:type="dxa" w:w="3408"/>
+          </w:tcPr>
+          <w:p>
+            <w:r>
+              <w:t>Combined accuracy</w:t>
+            </w:r>
+          </w:p>
+        </w:tc>
+        <w:tc>
+          <w:tcPr>
+            <w:tcW w:type="dxa" w:w="3408"/>
+          </w:tcPr>
+          <w:p>
+            <w:r>
+              <w:t>(8 + 1)/(8 + 4) = 9/12</w:t>
+            </w:r>
+          </w:p>
+        </w:tc>
+        <w:tc>
+          <w:tcPr>
+            <w:tcW w:type="dxa" w:w="3408"/>
+          </w:tcPr>
+          <w:p>
+            <w:r>
+              <w:t>(6 + 2)/(8 + 4) = 8/12</w:t>
+            </w:r>
+          </w:p>
+        </w:tc>
+      </w:tr>
+    </w:tbl>
+    <w:p>
+      <w:pPr>
+        <w:spacing w:line="336" w:lineRule="auto" w:after="180"/>
+      </w:pPr>
+      <w:r>
+        <w:rPr>
+          <w:b w:val="0"/>
+        </w:rPr>
+        <w:t>The bright group has twice as many assessed cards as the dim group. Each individual card counts once in the combined result, so add correct counts and assessed counts.</w:t>
+      </w:r>
+    </w:p>
+    <w:p>
+      <w:pPr>
+        <w:spacing w:line="336" w:lineRule="auto" w:after="180"/>
+      </w:pPr>
+      <w:r>
+        <w:rPr>
+          <w:b w:val="0"/>
+        </w:rPr>
+        <w:t xml:space="preserve">Do not simply average the two group percentages and call it the all-card </w:t>
+      </w:r>
+      <w:r>
+        <w:rPr>
+          <w:b/>
+        </w:rPr>
+        <w:t>accuracy</w:t>
+      </w:r>
+      <w:r>
+        <w:rPr>
+          <w:b w:val="0"/>
+        </w:rPr>
+        <w:t>: that would give each group equal weight despite their different sizes.</w:t>
+      </w:r>
+    </w:p>
+    <w:p>
+      <w:pPr>
+        <w:spacing w:line="336" w:lineRule="auto" w:after="180"/>
+      </w:pPr>
+      <w:r>
+        <w:rPr>
+          <w:b w:val="0"/>
+        </w:rPr>
+        <w:t xml:space="preserve">If the intended task especially needs dim-card performance, inspect that result and gather suitable additional </w:t>
+      </w:r>
+      <w:r>
+        <w:rPr>
+          <w:b/>
+        </w:rPr>
+        <w:t>evidence</w:t>
+      </w:r>
+      <w:r>
+        <w:rPr>
+          <w:b w:val="0"/>
+        </w:rPr>
+        <w:t xml:space="preserve"> before choosing. An overall leader can still be weaker in a relevant condition.</w:t>
+      </w:r>
+    </w:p>
+    <w:p>
+      <w:pPr>
+        <w:spacing w:line="336" w:lineRule="auto" w:after="180"/>
+      </w:pPr>
+      <w:r>
+        <w:rPr>
+          <w:b w:val="0"/>
+        </w:rPr>
+        <w:t>This table alone also does not tell us whether particular mistakes have different consequences. The scoring rule must match the purpose.</w:t>
+      </w:r>
+    </w:p>
+    <w:p>
+      <w:pPr>
+        <w:pStyle w:val="Heading2"/>
+      </w:pPr>
+      <w:r>
+        <w:t>Trace the separate badge-reader test</w:t>
+      </w:r>
+    </w:p>
+    <w:p>
+      <w:pPr>
+        <w:spacing w:line="336" w:lineRule="auto" w:after="180"/>
+      </w:pPr>
+      <w:r>
+        <w:rPr>
+          <w:b w:val="0"/>
+        </w:rPr>
+        <w:t>A fictional badge reader is evaluated on bright and dim cards with known reference labels.</w:t>
+      </w:r>
+    </w:p>
+    <w:p>
+      <w:pPr>
+        <w:spacing w:line="336" w:lineRule="auto" w:after="180"/>
+      </w:pPr>
+      <w:r>
+        <w:rPr>
+          <w:b w:val="0"/>
+        </w:rPr>
+        <w:t>Version M is correct on 9 of 10 bright cards and 3 of 6 dim cards.</w:t>
+      </w:r>
+    </w:p>
+    <w:p>
+      <w:pPr>
+        <w:spacing w:line="336" w:lineRule="auto" w:after="180"/>
+      </w:pPr>
+      <w:r>
+        <w:rPr>
+          <w:b w:val="0"/>
+        </w:rPr>
+        <w:t>Version N uses the same cards: 8 of 10 bright and 5 of 6 dim correct.</w:t>
+      </w:r>
+    </w:p>
+    <w:p>
+      <w:r>
+        <w:drawing>
+          <wp:inline xmlns:a="http://schemas.openxmlformats.org/drawingml/2006/main" xmlns:pic="http://schemas.openxmlformats.org/drawingml/2006/picture">
+            <wp:extent cx="5486400" cy="4005072"/>
+            <wp:docPr id="1" name="Picture 1" descr="Bright group: M:9/10=90%; N:8/10=80%. → Dim group: M:3/6=50%; N:5/6≈83.3%. → Combined counts: M:(9+3)/16=75%; N:(8+5)/16=81.25%. → Discuss trade-off: N improves total and dim results but loses one bright success."/>
+            <wp:cNvGraphicFramePr>
+              <a:graphicFrameLocks noChangeAspect="1"/>
+            </wp:cNvGraphicFramePr>
+            <a:graphic>
+              <a:graphicData uri="http://schemas.openxmlformats.org/drawingml/2006/picture">
+                <pic:pic>
+                  <pic:nvPicPr>
+                    <pic:cNvPr id="0" name="academy-story-ai-1-23-02.png"/>
+                    <pic:cNvPicPr/>
+                  </pic:nvPicPr>
+                  <pic:blipFill>
+                    <a:blip r:embed="rId9"/>
+                    <a:stretch>
+                      <a:fillRect/>
+                    </a:stretch>
+                  </pic:blipFill>
+                  <pic:spPr>
+                    <a:xfrm>
+                      <a:off x="0" y="0"/>
+                      <a:ext cx="5486400" cy="4005072"/>
+                    </a:xfrm>
+                    <a:prstGeom prst="rect"/>
+                  </pic:spPr>
+                </pic:pic>
+              </a:graphicData>
+            </a:graphic>
+          </wp:inline>
+        </w:drawing>
+      </w:r>
+    </w:p>
+    <w:p>
+      <w:r>
+        <w:drawing>
+          <wp:inline xmlns:a="http://schemas.openxmlformats.org/drawingml/2006/main" xmlns:pic="http://schemas.openxmlformats.org/drawingml/2006/picture">
+            <wp:extent cx="5486400" cy="3584448"/>
+            <wp:docPr id="2" name="Picture 2" descr="Group rates compared on the same cards. Units: percent correct. M bright: 90. M dim: 50. N bright: 80. N dim: 83.33333333333333."/>
+            <wp:cNvGraphicFramePr>
+              <a:graphicFrameLocks noChangeAspect="1"/>
+            </wp:cNvGraphicFramePr>
+            <a:graphic>
+              <a:graphicData uri="http://schemas.openxmlformats.org/drawingml/2006/picture">
+                <pic:pic>
+                  <pic:nvPicPr>
+                    <pic:cNvPr id="0" name="academy-story-ai-1-23-03.png"/>
+                    <pic:cNvPicPr/>
+                  </pic:nvPicPr>
+                  <pic:blipFill>
+                    <a:blip r:embed="rId10"/>
+                    <a:stretch>
+                      <a:fillRect/>
+                    </a:stretch>
+                  </pic:blipFill>
+                  <pic:spPr>
+                    <a:xfrm>
+                      <a:off x="0" y="0"/>
+                      <a:ext cx="5486400" cy="3584448"/>
+                    </a:xfrm>
+                    <a:prstGeom prst="rect"/>
+                  </pic:spPr>
+                </pic:pic>
+              </a:graphicData>
+            </a:graphic>
+          </wp:inline>
+        </w:drawing>
       </w:r>
     </w:p>
     <w:p>
@@ -700,7 +1485,136 @@
         <w:pStyle w:val="Heading3"/>
       </w:pPr>
       <w:r>
-        <w:t>Preparation for the connected explanation</w:t>
+        <w:t>Read the picture one step at a time</w:t>
+      </w:r>
+    </w:p>
+    <w:tbl>
+      <w:tblPr>
+        <w:tblStyle w:val="LightShading-Accent1"/>
+        <w:tblW w:type="auto" w:w="0"/>
+        <w:tblLook w:firstColumn="1" w:firstRow="1" w:lastColumn="0" w:lastRow="0" w:noHBand="0" w:noVBand="1" w:val="04A0"/>
+      </w:tblPr>
+      <w:tblGrid>
+        <w:gridCol w:w="5112"/>
+        <w:gridCol w:w="5112"/>
+      </w:tblGrid>
+      <w:tr>
+        <w:trPr>
+          <w:tblHeader/>
+        </w:trPr>
+        <w:tc>
+          <w:tcPr>
+            <w:tcW w:type="dxa" w:w="5112"/>
+          </w:tcPr>
+          <w:p>
+            <w:r>
+              <w:t>Step</w:t>
+            </w:r>
+          </w:p>
+        </w:tc>
+        <w:tc>
+          <w:tcPr>
+            <w:tcW w:type="dxa" w:w="5112"/>
+          </w:tcPr>
+          <w:p>
+            <w:r>
+              <w:t>What happens and why</w:t>
+            </w:r>
+          </w:p>
+        </w:tc>
+      </w:tr>
+      <w:tr>
+        <w:tc>
+          <w:tcPr>
+            <w:tcW w:type="dxa" w:w="5112"/>
+          </w:tcPr>
+          <w:p>
+            <w:r>
+              <w:t>1. Bright group</w:t>
+            </w:r>
+          </w:p>
+        </w:tc>
+        <w:tc>
+          <w:tcPr>
+            <w:tcW w:type="dxa" w:w="5112"/>
+          </w:tcPr>
+          <w:p>
+            <w:r>
+              <w:t>M:9/10=90%; N:8/10=80%.</w:t>
+            </w:r>
+          </w:p>
+        </w:tc>
+      </w:tr>
+      <w:tr>
+        <w:tc>
+          <w:tcPr>
+            <w:tcW w:type="dxa" w:w="5112"/>
+          </w:tcPr>
+          <w:p>
+            <w:r>
+              <w:t>2. Dim group</w:t>
+            </w:r>
+          </w:p>
+        </w:tc>
+        <w:tc>
+          <w:tcPr>
+            <w:tcW w:type="dxa" w:w="5112"/>
+          </w:tcPr>
+          <w:p>
+            <w:r>
+              <w:t>M:3/6=50%; N:5/6≈83.3%.</w:t>
+            </w:r>
+          </w:p>
+        </w:tc>
+      </w:tr>
+      <w:tr>
+        <w:tc>
+          <w:tcPr>
+            <w:tcW w:type="dxa" w:w="5112"/>
+          </w:tcPr>
+          <w:p>
+            <w:r>
+              <w:t>3. Combined counts</w:t>
+            </w:r>
+          </w:p>
+        </w:tc>
+        <w:tc>
+          <w:tcPr>
+            <w:tcW w:type="dxa" w:w="5112"/>
+          </w:tcPr>
+          <w:p>
+            <w:r>
+              <w:t>M:(9+3)/16=75%; N:(8+5)/16=81.25%.</w:t>
+            </w:r>
+          </w:p>
+        </w:tc>
+      </w:tr>
+      <w:tr>
+        <w:tc>
+          <w:tcPr>
+            <w:tcW w:type="dxa" w:w="5112"/>
+          </w:tcPr>
+          <w:p>
+            <w:r>
+              <w:t>4. Discuss trade-off</w:t>
+            </w:r>
+          </w:p>
+        </w:tc>
+        <w:tc>
+          <w:tcPr>
+            <w:tcW w:type="dxa" w:w="5112"/>
+          </w:tcPr>
+          <w:p>
+            <w:r>
+              <w:t>N improves total and dim results but loses one bright success.</w:t>
+            </w:r>
+          </w:p>
+        </w:tc>
+      </w:tr>
+    </w:tbl>
+    <w:p>
+      <w:r>
+        <w:t>Match each pictured step to the supplied facts. This is a worked teaching case, not an independent assessment.</w:t>
       </w:r>
     </w:p>
     <w:p>
@@ -711,19 +1625,19 @@
         <w:rPr>
           <w:b w:val="0"/>
         </w:rPr>
-        <w:t xml:space="preserve">Keep the metric definition visible: this lesson measures </w:t>
+        <w:t xml:space="preserve">Adding correct counts and </w:t>
       </w:r>
       <w:r>
         <w:rPr>
           <w:b/>
         </w:rPr>
-        <w:t>accuracy</w:t>
-      </w:r>
-      <w:r>
-        <w:rPr>
-          <w:b w:val="0"/>
-        </w:rPr>
-        <w:t xml:space="preserve"> among assessed classification outcomes and separately reports unassessed selected cases.</w:t>
+        <w:t>denominator</w:t>
+      </w:r>
+      <w:r>
+        <w:rPr>
+          <w:b w:val="0"/>
+        </w:rPr>
+        <w:t>s weights each tested card once. Averaging 90% and 50% would incorrectly give unequal groups equal size in the all-card rate. The group breakdown reveals a trade-off hidden by the total.</w:t>
       </w:r>
     </w:p>
     <w:p>
@@ -734,31 +1648,58 @@
         <w:rPr>
           <w:b w:val="0"/>
         </w:rPr>
-        <w:t xml:space="preserve">It does not teach that missing system </w:t>
+        <w:t xml:space="preserve">Decide what matters with the relevant users rather than announcing that one number proves </w:t>
       </w:r>
       <w:r>
         <w:rPr>
           <w:b/>
         </w:rPr>
-        <w:t>output</w:t>
-      </w:r>
-      <w:r>
-        <w:rPr>
-          <w:b w:val="0"/>
-        </w:rPr>
-        <w:t xml:space="preserve">s should always be removed from every real evaluation; an end-to-end task may define </w:t>
+        <w:t>fairness</w:t>
+      </w:r>
+      <w:r>
+        <w:rPr>
+          <w:b w:val="0"/>
+        </w:rPr>
+        <w:t>.</w:t>
+      </w:r>
+    </w:p>
+    <w:p>
+      <w:pPr>
+        <w:pStyle w:val="Heading2"/>
+      </w:pPr>
+      <w:r>
+        <w:t>Name the limited evidence</w:t>
+      </w:r>
+    </w:p>
+    <w:p>
+      <w:pPr>
+        <w:spacing w:line="336" w:lineRule="auto" w:after="180"/>
+      </w:pPr>
+      <w:r>
+        <w:rPr>
+          <w:b w:val="0"/>
+        </w:rPr>
+        <w:t xml:space="preserve">Six dim cards supply limited </w:t>
       </w:r>
       <w:r>
         <w:rPr>
           <w:b/>
         </w:rPr>
-        <w:t>output</w:t>
-      </w:r>
-      <w:r>
-        <w:rPr>
-          <w:b w:val="0"/>
-        </w:rPr>
-        <w:t xml:space="preserve"> failure as a failure. Here, the scoring scope and unavailable records are explicit.</w:t>
+        <w:t>evidence</w:t>
+      </w:r>
+      <w:r>
+        <w:rPr>
+          <w:b w:val="0"/>
+        </w:rPr>
+        <w:t>; these descriptive rates do not prove a system is fair for all users.</w:t>
+      </w:r>
+    </w:p>
+    <w:p>
+      <w:pPr>
+        <w:pStyle w:val="Heading2"/>
+      </w:pPr>
+      <w:r>
+        <w:t>Change the metric explicitly</w:t>
       </w:r>
     </w:p>
     <w:p>
@@ -769,15 +1710,7 @@
         <w:rPr>
           <w:b w:val="0"/>
         </w:rPr>
-        <w:t>Fractions compare observed proportions, not certainty or individual confidence.</w:t>
-      </w:r>
-    </w:p>
-    <w:p>
-      <w:pPr>
-        <w:pStyle w:val="Heading3"/>
-      </w:pPr>
-      <w:r>
-        <w:t>Readiness answer</w:t>
+        <w:t>Change: Give bright and dim groups equal weight as an explicitly different metric.</w:t>
       </w:r>
     </w:p>
     <w:p>
@@ -786,9 +1719,27 @@
       </w:pPr>
       <w:r>
         <w:rPr>
-          <w:b w:val="0"/>
-        </w:rPr>
-        <w:t>Seven are assessed. Report the one unassessed case separately and explain why its outcome is unavailable; do not silently count it as correct or incorrect.</w:t>
+          <w:b/>
+        </w:rPr>
+        <w:t>Prediction</w:t>
+      </w:r>
+      <w:r>
+        <w:rPr>
+          <w:b w:val="0"/>
+        </w:rPr>
+        <w:t xml:space="preserve">: M scores </w:t>
+      </w:r>
+      <w:r>
+        <w:rPr>
+          <w:b/>
+        </w:rPr>
+        <w:t>70%</w:t>
+      </w:r>
+      <w:r>
+        <w:rPr>
+          <w:b w:val="0"/>
+        </w:rPr>
+        <w:t>; N scores about 81.7%.</w:t>
       </w:r>
     </w:p>
     <w:p>
@@ -799,7 +1750,15 @@
         <w:rPr>
           <w:b w:val="0"/>
         </w:rPr>
-        <w:t>The shared A/B card counts from the lesson and two colours of counters for correct and incorrect outcomes</w:t>
+        <w:t>Reason: This averages group rates and is not the original 16-card agreement rate.</w:t>
+      </w:r>
+    </w:p>
+    <w:p>
+      <w:pPr>
+        <w:pStyle w:val="Heading2"/>
+      </w:pPr>
+      <w:r>
+        <w:t>Use pictures to support a prediction</w:t>
       </w:r>
     </w:p>
     <w:p>
@@ -810,7 +1769,7 @@
         <w:rPr>
           <w:b w:val="0"/>
         </w:rPr>
-        <w:t>Paper fraction strips partitioned into 4 and 12 equal parts</w:t>
+        <w:t>Use the diagram and verbal explanation together. Ask learners to match a sentence to a specific visual step; do not assign learners fixed visual or auditory learning styles.</w:t>
       </w:r>
     </w:p>
     <w:p>
@@ -821,15 +1780,31 @@
         <w:rPr>
           <w:b w:val="0"/>
         </w:rPr>
-        <w:t>The independent X/Y sound counts in W4 and a place to record missing outcomes separately</w:t>
-      </w:r>
-    </w:p>
-    <w:p>
-      <w:pPr>
-        <w:pStyle w:val="Heading3"/>
-      </w:pPr>
-      <w:r>
-        <w:t>End goal for the pictorial case</w:t>
+        <w:t xml:space="preserve">Cover the result. Ask learners to name the </w:t>
+      </w:r>
+      <w:r>
+        <w:rPr>
+          <w:b/>
+        </w:rPr>
+        <w:t>input</w:t>
+      </w:r>
+      <w:r>
+        <w:rPr>
+          <w:b w:val="0"/>
+        </w:rPr>
+        <w:t xml:space="preserve">s and predict the next step. Uncover one step, connect the icon to the actual procedure, and explain its </w:t>
+      </w:r>
+      <w:r>
+        <w:rPr>
+          <w:b/>
+        </w:rPr>
+        <w:t>evidence</w:t>
+      </w:r>
+      <w:r>
+        <w:rPr>
+          <w:b w:val="0"/>
+        </w:rPr>
+        <w:t>. Then change the supplied condition and compare.</w:t>
       </w:r>
     </w:p>
     <w:p>
@@ -840,7 +1815,15 @@
         <w:rPr>
           <w:b w:val="0"/>
         </w:rPr>
-        <w:t>By the end, I can compare group fractions and combine unequal-sized groups correctly.</w:t>
+        <w:t>The picture is a representation; it does not document execution of a real AI model.</w:t>
+      </w:r>
+    </w:p>
+    <w:p>
+      <w:pPr>
+        <w:pStyle w:val="Heading2"/>
+      </w:pPr>
+      <w:r>
+        <w:t>Earlier wording, alternatives and picture transcripts · reference / check after trying</w:t>
       </w:r>
     </w:p>
     <w:p>
@@ -851,20 +1834,7 @@
         <w:rPr>
           <w:b w:val="0"/>
         </w:rPr>
-        <w:t>This added worked case illustrates the week’s main idea. Retain all original and connected topics; schedule its practice within the teaching cycle.</w:t>
-      </w:r>
-    </w:p>
-    <w:p>
-      <w:pPr>
-        <w:pStyle w:val="Heading1"/>
-      </w:pPr>
-      <w:r>
-        <w:t>02. Explain the mechanism</w:t>
-      </w:r>
-    </w:p>
-    <w:p>
-      <w:r>
-        <w:t>Model Fair for Whom? using the supplied case, labelled mechanism and reasoning. Make the scope of each conclusion explicit.</w:t>
+        <w:t>Explain the mechanism</w:t>
       </w:r>
     </w:p>
     <w:p>
@@ -958,34 +1928,261 @@
     </w:p>
     <w:p>
       <w:pPr>
+        <w:spacing w:line="336" w:lineRule="auto" w:after="180"/>
+      </w:pPr>
+      <w:r>
+        <w:rPr>
+          <w:b w:val="0"/>
+        </w:rPr>
+        <w:t xml:space="preserve">CORE IDEA </w:t>
+      </w:r>
+      <w:r>
+        <w:rPr>
+          <w:b/>
+        </w:rPr>
+        <w:t>Fairness</w:t>
+      </w:r>
+      <w:r>
+        <w:rPr>
+          <w:b w:val="0"/>
+        </w:rPr>
+        <w:t xml:space="preserve"> requires checking outcomes for different users and situations.</w:t>
+      </w:r>
+    </w:p>
+    <w:p>
+      <w:pPr>
+        <w:spacing w:line="336" w:lineRule="auto" w:after="180"/>
+      </w:pPr>
+      <w:r>
+        <w:rPr>
+          <w:b w:val="0"/>
+        </w:rPr>
+        <w:t xml:space="preserve">UNDER THE HOOD </w:t>
+      </w:r>
+      <w:r>
+        <w:rPr>
+          <w:b/>
+        </w:rPr>
+        <w:t>Fairness</w:t>
+      </w:r>
+      <w:r>
+        <w:rPr>
+          <w:b w:val="0"/>
+        </w:rPr>
+        <w:t xml:space="preserve"> is context-specific and cannot be established by overall </w:t>
+      </w:r>
+      <w:r>
+        <w:rPr>
+          <w:b/>
+        </w:rPr>
+        <w:t>accuracy</w:t>
+      </w:r>
+      <w:r>
+        <w:rPr>
+          <w:b w:val="0"/>
+        </w:rPr>
+        <w:t xml:space="preserve"> alone. Compare performance, </w:t>
+      </w:r>
+      <w:r>
+        <w:rPr>
+          <w:b/>
+        </w:rPr>
+        <w:t>error cost</w:t>
+      </w:r>
+      <w:r>
+        <w:rPr>
+          <w:b w:val="0"/>
+        </w:rPr>
+        <w:t>s, access, and remedy across relevant groups while avoiding stereotypes and protecting privacy.</w:t>
+      </w:r>
+    </w:p>
+    <w:p>
+      <w:pPr>
+        <w:spacing w:line="336" w:lineRule="auto" w:after="180"/>
+      </w:pPr>
+      <w:r>
+        <w:rPr>
+          <w:b w:val="0"/>
+        </w:rPr>
+        <w:t>Draw a fresh example with all three stages:</w:t>
+      </w:r>
+    </w:p>
+    <w:p>
+      <w:pPr>
+        <w:spacing w:line="336" w:lineRule="auto" w:after="180"/>
+      </w:pPr>
+      <w:r>
+        <w:rPr>
+          <w:b w:val="0"/>
+        </w:rPr>
+        <w:t xml:space="preserve">Every step connects a claim to observable </w:t>
+      </w:r>
+      <w:r>
+        <w:rPr>
+          <w:b/>
+        </w:rPr>
+        <w:t>evidence</w:t>
+      </w:r>
+      <w:r>
+        <w:rPr>
+          <w:b w:val="0"/>
+        </w:rPr>
+        <w:t>.</w:t>
+      </w:r>
+    </w:p>
+    <w:p>
+      <w:pPr>
+        <w:spacing w:line="336" w:lineRule="auto" w:after="180"/>
+      </w:pPr>
+      <w:r>
+        <w:rPr>
+          <w:b w:val="0"/>
+        </w:rPr>
+        <w:t>CASE A voice game may work well overall yet miss more commands from quiet speakers than loud speakers.</w:t>
+      </w:r>
+    </w:p>
+    <w:p>
+      <w:pPr>
+        <w:spacing w:line="336" w:lineRule="auto" w:after="180"/>
+      </w:pPr>
+      <w:r>
+        <w:rPr>
+          <w:b w:val="0"/>
+        </w:rPr>
+        <w:t>STEP 1 — OBSERVE test cases grouped by relevant user or condition</w:t>
+      </w:r>
+    </w:p>
+    <w:p>
+      <w:pPr>
+        <w:spacing w:line="336" w:lineRule="auto" w:after="180"/>
+      </w:pPr>
+      <w:r>
+        <w:rPr>
+          <w:b w:val="0"/>
+        </w:rPr>
+        <w:t>STEP 2 — TRACE compare outcomes and error types by group</w:t>
+      </w:r>
+    </w:p>
+    <w:p>
+      <w:pPr>
+        <w:spacing w:line="336" w:lineRule="auto" w:after="180"/>
+      </w:pPr>
+      <w:r>
+        <w:rPr>
+          <w:b w:val="0"/>
+        </w:rPr>
+        <w:t>STEP 3 — CONCLUDE identify gaps and choose a repair or boundary</w:t>
+      </w:r>
+    </w:p>
+    <w:p>
+      <w:pPr>
+        <w:spacing w:line="336" w:lineRule="auto" w:after="180"/>
+      </w:pPr>
+      <w:r>
+        <w:rPr>
+          <w:b w:val="0"/>
+        </w:rPr>
+        <w:t>MODEL REASONING Report each group's success count and error pattern, not only the total. Improve microphone/</w:t>
+      </w:r>
+      <w:r>
+        <w:rPr>
+          <w:b/>
+        </w:rPr>
+        <w:t>process</w:t>
+      </w:r>
+      <w:r>
+        <w:rPr>
+          <w:b w:val="0"/>
+        </w:rPr>
+        <w:t xml:space="preserve"> testing with consented varied voices and keep a non-voice control so access does not depend on one </w:t>
+      </w:r>
+      <w:r>
+        <w:rPr>
+          <w:b/>
+        </w:rPr>
+        <w:t>input</w:t>
+      </w:r>
+      <w:r>
+        <w:rPr>
+          <w:b w:val="0"/>
+        </w:rPr>
+        <w:t xml:space="preserve"> mode.</w:t>
+      </w:r>
+    </w:p>
+    <w:p>
+      <w:pPr>
+        <w:spacing w:line="336" w:lineRule="auto" w:after="180"/>
+      </w:pPr>
+      <w:r>
+        <w:rPr>
+          <w:b w:val="0"/>
+        </w:rPr>
+        <w:t xml:space="preserve">DO NOT OVERCLAIM </w:t>
+      </w:r>
+      <w:r>
+        <w:rPr>
+          <w:b/>
+        </w:rPr>
+        <w:t>Fairness</w:t>
+      </w:r>
+      <w:r>
+        <w:rPr>
+          <w:b w:val="0"/>
+        </w:rPr>
+        <w:t xml:space="preserve"> work should reduce burdens without turning group labels into stereotypes.</w:t>
+      </w:r>
+    </w:p>
+    <w:p>
+      <w:pPr>
+        <w:spacing w:line="336" w:lineRule="auto" w:after="180"/>
+      </w:pPr>
+      <w:r>
+        <w:rPr>
+          <w:b w:val="0"/>
+        </w:rPr>
+        <w:t xml:space="preserve">What new </w:t>
+      </w:r>
+      <w:r>
+        <w:rPr>
+          <w:b/>
+        </w:rPr>
+        <w:t>evidence</w:t>
+      </w:r>
+      <w:r>
+        <w:rPr>
+          <w:b w:val="0"/>
+        </w:rPr>
+        <w:t xml:space="preserve"> could change this answer?</w:t>
+      </w:r>
+    </w:p>
+    <w:p>
+      <w:pPr>
         <w:pStyle w:val="Heading3"/>
       </w:pPr>
       <w:r>
-        <w:t>Key idea</w:t>
+        <w:t>Concrete teaching case</w:t>
       </w:r>
     </w:p>
     <w:p>
       <w:pPr>
         <w:spacing w:line="336" w:lineRule="auto" w:after="180"/>
-        <w:shd w:fill="EDF7F3"/>
-      </w:pPr>
-      <w:r>
-        <w:rPr>
-          <w:b w:val="0"/>
-        </w:rPr>
-        <w:t xml:space="preserve">CORE IDEA </w:t>
-      </w:r>
-      <w:r>
-        <w:rPr>
-          <w:b/>
-        </w:rPr>
-        <w:t>Fairness</w:t>
-      </w:r>
-      <w:r>
-        <w:rPr>
-          <w:b w:val="0"/>
-        </w:rPr>
-        <w:t xml:space="preserve"> requires checking outcomes for different users and situations.</w:t>
+      </w:pPr>
+      <w:r>
+        <w:rPr>
+          <w:b w:val="0"/>
+        </w:rPr>
+        <w:t>A voice system succeeds on 8/10 quiet and 4/10 noisy recordings.</w:t>
+      </w:r>
+    </w:p>
+    <w:p>
+      <w:pPr>
+        <w:spacing w:line="336" w:lineRule="auto" w:after="180"/>
+      </w:pPr>
+      <w:r>
+        <w:rPr>
+          <w:b w:val="0"/>
+        </w:rPr>
+        <w:t>Compare and propose the next investigation.</w:t>
       </w:r>
     </w:p>
     <w:p>
@@ -993,89 +2190,18 @@
         <w:pStyle w:val="Heading3"/>
       </w:pPr>
       <w:r>
-        <w:t>How the mechanism works</w:t>
+        <w:t>Exact explanation to model</w:t>
       </w:r>
     </w:p>
     <w:p>
       <w:pPr>
         <w:spacing w:line="336" w:lineRule="auto" w:after="180"/>
-        <w:shd w:fill="F1F6F8"/>
-      </w:pPr>
-      <w:r>
-        <w:rPr>
-          <w:b w:val="0"/>
-        </w:rPr>
-        <w:t xml:space="preserve">UNDER THE HOOD </w:t>
-      </w:r>
-      <w:r>
-        <w:rPr>
-          <w:b/>
-        </w:rPr>
-        <w:t>Fairness</w:t>
-      </w:r>
-      <w:r>
-        <w:rPr>
-          <w:b w:val="0"/>
-        </w:rPr>
-        <w:t xml:space="preserve"> is context-specific and cannot be established by overall </w:t>
-      </w:r>
-      <w:r>
-        <w:rPr>
-          <w:b/>
-        </w:rPr>
-        <w:t>accuracy</w:t>
-      </w:r>
-      <w:r>
-        <w:rPr>
-          <w:b w:val="0"/>
-        </w:rPr>
-        <w:t xml:space="preserve"> alone. Compare performance, </w:t>
-      </w:r>
-      <w:r>
-        <w:rPr>
-          <w:b/>
-        </w:rPr>
-        <w:t>error cost</w:t>
-      </w:r>
-      <w:r>
-        <w:rPr>
-          <w:b w:val="0"/>
-        </w:rPr>
-        <w:t>s, access, and remedy across relevant groups while avoiding stereotypes and protecting privacy.</w:t>
-      </w:r>
-    </w:p>
-    <w:p>
-      <w:pPr>
-        <w:spacing w:line="336" w:lineRule="auto" w:after="180"/>
-      </w:pPr>
-      <w:r>
-        <w:rPr>
-          <w:b w:val="0"/>
-        </w:rPr>
-        <w:t>Draw a fresh example with all three stages:</w:t>
-      </w:r>
-    </w:p>
-    <w:p>
-      <w:pPr>
-        <w:spacing w:line="336" w:lineRule="auto" w:after="180"/>
-      </w:pPr>
-      <w:r>
-        <w:rPr>
-          <w:b w:val="0"/>
-        </w:rPr>
-        <w:t xml:space="preserve">Every step connects a claim to observable </w:t>
-      </w:r>
-      <w:r>
-        <w:rPr>
-          <w:b/>
-        </w:rPr>
-        <w:t>evidence</w:t>
-      </w:r>
-      <w:r>
-        <w:rPr>
-          <w:b w:val="0"/>
-        </w:rPr>
-        <w:t>.</w:t>
+      </w:pPr>
+      <w:r>
+        <w:rPr>
+          <w:b w:val="0"/>
+        </w:rPr>
+        <w:t>The rates differ. Test more varied recordings under controlled conditions and inspect other factors before claiming a cause.</w:t>
       </w:r>
     </w:p>
     <w:p>
@@ -1083,508 +2209,7 @@
         <w:pStyle w:val="Heading3"/>
       </w:pPr>
       <w:r>
-        <w:t>The case to investigate</w:t>
-      </w:r>
-    </w:p>
-    <w:p>
-      <w:pPr>
-        <w:spacing w:line="336" w:lineRule="auto" w:after="180"/>
-        <w:shd w:fill="F1F6FC"/>
-      </w:pPr>
-      <w:r>
-        <w:rPr>
-          <w:b w:val="0"/>
-        </w:rPr>
-        <w:t>CASE A voice game may work well overall yet miss more commands from quiet speakers than loud speakers.</w:t>
-      </w:r>
-    </w:p>
-    <w:p>
-      <w:pPr>
-        <w:pStyle w:val="Heading3"/>
-      </w:pPr>
-      <w:r>
-        <w:t>Step 1</w:t>
-      </w:r>
-    </w:p>
-    <w:p>
-      <w:pPr>
-        <w:spacing w:line="336" w:lineRule="auto" w:after="180"/>
-        <w:shd w:fill="F4F9FC"/>
-      </w:pPr>
-      <w:r>
-        <w:rPr>
-          <w:b w:val="0"/>
-        </w:rPr>
-        <w:t>STEP 1 — OBSERVE test cases grouped by relevant user or condition</w:t>
-      </w:r>
-    </w:p>
-    <w:p>
-      <w:pPr>
-        <w:pStyle w:val="Heading3"/>
-      </w:pPr>
-      <w:r>
-        <w:t>Step 2</w:t>
-      </w:r>
-    </w:p>
-    <w:p>
-      <w:pPr>
-        <w:spacing w:line="336" w:lineRule="auto" w:after="180"/>
-        <w:shd w:fill="F4F9FC"/>
-      </w:pPr>
-      <w:r>
-        <w:rPr>
-          <w:b w:val="0"/>
-        </w:rPr>
-        <w:t>STEP 2 — TRACE compare outcomes and error types by group</w:t>
-      </w:r>
-    </w:p>
-    <w:p>
-      <w:pPr>
-        <w:pStyle w:val="Heading3"/>
-      </w:pPr>
-      <w:r>
-        <w:t>Step 3</w:t>
-      </w:r>
-    </w:p>
-    <w:p>
-      <w:pPr>
-        <w:spacing w:line="336" w:lineRule="auto" w:after="180"/>
-        <w:shd w:fill="F4F9FC"/>
-      </w:pPr>
-      <w:r>
-        <w:rPr>
-          <w:b w:val="0"/>
-        </w:rPr>
-        <w:t>STEP 3 — CONCLUDE identify gaps and choose a repair or boundary</w:t>
-      </w:r>
-    </w:p>
-    <w:p>
-      <w:pPr>
-        <w:pStyle w:val="Heading3"/>
-      </w:pPr>
-      <w:r>
-        <w:t>Model answer</w:t>
-      </w:r>
-    </w:p>
-    <w:p>
-      <w:pPr>
-        <w:spacing w:line="336" w:lineRule="auto" w:after="180"/>
-        <w:shd w:fill="F1F6FC"/>
-      </w:pPr>
-      <w:r>
-        <w:rPr>
-          <w:b w:val="0"/>
-        </w:rPr>
-        <w:t>MODEL REASONING Report each group's success count and error pattern, not only the total. Improve microphone/</w:t>
-      </w:r>
-      <w:r>
-        <w:rPr>
-          <w:b/>
-        </w:rPr>
-        <w:t>process</w:t>
-      </w:r>
-      <w:r>
-        <w:rPr>
-          <w:b w:val="0"/>
-        </w:rPr>
-        <w:t xml:space="preserve"> testing with consented varied voices and keep a non-voice control so access does not depend on one </w:t>
-      </w:r>
-      <w:r>
-        <w:rPr>
-          <w:b/>
-        </w:rPr>
-        <w:t>input</w:t>
-      </w:r>
-      <w:r>
-        <w:rPr>
-          <w:b w:val="0"/>
-        </w:rPr>
-        <w:t xml:space="preserve"> mode.</w:t>
-      </w:r>
-    </w:p>
-    <w:p>
-      <w:pPr>
-        <w:pStyle w:val="Heading3"/>
-      </w:pPr>
-      <w:r>
-        <w:t>A claim to avoid</w:t>
-      </w:r>
-    </w:p>
-    <w:p>
-      <w:pPr>
-        <w:spacing w:line="336" w:lineRule="auto" w:after="180"/>
-        <w:shd w:fill="FFF5E6"/>
-      </w:pPr>
-      <w:r>
-        <w:rPr>
-          <w:b w:val="0"/>
-        </w:rPr>
-        <w:t xml:space="preserve">DO NOT OVERCLAIM </w:t>
-      </w:r>
-      <w:r>
-        <w:rPr>
-          <w:b/>
-        </w:rPr>
-        <w:t>Fairness</w:t>
-      </w:r>
-      <w:r>
-        <w:rPr>
-          <w:b w:val="0"/>
-        </w:rPr>
-        <w:t xml:space="preserve"> work should reduce burdens without turning group labels into stereotypes.</w:t>
-      </w:r>
-    </w:p>
-    <w:p>
-      <w:pPr>
-        <w:spacing w:line="336" w:lineRule="auto" w:after="180"/>
-        <w:shd w:fill="F5F1FB"/>
-      </w:pPr>
-      <w:r>
-        <w:rPr>
-          <w:b w:val="0"/>
-        </w:rPr>
-        <w:t xml:space="preserve">What new </w:t>
-      </w:r>
-      <w:r>
-        <w:rPr>
-          <w:b/>
-        </w:rPr>
-        <w:t>evidence</w:t>
-      </w:r>
-      <w:r>
-        <w:rPr>
-          <w:b w:val="0"/>
-        </w:rPr>
-        <w:t xml:space="preserve"> could change this answer?</w:t>
-      </w:r>
-    </w:p>
-    <w:p>
-      <w:pPr>
-        <w:pStyle w:val="Heading3"/>
-      </w:pPr>
-      <w:r>
-        <w:t>Concrete teaching case</w:t>
-      </w:r>
-    </w:p>
-    <w:p>
-      <w:pPr>
-        <w:pStyle w:val="Heading3"/>
-      </w:pPr>
-      <w:r>
-        <w:t>The teaching case</w:t>
-      </w:r>
-    </w:p>
-    <w:p>
-      <w:pPr>
-        <w:spacing w:line="336" w:lineRule="auto" w:after="180"/>
-        <w:shd w:fill="F1F6FC"/>
-      </w:pPr>
-      <w:r>
-        <w:rPr>
-          <w:b w:val="0"/>
-        </w:rPr>
-        <w:t>A voice system succeeds on 8/10 quiet and 4/10 noisy recordings.</w:t>
-      </w:r>
-    </w:p>
-    <w:p>
-      <w:pPr>
-        <w:pStyle w:val="Heading3"/>
-      </w:pPr>
-      <w:r>
-        <w:t>The teaching case</w:t>
-      </w:r>
-    </w:p>
-    <w:p>
-      <w:pPr>
-        <w:spacing w:line="336" w:lineRule="auto" w:after="180"/>
-        <w:shd w:fill="F1F6FC"/>
-      </w:pPr>
-      <w:r>
-        <w:rPr>
-          <w:b w:val="0"/>
-        </w:rPr>
-        <w:t>Compare and propose the next investigation.</w:t>
-      </w:r>
-    </w:p>
-    <w:p>
-      <w:pPr>
-        <w:pStyle w:val="Heading3"/>
-      </w:pPr>
-      <w:r>
-        <w:t>Exact explanation to model</w:t>
-      </w:r>
-    </w:p>
-    <w:p>
-      <w:pPr>
-        <w:pStyle w:val="Heading3"/>
-      </w:pPr>
-      <w:r>
-        <w:t>Why the result follows</w:t>
-      </w:r>
-    </w:p>
-    <w:p>
-      <w:pPr>
-        <w:spacing w:line="336" w:lineRule="auto" w:after="180"/>
-        <w:shd w:fill="F1F6FC"/>
-      </w:pPr>
-      <w:r>
-        <w:rPr>
-          <w:b w:val="0"/>
-        </w:rPr>
-        <w:t>The rates differ. Test more varied recordings under controlled conditions and inspect other factors before claiming a cause.</w:t>
-      </w:r>
-    </w:p>
-    <w:p>
-      <w:pPr>
-        <w:pStyle w:val="Heading3"/>
-      </w:pPr>
-      <w:r>
         <w:t>Explain the added worked example</w:t>
-      </w:r>
-    </w:p>
-    <w:p>
-      <w:pPr>
-        <w:pStyle w:val="Heading3"/>
-      </w:pPr>
-      <w:r>
-        <w:t>Explain the added worked example · 1</w:t>
-      </w:r>
-    </w:p>
-    <w:p>
-      <w:pPr>
-        <w:spacing w:line="336" w:lineRule="auto" w:after="180"/>
-      </w:pPr>
-      <w:r>
-        <w:rPr>
-          <w:b w:val="0"/>
-        </w:rPr>
-        <w:t xml:space="preserve">For this week, </w:t>
-      </w:r>
-      <w:r>
-        <w:rPr>
-          <w:b/>
-        </w:rPr>
-        <w:t>accuracy</w:t>
-      </w:r>
-      <w:r>
-        <w:rPr>
-          <w:b w:val="0"/>
-        </w:rPr>
-        <w:t xml:space="preserve"> means the number of correctly labelled cases divided by the number of assessed cases.</w:t>
-      </w:r>
-    </w:p>
-    <w:p>
-      <w:pPr>
-        <w:spacing w:line="336" w:lineRule="auto" w:after="180"/>
-      </w:pPr>
-      <w:r>
-        <w:rPr>
-          <w:b w:val="0"/>
-        </w:rPr>
-        <w:t>Every assessed case has a system label and a checked reference label, so its result can be judged correct or incorrect. State the system version, cases and scoring rule with the fraction.</w:t>
-      </w:r>
-    </w:p>
-    <w:p>
-      <w:pPr>
-        <w:spacing w:line="336" w:lineRule="auto" w:after="180"/>
-      </w:pPr>
-      <w:r>
-        <w:rPr>
-          <w:b w:val="0"/>
-        </w:rPr>
-        <w:t>Cases without an assessable outcome are reported separately.</w:t>
-      </w:r>
-    </w:p>
-    <w:p>
-      <w:pPr>
-        <w:pStyle w:val="Heading3"/>
-      </w:pPr>
-      <w:r>
-        <w:t>Explain the added worked example · 2</w:t>
-      </w:r>
-    </w:p>
-    <w:p>
-      <w:pPr>
-        <w:spacing w:line="336" w:lineRule="auto" w:after="180"/>
-      </w:pPr>
-      <w:r>
-        <w:rPr>
-          <w:b w:val="0"/>
-        </w:rPr>
-        <w:t>Two fixed shape-recognition versions, A and B, label the same 12 previously unseen picture cards. Eight cards are bright and four are dim; each has a checked circle or square reference label.</w:t>
-      </w:r>
-    </w:p>
-    <w:p>
-      <w:pPr>
-        <w:spacing w:line="336" w:lineRule="auto" w:after="180"/>
-      </w:pPr>
-      <w:r>
-        <w:rPr>
-          <w:b w:val="0"/>
-        </w:rPr>
-        <w:t>Both versions return labels for all 12. A is correct on 8 bright and 1 dim card. B is correct on 6 bright and 2 dim cards.</w:t>
-      </w:r>
-    </w:p>
-    <w:p>
-      <w:pPr>
-        <w:spacing w:line="336" w:lineRule="auto" w:after="180"/>
-      </w:pPr>
-      <w:r>
-        <w:rPr>
-          <w:b w:val="0"/>
-        </w:rPr>
-        <w:t xml:space="preserve">A therefore has 9 correct out of 12 assessed, written 9/12. Dividing </w:t>
-      </w:r>
-      <w:r>
-        <w:rPr>
-          <w:b/>
-        </w:rPr>
-        <w:t>numerator</w:t>
-      </w:r>
-      <w:r>
-        <w:rPr>
-          <w:b w:val="0"/>
-        </w:rPr>
-        <w:t xml:space="preserve"> and </w:t>
-      </w:r>
-      <w:r>
-        <w:rPr>
-          <w:b/>
-        </w:rPr>
-        <w:t>denominator</w:t>
-      </w:r>
-      <w:r>
-        <w:rPr>
-          <w:b w:val="0"/>
-        </w:rPr>
-        <w:t xml:space="preserve"> by 3 gives 3/4. Three quarters equals 75 out of 100, or 75%. B has 8/12, equal to 2/3.</w:t>
-      </w:r>
-    </w:p>
-    <w:p>
-      <w:pPr>
-        <w:spacing w:line="336" w:lineRule="auto" w:after="180"/>
-      </w:pPr>
-      <w:r>
-        <w:rPr>
-          <w:b w:val="0"/>
-        </w:rPr>
-        <w:t>For this comparison keep B as an exact fraction; a rounded percentage is unnecessary.</w:t>
-      </w:r>
-    </w:p>
-    <w:p>
-      <w:pPr>
-        <w:spacing w:line="336" w:lineRule="auto" w:after="180"/>
-      </w:pPr>
-      <w:r>
-        <w:rPr>
-          <w:b w:val="0"/>
-        </w:rPr>
-        <w:t xml:space="preserve">With the same </w:t>
-      </w:r>
-      <w:r>
-        <w:rPr>
-          <w:b/>
-        </w:rPr>
-        <w:t>denominator</w:t>
-      </w:r>
-      <w:r>
-        <w:rPr>
-          <w:b w:val="0"/>
-        </w:rPr>
-        <w:t xml:space="preserve"> 12, compare the </w:t>
-      </w:r>
-      <w:r>
-        <w:rPr>
-          <w:b/>
-        </w:rPr>
-        <w:t>numerator</w:t>
-      </w:r>
-      <w:r>
-        <w:rPr>
-          <w:b w:val="0"/>
-        </w:rPr>
-        <w:t>s: 9 is greater than 8. A is correct on one more of these cards.</w:t>
-      </w:r>
-    </w:p>
-    <w:p>
-      <w:pPr>
-        <w:spacing w:line="336" w:lineRule="auto" w:after="180"/>
-      </w:pPr>
-      <w:r>
-        <w:rPr>
-          <w:b w:val="0"/>
-        </w:rPr>
-        <w:t>This establishes the ordering on this test under this scoring rule; it does not prove that A will always outperform B on future cards.</w:t>
-      </w:r>
-    </w:p>
-    <w:p>
-      <w:pPr>
-        <w:spacing w:line="336" w:lineRule="auto" w:after="180"/>
-      </w:pPr>
-      <w:r>
-        <w:rPr>
-          <w:b w:val="0"/>
-        </w:rPr>
-        <w:t xml:space="preserve">To compare fractions with different </w:t>
-      </w:r>
-      <w:r>
-        <w:rPr>
-          <w:b/>
-        </w:rPr>
-        <w:t>denominator</w:t>
-      </w:r>
-      <w:r>
-        <w:rPr>
-          <w:b w:val="0"/>
-        </w:rPr>
-        <w:t xml:space="preserve">s, rewrite them as </w:t>
-      </w:r>
-      <w:r>
-        <w:rPr>
-          <w:b/>
-        </w:rPr>
-        <w:t>equivalent fractions</w:t>
-      </w:r>
-      <w:r>
-        <w:rPr>
-          <w:b w:val="0"/>
-        </w:rPr>
-        <w:t xml:space="preserve"> with a common </w:t>
-      </w:r>
-      <w:r>
-        <w:rPr>
-          <w:b/>
-        </w:rPr>
-        <w:t>denominator</w:t>
-      </w:r>
-      <w:r>
-        <w:rPr>
-          <w:b w:val="0"/>
-        </w:rPr>
-        <w:t>. For example, 3/4 equals 9/12 and 2/3 equals 8/12.</w:t>
-      </w:r>
-    </w:p>
-    <w:p>
-      <w:pPr>
-        <w:spacing w:line="336" w:lineRule="auto" w:after="180"/>
-      </w:pPr>
-      <w:r>
-        <w:rPr>
-          <w:b w:val="0"/>
-        </w:rPr>
-        <w:t xml:space="preserve">Changing the written </w:t>
-      </w:r>
-      <w:r>
-        <w:rPr>
-          <w:b/>
-        </w:rPr>
-        <w:t>denominator</w:t>
-      </w:r>
-      <w:r>
-        <w:rPr>
-          <w:b w:val="0"/>
-        </w:rPr>
-        <w:t xml:space="preserve"> does not create new test cases: it only helps compare the proportions.</w:t>
       </w:r>
     </w:p>
     <w:p>
@@ -1790,233 +2415,6 @@
         <w:tblLook w:firstColumn="1" w:firstRow="1" w:lastColumn="0" w:lastRow="0" w:noHBand="0" w:noVBand="1" w:val="04A0"/>
       </w:tblPr>
       <w:tblGrid>
-        <w:gridCol w:w="3408"/>
-        <w:gridCol w:w="3408"/>
-        <w:gridCol w:w="3408"/>
-      </w:tblGrid>
-      <w:tr>
-        <w:trPr>
-          <w:tblHeader/>
-        </w:trPr>
-        <w:tc>
-          <w:tcPr>
-            <w:tcW w:type="dxa" w:w="3408"/>
-          </w:tcPr>
-          <w:p>
-            <w:r>
-              <w:t>Question</w:t>
-            </w:r>
-          </w:p>
-        </w:tc>
-        <w:tc>
-          <w:tcPr>
-            <w:tcW w:type="dxa" w:w="3408"/>
-          </w:tcPr>
-          <w:p>
-            <w:r>
-              <w:t>Version A</w:t>
-            </w:r>
-          </w:p>
-        </w:tc>
-        <w:tc>
-          <w:tcPr>
-            <w:tcW w:type="dxa" w:w="3408"/>
-          </w:tcPr>
-          <w:p>
-            <w:r>
-              <w:t>Version B</w:t>
-            </w:r>
-          </w:p>
-        </w:tc>
-      </w:tr>
-      <w:tr>
-        <w:tc>
-          <w:tcPr>
-            <w:tcW w:type="dxa" w:w="3408"/>
-          </w:tcPr>
-          <w:p>
-            <w:r>
-              <w:t>Bright-card accuracy</w:t>
-            </w:r>
-          </w:p>
-        </w:tc>
-        <w:tc>
-          <w:tcPr>
-            <w:tcW w:type="dxa" w:w="3408"/>
-          </w:tcPr>
-          <w:p>
-            <w:r>
-              <w:t>8/8 = 1</w:t>
-            </w:r>
-          </w:p>
-        </w:tc>
-        <w:tc>
-          <w:tcPr>
-            <w:tcW w:type="dxa" w:w="3408"/>
-          </w:tcPr>
-          <w:p>
-            <w:r>
-              <w:t>6/8 = 3/4</w:t>
-            </w:r>
-          </w:p>
-        </w:tc>
-      </w:tr>
-      <w:tr>
-        <w:tc>
-          <w:tcPr>
-            <w:tcW w:type="dxa" w:w="3408"/>
-          </w:tcPr>
-          <w:p>
-            <w:r>
-              <w:t>Dim-card accuracy</w:t>
-            </w:r>
-          </w:p>
-        </w:tc>
-        <w:tc>
-          <w:tcPr>
-            <w:tcW w:type="dxa" w:w="3408"/>
-          </w:tcPr>
-          <w:p>
-            <w:r>
-              <w:t>1/4</w:t>
-            </w:r>
-          </w:p>
-        </w:tc>
-        <w:tc>
-          <w:tcPr>
-            <w:tcW w:type="dxa" w:w="3408"/>
-          </w:tcPr>
-          <w:p>
-            <w:r>
-              <w:t>2/4 = 1/2</w:t>
-            </w:r>
-          </w:p>
-        </w:tc>
-      </w:tr>
-      <w:tr>
-        <w:tc>
-          <w:tcPr>
-            <w:tcW w:type="dxa" w:w="3408"/>
-          </w:tcPr>
-          <w:p>
-            <w:r>
-              <w:t>Combined accuracy</w:t>
-            </w:r>
-          </w:p>
-        </w:tc>
-        <w:tc>
-          <w:tcPr>
-            <w:tcW w:type="dxa" w:w="3408"/>
-          </w:tcPr>
-          <w:p>
-            <w:r>
-              <w:t>(8 + 1)/(8 + 4) = 9/12</w:t>
-            </w:r>
-          </w:p>
-        </w:tc>
-        <w:tc>
-          <w:tcPr>
-            <w:tcW w:type="dxa" w:w="3408"/>
-          </w:tcPr>
-          <w:p>
-            <w:r>
-              <w:t>(6 + 2)/(8 + 4) = 8/12</w:t>
-            </w:r>
-          </w:p>
-        </w:tc>
-      </w:tr>
-    </w:tbl>
-    <w:p>
-      <w:pPr>
-        <w:pStyle w:val="Heading3"/>
-      </w:pPr>
-      <w:r>
-        <w:t>Model the reasoning aloud · 3</w:t>
-      </w:r>
-    </w:p>
-    <w:p>
-      <w:pPr>
-        <w:spacing w:line="336" w:lineRule="auto" w:after="180"/>
-      </w:pPr>
-      <w:r>
-        <w:rPr>
-          <w:b w:val="0"/>
-        </w:rPr>
-        <w:t>The bright group has twice as many assessed cards as the dim group. Each individual card counts once in the combined result, so add correct counts and assessed counts.</w:t>
-      </w:r>
-    </w:p>
-    <w:p>
-      <w:pPr>
-        <w:spacing w:line="336" w:lineRule="auto" w:after="180"/>
-      </w:pPr>
-      <w:r>
-        <w:rPr>
-          <w:b w:val="0"/>
-        </w:rPr>
-        <w:t xml:space="preserve">Do not simply average the two group percentages and call it the all-card </w:t>
-      </w:r>
-      <w:r>
-        <w:rPr>
-          <w:b/>
-        </w:rPr>
-        <w:t>accuracy</w:t>
-      </w:r>
-      <w:r>
-        <w:rPr>
-          <w:b w:val="0"/>
-        </w:rPr>
-        <w:t>: that would give each group equal weight despite their different sizes.</w:t>
-      </w:r>
-    </w:p>
-    <w:p>
-      <w:pPr>
-        <w:pStyle w:val="Heading3"/>
-      </w:pPr>
-      <w:r>
-        <w:t>Model the reasoning aloud · 4</w:t>
-      </w:r>
-    </w:p>
-    <w:p>
-      <w:pPr>
-        <w:spacing w:line="336" w:lineRule="auto" w:after="180"/>
-      </w:pPr>
-      <w:r>
-        <w:rPr>
-          <w:b w:val="0"/>
-        </w:rPr>
-        <w:t xml:space="preserve">If the intended task especially needs dim-card performance, inspect that result and gather suitable additional </w:t>
-      </w:r>
-      <w:r>
-        <w:rPr>
-          <w:b/>
-        </w:rPr>
-        <w:t>evidence</w:t>
-      </w:r>
-      <w:r>
-        <w:rPr>
-          <w:b w:val="0"/>
-        </w:rPr>
-        <w:t xml:space="preserve"> before choosing. An overall leader can still be weaker in a relevant condition.</w:t>
-      </w:r>
-    </w:p>
-    <w:p>
-      <w:pPr>
-        <w:spacing w:line="336" w:lineRule="auto" w:after="180"/>
-      </w:pPr>
-      <w:r>
-        <w:rPr>
-          <w:b w:val="0"/>
-        </w:rPr>
-        <w:t>This table alone also does not tell us whether particular mistakes have different consequences. The scoring rule must match the purpose.</w:t>
-      </w:r>
-    </w:p>
-    <w:tbl>
-      <w:tblPr>
-        <w:tblStyle w:val="LightShading-Accent1"/>
-        <w:tblW w:type="auto" w:w="0"/>
-        <w:tblLook w:firstColumn="1" w:firstRow="1" w:lastColumn="0" w:lastRow="0" w:noHBand="0" w:noVBand="1" w:val="04A0"/>
-      </w:tblPr>
-      <w:tblGrid>
         <w:gridCol w:w="5112"/>
         <w:gridCol w:w="5112"/>
       </w:tblGrid>
@@ -2114,17 +2512,6 @@
     </w:tbl>
     <w:p>
       <w:pPr>
-        <w:spacing w:line="336" w:lineRule="auto" w:after="180"/>
-      </w:pPr>
-      <w:r>
-        <w:rPr>
-          <w:b w:val="0"/>
-        </w:rPr>
-        <w:t>Use the diagram and verbal explanation together. Ask learners to match a sentence to a specific visual step; do not assign learners fixed visual or auditory learning styles.</w:t>
-      </w:r>
-    </w:p>
-    <w:p>
-      <w:pPr>
         <w:pStyle w:val="Heading3"/>
       </w:pPr>
       <w:r>
@@ -2133,61 +2520,10 @@
     </w:p>
     <w:p>
       <w:pPr>
-        <w:spacing w:line="336" w:lineRule="auto" w:after="180"/>
-      </w:pPr>
-      <w:r>
-        <w:rPr>
-          <w:b w:val="0"/>
-        </w:rPr>
-        <w:t>A fictional badge reader is evaluated on bright and dim cards with known reference labels.</w:t>
-      </w:r>
-    </w:p>
-    <w:p>
-      <w:pPr>
         <w:pStyle w:val="Heading3"/>
       </w:pPr>
       <w:r>
         <w:t>The facts we will use</w:t>
-      </w:r>
-    </w:p>
-    <w:p>
-      <w:pPr>
-        <w:pStyle w:val="Heading3"/>
-      </w:pPr>
-      <w:r>
-        <w:t>Supplied facts</w:t>
-      </w:r>
-    </w:p>
-    <w:p>
-      <w:pPr>
-        <w:spacing w:line="336" w:lineRule="auto" w:after="180"/>
-        <w:shd w:fill="F1F6FC"/>
-      </w:pPr>
-      <w:r>
-        <w:rPr>
-          <w:b w:val="0"/>
-        </w:rPr>
-        <w:t>Version M is correct on 9 of 10 bright cards and 3 of 6 dim cards.</w:t>
-      </w:r>
-    </w:p>
-    <w:p>
-      <w:pPr>
-        <w:pStyle w:val="Heading3"/>
-      </w:pPr>
-      <w:r>
-        <w:t>Supplied facts</w:t>
-      </w:r>
-    </w:p>
-    <w:p>
-      <w:pPr>
-        <w:spacing w:line="336" w:lineRule="auto" w:after="180"/>
-        <w:shd w:fill="F1F6FC"/>
-      </w:pPr>
-      <w:r>
-        <w:rPr>
-          <w:b w:val="0"/>
-        </w:rPr>
-        <w:t>Version N uses the same cards: 8 of 10 bright and 5 of 6 dim correct.</w:t>
       </w:r>
     </w:p>
     <w:p>
@@ -2195,7 +2531,7 @@
         <w:drawing>
           <wp:inline xmlns:a="http://schemas.openxmlformats.org/drawingml/2006/main" xmlns:pic="http://schemas.openxmlformats.org/drawingml/2006/picture">
             <wp:extent cx="5486400" cy="3621314"/>
-            <wp:docPr id="1" name="Picture 1" descr="Group rates compared on the same cards"/>
+            <wp:docPr id="3" name="Picture 3" descr="Group rates compared on the same cards"/>
             <wp:cNvGraphicFramePr>
               <a:graphicFrameLocks noChangeAspect="1"/>
             </wp:cNvGraphicFramePr>
@@ -2207,7 +2543,7 @@
                     <pic:cNvPicPr/>
                   </pic:nvPicPr>
                   <pic:blipFill>
-                    <a:blip r:embed="rId9"/>
+                    <a:blip r:embed="rId11"/>
                     <a:stretch>
                       <a:fillRect/>
                     </a:stretch>
@@ -2231,7 +2567,7 @@
         <w:drawing>
           <wp:inline xmlns:a="http://schemas.openxmlformats.org/drawingml/2006/main" xmlns:pic="http://schemas.openxmlformats.org/drawingml/2006/picture">
             <wp:extent cx="5346057" cy="5943599"/>
-            <wp:docPr id="2" name="Picture 2" descr="Fair for Whom?. Bright group: M:9/10=90%; N:8/10=80%.. Dim group: M:3/6=50%; N:5/6≈83.3%.. Combined counts: M:(9+3)/16=75%; N:(8+5)/16=81.25%.. Discuss trade-off: N improves total and dim results but loses one bright success."/>
+            <wp:docPr id="4" name="Picture 4" descr="Fair for Whom?. Bright group: M:9/10=90%; N:8/10=80%.. Dim group: M:3/6=50%; N:5/6≈83.3%.. Combined counts: M:(9+3)/16=75%; N:(8+5)/16=81.25%.. Discuss trade-off: N improves total and dim results but loses one bright success."/>
             <wp:cNvGraphicFramePr>
               <a:graphicFrameLocks noChangeAspect="1"/>
             </wp:cNvGraphicFramePr>
@@ -2243,7 +2579,7 @@
                     <pic:cNvPicPr/>
                   </pic:nvPicPr>
                   <pic:blipFill>
-                    <a:blip r:embed="rId10"/>
+                    <a:blip r:embed="rId12"/>
                     <a:stretch>
                       <a:fillRect/>
                     </a:stretch>
@@ -2267,136 +2603,7 @@
         <w:pStyle w:val="Heading3"/>
       </w:pPr>
       <w:r>
-        <w:t>Read the picture one step at a time</w:t>
-      </w:r>
-    </w:p>
-    <w:tbl>
-      <w:tblPr>
-        <w:tblStyle w:val="LightShading-Accent1"/>
-        <w:tblW w:type="auto" w:w="0"/>
-        <w:tblLook w:firstColumn="1" w:firstRow="1" w:lastColumn="0" w:lastRow="0" w:noHBand="0" w:noVBand="1" w:val="04A0"/>
-      </w:tblPr>
-      <w:tblGrid>
-        <w:gridCol w:w="5112"/>
-        <w:gridCol w:w="5112"/>
-      </w:tblGrid>
-      <w:tr>
-        <w:trPr>
-          <w:tblHeader/>
-        </w:trPr>
-        <w:tc>
-          <w:tcPr>
-            <w:tcW w:type="dxa" w:w="5112"/>
-          </w:tcPr>
-          <w:p>
-            <w:r>
-              <w:t>Step</w:t>
-            </w:r>
-          </w:p>
-        </w:tc>
-        <w:tc>
-          <w:tcPr>
-            <w:tcW w:type="dxa" w:w="5112"/>
-          </w:tcPr>
-          <w:p>
-            <w:r>
-              <w:t>What happens and why</w:t>
-            </w:r>
-          </w:p>
-        </w:tc>
-      </w:tr>
-      <w:tr>
-        <w:tc>
-          <w:tcPr>
-            <w:tcW w:type="dxa" w:w="5112"/>
-          </w:tcPr>
-          <w:p>
-            <w:r>
-              <w:t>1. Bright group</w:t>
-            </w:r>
-          </w:p>
-        </w:tc>
-        <w:tc>
-          <w:tcPr>
-            <w:tcW w:type="dxa" w:w="5112"/>
-          </w:tcPr>
-          <w:p>
-            <w:r>
-              <w:t>M:9/10=90%; N:8/10=80%.</w:t>
-            </w:r>
-          </w:p>
-        </w:tc>
-      </w:tr>
-      <w:tr>
-        <w:tc>
-          <w:tcPr>
-            <w:tcW w:type="dxa" w:w="5112"/>
-          </w:tcPr>
-          <w:p>
-            <w:r>
-              <w:t>2. Dim group</w:t>
-            </w:r>
-          </w:p>
-        </w:tc>
-        <w:tc>
-          <w:tcPr>
-            <w:tcW w:type="dxa" w:w="5112"/>
-          </w:tcPr>
-          <w:p>
-            <w:r>
-              <w:t>M:3/6=50%; N:5/6≈83.3%.</w:t>
-            </w:r>
-          </w:p>
-        </w:tc>
-      </w:tr>
-      <w:tr>
-        <w:tc>
-          <w:tcPr>
-            <w:tcW w:type="dxa" w:w="5112"/>
-          </w:tcPr>
-          <w:p>
-            <w:r>
-              <w:t>3. Combined counts</w:t>
-            </w:r>
-          </w:p>
-        </w:tc>
-        <w:tc>
-          <w:tcPr>
-            <w:tcW w:type="dxa" w:w="5112"/>
-          </w:tcPr>
-          <w:p>
-            <w:r>
-              <w:t>M:(9+3)/16=75%; N:(8+5)/16=81.25%.</w:t>
-            </w:r>
-          </w:p>
-        </w:tc>
-      </w:tr>
-      <w:tr>
-        <w:tc>
-          <w:tcPr>
-            <w:tcW w:type="dxa" w:w="5112"/>
-          </w:tcPr>
-          <w:p>
-            <w:r>
-              <w:t>4. Discuss trade-off</w:t>
-            </w:r>
-          </w:p>
-        </w:tc>
-        <w:tc>
-          <w:tcPr>
-            <w:tcW w:type="dxa" w:w="5112"/>
-          </w:tcPr>
-          <w:p>
-            <w:r>
-              <w:t>N improves total and dim results but loses one bright success.</w:t>
-            </w:r>
-          </w:p>
-        </w:tc>
-      </w:tr>
-    </w:tbl>
-    <w:p>
-      <w:r>
-        <w:t>Match each pictured step to the supplied facts. This is a worked teaching case, not an independent assessment.</w:t>
+        <w:t>Why this result follows</w:t>
       </w:r>
     </w:p>
     <w:p>
@@ -2404,7 +2611,7 @@
         <w:pStyle w:val="Heading3"/>
       </w:pPr>
       <w:r>
-        <w:t>Why this result follows</w:t>
+        <w:t>What this example does not establish</w:t>
       </w:r>
     </w:p>
     <w:p>
@@ -2412,49 +2619,182 @@
         <w:pStyle w:val="Heading3"/>
       </w:pPr>
       <w:r>
-        <w:t>Why the result follows</w:t>
+        <w:t>Change one thing in the pictured case</w:t>
+      </w:r>
+    </w:p>
+    <w:p>
+      <w:pPr>
+        <w:pStyle w:val="Heading3"/>
+      </w:pPr>
+      <w:r>
+        <w:t>Ask while showing the picture</w:t>
+      </w:r>
+    </w:p>
+    <w:p>
+      <w:pPr>
+        <w:pStyle w:val="Heading1"/>
+      </w:pPr>
+      <w:r>
+        <w:t>03. Guide the reasoning, then remove help</w:t>
+      </w:r>
+    </w:p>
+    <w:p>
+      <w:r>
+        <w:t>Collect a response from each learner before discussing the worked key.</w:t>
+      </w:r>
+    </w:p>
+    <w:p>
+      <w:pPr>
+        <w:pStyle w:val="Heading2"/>
+      </w:pPr>
+      <w:r>
+        <w:t>Prompt before revealing</w:t>
       </w:r>
     </w:p>
     <w:p>
       <w:pPr>
         <w:spacing w:line="336" w:lineRule="auto" w:after="180"/>
-        <w:shd w:fill="F1F6FC"/>
-      </w:pPr>
-      <w:r>
-        <w:rPr>
-          <w:b w:val="0"/>
-        </w:rPr>
-        <w:t xml:space="preserve">Adding correct counts and </w:t>
+      </w:pPr>
+      <w:r>
+        <w:rPr>
+          <w:b w:val="0"/>
+        </w:rPr>
+        <w:t>Completion task: Compare A and B on the shared 12-card test and on its bright and dim groups. State the leader in each and explain why the overall result does not imply that one version wins in every condition.</w:t>
+      </w:r>
+    </w:p>
+    <w:p>
+      <w:pPr>
+        <w:pStyle w:val="Heading2"/>
+      </w:pPr>
+      <w:r>
+        <w:t>Expected reasoning and fading help</w:t>
+      </w:r>
+    </w:p>
+    <w:p>
+      <w:pPr>
+        <w:spacing w:line="336" w:lineRule="auto" w:after="180"/>
+      </w:pPr>
+      <w:r>
+        <w:rPr>
+          <w:b w:val="0"/>
+        </w:rPr>
+        <w:t>Teacher check: Overall A leads 9/12 to B’s 8/12. On bright cards A leads 8/8 to 6/8. On dim cards B leads 2/4 to A’s 1/4.</w:t>
+      </w:r>
+    </w:p>
+    <w:p>
+      <w:pPr>
+        <w:spacing w:line="336" w:lineRule="auto" w:after="180"/>
+      </w:pPr>
+      <w:r>
+        <w:rPr>
+          <w:b w:val="0"/>
+        </w:rPr>
+        <w:t>The overall count combines unequal groups; A’s overall lead does not mean a lead in the dim group or a guarantee for future cards.</w:t>
+      </w:r>
+    </w:p>
+    <w:p>
+      <w:pPr>
+        <w:spacing w:line="336" w:lineRule="auto" w:after="180"/>
+      </w:pPr>
+      <w:r>
+        <w:rPr>
+          <w:b w:val="0"/>
+        </w:rPr>
+        <w:t xml:space="preserve">Start by identifying the given </w:t>
       </w:r>
       <w:r>
         <w:rPr>
           <w:b/>
         </w:rPr>
+        <w:t>input</w:t>
+      </w:r>
+      <w:r>
+        <w:rPr>
+          <w:b w:val="0"/>
+        </w:rPr>
+        <w:t>s together. Leave the intermediate steps blank. If needed, model one step, then withdraw that help on the next step. Move to a full trace only when the partial trace is understood.</w:t>
+      </w:r>
+    </w:p>
+    <w:p>
+      <w:pPr>
+        <w:spacing w:line="336" w:lineRule="auto" w:after="180"/>
+      </w:pPr>
+      <w:r>
+        <w:rPr>
+          <w:b w:val="0"/>
+        </w:rPr>
+        <w:t>For partners, alternate explainer and checker; collect a response from every learner before discussion.</w:t>
+      </w:r>
+    </w:p>
+    <w:p>
+      <w:pPr>
+        <w:pStyle w:val="Heading2"/>
+      </w:pPr>
+      <w:r>
+        <w:t>Check the misconception before discussion</w:t>
+      </w:r>
+    </w:p>
+    <w:p>
+      <w:pPr>
+        <w:spacing w:line="336" w:lineRule="auto" w:after="180"/>
+      </w:pPr>
+      <w:r>
+        <w:rPr>
+          <w:b w:val="0"/>
+        </w:rPr>
+        <w:t xml:space="preserve">Use the worked case for Fractions and performance comparisons. Proposed explanation: “Only correct cases belong in the </w:t>
+      </w:r>
+      <w:r>
+        <w:rPr>
+          <w:b/>
+        </w:rPr>
         <w:t>denominator</w:t>
       </w:r>
       <w:r>
         <w:rPr>
           <w:b w:val="0"/>
         </w:rPr>
-        <w:t>s weights each tested card once. Averaging 90% and 50% would incorrectly give unequal groups equal size in the all-card rate. The group breakdown reveals a trade-off hidden by the total.</w:t>
+        <w:t>”. Decide whether this explanation is supported.</w:t>
       </w:r>
     </w:p>
     <w:p>
       <w:pPr>
         <w:spacing w:line="336" w:lineRule="auto" w:after="180"/>
-        <w:shd w:fill="F1F6FC"/>
-      </w:pPr>
-      <w:r>
-        <w:rPr>
-          <w:b w:val="0"/>
-        </w:rPr>
-        <w:t xml:space="preserve">Decide what matters with the relevant users rather than announcing that one number proves </w:t>
+      </w:pPr>
+      <w:r>
+        <w:rPr>
+          <w:b w:val="0"/>
+        </w:rPr>
+        <w:t>Point to the step or supplied fact that decides; explain your repair if needed.</w:t>
+      </w:r>
+    </w:p>
+    <w:p>
+      <w:pPr>
+        <w:spacing w:line="336" w:lineRule="auto" w:after="180"/>
+      </w:pPr>
+      <w:r>
+        <w:rPr>
+          <w:b w:val="0"/>
+        </w:rPr>
+        <w:t>Expected correction: All assessed cases, including errors, belong in the assessed-</w:t>
       </w:r>
       <w:r>
         <w:rPr>
           <w:b/>
         </w:rPr>
-        <w:t>fairness</w:t>
+        <w:t>accuracy</w:t>
+      </w:r>
+      <w:r>
+        <w:rPr>
+          <w:b w:val="0"/>
+        </w:rPr>
+        <w:t xml:space="preserve"> </w:t>
+      </w:r>
+      <w:r>
+        <w:rPr>
+          <w:b/>
+        </w:rPr>
+        <w:t>denominator</w:t>
       </w:r>
       <w:r>
         <w:rPr>
@@ -2465,10 +2805,251 @@
     </w:p>
     <w:p>
       <w:pPr>
+        <w:spacing w:line="336" w:lineRule="auto" w:after="180"/>
+      </w:pPr>
+      <w:r>
+        <w:rPr>
+          <w:b w:val="0"/>
+        </w:rPr>
+        <w:t>Collect explanations, not only yes/no votes. If a misunderstanding is common, re-model the relevant step for the class.</w:t>
+      </w:r>
+    </w:p>
+    <w:p>
+      <w:pPr>
+        <w:spacing w:line="336" w:lineRule="auto" w:after="180"/>
+      </w:pPr>
+      <w:r>
+        <w:rPr>
+          <w:b w:val="0"/>
+        </w:rPr>
+        <w:t>If it affects a few learners, give a short targeted group explanation while others solve a more demanding variation.</w:t>
+      </w:r>
+    </w:p>
+    <w:p>
+      <w:pPr>
+        <w:pStyle w:val="Heading2"/>
+      </w:pPr>
+      <w:r>
+        <w:t>Use the pictorial check</w:t>
+      </w:r>
+    </w:p>
+    <w:p>
+      <w:pPr>
+        <w:spacing w:line="336" w:lineRule="auto" w:after="180"/>
+      </w:pPr>
+      <w:r>
+        <w:rPr>
+          <w:b w:val="0"/>
+        </w:rPr>
+        <w:t>Which group loses performance under N, and can total improvement erase that fact?</w:t>
+      </w:r>
+    </w:p>
+    <w:p>
+      <w:pPr>
+        <w:spacing w:line="336" w:lineRule="auto" w:after="180"/>
+      </w:pPr>
+      <w:r>
+        <w:rPr>
+          <w:b w:val="0"/>
+        </w:rPr>
+        <w:t xml:space="preserve">Bright drops from 90% to </w:t>
+      </w:r>
+      <w:r>
+        <w:rPr>
+          <w:b/>
+        </w:rPr>
+        <w:t>80%</w:t>
+      </w:r>
+      <w:r>
+        <w:rPr>
+          <w:b w:val="0"/>
+        </w:rPr>
+        <w:t xml:space="preserve">. No; retain the </w:t>
+      </w:r>
+      <w:r>
+        <w:rPr>
+          <w:b/>
+        </w:rPr>
+        <w:t>subgroup result</w:t>
+      </w:r>
+      <w:r>
+        <w:rPr>
+          <w:b w:val="0"/>
+        </w:rPr>
+        <w:t xml:space="preserve"> alongside the improved total.</w:t>
+      </w:r>
+    </w:p>
+    <w:p>
+      <w:pPr>
+        <w:spacing w:line="336" w:lineRule="auto" w:after="180"/>
+      </w:pPr>
+      <w:r>
+        <w:rPr>
+          <w:b w:val="0"/>
+        </w:rPr>
+        <w:t xml:space="preserve">Changed-case reasoning: M scores </w:t>
+      </w:r>
+      <w:r>
+        <w:rPr>
+          <w:b/>
+        </w:rPr>
+        <w:t>70%</w:t>
+      </w:r>
+      <w:r>
+        <w:rPr>
+          <w:b w:val="0"/>
+        </w:rPr>
+        <w:t>; N scores about 81.7%. This averages group rates and is not the original 16-card agreement rate.</w:t>
+      </w:r>
+    </w:p>
+    <w:p>
+      <w:pPr>
+        <w:spacing w:line="336" w:lineRule="auto" w:after="180"/>
+      </w:pPr>
+      <w:r>
+        <w:rPr>
+          <w:b w:val="0"/>
+        </w:rPr>
+        <w:t xml:space="preserve">Collect each learner’s explanation before discussion. Use the first missing connection between </w:t>
+      </w:r>
+      <w:r>
+        <w:rPr>
+          <w:b/>
+        </w:rPr>
+        <w:t>input</w:t>
+      </w:r>
+      <w:r>
+        <w:rPr>
+          <w:b w:val="0"/>
+        </w:rPr>
+        <w:t xml:space="preserve">, deciding step and result to choose support. This question is worked-case practice, not fresh mastery </w:t>
+      </w:r>
+      <w:r>
+        <w:rPr>
+          <w:b/>
+        </w:rPr>
+        <w:t>evidence</w:t>
+      </w:r>
+      <w:r>
+        <w:rPr>
+          <w:b w:val="0"/>
+        </w:rPr>
+        <w:t>.</w:t>
+      </w:r>
+    </w:p>
+    <w:p>
+      <w:pPr>
+        <w:pStyle w:val="Heading2"/>
+      </w:pPr>
+      <w:r>
+        <w:t>Keep each learner explaining</w:t>
+      </w:r>
+    </w:p>
+    <w:p>
+      <w:pPr>
+        <w:pStyle w:val="ListBullet"/>
+      </w:pPr>
+      <w:r>
+        <w:t>Ask: Which facts are given, and which would we have to assume? Learners mark relevant details before discussing answers.</w:t>
+      </w:r>
+    </w:p>
+    <w:p>
+      <w:pPr>
+        <w:pStyle w:val="ListBullet"/>
+      </w:pPr>
+      <w:r>
+        <w:t>Say: Predict first. Show the rule, information path or calculation that would produce the result. A correct guess is not yet an explanation.</w:t>
+      </w:r>
+    </w:p>
+    <w:p>
+      <w:pPr>
+        <w:pStyle w:val="ListBullet"/>
+      </w:pPr>
+      <w:r>
+        <w:t>In pairs, one learner solves while the other checks evidence; exchange roles. Remove the worked answer before independent assessment.</w:t>
+      </w:r>
+    </w:p>
+    <w:p>
+      <w:pPr>
+        <w:pStyle w:val="Heading2"/>
+      </w:pPr>
+      <w:r>
+        <w:t>Earlier wording, alternatives and picture transcripts · reference / check after trying</w:t>
+      </w:r>
+    </w:p>
+    <w:p>
+      <w:pPr>
+        <w:spacing w:line="336" w:lineRule="auto" w:after="180"/>
+      </w:pPr>
+      <w:r>
+        <w:rPr>
+          <w:b w:val="0"/>
+        </w:rPr>
+        <w:t>Demonstrate and guide practice</w:t>
+      </w:r>
+    </w:p>
+    <w:p>
+      <w:pPr>
         <w:pStyle w:val="Heading3"/>
       </w:pPr>
       <w:r>
-        <w:t>What this example does not establish</w:t>
+        <w:t>Board sequence</w:t>
+      </w:r>
+    </w:p>
+    <w:p>
+      <w:pPr>
+        <w:spacing w:line="336" w:lineRule="auto" w:after="180"/>
+      </w:pPr>
+      <w:r>
+        <w:rPr>
+          <w:b w:val="0"/>
+        </w:rPr>
+        <w:t>Write the given facts: A voice system succeeds on 8/10 quiet and 4/10 noisy recordings.</w:t>
+      </w:r>
+    </w:p>
+    <w:p>
+      <w:pPr>
+        <w:spacing w:line="336" w:lineRule="auto" w:after="180"/>
+      </w:pPr>
+      <w:r>
+        <w:rPr>
+          <w:b w:val="0"/>
+        </w:rPr>
+        <w:t>Write the question to explain: Compare and propose the next investigation.</w:t>
+      </w:r>
+    </w:p>
+    <w:p>
+      <w:pPr>
+        <w:spacing w:line="336" w:lineRule="auto" w:after="180"/>
+      </w:pPr>
+      <w:r>
+        <w:rPr>
+          <w:b w:val="0"/>
+        </w:rPr>
+        <w:t xml:space="preserve">Reveal after </w:t>
+      </w:r>
+      <w:r>
+        <w:rPr>
+          <w:b/>
+        </w:rPr>
+        <w:t>prediction</w:t>
+      </w:r>
+      <w:r>
+        <w:rPr>
+          <w:b w:val="0"/>
+        </w:rPr>
+        <w:t>s: The rates differ. Test more varied recordings under controlled conditions and inspect other factors before claiming a cause.</w:t>
+      </w:r>
+    </w:p>
+    <w:p>
+      <w:pPr>
+        <w:spacing w:line="336" w:lineRule="auto" w:after="180"/>
+      </w:pPr>
+      <w:r>
+        <w:rPr>
+          <w:b w:val="0"/>
+        </w:rPr>
+        <w:t>Use the earlier changed question as optional later practice. Reserve Compare a new shared sound test for the first independent attempt before hints or feedback.</w:t>
       </w:r>
     </w:p>
     <w:p>
@@ -2476,368 +3057,23 @@
         <w:pStyle w:val="Heading3"/>
       </w:pPr>
       <w:r>
-        <w:t>Keep the stated limit</w:t>
+        <w:t>Classroom dialogue</w:t>
       </w:r>
     </w:p>
     <w:p>
       <w:pPr>
         <w:spacing w:line="336" w:lineRule="auto" w:after="180"/>
-        <w:shd w:fill="FFF5E6"/>
-      </w:pPr>
-      <w:r>
-        <w:rPr>
-          <w:b w:val="0"/>
-        </w:rPr>
-        <w:t xml:space="preserve">Six dim cards supply limited </w:t>
+      </w:pPr>
+      <w:r>
+        <w:rPr>
+          <w:b w:val="0"/>
+        </w:rPr>
+        <w:t xml:space="preserve">Reveal reasoning one step at a time. Explain why a tempting alternative fails. Write units and </w:t>
       </w:r>
       <w:r>
         <w:rPr>
           <w:b/>
         </w:rPr>
-        <w:t>evidence</w:t>
-      </w:r>
-      <w:r>
-        <w:rPr>
-          <w:b w:val="0"/>
-        </w:rPr>
-        <w:t>; these descriptive rates do not prove a system is fair for all users.</w:t>
-      </w:r>
-    </w:p>
-    <w:p>
-      <w:pPr>
-        <w:pStyle w:val="Heading3"/>
-      </w:pPr>
-      <w:r>
-        <w:t>Change one thing in the pictured case</w:t>
-      </w:r>
-    </w:p>
-    <w:p>
-      <w:pPr>
-        <w:pStyle w:val="Heading3"/>
-      </w:pPr>
-      <w:r>
-        <w:t>Change one thing</w:t>
-      </w:r>
-    </w:p>
-    <w:p>
-      <w:pPr>
-        <w:spacing w:line="336" w:lineRule="auto" w:after="180"/>
-        <w:shd w:fill="F5F1FB"/>
-      </w:pPr>
-      <w:r>
-        <w:rPr>
-          <w:b w:val="0"/>
-        </w:rPr>
-        <w:t>Change: Give bright and dim groups equal weight as an explicitly different metric.</w:t>
-      </w:r>
-    </w:p>
-    <w:p>
-      <w:pPr>
-        <w:pStyle w:val="Heading3"/>
-      </w:pPr>
-      <w:r>
-        <w:t>Predicted result</w:t>
-      </w:r>
-    </w:p>
-    <w:p>
-      <w:pPr>
-        <w:spacing w:line="336" w:lineRule="auto" w:after="180"/>
-        <w:shd w:fill="F1F6FC"/>
-      </w:pPr>
-      <w:r>
-        <w:rPr>
-          <w:b/>
-        </w:rPr>
-        <w:t>Prediction</w:t>
-      </w:r>
-      <w:r>
-        <w:rPr>
-          <w:b w:val="0"/>
-        </w:rPr>
-        <w:t xml:space="preserve">: M scores </w:t>
-      </w:r>
-      <w:r>
-        <w:rPr>
-          <w:b/>
-        </w:rPr>
-        <w:t>70%</w:t>
-      </w:r>
-      <w:r>
-        <w:rPr>
-          <w:b w:val="0"/>
-        </w:rPr>
-        <w:t>; N scores about 81.7%.</w:t>
-      </w:r>
-    </w:p>
-    <w:p>
-      <w:pPr>
-        <w:pStyle w:val="Heading3"/>
-      </w:pPr>
-      <w:r>
-        <w:t>Why the result follows</w:t>
-      </w:r>
-    </w:p>
-    <w:p>
-      <w:pPr>
-        <w:spacing w:line="336" w:lineRule="auto" w:after="180"/>
-        <w:shd w:fill="F1F6FC"/>
-      </w:pPr>
-      <w:r>
-        <w:rPr>
-          <w:b w:val="0"/>
-        </w:rPr>
-        <w:t>Reason: This averages group rates and is not the original 16-card agreement rate.</w:t>
-      </w:r>
-    </w:p>
-    <w:p>
-      <w:pPr>
-        <w:pStyle w:val="Heading3"/>
-      </w:pPr>
-      <w:r>
-        <w:t>Ask while showing the picture</w:t>
-      </w:r>
-    </w:p>
-    <w:p>
-      <w:pPr>
-        <w:pStyle w:val="Heading3"/>
-      </w:pPr>
-      <w:r>
-        <w:t>Ask while showing the picture · 5</w:t>
-      </w:r>
-    </w:p>
-    <w:p>
-      <w:pPr>
-        <w:spacing w:line="336" w:lineRule="auto" w:after="180"/>
-      </w:pPr>
-      <w:r>
-        <w:rPr>
-          <w:b w:val="0"/>
-        </w:rPr>
-        <w:t xml:space="preserve">Cover the result. Ask learners to name the </w:t>
-      </w:r>
-      <w:r>
-        <w:rPr>
-          <w:b/>
-        </w:rPr>
-        <w:t>input</w:t>
-      </w:r>
-      <w:r>
-        <w:rPr>
-          <w:b w:val="0"/>
-        </w:rPr>
-        <w:t xml:space="preserve">s and predict the next step. Uncover one step, connect the icon to the actual procedure, and explain its </w:t>
-      </w:r>
-      <w:r>
-        <w:rPr>
-          <w:b/>
-        </w:rPr>
-        <w:t>evidence</w:t>
-      </w:r>
-      <w:r>
-        <w:rPr>
-          <w:b w:val="0"/>
-        </w:rPr>
-        <w:t>. Then change the supplied condition and compare.</w:t>
-      </w:r>
-    </w:p>
-    <w:p>
-      <w:pPr>
-        <w:spacing w:line="336" w:lineRule="auto" w:after="180"/>
-      </w:pPr>
-      <w:r>
-        <w:rPr>
-          <w:b w:val="0"/>
-        </w:rPr>
-        <w:t>The picture is a representation; it does not document execution of a real AI model.</w:t>
-      </w:r>
-    </w:p>
-    <w:p>
-      <w:pPr>
-        <w:pStyle w:val="Heading1"/>
-      </w:pPr>
-      <w:r>
-        <w:t>03. Demonstrate and guide practice</w:t>
-      </w:r>
-    </w:p>
-    <w:p>
-      <w:r>
-        <w:t>Demonstrate Fair for Whom?, reduce support deliberately and check individual reasoning before discussing answers.</w:t>
-      </w:r>
-    </w:p>
-    <w:p>
-      <w:pPr>
-        <w:pStyle w:val="Heading3"/>
-      </w:pPr>
-      <w:r>
-        <w:t>Board sequence</w:t>
-      </w:r>
-    </w:p>
-    <w:p>
-      <w:pPr>
-        <w:pStyle w:val="Heading3"/>
-      </w:pPr>
-      <w:r>
-        <w:t>1. Put the facts on the board</w:t>
-      </w:r>
-    </w:p>
-    <w:p>
-      <w:pPr>
-        <w:spacing w:line="336" w:lineRule="auto" w:after="180"/>
-        <w:shd w:fill="F4F9FC"/>
-      </w:pPr>
-      <w:r>
-        <w:rPr>
-          <w:b w:val="0"/>
-        </w:rPr>
-        <w:t>Write the given facts: A voice system succeeds on 8/10 quiet and 4/10 noisy recordings.</w:t>
-      </w:r>
-    </w:p>
-    <w:p>
-      <w:pPr>
-        <w:pStyle w:val="Heading3"/>
-      </w:pPr>
-      <w:r>
-        <w:t>2. State the decision to explain</w:t>
-      </w:r>
-    </w:p>
-    <w:p>
-      <w:pPr>
-        <w:spacing w:line="336" w:lineRule="auto" w:after="180"/>
-        <w:shd w:fill="F4F9FC"/>
-      </w:pPr>
-      <w:r>
-        <w:rPr>
-          <w:b w:val="0"/>
-        </w:rPr>
-        <w:t>Write the question to explain: Compare and propose the next investigation.</w:t>
-      </w:r>
-    </w:p>
-    <w:p>
-      <w:pPr>
-        <w:pStyle w:val="Heading3"/>
-      </w:pPr>
-      <w:r>
-        <w:t>3. Reveal the worked reasoning</w:t>
-      </w:r>
-    </w:p>
-    <w:p>
-      <w:pPr>
-        <w:spacing w:line="336" w:lineRule="auto" w:after="180"/>
-        <w:shd w:fill="F1F6FC"/>
-      </w:pPr>
-      <w:r>
-        <w:rPr>
-          <w:b w:val="0"/>
-        </w:rPr>
-        <w:t xml:space="preserve">Reveal after </w:t>
-      </w:r>
-      <w:r>
-        <w:rPr>
-          <w:b/>
-        </w:rPr>
-        <w:t>prediction</w:t>
-      </w:r>
-      <w:r>
-        <w:rPr>
-          <w:b w:val="0"/>
-        </w:rPr>
-        <w:t>s: The rates differ. Test more varied recordings under controlled conditions and inspect other factors before claiming a cause.</w:t>
-      </w:r>
-    </w:p>
-    <w:p>
-      <w:pPr>
-        <w:pStyle w:val="Heading3"/>
-      </w:pPr>
-      <w:r>
-        <w:t>Hold back the independent task</w:t>
-      </w:r>
-    </w:p>
-    <w:p>
-      <w:pPr>
-        <w:spacing w:line="336" w:lineRule="auto" w:after="180"/>
-        <w:shd w:fill="F5F1FB"/>
-      </w:pPr>
-      <w:r>
-        <w:rPr>
-          <w:b w:val="0"/>
-        </w:rPr>
-        <w:t xml:space="preserve">Keep for an independent attempt: A helper succeeds on 4 of 4 clear voices and 1 of 4 quiet voices. Who is less well served? What </w:t>
-      </w:r>
-      <w:r>
-        <w:rPr>
-          <w:b/>
-        </w:rPr>
-        <w:t>evidence</w:t>
-      </w:r>
-      <w:r>
-        <w:rPr>
-          <w:b w:val="0"/>
-        </w:rPr>
-        <w:t xml:space="preserve"> should a repair preserve?</w:t>
-      </w:r>
-    </w:p>
-    <w:p>
-      <w:pPr>
-        <w:pStyle w:val="Heading3"/>
-      </w:pPr>
-      <w:r>
-        <w:t>Classroom dialogue</w:t>
-      </w:r>
-    </w:p>
-    <w:p>
-      <w:pPr>
-        <w:pStyle w:val="Heading3"/>
-      </w:pPr>
-      <w:r>
-        <w:t>Ask the class</w:t>
-      </w:r>
-    </w:p>
-    <w:p>
-      <w:pPr>
-        <w:spacing w:line="336" w:lineRule="auto" w:after="180"/>
-        <w:shd w:fill="F5F1FB"/>
-      </w:pPr>
-      <w:r>
-        <w:rPr>
-          <w:b w:val="0"/>
-        </w:rPr>
-        <w:t>Ask: Which facts are given, and which would we have to assume? Learners mark relevant details before discussing answers.</w:t>
-      </w:r>
-    </w:p>
-    <w:p>
-      <w:pPr>
-        <w:pStyle w:val="Heading3"/>
-      </w:pPr>
-      <w:r>
-        <w:t>Language to model</w:t>
-      </w:r>
-    </w:p>
-    <w:p>
-      <w:pPr>
-        <w:spacing w:line="336" w:lineRule="auto" w:after="180"/>
-        <w:shd w:fill="F1F6F8"/>
-      </w:pPr>
-      <w:r>
-        <w:rPr>
-          <w:b w:val="0"/>
-        </w:rPr>
-        <w:t>Say: Predict first. Show the rule, information path or calculation that would produce the result. A correct guess is not yet an explanation.</w:t>
-      </w:r>
-    </w:p>
-    <w:p>
-      <w:pPr>
-        <w:spacing w:line="336" w:lineRule="auto" w:after="180"/>
-      </w:pPr>
-      <w:r>
-        <w:rPr>
-          <w:b w:val="0"/>
-        </w:rPr>
-        <w:t xml:space="preserve">Reveal reasoning one step at a time. Explain why a tempting alternative fails. Write units and </w:t>
-      </w:r>
-      <w:r>
-        <w:rPr>
-          <w:b/>
-        </w:rPr>
         <w:t>denominator</w:t>
       </w:r>
       <w:r>
@@ -2845,29 +3081,6 @@
           <w:b w:val="0"/>
         </w:rPr>
         <w:t>s for arithmetic, trace conditions for decisions, and identify supporting sources for claims.</w:t>
-      </w:r>
-    </w:p>
-    <w:p>
-      <w:pPr>
-        <w:spacing w:line="336" w:lineRule="auto" w:after="180"/>
-      </w:pPr>
-      <w:r>
-        <w:rPr>
-          <w:b w:val="0"/>
-        </w:rPr>
-        <w:t xml:space="preserve">In pairs, one learner solves while the other checks </w:t>
-      </w:r>
-      <w:r>
-        <w:rPr>
-          <w:b/>
-        </w:rPr>
-        <w:t>evidence</w:t>
-      </w:r>
-      <w:r>
-        <w:rPr>
-          <w:b w:val="0"/>
-        </w:rPr>
-        <w:t>; exchange roles. Remove the worked answer before independent assessment.</w:t>
       </w:r>
     </w:p>
     <w:p>
@@ -3156,524 +3369,103 @@
         <w:pStyle w:val="Heading3"/>
       </w:pPr>
       <w:r>
-        <w:t>Completion practice</w:t>
+        <w:t>Individual reasoning check</w:t>
+      </w:r>
+    </w:p>
+    <w:p>
+      <w:pPr>
+        <w:pStyle w:val="Heading3"/>
+      </w:pPr>
+      <w:r>
+        <w:t>Pictorial practice question</w:t>
+      </w:r>
+    </w:p>
+    <w:p>
+      <w:pPr>
+        <w:pStyle w:val="Heading3"/>
+      </w:pPr>
+      <w:r>
+        <w:t>Reasoned teacher answer</w:t>
+      </w:r>
+    </w:p>
+    <w:p>
+      <w:pPr>
+        <w:pStyle w:val="Heading1"/>
+      </w:pPr>
+      <w:r>
+        <w:t>04. Run the supplied investigation</w:t>
+      </w:r>
+    </w:p>
+    <w:p>
+      <w:r>
+        <w:t>Keep expected results, observed paper traces and remaining limits distinguishable.</w:t>
+      </w:r>
+    </w:p>
+    <w:p>
+      <w:pPr>
+        <w:pStyle w:val="Heading2"/>
+      </w:pPr>
+      <w:r>
+        <w:t>Supplied materials and answer guidance</w:t>
       </w:r>
     </w:p>
     <w:p>
       <w:pPr>
         <w:spacing w:line="336" w:lineRule="auto" w:after="180"/>
-        <w:shd w:fill="F5F1FB"/>
-      </w:pPr>
-      <w:r>
-        <w:rPr>
-          <w:b w:val="0"/>
-        </w:rPr>
-        <w:t>Completion task: Compare A and B on the shared 12-card test and on its bright and dim groups. State the leader in each and explain why the overall result does not imply that one version wins in every condition.</w:t>
-      </w:r>
-    </w:p>
-    <w:p>
-      <w:pPr>
-        <w:pStyle w:val="Heading3"/>
-      </w:pPr>
-      <w:r>
-        <w:t>Reasoning to listen for</w:t>
-      </w:r>
-    </w:p>
-    <w:p>
-      <w:pPr>
-        <w:spacing w:line="336" w:lineRule="auto" w:after="180"/>
-        <w:shd w:fill="F1F6FC"/>
-      </w:pPr>
-      <w:r>
-        <w:rPr>
-          <w:b w:val="0"/>
-        </w:rPr>
-        <w:t>Teacher check: Overall A leads 9/12 to B’s 8/12. On bright cards A leads 8/8 to 6/8. On dim cards B leads 2/4 to A’s 1/4.</w:t>
-      </w:r>
-    </w:p>
-    <w:p>
-      <w:pPr>
-        <w:spacing w:line="336" w:lineRule="auto" w:after="180"/>
-        <w:shd w:fill="F1F6FC"/>
-      </w:pPr>
-      <w:r>
-        <w:rPr>
-          <w:b w:val="0"/>
-        </w:rPr>
-        <w:t>The overall count combines unequal groups; A’s overall lead does not mean a lead in the dim group or a guarantee for future cards.</w:t>
-      </w:r>
-    </w:p>
-    <w:p>
-      <w:pPr>
-        <w:spacing w:line="336" w:lineRule="auto" w:after="180"/>
-      </w:pPr>
-      <w:r>
-        <w:rPr>
-          <w:b w:val="0"/>
-        </w:rPr>
-        <w:t xml:space="preserve">Start by identifying the given </w:t>
-      </w:r>
-      <w:r>
-        <w:rPr>
-          <w:b/>
-        </w:rPr>
-        <w:t>input</w:t>
-      </w:r>
-      <w:r>
-        <w:rPr>
-          <w:b w:val="0"/>
-        </w:rPr>
-        <w:t>s together. Leave the intermediate steps blank. If needed, model one step, then withdraw that help on the next step. Move to a full trace only when the partial trace is understood.</w:t>
-      </w:r>
-    </w:p>
-    <w:p>
-      <w:pPr>
-        <w:spacing w:line="336" w:lineRule="auto" w:after="180"/>
-      </w:pPr>
-      <w:r>
-        <w:rPr>
-          <w:b w:val="0"/>
-        </w:rPr>
-        <w:t>For partners, alternate explainer and checker; collect a response from every learner before discussion.</w:t>
-      </w:r>
-    </w:p>
-    <w:p>
-      <w:pPr>
-        <w:pStyle w:val="Heading3"/>
-      </w:pPr>
-      <w:r>
-        <w:t>Individual reasoning check</w:t>
-      </w:r>
-    </w:p>
-    <w:p>
-      <w:pPr>
-        <w:spacing w:line="336" w:lineRule="auto" w:after="180"/>
-      </w:pPr>
-      <w:r>
-        <w:rPr>
-          <w:b w:val="0"/>
-        </w:rPr>
-        <w:t xml:space="preserve">Use the worked case for Fractions and performance comparisons. Proposed explanation: “Only correct cases belong in the </w:t>
-      </w:r>
-      <w:r>
-        <w:rPr>
-          <w:b/>
-        </w:rPr>
-        <w:t>denominator</w:t>
-      </w:r>
-      <w:r>
-        <w:rPr>
-          <w:b w:val="0"/>
-        </w:rPr>
-        <w:t>”. Decide whether this explanation is supported.</w:t>
-      </w:r>
-    </w:p>
-    <w:p>
-      <w:pPr>
-        <w:spacing w:line="336" w:lineRule="auto" w:after="180"/>
-      </w:pPr>
-      <w:r>
-        <w:rPr>
-          <w:b w:val="0"/>
-        </w:rPr>
-        <w:t>Point to the step or supplied fact that decides; explain your repair if needed.</w:t>
-      </w:r>
-    </w:p>
-    <w:p>
-      <w:pPr>
-        <w:pStyle w:val="Heading3"/>
-      </w:pPr>
-      <w:r>
-        <w:t>Expected repair</w:t>
-      </w:r>
-    </w:p>
-    <w:p>
-      <w:pPr>
-        <w:spacing w:line="336" w:lineRule="auto" w:after="180"/>
-        <w:shd w:fill="F1F6FC"/>
-      </w:pPr>
-      <w:r>
-        <w:rPr>
-          <w:b w:val="0"/>
-        </w:rPr>
-        <w:t>Expected correction: All assessed cases, including errors, belong in the assessed-</w:t>
-      </w:r>
-      <w:r>
-        <w:rPr>
-          <w:b/>
-        </w:rPr>
-        <w:t>accuracy</w:t>
-      </w:r>
-      <w:r>
-        <w:rPr>
-          <w:b w:val="0"/>
-        </w:rPr>
-        <w:t xml:space="preserve"> </w:t>
-      </w:r>
-      <w:r>
-        <w:rPr>
-          <w:b/>
-        </w:rPr>
-        <w:t>denominator</w:t>
-      </w:r>
-      <w:r>
-        <w:rPr>
-          <w:b w:val="0"/>
-        </w:rPr>
-        <w:t>.</w:t>
-      </w:r>
-    </w:p>
-    <w:p>
-      <w:pPr>
-        <w:spacing w:line="336" w:lineRule="auto" w:after="180"/>
-      </w:pPr>
-      <w:r>
-        <w:rPr>
-          <w:b w:val="0"/>
-        </w:rPr>
-        <w:t>Collect explanations, not only yes/no votes. If a misunderstanding is common, re-model the relevant step for the class.</w:t>
-      </w:r>
-    </w:p>
-    <w:p>
-      <w:pPr>
-        <w:spacing w:line="336" w:lineRule="auto" w:after="180"/>
-      </w:pPr>
-      <w:r>
-        <w:rPr>
-          <w:b w:val="0"/>
-        </w:rPr>
-        <w:t>If it affects a few learners, give a short targeted group explanation while others solve a more demanding variation.</w:t>
-      </w:r>
-    </w:p>
-    <w:p>
-      <w:pPr>
-        <w:pStyle w:val="Heading3"/>
-      </w:pPr>
-      <w:r>
-        <w:t>Pictorial practice question</w:t>
-      </w:r>
-    </w:p>
-    <w:p>
-      <w:pPr>
-        <w:spacing w:line="336" w:lineRule="auto" w:after="180"/>
-        <w:shd w:fill="F5F1FB"/>
-      </w:pPr>
-      <w:r>
-        <w:rPr>
-          <w:b w:val="0"/>
-        </w:rPr>
-        <w:t>Which group loses performance under N, and can total improvement erase that fact?</w:t>
-      </w:r>
-    </w:p>
-    <w:p>
-      <w:pPr>
-        <w:pStyle w:val="Heading3"/>
-      </w:pPr>
-      <w:r>
-        <w:t>Reasoned teacher answer</w:t>
-      </w:r>
-    </w:p>
-    <w:p>
-      <w:pPr>
-        <w:spacing w:line="336" w:lineRule="auto" w:after="180"/>
-      </w:pPr>
-      <w:r>
-        <w:rPr>
-          <w:b w:val="0"/>
-        </w:rPr>
-        <w:t xml:space="preserve">Bright drops from 90% to </w:t>
-      </w:r>
-      <w:r>
-        <w:rPr>
-          <w:b/>
-        </w:rPr>
-        <w:t>80%</w:t>
-      </w:r>
-      <w:r>
-        <w:rPr>
-          <w:b w:val="0"/>
-        </w:rPr>
-        <w:t xml:space="preserve">. No; retain the </w:t>
-      </w:r>
-      <w:r>
-        <w:rPr>
-          <w:b/>
-        </w:rPr>
-        <w:t>subgroup result</w:t>
-      </w:r>
-      <w:r>
-        <w:rPr>
-          <w:b w:val="0"/>
-        </w:rPr>
-        <w:t xml:space="preserve"> alongside the improved total.</w:t>
-      </w:r>
-    </w:p>
-    <w:p>
-      <w:pPr>
-        <w:spacing w:line="336" w:lineRule="auto" w:after="180"/>
-      </w:pPr>
-      <w:r>
-        <w:rPr>
-          <w:b w:val="0"/>
-        </w:rPr>
-        <w:t xml:space="preserve">Changed-case reasoning: M scores </w:t>
-      </w:r>
-      <w:r>
-        <w:rPr>
-          <w:b/>
-        </w:rPr>
-        <w:t>70%</w:t>
-      </w:r>
-      <w:r>
-        <w:rPr>
-          <w:b w:val="0"/>
-        </w:rPr>
-        <w:t>; N scores about 81.7%. This averages group rates and is not the original 16-card agreement rate.</w:t>
-      </w:r>
-    </w:p>
-    <w:p>
-      <w:pPr>
-        <w:spacing w:line="336" w:lineRule="auto" w:after="180"/>
-      </w:pPr>
-      <w:r>
-        <w:rPr>
-          <w:b w:val="0"/>
-        </w:rPr>
-        <w:t xml:space="preserve">Collect each learner’s explanation before discussion. Use the first missing connection between </w:t>
-      </w:r>
-      <w:r>
-        <w:rPr>
-          <w:b/>
-        </w:rPr>
-        <w:t>input</w:t>
-      </w:r>
-      <w:r>
-        <w:rPr>
-          <w:b w:val="0"/>
-        </w:rPr>
-        <w:t xml:space="preserve">, deciding step and result to choose support. This question is worked-case practice, not fresh mastery </w:t>
-      </w:r>
-      <w:r>
-        <w:rPr>
-          <w:b/>
-        </w:rPr>
-        <w:t>evidence</w:t>
-      </w:r>
-      <w:r>
-        <w:rPr>
-          <w:b w:val="0"/>
-        </w:rPr>
-        <w:t>.</w:t>
-      </w:r>
-    </w:p>
-    <w:p>
-      <w:pPr>
-        <w:pStyle w:val="Heading1"/>
-      </w:pPr>
-      <w:r>
-        <w:t>04. Run the weekly evidence lab</w:t>
-      </w:r>
-    </w:p>
-    <w:p>
-      <w:r>
-        <w:t>Run the Fair for Whom? investigation and use the first unsupported step to choose a teaching response.</w:t>
-      </w:r>
-    </w:p>
-    <w:p>
-      <w:pPr>
-        <w:spacing w:line="336" w:lineRule="auto" w:after="180"/>
-      </w:pPr>
-      <w:r>
-        <w:rPr>
-          <w:b w:val="0"/>
-        </w:rPr>
-        <w:t xml:space="preserve">Predict first, test honestly, and explain what the </w:t>
-      </w:r>
-      <w:r>
-        <w:rPr>
-          <w:b/>
-        </w:rPr>
-        <w:t>evidence</w:t>
-      </w:r>
-      <w:r>
-        <w:rPr>
-          <w:b w:val="0"/>
-        </w:rPr>
-        <w:t xml:space="preserve"> means.</w:t>
-      </w:r>
-    </w:p>
-    <w:p>
-      <w:pPr>
-        <w:pStyle w:val="Heading3"/>
-      </w:pPr>
-      <w:r>
-        <w:t>1. Predict</w:t>
-      </w:r>
-    </w:p>
-    <w:p>
-      <w:pPr>
-        <w:spacing w:line="336" w:lineRule="auto" w:after="180"/>
-        <w:shd w:fill="F4F9FC"/>
-      </w:pPr>
-      <w:r>
-        <w:rPr>
-          <w:b w:val="0"/>
-        </w:rPr>
-        <w:t xml:space="preserve">State your </w:t>
-      </w:r>
-      <w:r>
-        <w:rPr>
-          <w:b/>
-        </w:rPr>
-        <w:t>prediction</w:t>
-      </w:r>
-      <w:r>
-        <w:rPr>
-          <w:b w:val="0"/>
-        </w:rPr>
-        <w:t xml:space="preserve"> before the result is known.</w:t>
-      </w:r>
-    </w:p>
-    <w:p>
-      <w:pPr>
-        <w:pStyle w:val="Heading3"/>
-      </w:pPr>
-      <w:r>
-        <w:t>2. Investigate</w:t>
-      </w:r>
-    </w:p>
-    <w:p>
-      <w:pPr>
-        <w:spacing w:line="336" w:lineRule="auto" w:after="180"/>
-        <w:shd w:fill="F4F9FC"/>
-      </w:pPr>
-      <w:r>
-        <w:rPr>
-          <w:b w:val="0"/>
-        </w:rPr>
+      </w:pPr>
+      <w:r>
+        <w:rPr>
+          <w:b w:val="0"/>
+        </w:rPr>
+        <w:t>For the paper voice-game audit, R=(7+1)/12=8/12 and S=(5+3)/12=8/12. They tie overall, but R leads on loud recordings (7/8 versus 5/8) and S leads on quiet recordings (3/4 versus 1/4). Equal totals do not imply equal condition performance or establish fairness. No sensitive identity inference or actual recording is necessary for this supplied-data activity. Discuss error consequences, relevant follow-up evidence and an alternate non-voice control. Keep Compare a new shared sound test for an individual attempt before feedback.</w:t>
+      </w:r>
+    </w:p>
+    <w:p>
+      <w:pPr>
+        <w:pStyle w:val="Heading2"/>
+      </w:pPr>
+      <w:r>
+        <w:t>Run and record</w:t>
+      </w:r>
+    </w:p>
+    <w:p>
+      <w:pPr>
+        <w:pStyle w:val="ListNumber"/>
+      </w:pPr>
+      <w:r>
         <w:t>Complete the task: Run a voice-game test for quiet and loud speakers.</w:t>
       </w:r>
     </w:p>
     <w:p>
       <w:pPr>
-        <w:pStyle w:val="Heading3"/>
-      </w:pPr>
-      <w:r>
-        <w:t>3. Compare cases</w:t>
-      </w:r>
-    </w:p>
-    <w:p>
-      <w:pPr>
-        <w:spacing w:line="336" w:lineRule="auto" w:after="180"/>
-        <w:shd w:fill="F4F9FC"/>
-      </w:pPr>
-      <w:r>
-        <w:rPr>
-          <w:b w:val="0"/>
-        </w:rPr>
+        <w:pStyle w:val="ListNumber"/>
+      </w:pPr>
+      <w:r>
         <w:t>Keep a normal case and an edge case clearly separated.</w:t>
       </w:r>
     </w:p>
     <w:p>
       <w:pPr>
-        <w:pStyle w:val="Heading3"/>
-      </w:pPr>
-      <w:r>
-        <w:t>4. Record honestly</w:t>
-      </w:r>
-    </w:p>
-    <w:p>
-      <w:pPr>
-        <w:spacing w:line="336" w:lineRule="auto" w:after="180"/>
-        <w:shd w:fill="F4F9FC"/>
-      </w:pPr>
-      <w:r>
-        <w:rPr>
-          <w:b w:val="0"/>
-        </w:rPr>
-        <w:t xml:space="preserve">Record what happened—even when it does not match your </w:t>
-      </w:r>
-      <w:r>
-        <w:rPr>
-          <w:b/>
-        </w:rPr>
-        <w:t>prediction</w:t>
-      </w:r>
-      <w:r>
-        <w:rPr>
-          <w:b w:val="0"/>
-        </w:rPr>
-        <w:t>.</w:t>
-      </w:r>
-    </w:p>
-    <w:p>
-      <w:pPr>
-        <w:pStyle w:val="Heading3"/>
-      </w:pPr>
-      <w:r>
-        <w:t>5. Explain and plan the next test</w:t>
-      </w:r>
-    </w:p>
-    <w:p>
-      <w:pPr>
-        <w:spacing w:line="336" w:lineRule="auto" w:after="180"/>
-        <w:shd w:fill="F4F9FC"/>
-      </w:pPr>
-      <w:r>
-        <w:rPr>
-          <w:b w:val="0"/>
-        </w:rPr>
+        <w:pStyle w:val="ListNumber"/>
+      </w:pPr>
+      <w:r>
+        <w:t>Record what happened—even when it does not match your prediction.</w:t>
+      </w:r>
+    </w:p>
+    <w:p>
+      <w:pPr>
+        <w:pStyle w:val="ListNumber"/>
+      </w:pPr>
+      <w:r>
         <w:t>Explain the result, one limitation, and the next useful test.</w:t>
       </w:r>
     </w:p>
     <w:p>
       <w:pPr>
-        <w:pStyle w:val="Heading3"/>
-      </w:pPr>
-      <w:r>
-        <w:t>Use a fresh case after support</w:t>
-      </w:r>
-    </w:p>
-    <w:p>
-      <w:pPr>
-        <w:spacing w:line="336" w:lineRule="auto" w:after="180"/>
-        <w:shd w:fill="FFF5E6"/>
-      </w:pPr>
-      <w:r>
-        <w:rPr>
-          <w:b w:val="0"/>
-        </w:rPr>
-        <w:t>INDEPENDENCE After support is removed, repeat the proof with a fresh case.</w:t>
-      </w:r>
-    </w:p>
-    <w:p>
-      <w:pPr>
-        <w:pStyle w:val="Heading3"/>
-      </w:pPr>
-      <w:r>
-        <w:t>Make the lab runnable</w:t>
-      </w:r>
-    </w:p>
-    <w:p>
-      <w:pPr>
-        <w:spacing w:line="336" w:lineRule="auto" w:after="180"/>
-      </w:pPr>
-      <w:r>
-        <w:rPr>
-          <w:b w:val="0"/>
-        </w:rPr>
-        <w:t>Use the concrete case as the shared normal case and the independent question as a second case. Each pair creates a boundary or missing-information case and predicts its result before testing.</w:t>
-      </w:r>
-    </w:p>
-    <w:p>
-      <w:pPr>
-        <w:spacing w:line="336" w:lineRule="auto" w:after="180"/>
-      </w:pPr>
-      <w:r>
-        <w:rPr>
-          <w:b w:val="0"/>
-        </w:rPr>
-        <w:t>Keep the expected result separate from an observed mistake.</w:t>
+        <w:pStyle w:val="Heading2"/>
+      </w:pPr>
+      <w:r>
+        <w:t>Keep an inspectable record</w:t>
       </w:r>
     </w:p>
     <w:tbl>
@@ -3824,30 +3616,57 @@
     </w:tbl>
     <w:p>
       <w:pPr>
-        <w:pStyle w:val="Heading3"/>
-      </w:pPr>
-      <w:r>
-        <w:t>Diagnose and reteach</w:t>
-      </w:r>
-    </w:p>
-    <w:p>
-      <w:pPr>
-        <w:pStyle w:val="Heading3"/>
-      </w:pPr>
-      <w:r>
-        <w:t>Find the unsupported claim</w:t>
+        <w:pStyle w:val="Heading2"/>
+      </w:pPr>
+      <w:r>
+        <w:t>Diagnose the first misunderstanding</w:t>
       </w:r>
     </w:p>
     <w:p>
       <w:pPr>
         <w:spacing w:line="336" w:lineRule="auto" w:after="180"/>
-        <w:shd w:fill="F5F1FB"/>
-      </w:pPr>
-      <w:r>
-        <w:rPr>
-          <w:b w:val="0"/>
-        </w:rPr>
-        <w:t>CLAIM TO REPAIR A good result for one group means everyone is served well.</w:t>
+      </w:pPr>
+      <w:r>
+        <w:rPr>
+          <w:b w:val="0"/>
+        </w:rPr>
+        <w:t xml:space="preserve">Only correct cases belong in the </w:t>
+      </w:r>
+      <w:r>
+        <w:rPr>
+          <w:b/>
+        </w:rPr>
+        <w:t>denominator</w:t>
+      </w:r>
+      <w:r>
+        <w:rPr>
+          <w:b w:val="0"/>
+        </w:rPr>
+        <w:t>: All assessed cases, including errors, belong in the assessed-</w:t>
+      </w:r>
+      <w:r>
+        <w:rPr>
+          <w:b/>
+        </w:rPr>
+        <w:t>accuracy</w:t>
+      </w:r>
+      <w:r>
+        <w:rPr>
+          <w:b w:val="0"/>
+        </w:rPr>
+        <w:t xml:space="preserve"> </w:t>
+      </w:r>
+      <w:r>
+        <w:rPr>
+          <w:b/>
+        </w:rPr>
+        <w:t>denominator</w:t>
+      </w:r>
+      <w:r>
+        <w:rPr>
+          <w:b w:val="0"/>
+        </w:rPr>
+        <w:t>.</w:t>
       </w:r>
     </w:p>
     <w:p>
@@ -3856,9 +3675,15 @@
       </w:pPr>
       <w:r>
         <w:rPr>
-          <w:b w:val="0"/>
-        </w:rPr>
-        <w:t>For guessing, return to given facts and request a trace. For vocabulary without application, use one example and one non-example. For arithmetic errors, check the setup before the calculation.</w:t>
+          <w:b/>
+        </w:rPr>
+        <w:t>Equivalent fractions</w:t>
+      </w:r>
+      <w:r>
+        <w:rPr>
+          <w:b w:val="0"/>
+        </w:rPr>
+        <w:t xml:space="preserve"> mean equal test sizes: The proportions match, but 4 assessed cases are not 100 assessed cases; preserve actual counts.</w:t>
       </w:r>
     </w:p>
     <w:p>
@@ -3869,113 +3694,15 @@
         <w:rPr>
           <w:b w:val="0"/>
         </w:rPr>
-        <w:t>Finish with a different uncoached case before recording mastery.</w:t>
-      </w:r>
-    </w:p>
-    <w:p>
-      <w:pPr>
-        <w:pStyle w:val="Heading3"/>
-      </w:pPr>
-      <w:r>
-        <w:t>Address these additional misconceptions</w:t>
-      </w:r>
-    </w:p>
-    <w:p>
-      <w:pPr>
-        <w:spacing w:line="336" w:lineRule="auto" w:after="180"/>
-      </w:pPr>
-      <w:r>
-        <w:rPr>
-          <w:b w:val="0"/>
-        </w:rPr>
-        <w:t xml:space="preserve">Only correct cases belong in the </w:t>
-      </w:r>
-      <w:r>
-        <w:rPr>
-          <w:b/>
-        </w:rPr>
-        <w:t>denominator</w:t>
-      </w:r>
-      <w:r>
-        <w:rPr>
-          <w:b w:val="0"/>
-        </w:rPr>
-        <w:t>: All assessed cases, including errors, belong in the assessed-</w:t>
-      </w:r>
-      <w:r>
-        <w:rPr>
-          <w:b/>
-        </w:rPr>
-        <w:t>accuracy</w:t>
-      </w:r>
-      <w:r>
-        <w:rPr>
-          <w:b w:val="0"/>
-        </w:rPr>
-        <w:t xml:space="preserve"> </w:t>
-      </w:r>
-      <w:r>
-        <w:rPr>
-          <w:b/>
-        </w:rPr>
-        <w:t>denominator</w:t>
-      </w:r>
-      <w:r>
-        <w:rPr>
-          <w:b w:val="0"/>
-        </w:rPr>
-        <w:t>.</w:t>
-      </w:r>
-    </w:p>
-    <w:p>
-      <w:pPr>
-        <w:spacing w:line="336" w:lineRule="auto" w:after="180"/>
-      </w:pPr>
-      <w:r>
-        <w:rPr>
-          <w:b/>
-        </w:rPr>
-        <w:t>Equivalent fractions</w:t>
-      </w:r>
-      <w:r>
-        <w:rPr>
-          <w:b w:val="0"/>
-        </w:rPr>
-        <w:t xml:space="preserve"> mean equal test sizes: The proportions match, but 4 assessed cases are not 100 assessed cases; preserve actual counts.</w:t>
-      </w:r>
-    </w:p>
-    <w:p>
-      <w:pPr>
-        <w:spacing w:line="336" w:lineRule="auto" w:after="180"/>
-      </w:pPr>
-      <w:r>
-        <w:rPr>
-          <w:b w:val="0"/>
-        </w:rPr>
         <w:t>The overall leader wins in every condition: The lesson’s dim group and W4’s quiet group provide counterexamples.</w:t>
       </w:r>
     </w:p>
     <w:p>
       <w:pPr>
-        <w:spacing w:line="336" w:lineRule="auto" w:after="180"/>
-      </w:pPr>
-      <w:r>
-        <w:rPr>
-          <w:b w:val="0"/>
-        </w:rPr>
-        <w:t xml:space="preserve">Average group percentages to get all-case </w:t>
-      </w:r>
-      <w:r>
-        <w:rPr>
-          <w:b/>
-        </w:rPr>
-        <w:t>accuracy</w:t>
-      </w:r>
-      <w:r>
-        <w:rPr>
-          <w:b w:val="0"/>
-        </w:rPr>
-        <w:t>: Add correct counts and assessed counts when each individual case is weighted equally.</w:t>
+        <w:pStyle w:val="Heading2"/>
+      </w:pPr>
+      <w:r>
+        <w:t>Choose support from the response</w:t>
       </w:r>
     </w:p>
     <w:p>
@@ -4134,12 +3861,179 @@
     </w:tbl>
     <w:p>
       <w:pPr>
+        <w:pStyle w:val="Heading2"/>
+      </w:pPr>
+      <w:r>
+        <w:t>Earlier wording, alternatives and picture transcripts · reference / check after trying</w:t>
+      </w:r>
+    </w:p>
+    <w:p>
+      <w:pPr>
         <w:spacing w:line="336" w:lineRule="auto" w:after="180"/>
       </w:pPr>
       <w:r>
         <w:rPr>
           <w:b w:val="0"/>
         </w:rPr>
+        <w:t>Run the weekly evidence lab</w:t>
+      </w:r>
+    </w:p>
+    <w:p>
+      <w:pPr>
+        <w:spacing w:line="336" w:lineRule="auto" w:after="180"/>
+      </w:pPr>
+      <w:r>
+        <w:rPr>
+          <w:b w:val="0"/>
+        </w:rPr>
+        <w:t xml:space="preserve">Predict first, test honestly, and explain what the </w:t>
+      </w:r>
+      <w:r>
+        <w:rPr>
+          <w:b/>
+        </w:rPr>
+        <w:t>evidence</w:t>
+      </w:r>
+      <w:r>
+        <w:rPr>
+          <w:b w:val="0"/>
+        </w:rPr>
+        <w:t xml:space="preserve"> means.</w:t>
+      </w:r>
+    </w:p>
+    <w:p>
+      <w:pPr>
+        <w:spacing w:line="336" w:lineRule="auto" w:after="180"/>
+      </w:pPr>
+      <w:r>
+        <w:rPr>
+          <w:b w:val="0"/>
+        </w:rPr>
+        <w:t xml:space="preserve">State your </w:t>
+      </w:r>
+      <w:r>
+        <w:rPr>
+          <w:b/>
+        </w:rPr>
+        <w:t>prediction</w:t>
+      </w:r>
+      <w:r>
+        <w:rPr>
+          <w:b w:val="0"/>
+        </w:rPr>
+        <w:t xml:space="preserve"> before the result is known.</w:t>
+      </w:r>
+    </w:p>
+    <w:p>
+      <w:pPr>
+        <w:spacing w:line="336" w:lineRule="auto" w:after="180"/>
+      </w:pPr>
+      <w:r>
+        <w:rPr>
+          <w:b w:val="0"/>
+        </w:rPr>
+        <w:t>INDEPENDENCE After support is removed, repeat the proof with a fresh case.</w:t>
+      </w:r>
+    </w:p>
+    <w:p>
+      <w:pPr>
+        <w:pStyle w:val="Heading3"/>
+      </w:pPr>
+      <w:r>
+        <w:t>Make the lab runnable</w:t>
+      </w:r>
+    </w:p>
+    <w:p>
+      <w:pPr>
+        <w:spacing w:line="336" w:lineRule="auto" w:after="180"/>
+      </w:pPr>
+      <w:r>
+        <w:rPr>
+          <w:b w:val="0"/>
+        </w:rPr>
+        <w:t>Use the supplied investigation for shared practice. Keep predictions and observed paper-trace results separate. Reserve Compare a new shared sound test for the individual first attempt before feedback; do not use the reserved case as a paired lab task.</w:t>
+      </w:r>
+    </w:p>
+    <w:p>
+      <w:pPr>
+        <w:pStyle w:val="Heading3"/>
+      </w:pPr>
+      <w:r>
+        <w:t>Diagnose and reteach</w:t>
+      </w:r>
+    </w:p>
+    <w:p>
+      <w:pPr>
+        <w:spacing w:line="336" w:lineRule="auto" w:after="180"/>
+      </w:pPr>
+      <w:r>
+        <w:rPr>
+          <w:b w:val="0"/>
+        </w:rPr>
+        <w:t>CLAIM TO REPAIR A good result for one group means everyone is served well.</w:t>
+      </w:r>
+    </w:p>
+    <w:p>
+      <w:pPr>
+        <w:spacing w:line="336" w:lineRule="auto" w:after="180"/>
+      </w:pPr>
+      <w:r>
+        <w:rPr>
+          <w:b w:val="0"/>
+        </w:rPr>
+        <w:t>For guessing, return to given facts and request a trace. For vocabulary without application, use one example and one non-example. For arithmetic errors, check the setup before the calculation.</w:t>
+      </w:r>
+    </w:p>
+    <w:p>
+      <w:pPr>
+        <w:spacing w:line="336" w:lineRule="auto" w:after="180"/>
+      </w:pPr>
+      <w:r>
+        <w:rPr>
+          <w:b w:val="0"/>
+        </w:rPr>
+        <w:t>Finish with a different uncoached case before recording mastery.</w:t>
+      </w:r>
+    </w:p>
+    <w:p>
+      <w:pPr>
+        <w:pStyle w:val="Heading3"/>
+      </w:pPr>
+      <w:r>
+        <w:t>Address these additional misconceptions</w:t>
+      </w:r>
+    </w:p>
+    <w:p>
+      <w:pPr>
+        <w:spacing w:line="336" w:lineRule="auto" w:after="180"/>
+      </w:pPr>
+      <w:r>
+        <w:rPr>
+          <w:b w:val="0"/>
+        </w:rPr>
+        <w:t xml:space="preserve">Average group percentages to get all-case </w:t>
+      </w:r>
+      <w:r>
+        <w:rPr>
+          <w:b/>
+        </w:rPr>
+        <w:t>accuracy</w:t>
+      </w:r>
+      <w:r>
+        <w:rPr>
+          <w:b w:val="0"/>
+        </w:rPr>
+        <w:t>: Add correct counts and assessed counts when each individual case is weighted equally.</w:t>
+      </w:r>
+    </w:p>
+    <w:p>
+      <w:pPr>
+        <w:spacing w:line="336" w:lineRule="auto" w:after="180"/>
+      </w:pPr>
+      <w:r>
+        <w:rPr>
+          <w:b w:val="0"/>
+        </w:rPr>
         <w:t>Offer an oral explanation, drawing, enlarged visual or fewer examples when that removes a reading/writing barrier. Keep the same reasoning goal.</w:t>
       </w:r>
     </w:p>
@@ -4159,12 +4053,612 @@
         <w:pStyle w:val="Heading1"/>
       </w:pPr>
       <w:r>
-        <w:t>05. Assess and explain the answers</w:t>
-      </w:r>
-    </w:p>
-    <w:p>
-      <w:r>
-        <w:t>Use the Fair for Whom? questions, teacher keys and criteria after the relevant attempts. Previously discussed cases are practice; protect the separately selected independent task.</w:t>
+        <w:t>05. Assess the selected new case</w:t>
+      </w:r>
+    </w:p>
+    <w:p>
+      <w:r>
+        <w:t>Keep this key until after the first attempt; accept valid alternatives with defensible reasoning.</w:t>
+      </w:r>
+    </w:p>
+    <w:p>
+      <w:pPr>
+        <w:pStyle w:val="Heading2"/>
+      </w:pPr>
+      <w:r>
+        <w:t>Selected independent question and key</w:t>
+      </w:r>
+    </w:p>
+    <w:p>
+      <w:pPr>
+        <w:spacing w:line="336" w:lineRule="auto" w:after="180"/>
+      </w:pPr>
+      <w:r>
+        <w:rPr>
+          <w:b w:val="0"/>
+        </w:rPr>
+        <w:t>Selected case: Versions X and Y label the same 20 previously unseen clips: 12 quiet and 8 noisy, with no missing outcomes. X is correct on 10 quiet and 2 noisy clips; Y on 9 quiet and 5 noisy clips.</w:t>
+      </w:r>
+    </w:p>
+    <w:p>
+      <w:pPr>
+        <w:spacing w:line="336" w:lineRule="auto" w:after="180"/>
+      </w:pPr>
+      <w:r>
+        <w:rPr>
+          <w:b w:val="0"/>
+        </w:rPr>
+        <w:t>Calculate each combined fraction and percentage, identify the overall leader and compare the leaders within each group. Explain why an overall result cannot guarantee the next clip’s outcome.</w:t>
+      </w:r>
+    </w:p>
+    <w:p>
+      <w:pPr>
+        <w:spacing w:line="336" w:lineRule="auto" w:after="180"/>
+      </w:pPr>
+      <w:r>
+        <w:rPr>
+          <w:b w:val="0"/>
+        </w:rPr>
+        <w:t xml:space="preserve">X has (10 + 2)/(12 + 8) = 12/20 = 3/5 = </w:t>
+      </w:r>
+      <w:r>
+        <w:rPr>
+          <w:b/>
+        </w:rPr>
+        <w:t>60%</w:t>
+      </w:r>
+      <w:r>
+        <w:rPr>
+          <w:b w:val="0"/>
+        </w:rPr>
+        <w:t xml:space="preserve">. Y has (9 + 5)/20 = 14/20 = 7/10 = </w:t>
+      </w:r>
+      <w:r>
+        <w:rPr>
+          <w:b/>
+        </w:rPr>
+        <w:t>70%</w:t>
+      </w:r>
+      <w:r>
+        <w:rPr>
+          <w:b w:val="0"/>
+        </w:rPr>
+        <w:t>, so Y leads overall. X leads quiet clips 10/12 to 9/12, while Y leads noisy clips 5/8 to 2/8.</w:t>
+      </w:r>
+    </w:p>
+    <w:p>
+      <w:pPr>
+        <w:spacing w:line="336" w:lineRule="auto" w:after="180"/>
+      </w:pPr>
+      <w:r>
+        <w:rPr>
+          <w:b w:val="0"/>
+        </w:rPr>
+        <w:t>These are observed results on this shared test; they do not determine the outcome of the next clip or show that Y is better in every condition.</w:t>
+      </w:r>
+    </w:p>
+    <w:p>
+      <w:pPr>
+        <w:pStyle w:val="Heading2"/>
+      </w:pPr>
+      <w:r>
+        <w:t>Judge explanation, trace and limits</w:t>
+      </w:r>
+    </w:p>
+    <w:tbl>
+      <w:tblPr>
+        <w:tblStyle w:val="LightShading-Accent1"/>
+        <w:tblW w:type="auto" w:w="0"/>
+        <w:tblLook w:firstColumn="1" w:firstRow="1" w:lastColumn="0" w:lastRow="0" w:noHBand="0" w:noVBand="1" w:val="04A0"/>
+      </w:tblPr>
+      <w:tblGrid>
+        <w:gridCol w:w="5112"/>
+        <w:gridCol w:w="5112"/>
+      </w:tblGrid>
+      <w:tr>
+        <w:trPr>
+          <w:tblHeader/>
+        </w:trPr>
+        <w:tc>
+          <w:tcPr>
+            <w:tcW w:type="dxa" w:w="5112"/>
+          </w:tcPr>
+          <w:p>
+            <w:r>
+              <w:t>Dimension</w:t>
+            </w:r>
+          </w:p>
+        </w:tc>
+        <w:tc>
+          <w:tcPr>
+            <w:tcW w:type="dxa" w:w="5112"/>
+          </w:tcPr>
+          <w:p>
+            <w:r>
+              <w:t>Evidence required</w:t>
+            </w:r>
+          </w:p>
+        </w:tc>
+      </w:tr>
+      <w:tr>
+        <w:tc>
+          <w:tcPr>
+            <w:tcW w:type="dxa" w:w="5112"/>
+          </w:tcPr>
+          <w:p>
+            <w:r>
+              <w:t>Explanation</w:t>
+            </w:r>
+          </w:p>
+        </w:tc>
+        <w:tc>
+          <w:tcPr>
+            <w:tcW w:type="dxa" w:w="5112"/>
+          </w:tcPr>
+          <w:p>
+            <w:r>
+              <w:t>Names the applicable idea or procedure and ties it to the supplied facts.</w:t>
+            </w:r>
+          </w:p>
+        </w:tc>
+      </w:tr>
+      <w:tr>
+        <w:tc>
+          <w:tcPr>
+            <w:tcW w:type="dxa" w:w="5112"/>
+          </w:tcPr>
+          <w:p>
+            <w:r>
+              <w:t>Trace and result</w:t>
+            </w:r>
+          </w:p>
+        </w:tc>
+        <w:tc>
+          <w:tcPr>
+            <w:tcW w:type="dxa" w:w="5112"/>
+          </w:tcPr>
+          <w:p>
+            <w:r>
+              <w:t>Preserves the given inputs and shows the relevant intermediate steps; distinguishes a prediction from an observed execution.</w:t>
+            </w:r>
+          </w:p>
+        </w:tc>
+      </w:tr>
+      <w:tr>
+        <w:tc>
+          <w:tcPr>
+            <w:tcW w:type="dxa" w:w="5112"/>
+          </w:tcPr>
+          <w:p>
+            <w:r>
+              <w:t>Limits</w:t>
+            </w:r>
+          </w:p>
+        </w:tc>
+        <w:tc>
+          <w:tcPr>
+            <w:tcW w:type="dxa" w:w="5112"/>
+          </w:tcPr>
+          <w:p>
+            <w:r>
+              <w:t>States the assumptions, missing evidence or conditions under which the result would change.</w:t>
+            </w:r>
+          </w:p>
+        </w:tc>
+      </w:tr>
+    </w:tbl>
+    <w:p>
+      <w:pPr>
+        <w:spacing w:line="336" w:lineRule="auto" w:after="180"/>
+      </w:pPr>
+      <w:r>
+        <w:rPr>
+          <w:b w:val="0"/>
+        </w:rPr>
+        <w:t>Record each dimension as not yet, with support, or independent. Accept a valid alternative procedure with a defensible trace.</w:t>
+      </w:r>
+    </w:p>
+    <w:p>
+      <w:pPr>
+        <w:spacing w:line="336" w:lineRule="auto" w:after="180"/>
+      </w:pPr>
+      <w:r>
+        <w:rPr>
+          <w:b w:val="0"/>
+        </w:rPr>
+        <w:t xml:space="preserve">Do not penalise an honestly recorded model failure if the learner correctly explains its </w:t>
+      </w:r>
+      <w:r>
+        <w:rPr>
+          <w:b/>
+        </w:rPr>
+        <w:t>evidence</w:t>
+      </w:r>
+      <w:r>
+        <w:rPr>
+          <w:b w:val="0"/>
+        </w:rPr>
+        <w:t xml:space="preserve"> and limits.</w:t>
+      </w:r>
+    </w:p>
+    <w:p>
+      <w:pPr>
+        <w:pStyle w:val="Heading2"/>
+      </w:pPr>
+      <w:r>
+        <w:t>Give one usable repair action</w:t>
+      </w:r>
+    </w:p>
+    <w:p>
+      <w:pPr>
+        <w:spacing w:line="336" w:lineRule="auto" w:after="180"/>
+      </w:pPr>
+      <w:r>
+        <w:rPr>
+          <w:b w:val="0"/>
+        </w:rPr>
+        <w:t>Name the earliest unsupported step and give one action to repair it. Have the learner make that repair now and explain why. Then assess the relevant skill on a fresh, fully specified case.</w:t>
+      </w:r>
+    </w:p>
+    <w:p>
+      <w:pPr>
+        <w:spacing w:line="336" w:lineRule="auto" w:after="180"/>
+      </w:pPr>
+      <w:r>
+        <w:rPr>
+          <w:b w:val="0"/>
+        </w:rPr>
+        <w:t>Confirm it was not previously practised with feedback; solve and check the new case before assigning it. A follow-up design prompt is a starting brief, not automatically an equivalent test.</w:t>
+      </w:r>
+    </w:p>
+    <w:p>
+      <w:pPr>
+        <w:pStyle w:val="Heading2"/>
+      </w:pPr>
+      <w:r>
+        <w:t>W1 Explain both parts of a performance fraction</w:t>
+      </w:r>
+    </w:p>
+    <w:p>
+      <w:pPr>
+        <w:spacing w:line="336" w:lineRule="auto" w:after="180"/>
+      </w:pPr>
+      <w:r>
+        <w:rPr>
+          <w:b w:val="0"/>
+        </w:rPr>
+        <w:t xml:space="preserve">For version A in the lesson, write correct and assessed counts, simplify the </w:t>
+      </w:r>
+      <w:r>
+        <w:rPr>
+          <w:b/>
+        </w:rPr>
+        <w:t>accuracy</w:t>
+      </w:r>
+      <w:r>
+        <w:rPr>
+          <w:b w:val="0"/>
+        </w:rPr>
+        <w:t xml:space="preserve"> fraction and express it as a percentage. Explain what its </w:t>
+      </w:r>
+      <w:r>
+        <w:rPr>
+          <w:b/>
+        </w:rPr>
+        <w:t>denominator</w:t>
+      </w:r>
+      <w:r>
+        <w:rPr>
+          <w:b w:val="0"/>
+        </w:rPr>
+        <w:t xml:space="preserve"> includes and why 9/9 would be misleading.</w:t>
+      </w:r>
+    </w:p>
+    <w:p>
+      <w:pPr>
+        <w:spacing w:line="336" w:lineRule="auto" w:after="180"/>
+      </w:pPr>
+      <w:r>
+        <w:rPr>
+          <w:b w:val="0"/>
+        </w:rPr>
+        <w:t xml:space="preserve">A has 9 correct out of 12 assessed: 9/12 = 3/4 = 75%. The </w:t>
+      </w:r>
+      <w:r>
+        <w:rPr>
+          <w:b/>
+        </w:rPr>
+        <w:t>denominator</w:t>
+      </w:r>
+      <w:r>
+        <w:rPr>
+          <w:b w:val="0"/>
+        </w:rPr>
+        <w:t xml:space="preserve"> includes all 12 judged outcomes, including 3 incorrect ones. Using 9/9 would exclude the errors and falsely report perfect assessed </w:t>
+      </w:r>
+      <w:r>
+        <w:rPr>
+          <w:b/>
+        </w:rPr>
+        <w:t>accuracy</w:t>
+      </w:r>
+      <w:r>
+        <w:rPr>
+          <w:b w:val="0"/>
+        </w:rPr>
+        <w:t>.</w:t>
+      </w:r>
+    </w:p>
+    <w:p>
+      <w:pPr>
+        <w:pStyle w:val="Heading2"/>
+      </w:pPr>
+      <w:r>
+        <w:t>W2 Compare totals and conditions</w:t>
+      </w:r>
+    </w:p>
+    <w:p>
+      <w:pPr>
+        <w:spacing w:line="336" w:lineRule="auto" w:after="180"/>
+      </w:pPr>
+      <w:r>
+        <w:rPr>
+          <w:b w:val="0"/>
+        </w:rPr>
+        <w:t>Compare A and B on the shared 12-card test and on its bright and dim groups. State the leader in each and explain why the overall result does not imply that one version wins in every condition.</w:t>
+      </w:r>
+    </w:p>
+    <w:p>
+      <w:pPr>
+        <w:spacing w:line="336" w:lineRule="auto" w:after="180"/>
+      </w:pPr>
+      <w:r>
+        <w:rPr>
+          <w:b w:val="0"/>
+        </w:rPr>
+        <w:t>Overall A leads 9/12 to B’s 8/12. On bright cards A leads 8/8 to 6/8. On dim cards B leads 2/4 to A’s 1/4.</w:t>
+      </w:r>
+    </w:p>
+    <w:p>
+      <w:pPr>
+        <w:spacing w:line="336" w:lineRule="auto" w:after="180"/>
+      </w:pPr>
+      <w:r>
+        <w:rPr>
+          <w:b w:val="0"/>
+        </w:rPr>
+        <w:t>The overall count combines unequal groups; A’s overall lead does not mean a lead in the dim group or a guarantee for future cards.</w:t>
+      </w:r>
+    </w:p>
+    <w:p>
+      <w:pPr>
+        <w:pStyle w:val="Heading2"/>
+      </w:pPr>
+      <w:r>
+        <w:t>W3 Do not hide unassessed outcomes</w:t>
+      </w:r>
+    </w:p>
+    <w:p>
+      <w:pPr>
+        <w:spacing w:line="336" w:lineRule="auto" w:after="180"/>
+      </w:pPr>
+      <w:r>
+        <w:rPr>
+          <w:b w:val="0"/>
+        </w:rPr>
+        <w:t xml:space="preserve">C has 9 correct and 1 incorrect assessed outcome, with 2 other selected cases unassessed. Write its assessed </w:t>
+      </w:r>
+      <w:r>
+        <w:rPr>
+          <w:b/>
+        </w:rPr>
+        <w:t>accuracy</w:t>
+      </w:r>
+      <w:r>
+        <w:rPr>
+          <w:b w:val="0"/>
+        </w:rPr>
+        <w:t xml:space="preserve"> and missing count. A reviewer reports 9/12 as assessed </w:t>
+      </w:r>
+      <w:r>
+        <w:rPr>
+          <w:b/>
+        </w:rPr>
+        <w:t>accuracy</w:t>
+      </w:r>
+      <w:r>
+        <w:rPr>
+          <w:b w:val="0"/>
+        </w:rPr>
+        <w:t>; another reports 90% on all 12.</w:t>
+      </w:r>
+    </w:p>
+    <w:p>
+      <w:pPr>
+        <w:spacing w:line="336" w:lineRule="auto" w:after="180"/>
+      </w:pPr>
+      <w:r>
+        <w:rPr>
+          <w:b w:val="0"/>
+        </w:rPr>
+        <w:t>Explain the problem with each label.</w:t>
+      </w:r>
+    </w:p>
+    <w:p>
+      <w:pPr>
+        <w:spacing w:line="336" w:lineRule="auto" w:after="180"/>
+      </w:pPr>
+      <w:r>
+        <w:rPr>
+          <w:b w:val="0"/>
+        </w:rPr>
+        <w:t xml:space="preserve">C has 9/10 = 90% assessed </w:t>
+      </w:r>
+      <w:r>
+        <w:rPr>
+          <w:b/>
+        </w:rPr>
+        <w:t>accuracy</w:t>
+      </w:r>
+      <w:r>
+        <w:rPr>
+          <w:b w:val="0"/>
+        </w:rPr>
+        <w:t xml:space="preserve"> and 2 unassessed outcomes. The </w:t>
+      </w:r>
+      <w:r>
+        <w:rPr>
+          <w:b/>
+        </w:rPr>
+        <w:t>denominator</w:t>
+      </w:r>
+      <w:r>
+        <w:rPr>
+          <w:b w:val="0"/>
+        </w:rPr>
+        <w:t xml:space="preserve"> 12 includes cases not assessed, so 9/12 is the fraction of selected cases with verified correct outcomes, not assessed </w:t>
+      </w:r>
+      <w:r>
+        <w:rPr>
+          <w:b/>
+        </w:rPr>
+        <w:t>accuracy</w:t>
+      </w:r>
+      <w:r>
+        <w:rPr>
+          <w:b w:val="0"/>
+        </w:rPr>
+        <w:t>.</w:t>
+      </w:r>
+    </w:p>
+    <w:p>
+      <w:pPr>
+        <w:spacing w:line="336" w:lineRule="auto" w:after="180"/>
+      </w:pPr>
+      <w:r>
+        <w:rPr>
+          <w:b w:val="0"/>
+        </w:rPr>
+        <w:t>Reporting 90% on all 12 incorrectly extends the assessed-subset fraction to missing outcomes.</w:t>
+      </w:r>
+    </w:p>
+    <w:p>
+      <w:pPr>
+        <w:pStyle w:val="Heading2"/>
+      </w:pPr>
+      <w:r>
+        <w:t>W5 Combine counts rather than group percentages</w:t>
+      </w:r>
+    </w:p>
+    <w:p>
+      <w:pPr>
+        <w:spacing w:line="336" w:lineRule="auto" w:after="180"/>
+      </w:pPr>
+      <w:r>
+        <w:rPr>
+          <w:b w:val="0"/>
+        </w:rPr>
+        <w:t xml:space="preserve">A separate test has 2 correct out of 2 assessed in group P and 4 correct out of 8 assessed in group Q. Calculate combined </w:t>
+      </w:r>
+      <w:r>
+        <w:rPr>
+          <w:b/>
+        </w:rPr>
+        <w:t>accuracy</w:t>
+      </w:r>
+      <w:r>
+        <w:rPr>
+          <w:b w:val="0"/>
+        </w:rPr>
+        <w:t xml:space="preserve"> as a fraction and percentage. A chart reports 75% by averaging the group percentages.</w:t>
+      </w:r>
+    </w:p>
+    <w:p>
+      <w:pPr>
+        <w:spacing w:line="336" w:lineRule="auto" w:after="180"/>
+      </w:pPr>
+      <w:r>
+        <w:rPr>
+          <w:b w:val="0"/>
+        </w:rPr>
+        <w:t xml:space="preserve">Explain why that is not the </w:t>
+      </w:r>
+      <w:r>
+        <w:rPr>
+          <w:b/>
+        </w:rPr>
+        <w:t>accuracy</w:t>
+      </w:r>
+      <w:r>
+        <w:rPr>
+          <w:b w:val="0"/>
+        </w:rPr>
+        <w:t xml:space="preserve"> over all assessed cases.</w:t>
+      </w:r>
+    </w:p>
+    <w:p>
+      <w:pPr>
+        <w:spacing w:line="336" w:lineRule="auto" w:after="180"/>
+      </w:pPr>
+      <w:r>
+        <w:rPr>
+          <w:b w:val="0"/>
+        </w:rPr>
+        <w:t xml:space="preserve">There are 6 correct out of 10 assessed: 6/10 = 3/5 = </w:t>
+      </w:r>
+      <w:r>
+        <w:rPr>
+          <w:b/>
+        </w:rPr>
+        <w:t>60%</w:t>
+      </w:r>
+      <w:r>
+        <w:rPr>
+          <w:b w:val="0"/>
+        </w:rPr>
+        <w:t>. The unweighted mean of 100% and 50% is 75%, but it treats the two differently sized groups equally.</w:t>
+      </w:r>
+    </w:p>
+    <w:p>
+      <w:pPr>
+        <w:spacing w:line="336" w:lineRule="auto" w:after="180"/>
+      </w:pPr>
+      <w:r>
+        <w:rPr>
+          <w:b w:val="0"/>
+        </w:rPr>
+        <w:t xml:space="preserve">All-case </w:t>
+      </w:r>
+      <w:r>
+        <w:rPr>
+          <w:b/>
+        </w:rPr>
+        <w:t>accuracy</w:t>
+      </w:r>
+      <w:r>
+        <w:rPr>
+          <w:b w:val="0"/>
+        </w:rPr>
+        <w:t xml:space="preserve"> counts each case once, so the larger group contributes 8 of the 10 cases.</w:t>
+      </w:r>
+    </w:p>
+    <w:p>
+      <w:pPr>
+        <w:pStyle w:val="Heading2"/>
+      </w:pPr>
+      <w:r>
+        <w:t>Earlier wording, alternatives and picture transcripts · reference / check after trying</w:t>
+      </w:r>
+    </w:p>
+    <w:p>
+      <w:pPr>
+        <w:spacing w:line="336" w:lineRule="auto" w:after="180"/>
+      </w:pPr>
+      <w:r>
+        <w:rPr>
+          <w:b w:val="0"/>
+        </w:rPr>
+        <w:t>Assess and explain the answers</w:t>
       </w:r>
     </w:p>
     <w:p>
@@ -4177,22 +4671,44 @@
     </w:p>
     <w:p>
       <w:pPr>
+        <w:spacing w:line="336" w:lineRule="auto" w:after="180"/>
+      </w:pPr>
+      <w:r>
+        <w:rPr>
+          <w:b w:val="0"/>
+        </w:rPr>
+        <w:t>The rates differ. Test more varied recordings under controlled conditions and inspect other factors before claiming a cause.</w:t>
+      </w:r>
+    </w:p>
+    <w:p>
+      <w:pPr>
         <w:pStyle w:val="Heading3"/>
       </w:pPr>
       <w:r>
-        <w:t>Teacher key · Worked case answer</w:t>
+        <w:t>Additional transfer practice question</w:t>
       </w:r>
     </w:p>
     <w:p>
       <w:pPr>
         <w:spacing w:line="336" w:lineRule="auto" w:after="180"/>
-        <w:shd w:fill="F1F6FC"/>
-      </w:pPr>
-      <w:r>
-        <w:rPr>
-          <w:b w:val="0"/>
-        </w:rPr>
-        <w:t>The rates differ. Test more varied recordings under controlled conditions and inspect other factors before claiming a cause.</w:t>
+      </w:pPr>
+      <w:r>
+        <w:rPr>
+          <w:b w:val="0"/>
+        </w:rPr>
+        <w:t xml:space="preserve">A helper succeeds on 4 of 4 clear voices and 1 of 4 quiet voices. Who is less well served? What </w:t>
+      </w:r>
+      <w:r>
+        <w:rPr>
+          <w:b/>
+        </w:rPr>
+        <w:t>evidence</w:t>
+      </w:r>
+      <w:r>
+        <w:rPr>
+          <w:b w:val="0"/>
+        </w:rPr>
+        <w:t xml:space="preserve"> should a repair preserve?</w:t>
       </w:r>
     </w:p>
     <w:p>
@@ -4200,61 +4716,12 @@
         <w:pStyle w:val="Heading3"/>
       </w:pPr>
       <w:r>
-        <w:t>Independent question</w:t>
-      </w:r>
-    </w:p>
-    <w:p>
-      <w:pPr>
-        <w:pStyle w:val="Heading3"/>
-      </w:pPr>
-      <w:r>
-        <w:t>Independent question · withhold the key</w:t>
+        <w:t>Reasoned practice answer</w:t>
       </w:r>
     </w:p>
     <w:p>
       <w:pPr>
         <w:spacing w:line="336" w:lineRule="auto" w:after="180"/>
-        <w:shd w:fill="F5F1FB"/>
-      </w:pPr>
-      <w:r>
-        <w:rPr>
-          <w:b w:val="0"/>
-        </w:rPr>
-        <w:t xml:space="preserve">A helper succeeds on 4 of 4 clear voices and 1 of 4 quiet voices. Who is less well served? What </w:t>
-      </w:r>
-      <w:r>
-        <w:rPr>
-          <w:b/>
-        </w:rPr>
-        <w:t>evidence</w:t>
-      </w:r>
-      <w:r>
-        <w:rPr>
-          <w:b w:val="0"/>
-        </w:rPr>
-        <w:t xml:space="preserve"> should a repair preserve?</w:t>
-      </w:r>
-    </w:p>
-    <w:p>
-      <w:pPr>
-        <w:pStyle w:val="Heading3"/>
-      </w:pPr>
-      <w:r>
-        <w:t>Expected independent answer</w:t>
-      </w:r>
-    </w:p>
-    <w:p>
-      <w:pPr>
-        <w:pStyle w:val="Heading3"/>
-      </w:pPr>
-      <w:r>
-        <w:t>Teacher key · Expected independent answer</w:t>
-      </w:r>
-    </w:p>
-    <w:p>
-      <w:pPr>
-        <w:spacing w:line="336" w:lineRule="auto" w:after="180"/>
-        <w:shd w:fill="F1F6FC"/>
       </w:pPr>
       <w:r>
         <w:rPr>
@@ -4560,22 +5027,121 @@
     </w:p>
     <w:p>
       <w:pPr>
+        <w:spacing w:line="336" w:lineRule="auto" w:after="180"/>
+      </w:pPr>
+      <w:r>
+        <w:rPr>
+          <w:b w:val="0"/>
+        </w:rPr>
+        <w:t>Both are 3/4=75%. Three successes is fewer in count, but not a lower rate. These small samples do not prove equal performance in all quiet and noisy conditions. Collect more varied comparable cases before making a broad claim.</w:t>
+      </w:r>
+    </w:p>
+    <w:p>
+      <w:pPr>
         <w:pStyle w:val="Heading3"/>
       </w:pPr>
       <w:r>
-        <w:t>Teacher key · Original transfer answer</w:t>
+        <w:t>Explanations for the additional workbook examples</w:t>
+      </w:r>
+    </w:p>
+    <w:p>
+      <w:pPr>
+        <w:pStyle w:val="Heading3"/>
+      </w:pPr>
+      <w:r>
+        <w:t>W1 Explain both parts of a performance fraction</w:t>
+      </w:r>
+    </w:p>
+    <w:p>
+      <w:pPr>
+        <w:pStyle w:val="Heading3"/>
+      </w:pPr>
+      <w:r>
+        <w:t>W2 Compare totals and conditions</w:t>
+      </w:r>
+    </w:p>
+    <w:p>
+      <w:pPr>
+        <w:pStyle w:val="Heading3"/>
+      </w:pPr>
+      <w:r>
+        <w:t>W3 Do not hide unassessed outcomes</w:t>
+      </w:r>
+    </w:p>
+    <w:p>
+      <w:pPr>
+        <w:pStyle w:val="Heading3"/>
+      </w:pPr>
+      <w:r>
+        <w:t>W4 Compare a new shared sound test</w:t>
       </w:r>
     </w:p>
     <w:p>
       <w:pPr>
         <w:spacing w:line="336" w:lineRule="auto" w:after="180"/>
-        <w:shd w:fill="F1F6FC"/>
-      </w:pPr>
-      <w:r>
-        <w:rPr>
-          <w:b w:val="0"/>
-        </w:rPr>
-        <w:t>Both are 3/4=75%. Three successes is fewer in count, but not a lower rate. These small samples do not prove equal performance in all quiet and noisy conditions. Collect more varied comparable cases before making a broad claim.</w:t>
+      </w:pPr>
+      <w:r>
+        <w:rPr>
+          <w:b w:val="0"/>
+        </w:rPr>
+        <w:t>Versions X and Y label the same 20 previously unseen clips: 12 quiet and 8 noisy, with no missing outcomes. X is correct on 10 quiet and 2 noisy clips; Y on 9 quiet and 5 noisy clips.</w:t>
+      </w:r>
+    </w:p>
+    <w:p>
+      <w:pPr>
+        <w:spacing w:line="336" w:lineRule="auto" w:after="180"/>
+      </w:pPr>
+      <w:r>
+        <w:rPr>
+          <w:b w:val="0"/>
+        </w:rPr>
+        <w:t>Calculate each combined fraction and percentage, identify the overall leader and compare the leaders within each group. Explain why an overall result cannot guarantee the next clip’s outcome.</w:t>
+      </w:r>
+    </w:p>
+    <w:p>
+      <w:pPr>
+        <w:spacing w:line="336" w:lineRule="auto" w:after="180"/>
+      </w:pPr>
+      <w:r>
+        <w:rPr>
+          <w:b w:val="0"/>
+        </w:rPr>
+        <w:t xml:space="preserve">X has (10 + 2)/(12 + 8) = 12/20 = 3/5 = </w:t>
+      </w:r>
+      <w:r>
+        <w:rPr>
+          <w:b/>
+        </w:rPr>
+        <w:t>60%</w:t>
+      </w:r>
+      <w:r>
+        <w:rPr>
+          <w:b w:val="0"/>
+        </w:rPr>
+        <w:t xml:space="preserve">. Y has (9 + 5)/20 = 14/20 = 7/10 = </w:t>
+      </w:r>
+      <w:r>
+        <w:rPr>
+          <w:b/>
+        </w:rPr>
+        <w:t>70%</w:t>
+      </w:r>
+      <w:r>
+        <w:rPr>
+          <w:b w:val="0"/>
+        </w:rPr>
+        <w:t>, so Y leads overall. X leads quiet clips 10/12 to 9/12, while Y leads noisy clips 5/8 to 2/8.</w:t>
+      </w:r>
+    </w:p>
+    <w:p>
+      <w:pPr>
+        <w:spacing w:line="336" w:lineRule="auto" w:after="180"/>
+      </w:pPr>
+      <w:r>
+        <w:rPr>
+          <w:b w:val="0"/>
+        </w:rPr>
+        <w:t>These are observed results on this shared test; they do not determine the outcome of the next clip or show that Y is better in every condition.</w:t>
       </w:r>
     </w:p>
     <w:p>
@@ -4583,7 +5149,7 @@
         <w:pStyle w:val="Heading3"/>
       </w:pPr>
       <w:r>
-        <w:t>Explanations for the additional workbook examples</w:t>
+        <w:t>W5 Combine counts rather than group percentages</w:t>
       </w:r>
     </w:p>
     <w:p>
@@ -4591,7 +5157,7 @@
         <w:pStyle w:val="Heading3"/>
       </w:pPr>
       <w:r>
-        <w:t>W1 Explain both parts of a performance fraction</w:t>
+        <w:t>Assess independent transfer</w:t>
       </w:r>
     </w:p>
     <w:p>
@@ -4599,1090 +5165,260 @@
         <w:pStyle w:val="Heading3"/>
       </w:pPr>
       <w:r>
-        <w:t>Workbook question · W1</w:t>
+        <w:t>Selected case answer</w:t>
+      </w:r>
+    </w:p>
+    <w:p>
+      <w:pPr>
+        <w:pStyle w:val="Heading3"/>
+      </w:pPr>
+      <w:r>
+        <w:t>Feedback that the learner uses</w:t>
+      </w:r>
+    </w:p>
+    <w:p>
+      <w:pPr>
+        <w:pStyle w:val="Heading1"/>
+      </w:pPr>
+      <w:r>
+        <w:t>06. Connect, adapt and return</w:t>
+      </w:r>
+    </w:p>
+    <w:p>
+      <w:r>
+        <w:t>Retain the project evidence and revisit the reasoning on a changed case.</w:t>
+      </w:r>
+    </w:p>
+    <w:p>
+      <w:pPr>
+        <w:pStyle w:val="Heading2"/>
+      </w:pPr>
+      <w:r>
+        <w:t>Project evidence to keep</w:t>
       </w:r>
     </w:p>
     <w:p>
       <w:pPr>
         <w:spacing w:line="336" w:lineRule="auto" w:after="180"/>
-        <w:shd w:fill="F5F1FB"/>
-      </w:pPr>
-      <w:r>
-        <w:rPr>
-          <w:b w:val="0"/>
-        </w:rPr>
-        <w:t xml:space="preserve">For version A in the lesson, write correct and assessed counts, simplify the </w:t>
+      </w:pPr>
+      <w:r>
+        <w:rPr>
+          <w:b w:val="0"/>
+        </w:rPr>
+        <w:t xml:space="preserve">Test the sorter across relevant item conditions and users; never infer sensitive identity to create a </w:t>
       </w:r>
       <w:r>
         <w:rPr>
           <w:b/>
         </w:rPr>
-        <w:t>accuracy</w:t>
-      </w:r>
-      <w:r>
-        <w:rPr>
-          <w:b w:val="0"/>
-        </w:rPr>
-        <w:t xml:space="preserve"> fraction and express it as a percentage. Explain what its </w:t>
+        <w:t>fairness</w:t>
+      </w:r>
+      <w:r>
+        <w:rPr>
+          <w:b w:val="0"/>
+        </w:rPr>
+        <w:t xml:space="preserve"> check.</w:t>
+      </w:r>
+    </w:p>
+    <w:p>
+      <w:pPr>
+        <w:spacing w:line="336" w:lineRule="auto" w:after="180"/>
+      </w:pPr>
+      <w:r>
+        <w:rPr>
+          <w:b w:val="0"/>
+        </w:rPr>
+        <w:t xml:space="preserve">Keep the decision, </w:t>
       </w:r>
       <w:r>
         <w:rPr>
           <w:b/>
         </w:rPr>
+        <w:t>input</w:t>
+      </w:r>
+      <w:r>
+        <w:rPr>
+          <w:b w:val="0"/>
+        </w:rPr>
+        <w:t xml:space="preserve">, result, explanation and remaining limitation in the project </w:t>
+      </w:r>
+      <w:r>
+        <w:rPr>
+          <w:b/>
+        </w:rPr>
+        <w:t>evidence</w:t>
+      </w:r>
+      <w:r>
+        <w:rPr>
+          <w:b w:val="0"/>
+        </w:rPr>
+        <w:t xml:space="preserve"> record. Retrieve this record next week rather than restarting the project.</w:t>
+      </w:r>
+    </w:p>
+    <w:p>
+      <w:pPr>
+        <w:spacing w:line="336" w:lineRule="auto" w:after="180"/>
+      </w:pPr>
+      <w:r>
+        <w:rPr>
+          <w:b w:val="0"/>
+        </w:rPr>
+        <w:t>Report sorter outcomes by relevant conditions and record whose failures matter when choosing a revision.</w:t>
+      </w:r>
+    </w:p>
+    <w:p>
+      <w:pPr>
+        <w:pStyle w:val="Heading2"/>
+      </w:pPr>
+      <w:r>
+        <w:t>Support while preserving the reasoning goal</w:t>
+      </w:r>
+    </w:p>
+    <w:p>
+      <w:pPr>
+        <w:spacing w:line="336" w:lineRule="auto" w:after="180"/>
+      </w:pPr>
+      <w:r>
+        <w:rPr>
+          <w:b w:val="0"/>
+        </w:rPr>
+        <w:t xml:space="preserve">Use physical cards, spoken explanations and a three-stage drawing. Read aloud without giving the answer. Stretch: compare two </w:t>
+      </w:r>
+      <w:r>
+        <w:rPr>
+          <w:b/>
+        </w:rPr>
+        <w:t>mechanism</w:t>
+      </w:r>
+      <w:r>
+        <w:rPr>
+          <w:b w:val="0"/>
+        </w:rPr>
+        <w:t xml:space="preserve">s with the same visible </w:t>
+      </w:r>
+      <w:r>
+        <w:rPr>
+          <w:b/>
+        </w:rPr>
+        <w:t>output</w:t>
+      </w:r>
+      <w:r>
+        <w:rPr>
+          <w:b w:val="0"/>
+        </w:rPr>
+        <w:t xml:space="preserve"> and explain what </w:t>
+      </w:r>
+      <w:r>
+        <w:rPr>
+          <w:b/>
+        </w:rPr>
+        <w:t>evidence</w:t>
+      </w:r>
+      <w:r>
+        <w:rPr>
+          <w:b w:val="0"/>
+        </w:rPr>
+        <w:t xml:space="preserve"> distinguishes them.</w:t>
+      </w:r>
+    </w:p>
+    <w:p>
+      <w:pPr>
+        <w:spacing w:line="336" w:lineRule="auto" w:after="180"/>
+      </w:pPr>
+      <w:r>
+        <w:rPr>
+          <w:b w:val="0"/>
+        </w:rPr>
+        <w:t>Use counters and equal-sized fraction strips before percentage notation. Accept exact fractions for group comparisons; rounding is not required.</w:t>
+      </w:r>
+    </w:p>
+    <w:p>
+      <w:pPr>
+        <w:spacing w:line="336" w:lineRule="auto" w:after="180"/>
+      </w:pPr>
+      <w:r>
+        <w:rPr>
+          <w:b w:val="0"/>
+        </w:rPr>
+        <w:t>Extension: describe what per-case records are needed to compare A fairly on C’s ten assessed cases, and why the group totals cannot recover them.</w:t>
+      </w:r>
+    </w:p>
+    <w:p>
+      <w:pPr>
+        <w:spacing w:line="336" w:lineRule="auto" w:after="180"/>
+      </w:pPr>
+      <w:r>
+        <w:rPr>
+          <w:b w:val="0"/>
+        </w:rPr>
+        <w:t xml:space="preserve">W4 requires X 12/20 = </w:t>
+      </w:r>
+      <w:r>
+        <w:rPr>
+          <w:b/>
+        </w:rPr>
+        <w:t>60%</w:t>
+      </w:r>
+      <w:r>
+        <w:rPr>
+          <w:b w:val="0"/>
+        </w:rPr>
+        <w:t xml:space="preserve">, Y 14/20 = </w:t>
+      </w:r>
+      <w:r>
+        <w:rPr>
+          <w:b/>
+        </w:rPr>
+        <w:t>70%</w:t>
+      </w:r>
+      <w:r>
+        <w:rPr>
+          <w:b w:val="0"/>
+        </w:rPr>
+        <w:t>, Y overall, X quiet, Y noisy and no next-case guarantee.</w:t>
+      </w:r>
+    </w:p>
+    <w:p>
+      <w:pPr>
+        <w:spacing w:line="336" w:lineRule="auto" w:after="180"/>
+      </w:pPr>
+      <w:r>
+        <w:rPr>
+          <w:b w:val="0"/>
+        </w:rPr>
+        <w:t xml:space="preserve">After support change Y’s noisy correct count to 3: Y becomes 12/20 = </w:t>
+      </w:r>
+      <w:r>
+        <w:rPr>
+          <w:b/>
+        </w:rPr>
+        <w:t>60%</w:t>
+      </w:r>
+      <w:r>
+        <w:rPr>
+          <w:b w:val="0"/>
+        </w:rPr>
+        <w:t xml:space="preserve">, tying X overall while X still leads quiet and Y still leads noisy. Require the changed conclusion with unchanged </w:t>
+      </w:r>
+      <w:r>
+        <w:rPr>
+          <w:b/>
+        </w:rPr>
         <w:t>denominator</w:t>
       </w:r>
       <w:r>
         <w:rPr>
           <w:b w:val="0"/>
         </w:rPr>
-        <w:t xml:space="preserve"> includes and why 9/9 would be misleading.</w:t>
-      </w:r>
-    </w:p>
-    <w:p>
-      <w:pPr>
-        <w:pStyle w:val="Heading3"/>
-      </w:pPr>
-      <w:r>
-        <w:t>Teacher reasoning · W1</w:t>
-      </w:r>
-    </w:p>
-    <w:p>
-      <w:pPr>
-        <w:spacing w:line="336" w:lineRule="auto" w:after="180"/>
-        <w:shd w:fill="F1F6FC"/>
-      </w:pPr>
-      <w:r>
-        <w:rPr>
-          <w:b w:val="0"/>
-        </w:rPr>
-        <w:t xml:space="preserve">A has 9 correct out of 12 assessed: 9/12 = 3/4 = 75%. The </w:t>
-      </w:r>
-      <w:r>
-        <w:rPr>
-          <w:b/>
-        </w:rPr>
-        <w:t>denominator</w:t>
-      </w:r>
-      <w:r>
-        <w:rPr>
-          <w:b w:val="0"/>
-        </w:rPr>
-        <w:t xml:space="preserve"> includes all 12 judged outcomes, including 3 incorrect ones. Using 9/9 would exclude the errors and falsely report perfect assessed </w:t>
-      </w:r>
-      <w:r>
-        <w:rPr>
-          <w:b/>
-        </w:rPr>
-        <w:t>accuracy</w:t>
-      </w:r>
-      <w:r>
-        <w:rPr>
-          <w:b w:val="0"/>
-        </w:rPr>
-        <w:t>.</w:t>
-      </w:r>
-    </w:p>
-    <w:p>
-      <w:pPr>
-        <w:pStyle w:val="Heading3"/>
-      </w:pPr>
-      <w:r>
-        <w:t>W2 Compare totals and conditions</w:t>
-      </w:r>
-    </w:p>
-    <w:p>
-      <w:pPr>
-        <w:pStyle w:val="Heading3"/>
-      </w:pPr>
-      <w:r>
-        <w:t>Workbook question · W2</w:t>
-      </w:r>
-    </w:p>
-    <w:p>
-      <w:pPr>
-        <w:spacing w:line="336" w:lineRule="auto" w:after="180"/>
-        <w:shd w:fill="F5F1FB"/>
-      </w:pPr>
-      <w:r>
-        <w:rPr>
-          <w:b w:val="0"/>
-        </w:rPr>
-        <w:t>Compare A and B on the shared 12-card test and on its bright and dim groups. State the leader in each and explain why the overall result does not imply that one version wins in every condition.</w:t>
-      </w:r>
-    </w:p>
-    <w:p>
-      <w:pPr>
-        <w:pStyle w:val="Heading3"/>
-      </w:pPr>
-      <w:r>
-        <w:t>Teacher reasoning · W2</w:t>
-      </w:r>
-    </w:p>
-    <w:p>
-      <w:pPr>
-        <w:spacing w:line="336" w:lineRule="auto" w:after="180"/>
-        <w:shd w:fill="F1F6FC"/>
-      </w:pPr>
-      <w:r>
-        <w:rPr>
-          <w:b w:val="0"/>
-        </w:rPr>
-        <w:t>Overall A leads 9/12 to B’s 8/12. On bright cards A leads 8/8 to 6/8. On dim cards B leads 2/4 to A’s 1/4.</w:t>
-      </w:r>
-    </w:p>
-    <w:p>
-      <w:pPr>
-        <w:spacing w:line="336" w:lineRule="auto" w:after="180"/>
-        <w:shd w:fill="F1F6FC"/>
-      </w:pPr>
-      <w:r>
-        <w:rPr>
-          <w:b w:val="0"/>
-        </w:rPr>
-        <w:t>The overall count combines unequal groups; A’s overall lead does not mean a lead in the dim group or a guarantee for future cards.</w:t>
-      </w:r>
-    </w:p>
-    <w:p>
-      <w:pPr>
-        <w:pStyle w:val="Heading3"/>
-      </w:pPr>
-      <w:r>
-        <w:t>W3 Do not hide unassessed outcomes</w:t>
-      </w:r>
-    </w:p>
-    <w:p>
-      <w:pPr>
-        <w:pStyle w:val="Heading3"/>
-      </w:pPr>
-      <w:r>
-        <w:t>Workbook question · W3</w:t>
-      </w:r>
-    </w:p>
-    <w:p>
-      <w:pPr>
-        <w:spacing w:line="336" w:lineRule="auto" w:after="180"/>
-        <w:shd w:fill="F5F1FB"/>
-      </w:pPr>
-      <w:r>
-        <w:rPr>
-          <w:b w:val="0"/>
-        </w:rPr>
-        <w:t xml:space="preserve">C has 9 correct and 1 incorrect assessed outcome, with 2 other selected cases unassessed. Write its assessed </w:t>
-      </w:r>
-      <w:r>
-        <w:rPr>
-          <w:b/>
-        </w:rPr>
-        <w:t>accuracy</w:t>
-      </w:r>
-      <w:r>
-        <w:rPr>
-          <w:b w:val="0"/>
-        </w:rPr>
-        <w:t xml:space="preserve"> and missing count. A reviewer reports 9/12 as assessed </w:t>
-      </w:r>
-      <w:r>
-        <w:rPr>
-          <w:b/>
-        </w:rPr>
-        <w:t>accuracy</w:t>
-      </w:r>
-      <w:r>
-        <w:rPr>
-          <w:b w:val="0"/>
-        </w:rPr>
-        <w:t>; another reports 90% on all 12.</w:t>
-      </w:r>
-    </w:p>
-    <w:p>
-      <w:pPr>
-        <w:spacing w:line="336" w:lineRule="auto" w:after="180"/>
-        <w:shd w:fill="F5F1FB"/>
-      </w:pPr>
-      <w:r>
-        <w:rPr>
-          <w:b w:val="0"/>
-        </w:rPr>
-        <w:t>Explain the problem with each label.</w:t>
-      </w:r>
-    </w:p>
-    <w:p>
-      <w:pPr>
-        <w:pStyle w:val="Heading3"/>
-      </w:pPr>
-      <w:r>
-        <w:t>Teacher reasoning · W3</w:t>
-      </w:r>
-    </w:p>
-    <w:p>
-      <w:pPr>
-        <w:spacing w:line="336" w:lineRule="auto" w:after="180"/>
-        <w:shd w:fill="F1F6FC"/>
-      </w:pPr>
-      <w:r>
-        <w:rPr>
-          <w:b w:val="0"/>
-        </w:rPr>
-        <w:t xml:space="preserve">C has 9/10 = 90% assessed </w:t>
-      </w:r>
-      <w:r>
-        <w:rPr>
-          <w:b/>
-        </w:rPr>
-        <w:t>accuracy</w:t>
-      </w:r>
-      <w:r>
-        <w:rPr>
-          <w:b w:val="0"/>
-        </w:rPr>
-        <w:t xml:space="preserve"> and 2 unassessed outcomes. The </w:t>
-      </w:r>
-      <w:r>
-        <w:rPr>
-          <w:b/>
-        </w:rPr>
-        <w:t>denominator</w:t>
-      </w:r>
-      <w:r>
-        <w:rPr>
-          <w:b w:val="0"/>
-        </w:rPr>
-        <w:t xml:space="preserve"> 12 includes cases not assessed, so 9/12 is the fraction of selected cases with verified correct outcomes, not assessed </w:t>
-      </w:r>
-      <w:r>
-        <w:rPr>
-          <w:b/>
-        </w:rPr>
-        <w:t>accuracy</w:t>
-      </w:r>
-      <w:r>
-        <w:rPr>
-          <w:b w:val="0"/>
-        </w:rPr>
-        <w:t>.</w:t>
-      </w:r>
-    </w:p>
-    <w:p>
-      <w:pPr>
-        <w:spacing w:line="336" w:lineRule="auto" w:after="180"/>
-        <w:shd w:fill="F1F6FC"/>
-      </w:pPr>
-      <w:r>
-        <w:rPr>
-          <w:b w:val="0"/>
-        </w:rPr>
-        <w:t>Reporting 90% on all 12 incorrectly extends the assessed-subset fraction to missing outcomes.</w:t>
-      </w:r>
-    </w:p>
-    <w:p>
-      <w:pPr>
-        <w:pStyle w:val="Heading3"/>
-      </w:pPr>
-      <w:r>
-        <w:t>W4 Compare a new shared sound test</w:t>
-      </w:r>
-    </w:p>
-    <w:p>
-      <w:pPr>
-        <w:pStyle w:val="Heading3"/>
-      </w:pPr>
-      <w:r>
-        <w:t>Workbook question · W4</w:t>
-      </w:r>
-    </w:p>
-    <w:p>
-      <w:pPr>
-        <w:spacing w:line="336" w:lineRule="auto" w:after="180"/>
-        <w:shd w:fill="F5F1FB"/>
-      </w:pPr>
-      <w:r>
-        <w:rPr>
-          <w:b w:val="0"/>
-        </w:rPr>
-        <w:t>Versions X and Y label the same 20 previously unseen clips: 12 quiet and 8 noisy, with no missing outcomes. X is correct on 10 quiet and 2 noisy clips; Y on 9 quiet and 5 noisy clips.</w:t>
-      </w:r>
-    </w:p>
-    <w:p>
-      <w:pPr>
-        <w:spacing w:line="336" w:lineRule="auto" w:after="180"/>
-        <w:shd w:fill="F5F1FB"/>
-      </w:pPr>
-      <w:r>
-        <w:rPr>
-          <w:b w:val="0"/>
-        </w:rPr>
-        <w:t>Calculate each combined fraction and percentage, identify the overall leader and compare the leaders within each group. Explain why an overall result cannot guarantee the next clip’s outcome.</w:t>
-      </w:r>
-    </w:p>
-    <w:p>
-      <w:pPr>
-        <w:pStyle w:val="Heading3"/>
-      </w:pPr>
-      <w:r>
-        <w:t>Teacher reasoning · W4</w:t>
-      </w:r>
-    </w:p>
-    <w:p>
-      <w:pPr>
-        <w:spacing w:line="336" w:lineRule="auto" w:after="180"/>
-        <w:shd w:fill="F1F6FC"/>
-      </w:pPr>
-      <w:r>
-        <w:rPr>
-          <w:b w:val="0"/>
-        </w:rPr>
-        <w:t xml:space="preserve">X has (10 + 2)/(12 + 8) = 12/20 = 3/5 = </w:t>
-      </w:r>
-      <w:r>
-        <w:rPr>
-          <w:b/>
-        </w:rPr>
-        <w:t>60%</w:t>
-      </w:r>
-      <w:r>
-        <w:rPr>
-          <w:b w:val="0"/>
-        </w:rPr>
-        <w:t xml:space="preserve">. Y has (9 + 5)/20 = 14/20 = 7/10 = </w:t>
-      </w:r>
-      <w:r>
-        <w:rPr>
-          <w:b/>
-        </w:rPr>
-        <w:t>70%</w:t>
-      </w:r>
-      <w:r>
-        <w:rPr>
-          <w:b w:val="0"/>
-        </w:rPr>
-        <w:t>, so Y leads overall. X leads quiet clips 10/12 to 9/12, while Y leads noisy clips 5/8 to 2/8.</w:t>
-      </w:r>
-    </w:p>
-    <w:p>
-      <w:pPr>
-        <w:spacing w:line="336" w:lineRule="auto" w:after="180"/>
-        <w:shd w:fill="F1F6FC"/>
-      </w:pPr>
-      <w:r>
-        <w:rPr>
-          <w:b w:val="0"/>
-        </w:rPr>
-        <w:t>These are observed results on this shared test; they do not determine the outcome of the next clip or show that Y is better in every condition.</w:t>
-      </w:r>
-    </w:p>
-    <w:p>
-      <w:pPr>
-        <w:pStyle w:val="Heading3"/>
-      </w:pPr>
-      <w:r>
-        <w:t>W5 Combine counts rather than group percentages</w:t>
-      </w:r>
-    </w:p>
-    <w:p>
-      <w:pPr>
-        <w:pStyle w:val="Heading3"/>
-      </w:pPr>
-      <w:r>
-        <w:t>Workbook question · W5</w:t>
-      </w:r>
-    </w:p>
-    <w:p>
-      <w:pPr>
-        <w:spacing w:line="336" w:lineRule="auto" w:after="180"/>
-        <w:shd w:fill="F5F1FB"/>
-      </w:pPr>
-      <w:r>
-        <w:rPr>
-          <w:b w:val="0"/>
-        </w:rPr>
-        <w:t xml:space="preserve">A separate test has 2 correct out of 2 assessed in group P and 4 correct out of 8 assessed in group Q. Calculate combined </w:t>
-      </w:r>
-      <w:r>
-        <w:rPr>
-          <w:b/>
-        </w:rPr>
-        <w:t>accuracy</w:t>
-      </w:r>
-      <w:r>
-        <w:rPr>
-          <w:b w:val="0"/>
-        </w:rPr>
-        <w:t xml:space="preserve"> as a fraction and percentage. A chart reports 75% by averaging the group percentages.</w:t>
-      </w:r>
-    </w:p>
-    <w:p>
-      <w:pPr>
-        <w:spacing w:line="336" w:lineRule="auto" w:after="180"/>
-        <w:shd w:fill="F5F1FB"/>
-      </w:pPr>
-      <w:r>
-        <w:rPr>
-          <w:b w:val="0"/>
-        </w:rPr>
-        <w:t xml:space="preserve">Explain why that is not the </w:t>
-      </w:r>
-      <w:r>
-        <w:rPr>
-          <w:b/>
-        </w:rPr>
-        <w:t>accuracy</w:t>
-      </w:r>
-      <w:r>
-        <w:rPr>
-          <w:b w:val="0"/>
-        </w:rPr>
-        <w:t xml:space="preserve"> over all assessed cases.</w:t>
-      </w:r>
-    </w:p>
-    <w:p>
-      <w:pPr>
-        <w:pStyle w:val="Heading3"/>
-      </w:pPr>
-      <w:r>
-        <w:t>Teacher reasoning · W5</w:t>
-      </w:r>
-    </w:p>
-    <w:p>
-      <w:pPr>
-        <w:spacing w:line="336" w:lineRule="auto" w:after="180"/>
-        <w:shd w:fill="F1F6FC"/>
-      </w:pPr>
-      <w:r>
-        <w:rPr>
-          <w:b w:val="0"/>
-        </w:rPr>
-        <w:t xml:space="preserve">There are 6 correct out of 10 assessed: 6/10 = 3/5 = </w:t>
-      </w:r>
-      <w:r>
-        <w:rPr>
-          <w:b/>
-        </w:rPr>
-        <w:t>60%</w:t>
-      </w:r>
-      <w:r>
-        <w:rPr>
-          <w:b w:val="0"/>
-        </w:rPr>
-        <w:t>. The unweighted mean of 100% and 50% is 75%, but it treats the two differently sized groups equally.</w:t>
-      </w:r>
-    </w:p>
-    <w:p>
-      <w:pPr>
-        <w:spacing w:line="336" w:lineRule="auto" w:after="180"/>
-        <w:shd w:fill="F1F6FC"/>
-      </w:pPr>
-      <w:r>
-        <w:rPr>
-          <w:b w:val="0"/>
-        </w:rPr>
-        <w:t xml:space="preserve">All-case </w:t>
-      </w:r>
-      <w:r>
-        <w:rPr>
-          <w:b/>
-        </w:rPr>
-        <w:t>accuracy</w:t>
-      </w:r>
-      <w:r>
-        <w:rPr>
-          <w:b w:val="0"/>
-        </w:rPr>
-        <w:t xml:space="preserve"> counts each case once, so the larger group contributes 8 of the 10 cases.</w:t>
-      </w:r>
-    </w:p>
-    <w:p>
-      <w:pPr>
-        <w:pStyle w:val="Heading3"/>
-      </w:pPr>
-      <w:r>
-        <w:t>Assess independent transfer</w:t>
-      </w:r>
-    </w:p>
-    <w:p>
-      <w:pPr>
-        <w:pStyle w:val="Heading3"/>
-      </w:pPr>
-      <w:r>
-        <w:t>Independent question · withhold the key</w:t>
-      </w:r>
-    </w:p>
-    <w:p>
-      <w:pPr>
-        <w:spacing w:line="336" w:lineRule="auto" w:after="180"/>
-        <w:shd w:fill="F5F1FB"/>
-      </w:pPr>
-      <w:r>
-        <w:rPr>
-          <w:b w:val="0"/>
-        </w:rPr>
-        <w:t>Selected case: Versions X and Y label the same 20 previously unseen clips: 12 quiet and 8 noisy, with no missing outcomes. X is correct on 10 quiet and 2 noisy clips; Y on 9 quiet and 5 noisy clips.</w:t>
-      </w:r>
-    </w:p>
-    <w:p>
-      <w:pPr>
-        <w:spacing w:line="336" w:lineRule="auto" w:after="180"/>
-        <w:shd w:fill="F5F1FB"/>
-      </w:pPr>
-      <w:r>
-        <w:rPr>
-          <w:b w:val="0"/>
-        </w:rPr>
-        <w:t>Calculate each combined fraction and percentage, identify the overall leader and compare the leaders within each group. Explain why an overall result cannot guarantee the next clip’s outcome.</w:t>
-      </w:r>
-    </w:p>
-    <w:p>
-      <w:pPr>
-        <w:pStyle w:val="Heading3"/>
-      </w:pPr>
-      <w:r>
-        <w:t>Selected case answer</w:t>
-      </w:r>
-    </w:p>
-    <w:p>
-      <w:pPr>
-        <w:pStyle w:val="Heading3"/>
-      </w:pPr>
-      <w:r>
-        <w:t>Teacher key · Selected case answer</w:t>
-      </w:r>
-    </w:p>
-    <w:p>
-      <w:pPr>
-        <w:spacing w:line="336" w:lineRule="auto" w:after="180"/>
-        <w:shd w:fill="F1F6FC"/>
-      </w:pPr>
-      <w:r>
-        <w:rPr>
-          <w:b w:val="0"/>
-        </w:rPr>
-        <w:t xml:space="preserve">X has (10 + 2)/(12 + 8) = 12/20 = 3/5 = </w:t>
-      </w:r>
-      <w:r>
-        <w:rPr>
-          <w:b/>
-        </w:rPr>
-        <w:t>60%</w:t>
-      </w:r>
-      <w:r>
-        <w:rPr>
-          <w:b w:val="0"/>
-        </w:rPr>
-        <w:t xml:space="preserve">. Y has (9 + 5)/20 = 14/20 = 7/10 = </w:t>
-      </w:r>
-      <w:r>
-        <w:rPr>
-          <w:b/>
-        </w:rPr>
-        <w:t>70%</w:t>
-      </w:r>
-      <w:r>
-        <w:rPr>
-          <w:b w:val="0"/>
-        </w:rPr>
-        <w:t>, so Y leads overall. X leads quiet clips 10/12 to 9/12, while Y leads noisy clips 5/8 to 2/8.</w:t>
-      </w:r>
-    </w:p>
-    <w:p>
-      <w:pPr>
-        <w:spacing w:line="336" w:lineRule="auto" w:after="180"/>
-        <w:shd w:fill="F1F6FC"/>
-      </w:pPr>
-      <w:r>
-        <w:rPr>
-          <w:b w:val="0"/>
-        </w:rPr>
-        <w:t>These are observed results on this shared test; they do not determine the outcome of the next clip or show that Y is better in every condition.</w:t>
-      </w:r>
-    </w:p>
-    <w:tbl>
-      <w:tblPr>
-        <w:tblStyle w:val="LightShading-Accent1"/>
-        <w:tblW w:type="auto" w:w="0"/>
-        <w:tblLook w:firstColumn="1" w:firstRow="1" w:lastColumn="0" w:lastRow="0" w:noHBand="0" w:noVBand="1" w:val="04A0"/>
-      </w:tblPr>
-      <w:tblGrid>
-        <w:gridCol w:w="5112"/>
-        <w:gridCol w:w="5112"/>
-      </w:tblGrid>
-      <w:tr>
-        <w:trPr>
-          <w:tblHeader/>
-        </w:trPr>
-        <w:tc>
-          <w:tcPr>
-            <w:tcW w:type="dxa" w:w="5112"/>
-          </w:tcPr>
-          <w:p>
-            <w:r>
-              <w:t>Dimension</w:t>
-            </w:r>
-          </w:p>
-        </w:tc>
-        <w:tc>
-          <w:tcPr>
-            <w:tcW w:type="dxa" w:w="5112"/>
-          </w:tcPr>
-          <w:p>
-            <w:r>
-              <w:t>Evidence required</w:t>
-            </w:r>
-          </w:p>
-        </w:tc>
-      </w:tr>
-      <w:tr>
-        <w:tc>
-          <w:tcPr>
-            <w:tcW w:type="dxa" w:w="5112"/>
-          </w:tcPr>
-          <w:p>
-            <w:r>
-              <w:t>Explanation</w:t>
-            </w:r>
-          </w:p>
-        </w:tc>
-        <w:tc>
-          <w:tcPr>
-            <w:tcW w:type="dxa" w:w="5112"/>
-          </w:tcPr>
-          <w:p>
-            <w:r>
-              <w:t>Names the applicable idea or procedure and ties it to the supplied facts.</w:t>
-            </w:r>
-          </w:p>
-        </w:tc>
-      </w:tr>
-      <w:tr>
-        <w:tc>
-          <w:tcPr>
-            <w:tcW w:type="dxa" w:w="5112"/>
-          </w:tcPr>
-          <w:p>
-            <w:r>
-              <w:t>Trace and result</w:t>
-            </w:r>
-          </w:p>
-        </w:tc>
-        <w:tc>
-          <w:tcPr>
-            <w:tcW w:type="dxa" w:w="5112"/>
-          </w:tcPr>
-          <w:p>
-            <w:r>
-              <w:t>Preserves the given inputs and shows the relevant intermediate steps; distinguishes a prediction from an observed execution.</w:t>
-            </w:r>
-          </w:p>
-        </w:tc>
-      </w:tr>
-      <w:tr>
-        <w:tc>
-          <w:tcPr>
-            <w:tcW w:type="dxa" w:w="5112"/>
-          </w:tcPr>
-          <w:p>
-            <w:r>
-              <w:t>Limits</w:t>
-            </w:r>
-          </w:p>
-        </w:tc>
-        <w:tc>
-          <w:tcPr>
-            <w:tcW w:type="dxa" w:w="5112"/>
-          </w:tcPr>
-          <w:p>
-            <w:r>
-              <w:t>States the assumptions, missing evidence or conditions under which the result would change.</w:t>
-            </w:r>
-          </w:p>
-        </w:tc>
-      </w:tr>
-    </w:tbl>
-    <w:p>
-      <w:pPr>
-        <w:pStyle w:val="Heading3"/>
-      </w:pPr>
-      <w:r>
-        <w:t>Teacher key · Selected case answer</w:t>
-      </w:r>
-    </w:p>
-    <w:p>
-      <w:pPr>
-        <w:spacing w:line="336" w:lineRule="auto" w:after="180"/>
-        <w:shd w:fill="F1F6FC"/>
-      </w:pPr>
-      <w:r>
-        <w:rPr>
-          <w:b w:val="0"/>
-        </w:rPr>
-        <w:t>Record each dimension as not yet, with support, or independent. Accept a valid alternative procedure with a defensible trace.</w:t>
-      </w:r>
-    </w:p>
-    <w:p>
-      <w:pPr>
-        <w:spacing w:line="336" w:lineRule="auto" w:after="180"/>
-        <w:shd w:fill="F1F6FC"/>
-      </w:pPr>
-      <w:r>
-        <w:rPr>
-          <w:b w:val="0"/>
-        </w:rPr>
-        <w:t xml:space="preserve">Do not penalise an honestly recorded model failure if the learner correctly explains its </w:t>
-      </w:r>
-      <w:r>
-        <w:rPr>
-          <w:b/>
-        </w:rPr>
-        <w:t>evidence</w:t>
-      </w:r>
-      <w:r>
-        <w:rPr>
-          <w:b w:val="0"/>
-        </w:rPr>
-        <w:t xml:space="preserve"> and limits.</w:t>
-      </w:r>
-    </w:p>
-    <w:p>
-      <w:pPr>
-        <w:pStyle w:val="Heading3"/>
-      </w:pPr>
-      <w:r>
-        <w:t>Feedback that the learner uses</w:t>
-      </w:r>
-    </w:p>
-    <w:p>
-      <w:pPr>
-        <w:spacing w:line="336" w:lineRule="auto" w:after="180"/>
-      </w:pPr>
-      <w:r>
-        <w:rPr>
-          <w:b w:val="0"/>
-        </w:rPr>
-        <w:t>Name the earliest unsupported step and give one action to repair it. Have the learner make that repair now and explain why. Then assess the relevant skill on a fresh, fully specified case.</w:t>
-      </w:r>
-    </w:p>
-    <w:p>
-      <w:pPr>
-        <w:spacing w:line="336" w:lineRule="auto" w:after="180"/>
-      </w:pPr>
-      <w:r>
-        <w:rPr>
-          <w:b w:val="0"/>
-        </w:rPr>
-        <w:t>Confirm it was not previously practised with feedback; solve and check the new case before assigning it. A follow-up design prompt is a starting brief, not automatically an equivalent test.</w:t>
-      </w:r>
-    </w:p>
-    <w:p>
-      <w:pPr>
-        <w:pStyle w:val="Heading1"/>
-      </w:pPr>
-      <w:r>
-        <w:t>06. Connect and extend learning</w:t>
-      </w:r>
-    </w:p>
-    <w:p>
-      <w:r>
-        <w:t>Connect Fair for Whom? to Helpful Classroom Sorter, adapt support and plan a later changed-case check.</w:t>
-      </w:r>
-    </w:p>
-    <w:p>
-      <w:pPr>
-        <w:pStyle w:val="Heading3"/>
-      </w:pPr>
-      <w:r>
-        <w:t>Helpful Classroom Sorter</w:t>
-      </w:r>
-    </w:p>
-    <w:p>
-      <w:pPr>
-        <w:spacing w:line="336" w:lineRule="auto" w:after="180"/>
-      </w:pPr>
-      <w:r>
-        <w:rPr>
-          <w:b w:val="0"/>
-        </w:rPr>
-        <w:t xml:space="preserve">Test the sorter across relevant item conditions and users; never infer sensitive identity to create a </w:t>
-      </w:r>
-      <w:r>
-        <w:rPr>
-          <w:b/>
-        </w:rPr>
-        <w:t>fairness</w:t>
-      </w:r>
-      <w:r>
-        <w:rPr>
-          <w:b w:val="0"/>
-        </w:rPr>
-        <w:t xml:space="preserve"> check.</w:t>
-      </w:r>
-    </w:p>
-    <w:p>
-      <w:pPr>
-        <w:spacing w:line="336" w:lineRule="auto" w:after="180"/>
-      </w:pPr>
-      <w:r>
-        <w:rPr>
-          <w:b w:val="0"/>
-        </w:rPr>
-        <w:t xml:space="preserve">Keep the decision, </w:t>
-      </w:r>
-      <w:r>
-        <w:rPr>
-          <w:b/>
-        </w:rPr>
-        <w:t>input</w:t>
-      </w:r>
-      <w:r>
-        <w:rPr>
-          <w:b w:val="0"/>
-        </w:rPr>
-        <w:t xml:space="preserve">, result, explanation and remaining limitation in the project </w:t>
-      </w:r>
-      <w:r>
-        <w:rPr>
-          <w:b/>
-        </w:rPr>
-        <w:t>evidence</w:t>
-      </w:r>
-      <w:r>
-        <w:rPr>
-          <w:b w:val="0"/>
-        </w:rPr>
-        <w:t xml:space="preserve"> record. Retrieve this record next week rather than restarting the project.</w:t>
-      </w:r>
-    </w:p>
-    <w:p>
-      <w:pPr>
-        <w:pStyle w:val="Heading3"/>
-      </w:pPr>
-      <w:r>
-        <w:t>Support and stretch</w:t>
-      </w:r>
-    </w:p>
-    <w:p>
-      <w:pPr>
-        <w:spacing w:line="336" w:lineRule="auto" w:after="180"/>
-      </w:pPr>
-      <w:r>
-        <w:rPr>
-          <w:b w:val="0"/>
-        </w:rPr>
-        <w:t xml:space="preserve">Use physical cards, spoken explanations and a three-stage drawing. Read aloud without giving the answer. Stretch: compare two </w:t>
-      </w:r>
-      <w:r>
-        <w:rPr>
-          <w:b/>
-        </w:rPr>
-        <w:t>mechanism</w:t>
-      </w:r>
-      <w:r>
-        <w:rPr>
-          <w:b w:val="0"/>
-        </w:rPr>
-        <w:t xml:space="preserve">s with the same visible </w:t>
-      </w:r>
-      <w:r>
-        <w:rPr>
-          <w:b/>
-        </w:rPr>
-        <w:t>output</w:t>
-      </w:r>
-      <w:r>
-        <w:rPr>
-          <w:b w:val="0"/>
-        </w:rPr>
-        <w:t xml:space="preserve"> and explain what </w:t>
-      </w:r>
-      <w:r>
-        <w:rPr>
-          <w:b/>
-        </w:rPr>
-        <w:t>evidence</w:t>
-      </w:r>
-      <w:r>
-        <w:rPr>
-          <w:b w:val="0"/>
-        </w:rPr>
-        <w:t xml:space="preserve"> distinguishes them.</w:t>
-      </w:r>
-    </w:p>
-    <w:p>
-      <w:pPr>
-        <w:pStyle w:val="Heading3"/>
-      </w:pPr>
-      <w:r>
-        <w:t>Exit reflection</w:t>
-      </w:r>
-    </w:p>
-    <w:p>
-      <w:pPr>
-        <w:spacing w:line="336" w:lineRule="auto" w:after="180"/>
-      </w:pPr>
-      <w:r>
-        <w:rPr>
-          <w:b w:val="0"/>
-        </w:rPr>
-        <w:t xml:space="preserve">Ask for one decision the learner can now justify and one situation requiring more </w:t>
-      </w:r>
-      <w:r>
-        <w:rPr>
-          <w:b/>
-        </w:rPr>
-        <w:t>evidence</w:t>
-      </w:r>
-      <w:r>
-        <w:rPr>
-          <w:b w:val="0"/>
-        </w:rPr>
-        <w:t xml:space="preserve"> or human review. Confidence ratings are separate from correct independent performance.</w:t>
-      </w:r>
-    </w:p>
-    <w:p>
-      <w:pPr>
-        <w:pStyle w:val="Heading3"/>
-      </w:pPr>
-      <w:r>
-        <w:t>Bridge to the next week</w:t>
-      </w:r>
-    </w:p>
-    <w:p>
-      <w:pPr>
-        <w:spacing w:line="336" w:lineRule="auto" w:after="180"/>
-      </w:pPr>
-      <w:r>
-        <w:rPr>
-          <w:b w:val="0"/>
-        </w:rPr>
-        <w:t xml:space="preserve">Next: Week 24: Privacy by Choosing Less. Retrieve today’s </w:t>
-      </w:r>
-      <w:r>
-        <w:rPr>
-          <w:b/>
-        </w:rPr>
-        <w:t>evidence</w:t>
-      </w:r>
-      <w:r>
-        <w:rPr>
-          <w:b w:val="0"/>
-        </w:rPr>
-        <w:t xml:space="preserve"> and identify what carries forward and what is new.</w:t>
-      </w:r>
-    </w:p>
-    <w:p>
-      <w:pPr>
-        <w:pStyle w:val="Heading3"/>
-      </w:pPr>
-      <w:r>
-        <w:t>Support and fresh reassessment</w:t>
-      </w:r>
-    </w:p>
-    <w:p>
-      <w:pPr>
-        <w:spacing w:line="336" w:lineRule="auto" w:after="180"/>
-      </w:pPr>
-      <w:r>
-        <w:rPr>
-          <w:b w:val="0"/>
-        </w:rPr>
-        <w:t>Use counters and equal-sized fraction strips before percentage notation. Accept exact fractions for group comparisons; rounding is not required.</w:t>
-      </w:r>
-    </w:p>
-    <w:p>
-      <w:pPr>
-        <w:spacing w:line="336" w:lineRule="auto" w:after="180"/>
-      </w:pPr>
-      <w:r>
-        <w:rPr>
-          <w:b w:val="0"/>
-        </w:rPr>
-        <w:t>Extension: describe what per-case records are needed to compare A fairly on C’s ten assessed cases, and why the group totals cannot recover them.</w:t>
-      </w:r>
-    </w:p>
-    <w:p>
-      <w:pPr>
-        <w:spacing w:line="336" w:lineRule="auto" w:after="180"/>
-      </w:pPr>
-      <w:r>
-        <w:rPr>
-          <w:b w:val="0"/>
-        </w:rPr>
-        <w:t xml:space="preserve">W4 requires X 12/20 = </w:t>
-      </w:r>
-      <w:r>
-        <w:rPr>
-          <w:b/>
-        </w:rPr>
-        <w:t>60%</w:t>
-      </w:r>
-      <w:r>
-        <w:rPr>
-          <w:b w:val="0"/>
-        </w:rPr>
-        <w:t xml:space="preserve">, Y 14/20 = </w:t>
-      </w:r>
-      <w:r>
-        <w:rPr>
-          <w:b/>
-        </w:rPr>
-        <w:t>70%</w:t>
-      </w:r>
-      <w:r>
-        <w:rPr>
-          <w:b w:val="0"/>
-        </w:rPr>
-        <w:t>, Y overall, X quiet, Y noisy and no next-case guarantee.</w:t>
-      </w:r>
-    </w:p>
-    <w:p>
-      <w:pPr>
-        <w:spacing w:line="336" w:lineRule="auto" w:after="180"/>
-      </w:pPr>
-      <w:r>
-        <w:rPr>
-          <w:b w:val="0"/>
-        </w:rPr>
-        <w:t xml:space="preserve">After support change Y’s noisy correct count to 3: Y becomes 12/20 = </w:t>
-      </w:r>
-      <w:r>
-        <w:rPr>
-          <w:b/>
-        </w:rPr>
-        <w:t>60%</w:t>
-      </w:r>
-      <w:r>
-        <w:rPr>
-          <w:b w:val="0"/>
-        </w:rPr>
-        <w:t xml:space="preserve">, tying X overall while X still leads quiet and Y still leads noisy. Require the changed conclusion with unchanged </w:t>
-      </w:r>
-      <w:r>
-        <w:rPr>
-          <w:b/>
-        </w:rPr>
-        <w:t>denominator</w:t>
-      </w:r>
-      <w:r>
-        <w:rPr>
-          <w:b w:val="0"/>
-        </w:rPr>
         <w:t>s.</w:t>
       </w:r>
     </w:p>
     <w:p>
       <w:pPr>
-        <w:spacing w:line="336" w:lineRule="auto" w:after="180"/>
-      </w:pPr>
-      <w:r>
-        <w:rPr>
-          <w:b w:val="0"/>
-        </w:rPr>
-        <w:t>Week 24 asks which information a task actually needs and how to reduce unnecessary collection and exposure of personal data.</w:t>
-      </w:r>
-    </w:p>
-    <w:p>
-      <w:pPr>
-        <w:pStyle w:val="Heading3"/>
-      </w:pPr>
-      <w:r>
-        <w:t>Plan the delayed return</w:t>
+        <w:pStyle w:val="Heading2"/>
+      </w:pPr>
+      <w:r>
+        <w:t>Plan the delayed check</w:t>
       </w:r>
     </w:p>
     <w:p>
@@ -5899,48 +5635,176 @@
     </w:p>
     <w:p>
       <w:pPr>
+        <w:pStyle w:val="Heading2"/>
+      </w:pPr>
+      <w:r>
+        <w:t>Bridge to next week</w:t>
+      </w:r>
+    </w:p>
+    <w:p>
+      <w:pPr>
+        <w:spacing w:line="336" w:lineRule="auto" w:after="180"/>
+      </w:pPr>
+      <w:r>
+        <w:rPr>
+          <w:b w:val="0"/>
+        </w:rPr>
+        <w:t xml:space="preserve">Ask for one decision the learner can now justify and one situation requiring more </w:t>
+      </w:r>
+      <w:r>
+        <w:rPr>
+          <w:b/>
+        </w:rPr>
+        <w:t>evidence</w:t>
+      </w:r>
+      <w:r>
+        <w:rPr>
+          <w:b w:val="0"/>
+        </w:rPr>
+        <w:t xml:space="preserve"> or human review. Confidence ratings are separate from correct independent performance.</w:t>
+      </w:r>
+    </w:p>
+    <w:p>
+      <w:pPr>
+        <w:spacing w:line="336" w:lineRule="auto" w:after="180"/>
+      </w:pPr>
+      <w:r>
+        <w:rPr>
+          <w:b w:val="0"/>
+        </w:rPr>
+        <w:t xml:space="preserve">Next: Week 24: Privacy by Choosing Less. Retrieve today’s </w:t>
+      </w:r>
+      <w:r>
+        <w:rPr>
+          <w:b/>
+        </w:rPr>
+        <w:t>evidence</w:t>
+      </w:r>
+      <w:r>
+        <w:rPr>
+          <w:b w:val="0"/>
+        </w:rPr>
+        <w:t xml:space="preserve"> and identify what carries forward and what is new.</w:t>
+      </w:r>
+    </w:p>
+    <w:p>
+      <w:pPr>
+        <w:spacing w:line="336" w:lineRule="auto" w:after="180"/>
+      </w:pPr>
+      <w:r>
+        <w:rPr>
+          <w:b w:val="0"/>
+        </w:rPr>
+        <w:t>Week 24 asks which information a task actually needs and how to reduce unnecessary collection and exposure of personal data.</w:t>
+      </w:r>
+    </w:p>
+    <w:p>
+      <w:pPr>
+        <w:pStyle w:val="Heading2"/>
+      </w:pPr>
+      <w:r>
+        <w:t>Earlier wording, alternatives and picture transcripts · reference / check after trying</w:t>
+      </w:r>
+    </w:p>
+    <w:p>
+      <w:pPr>
+        <w:spacing w:line="336" w:lineRule="auto" w:after="180"/>
+      </w:pPr>
+      <w:r>
+        <w:rPr>
+          <w:b w:val="0"/>
+        </w:rPr>
+        <w:t>Connect and extend learning</w:t>
+      </w:r>
+    </w:p>
+    <w:p>
+      <w:pPr>
         <w:pStyle w:val="Heading3"/>
       </w:pPr>
       <w:r>
+        <w:t>Helpful Classroom Sorter</w:t>
+      </w:r>
+    </w:p>
+    <w:p>
+      <w:pPr>
+        <w:pStyle w:val="Heading3"/>
+      </w:pPr>
+      <w:r>
+        <w:t>Support and stretch</w:t>
+      </w:r>
+    </w:p>
+    <w:p>
+      <w:pPr>
+        <w:pStyle w:val="Heading3"/>
+      </w:pPr>
+      <w:r>
+        <w:t>Exit reflection</w:t>
+      </w:r>
+    </w:p>
+    <w:p>
+      <w:pPr>
+        <w:pStyle w:val="Heading3"/>
+      </w:pPr>
+      <w:r>
+        <w:t>Bridge to the next week</w:t>
+      </w:r>
+    </w:p>
+    <w:p>
+      <w:pPr>
+        <w:pStyle w:val="Heading3"/>
+      </w:pPr>
+      <w:r>
+        <w:t>Support and fresh reassessment</w:t>
+      </w:r>
+    </w:p>
+    <w:p>
+      <w:pPr>
+        <w:pStyle w:val="Heading3"/>
+      </w:pPr>
+      <w:r>
+        <w:t>Plan the delayed return</w:t>
+      </w:r>
+    </w:p>
+    <w:p>
+      <w:pPr>
+        <w:pStyle w:val="Heading3"/>
+      </w:pPr>
+      <w:r>
         <w:t>Project evidence from this case</w:t>
       </w:r>
     </w:p>
     <w:p>
       <w:pPr>
+        <w:pStyle w:val="Heading1"/>
+      </w:pPr>
+      <w:r>
+        <w:t>Reference bank and extra practice</w:t>
+      </w:r>
+    </w:p>
+    <w:p>
+      <w:pPr>
+        <w:pStyle w:val="Heading1"/>
+      </w:pPr>
+      <w:r>
+        <w:t>07. Reference: alternative planning checklist</w:t>
+      </w:r>
+    </w:p>
+    <w:p>
+      <w:r>
+        <w:t>Use as a reminder alongside the main route rather than teaching the cycle twice.</w:t>
+      </w:r>
+    </w:p>
+    <w:p>
+      <w:pPr>
+        <w:pStyle w:val="Heading2"/>
+      </w:pPr>
+      <w:r>
+        <w:t>Preparation and schedule</w:t>
+      </w:r>
+    </w:p>
+    <w:p>
+      <w:pPr>
         <w:spacing w:line="336" w:lineRule="auto" w:after="180"/>
-      </w:pPr>
-      <w:r>
-        <w:rPr>
-          <w:b w:val="0"/>
-        </w:rPr>
-        <w:t>Report sorter outcomes by relevant conditions and record whose failures matter when choosing a revision.</w:t>
-      </w:r>
-    </w:p>
-    <w:p>
-      <w:pPr>
-        <w:pStyle w:val="Heading1"/>
-      </w:pPr>
-      <w:r>
-        <w:t>07. Prepare, teach and assess</w:t>
-      </w:r>
-    </w:p>
-    <w:p>
-      <w:r>
-        <w:t>Use this preparation summary alongside the detailed Fair for Whom? lesson; it is a checklist rather than a replacement for the full sequence.</w:t>
-      </w:r>
-    </w:p>
-    <w:p>
-      <w:pPr>
-        <w:pStyle w:val="Heading3"/>
-      </w:pPr>
-      <w:r>
-        <w:t>Teaching target</w:t>
-      </w:r>
-    </w:p>
-    <w:p>
-      <w:pPr>
-        <w:spacing w:line="336" w:lineRule="auto" w:after="180"/>
-        <w:shd w:fill="EDF7F3"/>
       </w:pPr>
       <w:r>
         <w:rPr>
@@ -6123,6 +5987,14 @@
     </w:tbl>
     <w:p>
       <w:pPr>
+        <w:pStyle w:val="Heading2"/>
+      </w:pPr>
+      <w:r>
+        <w:t>Practice and assessment reminders</w:t>
+      </w:r>
+    </w:p>
+    <w:p>
+      <w:pPr>
         <w:spacing w:line="336" w:lineRule="auto" w:after="180"/>
       </w:pPr>
       <w:r>
@@ -6145,16 +6017,7 @@
     </w:p>
     <w:p>
       <w:pPr>
-        <w:pStyle w:val="Heading3"/>
-      </w:pPr>
-      <w:r>
-        <w:t>Supported practice answer</w:t>
-      </w:r>
-    </w:p>
-    <w:p>
-      <w:pPr>
         <w:spacing w:line="336" w:lineRule="auto" w:after="180"/>
-        <w:shd w:fill="F1F6FC"/>
       </w:pPr>
       <w:r>
         <w:rPr>
@@ -6166,7 +6029,6 @@
     <w:p>
       <w:pPr>
         <w:spacing w:line="336" w:lineRule="auto" w:after="180"/>
-        <w:shd w:fill="F1F6FC"/>
       </w:pPr>
       <w:r>
         <w:rPr>
@@ -6211,16 +6073,7 @@
     </w:p>
     <w:p>
       <w:pPr>
-        <w:pStyle w:val="Heading3"/>
-      </w:pPr>
-      <w:r>
-        <w:t>Repair the misconception</w:t>
-      </w:r>
-    </w:p>
-    <w:p>
-      <w:pPr>
         <w:spacing w:line="336" w:lineRule="auto" w:after="180"/>
-        <w:shd w:fill="FFF5E6"/>
       </w:pPr>
       <w:r>
         <w:rPr>
@@ -6255,16 +6108,7 @@
     </w:p>
     <w:p>
       <w:pPr>
-        <w:pStyle w:val="Heading3"/>
-      </w:pPr>
-      <w:r>
-        <w:t>Support without giving away the answer</w:t>
-      </w:r>
-    </w:p>
-    <w:p>
-      <w:pPr>
         <w:spacing w:line="336" w:lineRule="auto" w:after="180"/>
-        <w:shd w:fill="F1F6F8"/>
       </w:pPr>
       <w:r>
         <w:rPr>
@@ -6287,16 +6131,7 @@
     </w:p>
     <w:p>
       <w:pPr>
-        <w:pStyle w:val="Heading3"/>
-      </w:pPr>
-      <w:r>
-        <w:t>Extend the reasoning</w:t>
-      </w:r>
-    </w:p>
-    <w:p>
-      <w:pPr>
         <w:spacing w:line="336" w:lineRule="auto" w:after="180"/>
-        <w:shd w:fill="F5F1FB"/>
       </w:pPr>
       <w:r>
         <w:rPr>
@@ -6332,7 +6167,6 @@
     <w:p>
       <w:pPr>
         <w:spacing w:line="336" w:lineRule="auto" w:after="180"/>
-        <w:shd w:fill="F5F1FB"/>
       </w:pPr>
       <w:r>
         <w:rPr>
@@ -6343,16 +6177,7 @@
     </w:p>
     <w:p>
       <w:pPr>
-        <w:pStyle w:val="Heading3"/>
-      </w:pPr>
-      <w:r>
-        <w:t>Protect the independent attempt</w:t>
-      </w:r>
-    </w:p>
-    <w:p>
-      <w:pPr>
         <w:spacing w:line="336" w:lineRule="auto" w:after="180"/>
-        <w:shd w:fill="FFF5E6"/>
       </w:pPr>
       <w:r>
         <w:rPr>
@@ -6547,16 +6372,7 @@
     </w:tbl>
     <w:p>
       <w:pPr>
-        <w:pStyle w:val="Heading3"/>
-      </w:pPr>
-      <w:r>
-        <w:t>Project checkpoint</w:t>
-      </w:r>
-    </w:p>
-    <w:p>
-      <w:pPr>
         <w:spacing w:line="336" w:lineRule="auto" w:after="180"/>
-        <w:shd w:fill="EDF7F3"/>
       </w:pPr>
       <w:r>
         <w:rPr>
@@ -6593,12 +6409,20 @@
         <w:pStyle w:val="Heading1"/>
       </w:pPr>
       <w:r>
-        <w:t>08. Use feedback, labs and repair paths</w:t>
-      </w:r>
-    </w:p>
-    <w:p>
-      <w:r>
-        <w:t>Use feedback, earlier review and portfolios purposefully. Apply the coding routine only when this lesson has an executable lab.</w:t>
+        <w:t>08. Reference: feedback and records</w:t>
+      </w:r>
+    </w:p>
+    <w:p>
+      <w:r>
+        <w:t>Use digital tools where they help retain an explanation and its evidence.</w:t>
+      </w:r>
+    </w:p>
+    <w:p>
+      <w:pPr>
+        <w:pStyle w:val="Heading2"/>
+      </w:pPr>
+      <w:r>
+        <w:t>Keep practice and independent evidence separate</w:t>
       </w:r>
     </w:p>
     <w:p>
@@ -6637,10 +6461,52 @@
     </w:p>
     <w:p>
       <w:pPr>
-        <w:pStyle w:val="Heading3"/>
-      </w:pPr>
-      <w:r>
-        <w:t>For later coding lessons</w:t>
+        <w:pStyle w:val="Heading2"/>
+      </w:pPr>
+      <w:r>
+        <w:t>Repair and portfolio records</w:t>
+      </w:r>
+    </w:p>
+    <w:p>
+      <w:pPr>
+        <w:spacing w:line="336" w:lineRule="auto" w:after="180"/>
+      </w:pPr>
+      <w:r>
+        <w:rPr>
+          <w:b w:val="0"/>
+        </w:rPr>
+        <w:t>Use the earlier worked-explanation links to address a specific missing building block, then return to the current question. Adapt this suggestion after observing the learner; it is not an automatic diagnosis.</w:t>
+      </w:r>
+    </w:p>
+    <w:p>
+      <w:pPr>
+        <w:spacing w:line="336" w:lineRule="auto" w:after="180"/>
+      </w:pPr>
+      <w:r>
+        <w:rPr>
+          <w:b w:val="0"/>
+        </w:rPr>
+        <w:t xml:space="preserve">Collect the completed-work portfolio as </w:t>
+      </w:r>
+      <w:r>
+        <w:rPr>
+          <w:b/>
+        </w:rPr>
+        <w:t>evidence</w:t>
+      </w:r>
+      <w:r>
+        <w:rPr>
+          <w:b w:val="0"/>
+        </w:rPr>
+        <w:t>. Record support separately from correctness, and assess explanation, trace/test and limitations. Progress ticks and quiz selections alone do not establish mastery.</w:t>
+      </w:r>
+    </w:p>
+    <w:p>
+      <w:pPr>
+        <w:pStyle w:val="Heading2"/>
+      </w:pPr>
+      <w:r>
+        <w:t>Earlier wording, alternatives and picture transcripts · reference / check after trying</w:t>
       </w:r>
     </w:p>
     <w:p>
@@ -6651,7 +6517,6 @@
     <w:p>
       <w:pPr>
         <w:spacing w:line="336" w:lineRule="auto" w:after="180"/>
-        <w:shd w:fill="F1F6F8"/>
       </w:pPr>
       <w:r>
         <w:rPr>
@@ -6674,77 +6539,20 @@
     </w:p>
     <w:p>
       <w:pPr>
-        <w:spacing w:line="336" w:lineRule="auto" w:after="180"/>
-      </w:pPr>
-      <w:r>
-        <w:rPr>
-          <w:b w:val="0"/>
-        </w:rPr>
-        <w:t>Use the earlier worked-explanation links to address a specific missing building block, then return to the current question. Adapt this suggestion after observing the learner; it is not an automatic diagnosis.</w:t>
-      </w:r>
-    </w:p>
-    <w:p>
-      <w:pPr>
-        <w:spacing w:line="336" w:lineRule="auto" w:after="180"/>
-      </w:pPr>
-      <w:r>
-        <w:rPr>
-          <w:b w:val="0"/>
-        </w:rPr>
-        <w:t xml:space="preserve">Collect the completed-work portfolio as </w:t>
-      </w:r>
-      <w:r>
-        <w:rPr>
-          <w:b/>
-        </w:rPr>
-        <w:t>evidence</w:t>
-      </w:r>
-      <w:r>
-        <w:rPr>
-          <w:b w:val="0"/>
-        </w:rPr>
-        <w:t>. Record support separately from correctness, and assess explanation, trace/test and limitations. Progress ticks and quiz selections alone do not establish mastery.</w:t>
-      </w:r>
-    </w:p>
-    <w:p>
-      <w:pPr>
         <w:pStyle w:val="Heading1"/>
       </w:pPr>
       <w:r>
-        <w:t>09. Visual concept journey</w:t>
-      </w:r>
-    </w:p>
-    <w:p>
-      <w:r>
-        <w:t>Show one Fair for Whom? graphic at a time, request a prediction and discuss its trace before the independent assessment.</w:t>
-      </w:r>
-    </w:p>
-    <w:p>
-      <w:pPr>
-        <w:spacing w:line="336" w:lineRule="auto" w:after="180"/>
-      </w:pPr>
-      <w:r>
-        <w:rPr>
-          <w:b w:val="0"/>
-        </w:rPr>
-        <w:t xml:space="preserve">Use one picture at a time. Hide a worked result before asking for a </w:t>
-      </w:r>
-      <w:r>
-        <w:rPr>
-          <w:b/>
-        </w:rPr>
-        <w:t>prediction</w:t>
-      </w:r>
-      <w:r>
-        <w:rPr>
-          <w:b w:val="0"/>
-        </w:rPr>
-        <w:t>, then reveal it for feedback. These are supported teaching cases; retain the separate independent assessment for a fresh first attempt.</w:t>
-      </w:r>
-    </w:p>
-    <w:p>
-      <w:pPr>
-        <w:pStyle w:val="Heading3"/>
+        <w:t>09. Reference: teach with the six pictures</w:t>
+      </w:r>
+    </w:p>
+    <w:p>
+      <w:r>
+        <w:t>Choose the picture for the teaching move and connect it to the explanation.</w:t>
+      </w:r>
+    </w:p>
+    <w:p>
+      <w:pPr>
+        <w:pStyle w:val="Heading2"/>
       </w:pPr>
       <w:r>
         <w:t>01. Fair for Whom?: the case</w:t>
@@ -6755,7 +6563,7 @@
         <w:drawing>
           <wp:inline xmlns:a="http://schemas.openxmlformats.org/drawingml/2006/main" xmlns:pic="http://schemas.openxmlformats.org/drawingml/2006/picture">
             <wp:extent cx="5486400" cy="2834640"/>
-            <wp:docPr id="3" name="Picture 3" descr="A fictional badge reader is evaluated on bright and dim cards with known reference labels. Supplied facts: Version M is correct on 9 of 10 bright cards and 3 of 6 dim cards. Version N uses the same cards: 8 of 10 bright and 5 of 6 dim correct."/>
+            <wp:docPr id="5" name="Picture 5" descr="A fictional badge reader is evaluated on bright and dim cards with known reference labels. Supplied facts: Version M is correct on 9 of 10 bright cards and 3 of 6 dim cards. Version N uses the same cards: 8 of 10 bright and 5 of 6 dim correct."/>
             <wp:cNvGraphicFramePr>
               <a:graphicFrameLocks noChangeAspect="1"/>
             </wp:cNvGraphicFramePr>
@@ -6767,7 +6575,7 @@
                     <pic:cNvPicPr/>
                   </pic:nvPicPr>
                   <pic:blipFill>
-                    <a:blip r:embed="rId11"/>
+                    <a:blip r:embed="rId13"/>
                     <a:stretch>
                       <a:fillRect/>
                     </a:stretch>
@@ -6811,7 +6619,6 @@
     <w:p>
       <w:pPr>
         <w:spacing w:line="336" w:lineRule="auto" w:after="180"/>
-        <w:shd w:fill="F5F1FB"/>
       </w:pPr>
       <w:r>
         <w:rPr>
@@ -6822,16 +6629,7 @@
     </w:p>
     <w:p>
       <w:pPr>
-        <w:pStyle w:val="Heading3"/>
-      </w:pPr>
-      <w:r>
-        <w:t>Discuss while showing the picture</w:t>
-      </w:r>
-    </w:p>
-    <w:p>
-      <w:pPr>
         <w:spacing w:line="336" w:lineRule="auto" w:after="180"/>
-        <w:shd w:fill="F1F6F8"/>
       </w:pPr>
       <w:r>
         <w:rPr>
@@ -6842,7 +6640,7 @@
     </w:p>
     <w:p>
       <w:pPr>
-        <w:pStyle w:val="Heading3"/>
+        <w:pStyle w:val="Heading2"/>
       </w:pPr>
       <w:r>
         <w:t>02. Follow the deciding steps</w:t>
@@ -6853,7 +6651,7 @@
         <w:drawing>
           <wp:inline xmlns:a="http://schemas.openxmlformats.org/drawingml/2006/main" xmlns:pic="http://schemas.openxmlformats.org/drawingml/2006/picture">
             <wp:extent cx="5486400" cy="4005072"/>
-            <wp:docPr id="4" name="Picture 4" descr="Bright group: M:9/10=90%; N:8/10=80%. → Dim group: M:3/6=50%; N:5/6≈83.3%. → Combined counts: M:(9+3)/16=75%; N:(8+5)/16=81.25%. → Discuss trade-off: N improves total and dim results but loses one bright success."/>
+            <wp:docPr id="6" name="Picture 6" descr="Bright group: M:9/10=90%; N:8/10=80%. → Dim group: M:3/6=50%; N:5/6≈83.3%. → Combined counts: M:(9+3)/16=75%; N:(8+5)/16=81.25%. → Discuss trade-off: N improves total and dim results but loses one bright success."/>
             <wp:cNvGraphicFramePr>
               <a:graphicFrameLocks noChangeAspect="1"/>
             </wp:cNvGraphicFramePr>
@@ -6865,7 +6663,7 @@
                     <pic:cNvPicPr/>
                   </pic:nvPicPr>
                   <pic:blipFill>
-                    <a:blip r:embed="rId12"/>
+                    <a:blip r:embed="rId9"/>
                     <a:stretch>
                       <a:fillRect/>
                     </a:stretch>
@@ -6910,7 +6708,6 @@
     <w:p>
       <w:pPr>
         <w:spacing w:line="336" w:lineRule="auto" w:after="180"/>
-        <w:shd w:fill="F5F1FB"/>
       </w:pPr>
       <w:r>
         <w:rPr>
@@ -6933,16 +6730,7 @@
     </w:p>
     <w:p>
       <w:pPr>
-        <w:pStyle w:val="Heading3"/>
-      </w:pPr>
-      <w:r>
-        <w:t>Discuss while showing the picture</w:t>
-      </w:r>
-    </w:p>
-    <w:p>
-      <w:pPr>
         <w:spacing w:line="336" w:lineRule="auto" w:after="180"/>
-        <w:shd w:fill="F1F6F8"/>
       </w:pPr>
       <w:r>
         <w:rPr>
@@ -6965,7 +6753,7 @@
     </w:p>
     <w:p>
       <w:pPr>
-        <w:pStyle w:val="Heading3"/>
+        <w:pStyle w:val="Heading2"/>
       </w:pPr>
       <w:r>
         <w:t>03. Group rates compared on the same cards</w:t>
@@ -6976,7 +6764,7 @@
         <w:drawing>
           <wp:inline xmlns:a="http://schemas.openxmlformats.org/drawingml/2006/main" xmlns:pic="http://schemas.openxmlformats.org/drawingml/2006/picture">
             <wp:extent cx="5486400" cy="3584448"/>
-            <wp:docPr id="5" name="Picture 5" descr="Group rates compared on the same cards. Units: percent correct. M bright: 90. M dim: 50. N bright: 80. N dim: 83.33333333333333."/>
+            <wp:docPr id="7" name="Picture 7" descr="Group rates compared on the same cards. Units: percent correct. M bright: 90. M dim: 50. N bright: 80. N dim: 83.33333333333333."/>
             <wp:cNvGraphicFramePr>
               <a:graphicFrameLocks noChangeAspect="1"/>
             </wp:cNvGraphicFramePr>
@@ -6988,7 +6776,7 @@
                     <pic:cNvPicPr/>
                   </pic:nvPicPr>
                   <pic:blipFill>
-                    <a:blip r:embed="rId13"/>
+                    <a:blip r:embed="rId10"/>
                     <a:stretch>
                       <a:fillRect/>
                     </a:stretch>
@@ -7021,7 +6809,6 @@
     <w:p>
       <w:pPr>
         <w:spacing w:line="336" w:lineRule="auto" w:after="180"/>
-        <w:shd w:fill="F5F1FB"/>
       </w:pPr>
       <w:r>
         <w:rPr>
@@ -7032,16 +6819,7 @@
     </w:p>
     <w:p>
       <w:pPr>
-        <w:pStyle w:val="Heading3"/>
-      </w:pPr>
-      <w:r>
-        <w:t>Discuss while showing the picture</w:t>
-      </w:r>
-    </w:p>
-    <w:p>
-      <w:pPr>
         <w:spacing w:line="336" w:lineRule="auto" w:after="180"/>
-        <w:shd w:fill="F1F6F8"/>
       </w:pPr>
       <w:r>
         <w:rPr>
@@ -7053,7 +6831,6 @@
     <w:p>
       <w:pPr>
         <w:spacing w:line="336" w:lineRule="auto" w:after="180"/>
-        <w:shd w:fill="F1F6F8"/>
       </w:pPr>
       <w:r>
         <w:rPr>
@@ -7076,7 +6853,7 @@
     </w:p>
     <w:p>
       <w:pPr>
-        <w:pStyle w:val="Heading3"/>
+        <w:pStyle w:val="Heading2"/>
       </w:pPr>
       <w:r>
         <w:t>04. Change one thing. Trace what follows.</w:t>
@@ -7087,7 +6864,7 @@
         <w:drawing>
           <wp:inline xmlns:a="http://schemas.openxmlformats.org/drawingml/2006/main" xmlns:pic="http://schemas.openxmlformats.org/drawingml/2006/picture">
             <wp:extent cx="5486400" cy="3026664"/>
-            <wp:docPr id="6" name="Picture 6" descr="Original case: N improves total and dim results but loses one bright success. Changed condition: Give bright and dim groups equal weight as an explicitly different metric. Expected result: M scores 70%; N scores about 81.7%. Reason: This averages group rates and is not the original 16-card agreement rate."/>
+            <wp:docPr id="8" name="Picture 8" descr="Original case: N improves total and dim results but loses one bright success. Changed condition: Give bright and dim groups equal weight as an explicitly different metric. Expected result: M scores 70%; N scores about 81.7%. Reason: This averages group rates and is not the original 16-card agreement rate."/>
             <wp:cNvGraphicFramePr>
               <a:graphicFrameLocks noChangeAspect="1"/>
             </wp:cNvGraphicFramePr>
@@ -7155,7 +6932,6 @@
     <w:p>
       <w:pPr>
         <w:spacing w:line="336" w:lineRule="auto" w:after="180"/>
-        <w:shd w:fill="F5F1FB"/>
       </w:pPr>
       <w:r>
         <w:rPr>
@@ -7166,16 +6942,7 @@
     </w:p>
     <w:p>
       <w:pPr>
-        <w:pStyle w:val="Heading3"/>
-      </w:pPr>
-      <w:r>
-        <w:t>Discuss while showing the picture</w:t>
-      </w:r>
-    </w:p>
-    <w:p>
-      <w:pPr>
         <w:spacing w:line="336" w:lineRule="auto" w:after="180"/>
-        <w:shd w:fill="F1F6F8"/>
       </w:pPr>
       <w:r>
         <w:rPr>
@@ -7187,7 +6954,6 @@
     <w:p>
       <w:pPr>
         <w:spacing w:line="336" w:lineRule="auto" w:after="180"/>
-        <w:shd w:fill="F1F6F8"/>
       </w:pPr>
       <w:r>
         <w:rPr>
@@ -7198,7 +6964,7 @@
     </w:p>
     <w:p>
       <w:pPr>
-        <w:pStyle w:val="Heading3"/>
+        <w:pStyle w:val="Heading2"/>
       </w:pPr>
       <w:r>
         <w:t>05. Connect the explanation to its limit</w:t>
@@ -7209,7 +6975,7 @@
         <w:drawing>
           <wp:inline xmlns:a="http://schemas.openxmlformats.org/drawingml/2006/main" xmlns:pic="http://schemas.openxmlformats.org/drawingml/2006/picture">
             <wp:extent cx="5486400" cy="2834640"/>
-            <wp:docPr id="7" name="Picture 7" descr="Adding correct counts and denominators weights each tested card once. Averaging 90% and 50% would incorrectly give unequal groups equal size in the all-card rate. The group breakdown reveals a trade-off hidden by the total. Decide what matters with the relevant users rather than announcing that one number proves fairness. Limit: Six dim cards supply limited evidence; these descriptive rates do not prove a system is fair for all users."/>
+            <wp:docPr id="9" name="Picture 9" descr="Adding correct counts and denominators weights each tested card once. Averaging 90% and 50% would incorrectly give unequal groups equal size in the all-card rate. The group breakdown reveals a trade-off hidden by the total. Decide what matters with the relevant users rather than announcing that one number proves fairness. Limit: Six dim cards supply limited evidence; these descriptive rates do not prove a system is fair for all users."/>
             <wp:cNvGraphicFramePr>
               <a:graphicFrameLocks noChangeAspect="1"/>
             </wp:cNvGraphicFramePr>
@@ -7301,7 +7067,6 @@
     <w:p>
       <w:pPr>
         <w:spacing w:line="336" w:lineRule="auto" w:after="180"/>
-        <w:shd w:fill="F5F1FB"/>
       </w:pPr>
       <w:r>
         <w:rPr>
@@ -7312,16 +7077,7 @@
     </w:p>
     <w:p>
       <w:pPr>
-        <w:pStyle w:val="Heading3"/>
-      </w:pPr>
-      <w:r>
-        <w:t>Discuss while showing the picture</w:t>
-      </w:r>
-    </w:p>
-    <w:p>
-      <w:pPr>
         <w:spacing w:line="336" w:lineRule="auto" w:after="180"/>
-        <w:shd w:fill="F1F6F8"/>
       </w:pPr>
       <w:r>
         <w:rPr>
@@ -7333,7 +7089,6 @@
     <w:p>
       <w:pPr>
         <w:spacing w:line="336" w:lineRule="auto" w:after="180"/>
-        <w:shd w:fill="F1F6F8"/>
       </w:pPr>
       <w:r>
         <w:rPr>
@@ -7356,7 +7111,7 @@
     </w:p>
     <w:p>
       <w:pPr>
-        <w:pStyle w:val="Heading3"/>
+        <w:pStyle w:val="Heading2"/>
       </w:pPr>
       <w:r>
         <w:t>06. Make the idea visible in your project</w:t>
@@ -7367,7 +7122,7 @@
         <w:drawing>
           <wp:inline xmlns:a="http://schemas.openxmlformats.org/drawingml/2006/main" xmlns:pic="http://schemas.openxmlformats.org/drawingml/2006/picture">
             <wp:extent cx="5486400" cy="3380232"/>
-            <wp:docPr id="8" name="Picture 8" descr="Report sorter outcomes by relevant conditions and record whose failures matter when choosing a revision. Draw your input, deciding step, result and limit. Supported question: Which group loses performance under N, and can total improvement erase that fact?"/>
+            <wp:docPr id="10" name="Picture 10" descr="Report sorter outcomes by relevant conditions and record whose failures matter when choosing a revision. Draw your input, deciding step, result and limit. Supported question: Which group loses performance under N, and can total improvement erase that fact?"/>
             <wp:cNvGraphicFramePr>
               <a:graphicFrameLocks noChangeAspect="1"/>
             </wp:cNvGraphicFramePr>
@@ -7401,7 +7156,6 @@
     <w:p>
       <w:pPr>
         <w:spacing w:line="336" w:lineRule="auto" w:after="180"/>
-        <w:shd w:fill="F5F1FB"/>
       </w:pPr>
       <w:r>
         <w:rPr>
@@ -7425,7 +7179,6 @@
     <w:p>
       <w:pPr>
         <w:spacing w:line="336" w:lineRule="auto" w:after="180"/>
-        <w:shd w:fill="F5F1FB"/>
       </w:pPr>
       <w:r>
         <w:rPr>
@@ -7437,7 +7190,6 @@
     <w:p>
       <w:pPr>
         <w:spacing w:line="336" w:lineRule="auto" w:after="180"/>
-        <w:shd w:fill="F5F1FB"/>
       </w:pPr>
       <w:r>
         <w:rPr>
@@ -7460,70 +7212,139 @@
     </w:p>
     <w:p>
       <w:pPr>
+        <w:spacing w:line="336" w:lineRule="auto" w:after="180"/>
+      </w:pPr>
+      <w:r>
+        <w:rPr>
+          <w:b w:val="0"/>
+        </w:rPr>
+        <w:t xml:space="preserve">Teacher prompt: Draw your project trace and justify the deciding step using </w:t>
+      </w:r>
+      <w:r>
+        <w:rPr>
+          <w:b/>
+        </w:rPr>
+        <w:t>evidence</w:t>
+      </w:r>
+      <w:r>
+        <w:rPr>
+          <w:b w:val="0"/>
+        </w:rPr>
+        <w:t>. Ask learners to describe one label or arrow in ordinary words. Use the adjacent transcript if the image is difficult to see.</w:t>
+      </w:r>
+    </w:p>
+    <w:p>
+      <w:pPr>
+        <w:spacing w:line="336" w:lineRule="auto" w:after="180"/>
+      </w:pPr>
+      <w:r>
+        <w:rPr>
+          <w:b w:val="0"/>
+        </w:rPr>
+        <w:t xml:space="preserve">Supported practice key: Bright drops from 90% to </w:t>
+      </w:r>
+      <w:r>
+        <w:rPr>
+          <w:b/>
+        </w:rPr>
+        <w:t>80%</w:t>
+      </w:r>
+      <w:r>
+        <w:rPr>
+          <w:b w:val="0"/>
+        </w:rPr>
+        <w:t xml:space="preserve">. No; retain the </w:t>
+      </w:r>
+      <w:r>
+        <w:rPr>
+          <w:b/>
+        </w:rPr>
+        <w:t>subgroup result</w:t>
+      </w:r>
+      <w:r>
+        <w:rPr>
+          <w:b w:val="0"/>
+        </w:rPr>
+        <w:t xml:space="preserve"> alongside the improved total.</w:t>
+      </w:r>
+    </w:p>
+    <w:p>
+      <w:pPr>
+        <w:pStyle w:val="Heading2"/>
+      </w:pPr>
+      <w:r>
+        <w:t>Earlier wording, alternatives and picture transcripts · reference / check after trying</w:t>
+      </w:r>
+    </w:p>
+    <w:p>
+      <w:pPr>
+        <w:spacing w:line="336" w:lineRule="auto" w:after="180"/>
+      </w:pPr>
+      <w:r>
+        <w:rPr>
+          <w:b w:val="0"/>
+        </w:rPr>
+        <w:t xml:space="preserve">Use one picture at a time. Hide a worked result before asking for a </w:t>
+      </w:r>
+      <w:r>
+        <w:rPr>
+          <w:b/>
+        </w:rPr>
+        <w:t>prediction</w:t>
+      </w:r>
+      <w:r>
+        <w:rPr>
+          <w:b w:val="0"/>
+        </w:rPr>
+        <w:t>, then reveal it for feedback. These are supported teaching cases; retain the separate independent assessment for a fresh first attempt.</w:t>
+      </w:r>
+    </w:p>
+    <w:p>
+      <w:pPr>
         <w:pStyle w:val="Heading3"/>
       </w:pPr>
       <w:r>
-        <w:t>Discuss while showing the picture</w:t>
-      </w:r>
-    </w:p>
-    <w:p>
-      <w:pPr>
-        <w:spacing w:line="336" w:lineRule="auto" w:after="180"/>
-        <w:shd w:fill="F1F6F8"/>
-      </w:pPr>
-      <w:r>
-        <w:rPr>
-          <w:b w:val="0"/>
-        </w:rPr>
-        <w:t xml:space="preserve">Teacher prompt: Draw your project trace and justify the deciding step using </w:t>
-      </w:r>
-      <w:r>
-        <w:rPr>
-          <w:b/>
-        </w:rPr>
-        <w:t>evidence</w:t>
-      </w:r>
-      <w:r>
-        <w:rPr>
-          <w:b w:val="0"/>
-        </w:rPr>
-        <w:t>. Ask learners to describe one label or arrow in ordinary words. Use the adjacent transcript if the image is difficult to see.</w:t>
-      </w:r>
-    </w:p>
-    <w:p>
-      <w:pPr>
-        <w:spacing w:line="336" w:lineRule="auto" w:after="180"/>
-        <w:shd w:fill="F1F6F8"/>
-      </w:pPr>
-      <w:r>
-        <w:rPr>
-          <w:b w:val="0"/>
-        </w:rPr>
-        <w:t xml:space="preserve">Supported practice key: Bright drops from 90% to </w:t>
-      </w:r>
-      <w:r>
-        <w:rPr>
-          <w:b/>
-        </w:rPr>
-        <w:t>80%</w:t>
-      </w:r>
-      <w:r>
-        <w:rPr>
-          <w:b w:val="0"/>
-        </w:rPr>
-        <w:t xml:space="preserve">. No; retain the </w:t>
-      </w:r>
-      <w:r>
-        <w:rPr>
-          <w:b/>
-        </w:rPr>
-        <w:t>subgroup result</w:t>
-      </w:r>
-      <w:r>
-        <w:rPr>
-          <w:b w:val="0"/>
-        </w:rPr>
-        <w:t xml:space="preserve"> alongside the improved total.</w:t>
+        <w:t>01. Fair for Whom?: the case</w:t>
+      </w:r>
+    </w:p>
+    <w:p>
+      <w:pPr>
+        <w:pStyle w:val="Heading3"/>
+      </w:pPr>
+      <w:r>
+        <w:t>02. Follow the deciding steps</w:t>
+      </w:r>
+    </w:p>
+    <w:p>
+      <w:pPr>
+        <w:pStyle w:val="Heading3"/>
+      </w:pPr>
+      <w:r>
+        <w:t>03. Group rates compared on the same cards</w:t>
+      </w:r>
+    </w:p>
+    <w:p>
+      <w:pPr>
+        <w:pStyle w:val="Heading3"/>
+      </w:pPr>
+      <w:r>
+        <w:t>04. Change one thing. Trace what follows.</w:t>
+      </w:r>
+    </w:p>
+    <w:p>
+      <w:pPr>
+        <w:pStyle w:val="Heading3"/>
+      </w:pPr>
+      <w:r>
+        <w:t>05. Connect the explanation to its limit</w:t>
+      </w:r>
+    </w:p>
+    <w:p>
+      <w:pPr>
+        <w:pStyle w:val="Heading3"/>
+      </w:pPr>
+      <w:r>
+        <w:t>06. Make the idea visible in your project</w:t>
       </w:r>
     </w:p>
     <w:sectPr>
